--- a/09_MANUALES/EN/WORD/09_Installation_Manual.docx
+++ b/09_MANUALES/EN/WORD/09_Installation_Manual.docx
@@ -2,7 +2,7 @@
 <file path=word/document.xml><?xml version="1.0" encoding="utf-8"?>
 <w:document xmlns:w="http://schemas.openxmlformats.org/wordprocessingml/2006/main" xmlns:m="http://schemas.openxmlformats.org/officeDocument/2006/math" xmlns:r="http://schemas.openxmlformats.org/officeDocument/2006/relationships" xmlns:o="urn:schemas-microsoft-com:office:office" xmlns:v="urn:schemas-microsoft-com:vml" xmlns:w10="urn:schemas-microsoft-com:office:word" xmlns:a="http://schemas.openxmlformats.org/drawingml/2006/main" xmlns:pic="http://schemas.openxmlformats.org/drawingml/2006/picture" xmlns:wp="http://schemas.openxmlformats.org/drawingml/2006/wordprocessingDrawing">
   <w:body>
-    <w:bookmarkStart w:id="103" w:name="installation-manual"/>
+    <w:bookmarkStart w:id="133" w:name="installation-manual"/>
     <w:p>
       <w:pPr>
         <w:pStyle w:val="Heading1"/>
@@ -64,7 +64,7 @@
         <w:pStyle w:val="BodyText"/>
       </w:pPr>
       <w:r>
-        <w:t xml:space="preserve">October 9, 2026</w:t>
+        <w:t xml:space="preserve">October 16, 2026</w:t>
       </w:r>
     </w:p>
     <w:p>
@@ -72,7 +72,7 @@
         <w:pStyle w:val="BodyText"/>
       </w:pPr>
       <w:r>
-        <w:t xml:space="preserve">Manual Type: Installation Manual (Infrastructure and DevOps Staff) · Version 3.1</w:t>
+        <w:t xml:space="preserve">Manual Type: Installation Manual (Infrastructure and DevOps Staff) · Version 4.0</w:t>
       </w:r>
     </w:p>
     <w:bookmarkStart w:id="20" w:name="version-control"/>
@@ -347,6 +347,52 @@
           </w:p>
         </w:tc>
       </w:tr>
+      <w:tr>
+        <w:tc>
+          <w:tcPr/>
+          <w:p>
+            <w:pPr>
+              <w:pStyle w:val="Compact"/>
+            </w:pPr>
+            <w:r>
+              <w:t xml:space="preserve">4.0</w:t>
+            </w:r>
+          </w:p>
+        </w:tc>
+        <w:tc>
+          <w:tcPr/>
+          <w:p>
+            <w:pPr>
+              <w:pStyle w:val="Compact"/>
+            </w:pPr>
+            <w:r>
+              <w:t xml:space="preserve">2026-10-16</w:t>
+            </w:r>
+          </w:p>
+        </w:tc>
+        <w:tc>
+          <w:tcPr/>
+          <w:p>
+            <w:pPr>
+              <w:pStyle w:val="Compact"/>
+            </w:pPr>
+            <w:r>
+              <w:t xml:space="preserve">Review against the code of October 16, 2026. The figures changed from placeholders to real screenshots of the installation. Updated: 57 tables in the nine schemas (checked with the query in section 11.5), account lockout after failed attempts, the payment-service health endpoint that now checks the database, a reference to the Deployment Document for the Azure server and the APK, and Annex B items that were resolved.</w:t>
+            </w:r>
+          </w:p>
+        </w:tc>
+        <w:tc>
+          <w:tcPr/>
+          <w:p>
+            <w:pPr>
+              <w:pStyle w:val="Compact"/>
+            </w:pPr>
+            <w:r>
+              <w:t xml:space="preserve">Development team</w:t>
+            </w:r>
+          </w:p>
+        </w:tc>
+      </w:tr>
     </w:tbl>
     <w:p>
       <w:pPr>
@@ -1438,12 +1484,12 @@
           <w:numId w:val="1015"/>
         </w:numPr>
       </w:pPr>
-      <w:hyperlink w:anchor="annex-a-list-of-figures-pending-capture">
+      <w:hyperlink w:anchor="annex-a-source-of-the-screenshots">
         <w:r>
           <w:rPr>
             <w:rStyle w:val="Hyperlink"/>
           </w:rPr>
-          <w:t xml:space="preserve">Annex A. List of Figures Pending Capture</w:t>
+          <w:t xml:space="preserve">Annex A. Source of the Screenshots</w:t>
         </w:r>
       </w:hyperlink>
     </w:p>
@@ -1543,7 +1589,39 @@
         <w:t xml:space="preserve">LavaRapido</w:t>
       </w:r>
       <w:r>
-        <w:t xml:space="preserve">, is made up of a gateway (API Gateway), six backend microservices (five in Java 21 with Spring Boot 4 and one in C# with .NET 8), a Microsoft SQL Server 2022 database, a RabbitMQ message broker, a development mail server (Mailpit), and two clients: an Angular 21 web application and an Android application in React Native with Expo. The only environment that the project declares within its scope is the local one, run with Docker; there are no staging or production environments.</w:t>
+        <w:t xml:space="preserve">, is made up of a gateway (API Gateway), six backend microservices (five in Java 21 with Spring Boot 4 and one in C# with .NET 8), a Microsoft SQL Server 2022 database, a RabbitMQ message broker, a development mail server (Mailpit), and two clients: an Angular 21 web application and an Android application in React Native with Expo. This manual covers the local installation with Docker, which is the one the team uses to develop and test. The public server on Azure, which is turned on when it is needed to present the system, is set up with the scripts in the</w:t>
+      </w:r>
+      <w:r>
+        <w:t xml:space="preserve"> </w:t>
+      </w:r>
+      <w:r>
+        <w:rPr>
+          <w:i/>
+          <w:iCs/>
+        </w:rPr>
+        <w:t xml:space="preserve">deploy</w:t>
+      </w:r>
+      <w:r>
+        <w:t xml:space="preserve"> </w:t>
+      </w:r>
+      <w:r>
+        <w:t xml:space="preserve">folder of</w:t>
+      </w:r>
+      <w:r>
+        <w:t xml:space="preserve"> </w:t>
+      </w:r>
+      <w:r>
+        <w:rPr>
+          <w:i/>
+          <w:iCs/>
+        </w:rPr>
+        <w:t xml:space="preserve">lavarapido-infra</w:t>
+      </w:r>
+      <w:r>
+        <w:t xml:space="preserve"> </w:t>
+      </w:r>
+      <w:r>
+        <w:t xml:space="preserve">and is explained in the Deployment Document.</w:t>
       </w:r>
     </w:p>
     <w:p>
@@ -1617,7 +1695,7 @@
         <w:t xml:space="preserve"> </w:t>
       </w:r>
       <w:r>
-        <w:t xml:space="preserve">branch as of October 9, 2026), and the project documentation updated on October 9, 2026 (Vehicle Washing Development Team, 2026a, 2026b). The values that depend on each installation (passwords, keys, and addresses) are written between angle brackets, such as</w:t>
+        <w:t xml:space="preserve">branch as of October 16, 2026), and the project documentation updated on that same date (Vehicle Washing Development Team, 2026a, 2026b). The values that depend on each installation (passwords, keys, and addresses) are written between angle brackets, such as</w:t>
       </w:r>
       <w:r>
         <w:t xml:space="preserve"> </w:t>
@@ -1691,7 +1769,7 @@
         <w:t xml:space="preserve"> </w:t>
       </w:r>
       <w:r>
-        <w:t xml:space="preserve">deployment to staging or production, the continuous integration pipeline (Jenkins is planned but not configured), the publication of the mobile application in app stores, or the functional use of the system, which is explained in the User Manual and the Administrator Manual.</w:t>
+        <w:t xml:space="preserve">setting up the public server on Azure (Deployment Document), the continuous integration pipeline (Jenkins is planned but not configured), building and publishing the APK of the mobile application (Deployment Document), or the functional use of the system, which is explained in the User Manual and the Administrator Manual.</w:t>
       </w:r>
     </w:p>
     <w:bookmarkEnd w:id="23"/>
@@ -2933,7 +3011,7 @@
     </w:p>
     <w:bookmarkEnd w:id="29"/>
     <w:bookmarkEnd w:id="30"/>
-    <w:bookmarkStart w:id="32" w:name="X56e49f4e1ef338cc246abe655e452f65c0395f4"/>
+    <w:bookmarkStart w:id="35" w:name="X56e49f4e1ef338cc246abe655e452f65c0395f4"/>
     <w:p>
       <w:pPr>
         <w:pStyle w:val="Heading2"/>
@@ -3534,7 +3612,7 @@
         <w:t xml:space="preserve">container runs those of payment-service.</w:t>
       </w:r>
     </w:p>
-    <w:bookmarkStart w:id="31" w:name="X26a92efc86bc2006b4896e0cdaf401b9f56bc46"/>
+    <w:bookmarkStart w:id="34" w:name="X26a92efc86bc2006b4896e0cdaf401b9f56bc46"/>
     <w:p>
       <w:pPr>
         <w:pStyle w:val="Heading3"/>
@@ -3789,51 +3867,54 @@
     </w:p>
     <w:p>
       <w:pPr>
-        <w:pStyle w:val="BlockText"/>
-      </w:pPr>
-      <w:r>
-        <w:rPr>
-          <w:b/>
-          <w:bCs/>
-        </w:rPr>
-        <w:t xml:space="preserve">Screenshot to insert.</w:t>
-      </w:r>
-      <w:r>
-        <w:t xml:space="preserve"> </w:t>
-      </w:r>
-      <w:r>
-        <w:rPr>
-          <w:b/>
-          <w:bCs/>
-        </w:rPr>
-        <w:t xml:space="preserve">Screen:</w:t>
-      </w:r>
-      <w:r>
-        <w:t xml:space="preserve"> </w:t>
-      </w:r>
-      <w:r>
-        <w:t xml:space="preserve">terminal of the installation machine (PowerShell or Bash).</w:t>
-      </w:r>
-      <w:r>
-        <w:t xml:space="preserve"> </w:t>
-      </w:r>
-      <w:r>
-        <w:rPr>
-          <w:b/>
-          <w:bCs/>
-        </w:rPr>
-        <w:t xml:space="preserve">Content:</w:t>
-      </w:r>
-      <w:r>
-        <w:t xml:space="preserve"> </w:t>
-      </w:r>
-      <w:r>
-        <w:t xml:space="preserve">output of the commands of section 7.1 with the versions of Git, Docker, Docker Compose, Java 21, .NET 8, Node.js, and npm.</w:t>
-      </w:r>
-    </w:p>
-    <w:bookmarkEnd w:id="31"/>
-    <w:bookmarkEnd w:id="32"/>
-    <w:bookmarkStart w:id="46" w:name="Xd348cdca5b759167549d634fe761ba441340a3b"/>
+        <w:pStyle w:val="BodyText"/>
+      </w:pPr>
+      <w:r>
+        <w:drawing>
+          <wp:inline>
+            <wp:extent cx="5334000" cy="2306857"/>
+            <wp:effectExtent b="0" l="0" r="0" t="0"/>
+            <wp:docPr descr="Verification of Tool Versions" title="" id="32" name="Picture"/>
+            <a:graphic>
+              <a:graphicData uri="http://schemas.openxmlformats.org/drawingml/2006/picture">
+                <pic:pic>
+                  <pic:nvPicPr>
+                    <pic:cNvPr descr="capturas/installation-01-verification-of-tool-versions.png" id="33" name="Picture"/>
+                    <pic:cNvPicPr>
+                      <a:picLocks noChangeArrowheads="1" noChangeAspect="1"/>
+                    </pic:cNvPicPr>
+                  </pic:nvPicPr>
+                  <pic:blipFill>
+                    <a:blip r:embed="rId31"/>
+                    <a:stretch>
+                      <a:fillRect/>
+                    </a:stretch>
+                  </pic:blipFill>
+                  <pic:spPr bwMode="auto">
+                    <a:xfrm>
+                      <a:off x="0" y="0"/>
+                      <a:ext cx="5334000" cy="2306857"/>
+                    </a:xfrm>
+                    <a:prstGeom prst="rect">
+                      <a:avLst/>
+                    </a:prstGeom>
+                    <a:noFill/>
+                    <a:ln w="9525">
+                      <a:noFill/>
+                      <a:headEnd/>
+                      <a:tailEnd/>
+                    </a:ln>
+                  </pic:spPr>
+                </pic:pic>
+              </a:graphicData>
+            </a:graphic>
+          </wp:inline>
+        </w:drawing>
+      </w:r>
+    </w:p>
+    <w:bookmarkEnd w:id="34"/>
+    <w:bookmarkEnd w:id="35"/>
+    <w:bookmarkStart w:id="52" w:name="Xd348cdca5b759167549d634fe761ba441340a3b"/>
     <w:p>
       <w:pPr>
         <w:pStyle w:val="Heading2"/>
@@ -4041,7 +4122,7 @@
             <w:pPr>
               <w:pStyle w:val="Compact"/>
             </w:pPr>
-            <w:hyperlink r:id="rId33">
+            <w:hyperlink r:id="rId36">
               <w:r>
                 <w:rPr>
                   <w:rStyle w:val="Hyperlink"/>
@@ -4081,7 +4162,7 @@
             <w:pPr>
               <w:pStyle w:val="Compact"/>
             </w:pPr>
-            <w:hyperlink r:id="rId34">
+            <w:hyperlink r:id="rId37">
               <w:r>
                 <w:rPr>
                   <w:rStyle w:val="Hyperlink"/>
@@ -4121,7 +4202,7 @@
             <w:pPr>
               <w:pStyle w:val="Compact"/>
             </w:pPr>
-            <w:hyperlink r:id="rId35">
+            <w:hyperlink r:id="rId38">
               <w:r>
                 <w:rPr>
                   <w:rStyle w:val="Hyperlink"/>
@@ -4161,7 +4242,7 @@
             <w:pPr>
               <w:pStyle w:val="Compact"/>
             </w:pPr>
-            <w:hyperlink r:id="rId36">
+            <w:hyperlink r:id="rId39">
               <w:r>
                 <w:rPr>
                   <w:rStyle w:val="Hyperlink"/>
@@ -4214,7 +4295,7 @@
             <w:pPr>
               <w:pStyle w:val="Compact"/>
             </w:pPr>
-            <w:hyperlink r:id="rId37">
+            <w:hyperlink r:id="rId40">
               <w:r>
                 <w:rPr>
                   <w:rStyle w:val="Hyperlink"/>
@@ -4254,7 +4335,7 @@
             <w:pPr>
               <w:pStyle w:val="Compact"/>
             </w:pPr>
-            <w:hyperlink r:id="rId38">
+            <w:hyperlink r:id="rId41">
               <w:r>
                 <w:rPr>
                   <w:rStyle w:val="Hyperlink"/>
@@ -4294,7 +4375,7 @@
             <w:pPr>
               <w:pStyle w:val="Compact"/>
             </w:pPr>
-            <w:hyperlink r:id="rId39">
+            <w:hyperlink r:id="rId42">
               <w:r>
                 <w:rPr>
                   <w:rStyle w:val="Hyperlink"/>
@@ -4334,7 +4415,7 @@
             <w:pPr>
               <w:pStyle w:val="Compact"/>
             </w:pPr>
-            <w:hyperlink r:id="rId40">
+            <w:hyperlink r:id="rId43">
               <w:r>
                 <w:rPr>
                   <w:rStyle w:val="Hyperlink"/>
@@ -4374,7 +4455,7 @@
             <w:pPr>
               <w:pStyle w:val="Compact"/>
             </w:pPr>
-            <w:hyperlink r:id="rId41">
+            <w:hyperlink r:id="rId44">
               <w:r>
                 <w:rPr>
                   <w:rStyle w:val="Hyperlink"/>
@@ -4414,7 +4495,7 @@
             <w:pPr>
               <w:pStyle w:val="Compact"/>
             </w:pPr>
-            <w:hyperlink r:id="rId42">
+            <w:hyperlink r:id="rId45">
               <w:r>
                 <w:rPr>
                   <w:rStyle w:val="Hyperlink"/>
@@ -4454,7 +4535,7 @@
             <w:pPr>
               <w:pStyle w:val="Compact"/>
             </w:pPr>
-            <w:hyperlink r:id="rId43">
+            <w:hyperlink r:id="rId46">
               <w:r>
                 <w:rPr>
                   <w:rStyle w:val="Hyperlink"/>
@@ -4481,10 +4562,10 @@
         <w:t xml:space="preserve"> </w:t>
       </w:r>
       <w:r>
-        <w:t xml:space="preserve">The addresses were taken from the Git remotes of the copies available to the team on October 9, 2026.</w:t>
-      </w:r>
-    </w:p>
-    <w:bookmarkStart w:id="44" w:name="X7404f92b69a30033cab23050dae42da8622f079"/>
+        <w:t xml:space="preserve">The addresses were taken from the Git remotes of the team copies on October 16, 2026.</w:t>
+      </w:r>
+    </w:p>
+    <w:bookmarkStart w:id="47" w:name="X7404f92b69a30033cab23050dae42da8622f079"/>
     <w:p>
       <w:pPr>
         <w:pStyle w:val="Heading3"/>
@@ -4951,8 +5032,8 @@
         <w:t xml:space="preserve">inside each repository.</w:t>
       </w:r>
     </w:p>
-    <w:bookmarkEnd w:id="44"/>
-    <w:bookmarkStart w:id="45" w:name="Xc564f636c996286396a947649e95c2a36a91dd9"/>
+    <w:bookmarkEnd w:id="47"/>
+    <w:bookmarkStart w:id="51" w:name="Xc564f636c996286396a947649e95c2a36a91dd9"/>
     <w:p>
       <w:pPr>
         <w:pStyle w:val="Heading3"/>
@@ -5106,91 +5187,719 @@
     </w:p>
     <w:p>
       <w:pPr>
-        <w:pStyle w:val="BlockText"/>
+        <w:pStyle w:val="BodyText"/>
+      </w:pPr>
+      <w:r>
+        <w:drawing>
+          <wp:inline>
+            <wp:extent cx="5334000" cy="1608469"/>
+            <wp:effectExtent b="0" l="0" r="0" t="0"/>
+            <wp:docPr descr="Repositories Cloned in the Working Folder" title="" id="49" name="Picture"/>
+            <a:graphic>
+              <a:graphicData uri="http://schemas.openxmlformats.org/drawingml/2006/picture">
+                <pic:pic>
+                  <pic:nvPicPr>
+                    <pic:cNvPr descr="capturas/installation-02-repositories-cloned-in-the-working-folder.png" id="50" name="Picture"/>
+                    <pic:cNvPicPr>
+                      <a:picLocks noChangeArrowheads="1" noChangeAspect="1"/>
+                    </pic:cNvPicPr>
+                  </pic:nvPicPr>
+                  <pic:blipFill>
+                    <a:blip r:embed="rId48"/>
+                    <a:stretch>
+                      <a:fillRect/>
+                    </a:stretch>
+                  </pic:blipFill>
+                  <pic:spPr bwMode="auto">
+                    <a:xfrm>
+                      <a:off x="0" y="0"/>
+                      <a:ext cx="5334000" cy="1608469"/>
+                    </a:xfrm>
+                    <a:prstGeom prst="rect">
+                      <a:avLst/>
+                    </a:prstGeom>
+                    <a:noFill/>
+                    <a:ln w="9525">
+                      <a:noFill/>
+                      <a:headEnd/>
+                      <a:tailEnd/>
+                    </a:ln>
+                  </pic:spPr>
+                </pic:pic>
+              </a:graphicData>
+            </a:graphic>
+          </wp:inline>
+        </w:drawing>
+      </w:r>
+    </w:p>
+    <w:bookmarkEnd w:id="51"/>
+    <w:bookmarkEnd w:id="52"/>
+    <w:bookmarkStart w:id="61" w:name="Xf0bdddb0649f4b441dcf59d8a7631b478b974d9"/>
+    <w:p>
+      <w:pPr>
+        <w:pStyle w:val="Heading2"/>
+      </w:pPr>
+      <w:r>
+        <w:t xml:space="preserve">9. Installing Dependencies</w:t>
+      </w:r>
+    </w:p>
+    <w:bookmarkStart w:id="53" w:name="Xb1bd7b1e5d34744fd19c2460e2f4c44ba33283a"/>
+    <w:p>
+      <w:pPr>
+        <w:pStyle w:val="Heading3"/>
+      </w:pPr>
+      <w:r>
+        <w:t xml:space="preserve">9.1 Container Images</w:t>
+      </w:r>
+    </w:p>
+    <w:p>
+      <w:pPr>
+        <w:pStyle w:val="FirstParagraph"/>
+      </w:pPr>
+      <w:r>
+        <w:t xml:space="preserve">The local environment uses the images</w:t>
+      </w:r>
+      <w:r>
+        <w:t xml:space="preserve"> </w:t>
+      </w:r>
+      <w:r>
+        <w:rPr>
+          <w:i/>
+          <w:iCs/>
+        </w:rPr>
+        <w:t xml:space="preserve">mcr.microsoft.com/mssql/server:2022-latest</w:t>
+      </w:r>
+      <w:r>
+        <w:t xml:space="preserve">,</w:t>
+      </w:r>
+      <w:r>
+        <w:t xml:space="preserve"> </w:t>
+      </w:r>
+      <w:r>
+        <w:rPr>
+          <w:i/>
+          <w:iCs/>
+        </w:rPr>
+        <w:t xml:space="preserve">rabbitmq:4-management</w:t>
+      </w:r>
+      <w:r>
+        <w:t xml:space="preserve">,</w:t>
+      </w:r>
+      <w:r>
+        <w:t xml:space="preserve"> </w:t>
+      </w:r>
+      <w:r>
+        <w:rPr>
+          <w:i/>
+          <w:iCs/>
+        </w:rPr>
+        <w:t xml:space="preserve">axllent/mailpit</w:t>
+      </w:r>
+      <w:r>
+        <w:t xml:space="preserve">, and</w:t>
+      </w:r>
+      <w:r>
+        <w:t xml:space="preserve"> </w:t>
+      </w:r>
+      <w:r>
+        <w:rPr>
+          <w:i/>
+          <w:iCs/>
+        </w:rPr>
+        <w:t xml:space="preserve">liquibase/liquibase:4.29</w:t>
+      </w:r>
+      <w:r>
+        <w:t xml:space="preserve">; the images of the services are built from their Dockerfiles. From the infrastructure folder, validate the Compose file and download the base images:</w:t>
+      </w:r>
+    </w:p>
+    <w:p>
+      <w:pPr>
+        <w:pStyle w:val="SourceCode"/>
+      </w:pPr>
+      <w:r>
+        <w:rPr>
+          <w:rStyle w:val="BuiltInTok"/>
+        </w:rPr>
+        <w:t xml:space="preserve">cd</w:t>
+      </w:r>
+      <w:r>
+        <w:rPr>
+          <w:rStyle w:val="NormalTok"/>
+        </w:rPr>
+        <w:t xml:space="preserve"> Backend/lavarapido-infra</w:t>
+      </w:r>
+      <w:r>
+        <w:br/>
+      </w:r>
+      <w:r>
+        <w:rPr>
+          <w:rStyle w:val="ExtensionTok"/>
+        </w:rPr>
+        <w:t xml:space="preserve">docker</w:t>
+      </w:r>
+      <w:r>
+        <w:rPr>
+          <w:rStyle w:val="NormalTok"/>
+        </w:rPr>
+        <w:t xml:space="preserve"> compose config </w:t>
+      </w:r>
+      <w:r>
+        <w:rPr>
+          <w:rStyle w:val="AttributeTok"/>
+        </w:rPr>
+        <w:t xml:space="preserve">--quiet</w:t>
+      </w:r>
+      <w:r>
+        <w:rPr>
+          <w:rStyle w:val="NormalTok"/>
+        </w:rPr>
+        <w:t xml:space="preserve"> </w:t>
+      </w:r>
+      <w:r>
+        <w:rPr>
+          <w:rStyle w:val="KeywordTok"/>
+        </w:rPr>
+        <w:t xml:space="preserve">&amp;&amp;</w:t>
+      </w:r>
+      <w:r>
+        <w:rPr>
+          <w:rStyle w:val="NormalTok"/>
+        </w:rPr>
+        <w:t xml:space="preserve"> </w:t>
+      </w:r>
+      <w:r>
+        <w:rPr>
+          <w:rStyle w:val="BuiltInTok"/>
+        </w:rPr>
+        <w:t xml:space="preserve">echo</w:t>
+      </w:r>
+      <w:r>
+        <w:rPr>
+          <w:rStyle w:val="NormalTok"/>
+        </w:rPr>
+        <w:t xml:space="preserve"> </w:t>
+      </w:r>
+      <w:r>
+        <w:rPr>
+          <w:rStyle w:val="StringTok"/>
+        </w:rPr>
+        <w:t xml:space="preserve">"Compose file is valid"</w:t>
+      </w:r>
+      <w:r>
+        <w:br/>
+      </w:r>
+      <w:r>
+        <w:rPr>
+          <w:rStyle w:val="ExtensionTok"/>
+        </w:rPr>
+        <w:t xml:space="preserve">docker</w:t>
+      </w:r>
+      <w:r>
+        <w:rPr>
+          <w:rStyle w:val="NormalTok"/>
+        </w:rPr>
+        <w:t xml:space="preserve"> compose pull</w:t>
+      </w:r>
+    </w:p>
+    <w:p>
+      <w:pPr>
+        <w:pStyle w:val="FirstParagraph"/>
+      </w:pPr>
+      <w:r>
+        <w:t xml:space="preserve">The command</w:t>
+      </w:r>
+      <w:r>
+        <w:t xml:space="preserve"> </w:t>
+      </w:r>
+      <w:r>
+        <w:rPr>
+          <w:i/>
+          <w:iCs/>
+        </w:rPr>
+        <w:t xml:space="preserve">docker compose config</w:t>
+      </w:r>
+      <w:r>
+        <w:t xml:space="preserve"> </w:t>
+      </w:r>
+      <w:r>
+        <w:t xml:space="preserve">fails if</w:t>
+      </w:r>
+      <w:r>
+        <w:t xml:space="preserve"> </w:t>
+      </w:r>
+      <w:r>
+        <w:rPr>
+          <w:i/>
+          <w:iCs/>
+        </w:rPr>
+        <w:t xml:space="preserve">DB_PASSWORD</w:t>
+      </w:r>
+      <w:r>
+        <w:t xml:space="preserve"> </w:t>
+      </w:r>
+      <w:r>
+        <w:t xml:space="preserve">or</w:t>
+      </w:r>
+      <w:r>
+        <w:t xml:space="preserve"> </w:t>
+      </w:r>
+      <w:r>
+        <w:rPr>
+          <w:i/>
+          <w:iCs/>
+        </w:rPr>
+        <w:t xml:space="preserve">JWT_SECRET</w:t>
+      </w:r>
+      <w:r>
+        <w:t xml:space="preserve"> </w:t>
+      </w:r>
+      <w:r>
+        <w:t xml:space="preserve">are missing; in that case, complete the</w:t>
+      </w:r>
+      <w:r>
+        <w:t xml:space="preserve"> </w:t>
+      </w:r>
+      <w:r>
+        <w:rPr>
+          <w:i/>
+          <w:iCs/>
+        </w:rPr>
+        <w:t xml:space="preserve">.env</w:t>
+      </w:r>
+      <w:r>
+        <w:t xml:space="preserve"> </w:t>
+      </w:r>
+      <w:r>
+        <w:t xml:space="preserve">file first (section 10) and run it again.</w:t>
+      </w:r>
+    </w:p>
+    <w:bookmarkEnd w:id="53"/>
+    <w:bookmarkStart w:id="54" w:name="X64f02f3db43b4c7d768af981597fcd6d498953f"/>
+    <w:p>
+      <w:pPr>
+        <w:pStyle w:val="Heading3"/>
+      </w:pPr>
+      <w:r>
+        <w:t xml:space="preserve">9.2 Java Services</w:t>
+      </w:r>
+    </w:p>
+    <w:p>
+      <w:pPr>
+        <w:pStyle w:val="FirstParagraph"/>
+      </w:pPr>
+      <w:r>
+        <w:t xml:space="preserve">The Java services download their dependencies automatically: with Docker, during the build of the image; outside Docker, the first time</w:t>
+      </w:r>
+      <w:r>
+        <w:t xml:space="preserve"> </w:t>
+      </w:r>
+      <w:r>
+        <w:rPr>
+          <w:i/>
+          <w:iCs/>
+        </w:rPr>
+        <w:t xml:space="preserve">mvnw</w:t>
+      </w:r>
+      <w:r>
+        <w:t xml:space="preserve"> </w:t>
+      </w:r>
+      <w:r>
+        <w:t xml:space="preserve">runs (it can take several minutes). To download them in advance and run the unit tests of a service:</w:t>
+      </w:r>
+    </w:p>
+    <w:p>
+      <w:pPr>
+        <w:pStyle w:val="SourceCode"/>
+      </w:pPr>
+      <w:r>
+        <w:rPr>
+          <w:rStyle w:val="BuiltInTok"/>
+        </w:rPr>
+        <w:t xml:space="preserve">cd</w:t>
+      </w:r>
+      <w:r>
+        <w:rPr>
+          <w:rStyle w:val="NormalTok"/>
+        </w:rPr>
+        <w:t xml:space="preserve"> Backend/lavarapido-security-service</w:t>
+      </w:r>
+      <w:r>
+        <w:br/>
+      </w:r>
+      <w:r>
+        <w:rPr>
+          <w:rStyle w:val="ExtensionTok"/>
+        </w:rPr>
+        <w:t xml:space="preserve">./mvnw</w:t>
+      </w:r>
+      <w:r>
+        <w:rPr>
+          <w:rStyle w:val="NormalTok"/>
+        </w:rPr>
+        <w:t xml:space="preserve"> </w:t>
+      </w:r>
+      <w:r>
+        <w:rPr>
+          <w:rStyle w:val="AttributeTok"/>
+        </w:rPr>
+        <w:t xml:space="preserve">-B</w:t>
+      </w:r>
+      <w:r>
+        <w:rPr>
+          <w:rStyle w:val="NormalTok"/>
+        </w:rPr>
+        <w:t xml:space="preserve"> test            </w:t>
+      </w:r>
+      <w:r>
+        <w:rPr>
+          <w:rStyle w:val="CommentTok"/>
+        </w:rPr>
+        <w:t xml:space="preserve"># Windows: .\mvnw.cmd -B test</w:t>
+      </w:r>
+    </w:p>
+    <w:bookmarkEnd w:id="54"/>
+    <w:bookmarkStart w:id="55" w:name="Xaf96c8e28eceef0d4c639c810c4eba3f2b97f84"/>
+    <w:p>
+      <w:pPr>
+        <w:pStyle w:val="Heading3"/>
+      </w:pPr>
+      <w:r>
+        <w:t xml:space="preserve">9.3 payment-service (.NET 8)</w:t>
+      </w:r>
+    </w:p>
+    <w:p>
+      <w:pPr>
+        <w:pStyle w:val="SourceCode"/>
+      </w:pPr>
+      <w:r>
+        <w:rPr>
+          <w:rStyle w:val="BuiltInTok"/>
+        </w:rPr>
+        <w:t xml:space="preserve">cd</w:t>
+      </w:r>
+      <w:r>
+        <w:rPr>
+          <w:rStyle w:val="NormalTok"/>
+        </w:rPr>
+        <w:t xml:space="preserve"> Backend/lavarapido-payment-service</w:t>
+      </w:r>
+      <w:r>
+        <w:br/>
+      </w:r>
+      <w:r>
+        <w:rPr>
+          <w:rStyle w:val="ExtensionTok"/>
+        </w:rPr>
+        <w:t xml:space="preserve">dotnet</w:t>
+      </w:r>
+      <w:r>
+        <w:rPr>
+          <w:rStyle w:val="NormalTok"/>
+        </w:rPr>
+        <w:t xml:space="preserve"> restore</w:t>
+      </w:r>
+      <w:r>
+        <w:br/>
+      </w:r>
+      <w:r>
+        <w:rPr>
+          <w:rStyle w:val="ExtensionTok"/>
+        </w:rPr>
+        <w:t xml:space="preserve">dotnet</w:t>
+      </w:r>
+      <w:r>
+        <w:rPr>
+          <w:rStyle w:val="NormalTok"/>
+        </w:rPr>
+        <w:t xml:space="preserve"> test               </w:t>
+      </w:r>
+      <w:r>
+        <w:rPr>
+          <w:rStyle w:val="CommentTok"/>
+        </w:rPr>
+        <w:t xml:space="preserve"># domain, application, and integration tests (xUnit)</w:t>
+      </w:r>
+    </w:p>
+    <w:bookmarkEnd w:id="55"/>
+    <w:bookmarkStart w:id="56" w:name="Xb9a7b97f924c0e7aed3188ff64c6fe3a820d514"/>
+    <w:p>
+      <w:pPr>
+        <w:pStyle w:val="Heading3"/>
+      </w:pPr>
+      <w:r>
+        <w:t xml:space="preserve">9.4 Web Application</w:t>
+      </w:r>
+    </w:p>
+    <w:p>
+      <w:pPr>
+        <w:pStyle w:val="SourceCode"/>
+      </w:pPr>
+      <w:r>
+        <w:rPr>
+          <w:rStyle w:val="BuiltInTok"/>
+        </w:rPr>
+        <w:t xml:space="preserve">cd</w:t>
+      </w:r>
+      <w:r>
+        <w:rPr>
+          <w:rStyle w:val="NormalTok"/>
+        </w:rPr>
+        <w:t xml:space="preserve"> Frontend/Front-end-proyecto-web</w:t>
+      </w:r>
+      <w:r>
+        <w:br/>
+      </w:r>
+      <w:r>
+        <w:rPr>
+          <w:rStyle w:val="ExtensionTok"/>
+        </w:rPr>
+        <w:t xml:space="preserve">npm</w:t>
+      </w:r>
+      <w:r>
+        <w:rPr>
+          <w:rStyle w:val="NormalTok"/>
+        </w:rPr>
+        <w:t xml:space="preserve"> ci</w:t>
+      </w:r>
+    </w:p>
+    <w:p>
+      <w:pPr>
+        <w:pStyle w:val="FirstParagraph"/>
+      </w:pPr>
+      <w:r>
+        <w:t xml:space="preserve">The command</w:t>
+      </w:r>
+      <w:r>
+        <w:t xml:space="preserve"> </w:t>
+      </w:r>
+      <w:r>
+        <w:rPr>
+          <w:i/>
+          <w:iCs/>
+        </w:rPr>
+        <w:t xml:space="preserve">npm ci</w:t>
+      </w:r>
+      <w:r>
+        <w:t xml:space="preserve"> </w:t>
+      </w:r>
+      <w:r>
+        <w:t xml:space="preserve">installs exactly the versions of</w:t>
+      </w:r>
+      <w:r>
+        <w:t xml:space="preserve"> </w:t>
+      </w:r>
+      <w:r>
+        <w:rPr>
+          <w:i/>
+          <w:iCs/>
+        </w:rPr>
+        <w:t xml:space="preserve">package-lock.json</w:t>
+      </w:r>
+      <w:r>
+        <w:t xml:space="preserve">, which makes the installation repeatable. Known vulnerabilities are reviewed with</w:t>
+      </w:r>
+      <w:r>
+        <w:t xml:space="preserve"> </w:t>
+      </w:r>
+      <w:r>
+        <w:rPr>
+          <w:i/>
+          <w:iCs/>
+        </w:rPr>
+        <w:t xml:space="preserve">npm audit</w:t>
+      </w:r>
+      <w:r>
+        <w:t xml:space="preserve">.</w:t>
+      </w:r>
+    </w:p>
+    <w:bookmarkEnd w:id="56"/>
+    <w:bookmarkStart w:id="60" w:name="X8d96d7692b354abf58d878dc84d613d3ea098d5"/>
+    <w:p>
+      <w:pPr>
+        <w:pStyle w:val="Heading3"/>
+      </w:pPr>
+      <w:r>
+        <w:t xml:space="preserve">9.5 Mobile Application</w:t>
+      </w:r>
+    </w:p>
+    <w:p>
+      <w:pPr>
+        <w:pStyle w:val="SourceCode"/>
+      </w:pPr>
+      <w:r>
+        <w:rPr>
+          <w:rStyle w:val="BuiltInTok"/>
+        </w:rPr>
+        <w:t xml:space="preserve">cd</w:t>
+      </w:r>
+      <w:r>
+        <w:rPr>
+          <w:rStyle w:val="NormalTok"/>
+        </w:rPr>
+        <w:t xml:space="preserve"> Frontend/LavadoVehicular-Movil</w:t>
+      </w:r>
+      <w:r>
+        <w:br/>
+      </w:r>
+      <w:r>
+        <w:rPr>
+          <w:rStyle w:val="ExtensionTok"/>
+        </w:rPr>
+        <w:t xml:space="preserve">npm</w:t>
+      </w:r>
+      <w:r>
+        <w:rPr>
+          <w:rStyle w:val="NormalTok"/>
+        </w:rPr>
+        <w:t xml:space="preserve"> ci</w:t>
+      </w:r>
+    </w:p>
+    <w:p>
+      <w:pPr>
+        <w:pStyle w:val="FirstParagraph"/>
       </w:pPr>
       <w:r>
         <w:rPr>
           <w:b/>
           <w:bCs/>
         </w:rPr>
-        <w:t xml:space="preserve">Screenshot to insert.</w:t>
-      </w:r>
-      <w:r>
-        <w:t xml:space="preserve"> </w:t>
-      </w:r>
-      <w:r>
-        <w:rPr>
-          <w:b/>
-          <w:bCs/>
-        </w:rPr>
-        <w:t xml:space="preserve">Screen:</w:t>
-      </w:r>
-      <w:r>
-        <w:t xml:space="preserve"> </w:t>
-      </w:r>
-      <w:r>
-        <w:t xml:space="preserve">file explorer or terminal in the</w:t>
-      </w:r>
-      <w:r>
-        <w:t xml:space="preserve"> </w:t>
-      </w:r>
-      <w:r>
-        <w:rPr>
-          <w:i/>
-          <w:iCs/>
-        </w:rPr>
-        <w:t xml:space="preserve">Backend</w:t>
-      </w:r>
-      <w:r>
-        <w:t xml:space="preserve"> </w:t>
-      </w:r>
-      <w:r>
-        <w:t xml:space="preserve">folder.</w:t>
-      </w:r>
-      <w:r>
-        <w:t xml:space="preserve"> </w:t>
-      </w:r>
-      <w:r>
-        <w:rPr>
-          <w:b/>
-          <w:bCs/>
-        </w:rPr>
-        <w:t xml:space="preserve">Content:</w:t>
-      </w:r>
-      <w:r>
-        <w:t xml:space="preserve"> </w:t>
-      </w:r>
-      <w:r>
-        <w:t xml:space="preserve">the eight backend repositories side by side and, inside</w:t>
-      </w:r>
-      <w:r>
-        <w:t xml:space="preserve"> </w:t>
-      </w:r>
-      <w:r>
-        <w:rPr>
-          <w:i/>
-          <w:iCs/>
-        </w:rPr>
-        <w:t xml:space="preserve">lavarapido-infra</w:t>
-      </w:r>
-      <w:r>
-        <w:t xml:space="preserve">, the files</w:t>
-      </w:r>
-      <w:r>
-        <w:t xml:space="preserve"> </w:t>
-      </w:r>
-      <w:r>
-        <w:rPr>
-          <w:i/>
-          <w:iCs/>
-        </w:rPr>
-        <w:t xml:space="preserve">docker-compose.yml</w:t>
-      </w:r>
-      <w:r>
-        <w:t xml:space="preserve"> </w:t>
-      </w:r>
-      <w:r>
-        <w:t xml:space="preserve">and</w:t>
+        <w:t xml:space="preserve">Figure 3</w:t>
+      </w:r>
+    </w:p>
+    <w:p>
+      <w:pPr>
+        <w:pStyle w:val="BodyText"/>
+      </w:pPr>
+      <w:r>
+        <w:rPr>
+          <w:i/>
+          <w:iCs/>
+        </w:rPr>
+        <w:t xml:space="preserve">Successful Installation of Dependencies</w:t>
+      </w:r>
+    </w:p>
+    <w:p>
+      <w:pPr>
+        <w:pStyle w:val="BodyText"/>
+      </w:pPr>
+      <w:r>
+        <w:drawing>
+          <wp:inline>
+            <wp:extent cx="5334000" cy="1538256"/>
+            <wp:effectExtent b="0" l="0" r="0" t="0"/>
+            <wp:docPr descr="Successful Installation of Dependencies" title="" id="58" name="Picture"/>
+            <a:graphic>
+              <a:graphicData uri="http://schemas.openxmlformats.org/drawingml/2006/picture">
+                <pic:pic>
+                  <pic:nvPicPr>
+                    <pic:cNvPr descr="capturas/installation-03-successful-installation-of-dependencies.png" id="59" name="Picture"/>
+                    <pic:cNvPicPr>
+                      <a:picLocks noChangeArrowheads="1" noChangeAspect="1"/>
+                    </pic:cNvPicPr>
+                  </pic:nvPicPr>
+                  <pic:blipFill>
+                    <a:blip r:embed="rId57"/>
+                    <a:stretch>
+                      <a:fillRect/>
+                    </a:stretch>
+                  </pic:blipFill>
+                  <pic:spPr bwMode="auto">
+                    <a:xfrm>
+                      <a:off x="0" y="0"/>
+                      <a:ext cx="5334000" cy="1538256"/>
+                    </a:xfrm>
+                    <a:prstGeom prst="rect">
+                      <a:avLst/>
+                    </a:prstGeom>
+                    <a:noFill/>
+                    <a:ln w="9525">
+                      <a:noFill/>
+                      <a:headEnd/>
+                      <a:tailEnd/>
+                    </a:ln>
+                  </pic:spPr>
+                </pic:pic>
+              </a:graphicData>
+            </a:graphic>
+          </wp:inline>
+        </w:drawing>
+      </w:r>
+    </w:p>
+    <w:bookmarkEnd w:id="60"/>
+    <w:bookmarkEnd w:id="61"/>
+    <w:bookmarkStart w:id="72" w:name="Xff7774cca619b3586452a159cf70eba9d4d9419"/>
+    <w:p>
+      <w:pPr>
+        <w:pStyle w:val="Heading2"/>
+      </w:pPr>
+      <w:r>
+        <w:t xml:space="preserve">10. Configuring Environment Variables</w:t>
+      </w:r>
+    </w:p>
+    <w:p>
+      <w:pPr>
+        <w:pStyle w:val="FirstParagraph"/>
+      </w:pPr>
+      <w:r>
+        <w:t xml:space="preserve">The values that change between environments (connection data, secrets, mail, and switches) reside outside the code (Wiggins, 2017). All the services read the same file</w:t>
+      </w:r>
+      <w:r>
+        <w:t xml:space="preserve"> </w:t>
+      </w:r>
+      <w:r>
+        <w:rPr>
+          <w:i/>
+          <w:iCs/>
+        </w:rPr>
+        <w:t xml:space="preserve">lavarapido-infra/.env</w:t>
+      </w:r>
+      <w:r>
+        <w:t xml:space="preserve">: Docker Compose reads it automatically, the Java services import it with</w:t>
+      </w:r>
+      <w:r>
+        <w:t xml:space="preserve"> </w:t>
+      </w:r>
+      <w:r>
+        <w:rPr>
+          <w:i/>
+          <w:iCs/>
+        </w:rPr>
+        <w:t xml:space="preserve">spring.config.import</w:t>
+      </w:r>
+      <w:r>
+        <w:t xml:space="preserve">, and payment-service reads it with its</w:t>
+      </w:r>
+      <w:r>
+        <w:t xml:space="preserve"> </w:t>
+      </w:r>
+      <w:r>
+        <w:rPr>
+          <w:i/>
+          <w:iCs/>
+        </w:rPr>
+        <w:t xml:space="preserve">EnvFile</w:t>
+      </w:r>
+      <w:r>
+        <w:t xml:space="preserve"> </w:t>
+      </w:r>
+      <w:r>
+        <w:t xml:space="preserve">class. Real environment variables always take precedence over the file. The</w:t>
+      </w:r>
+      <w:r>
+        <w:t xml:space="preserve"> </w:t>
+      </w:r>
+      <w:r>
+        <w:rPr>
+          <w:i/>
+          <w:iCs/>
+        </w:rPr>
+        <w:t xml:space="preserve">.env</w:t>
+      </w:r>
+      <w:r>
+        <w:t xml:space="preserve"> </w:t>
+      </w:r>
+      <w:r>
+        <w:t xml:space="preserve">file is excluded from Git; the repository only contains</w:t>
       </w:r>
       <w:r>
         <w:t xml:space="preserve"> </w:t>
@@ -5206,24 +5915,84 @@
         <w:t xml:space="preserve">.</w:t>
       </w:r>
     </w:p>
-    <w:bookmarkEnd w:id="45"/>
-    <w:bookmarkEnd w:id="46"/>
-    <w:bookmarkStart w:id="52" w:name="Xf0bdddb0649f4b441dcf59d8a7631b478b974d9"/>
-    <w:p>
-      <w:pPr>
-        <w:pStyle w:val="Heading2"/>
-      </w:pPr>
-      <w:r>
-        <w:t xml:space="preserve">9. Installing Dependencies</w:t>
-      </w:r>
-    </w:p>
-    <w:bookmarkStart w:id="47" w:name="Xb1bd7b1e5d34744fd19c2460e2f4c44ba33283a"/>
+    <w:bookmarkStart w:id="62" w:name="Xc616c28aa60e891b5942c23b2f05399cbcdb549"/>
     <w:p>
       <w:pPr>
         <w:pStyle w:val="Heading3"/>
       </w:pPr>
       <w:r>
-        <w:t xml:space="preserve">9.1 Container Images</w:t>
+        <w:t xml:space="preserve">10.1 Creating the .env File</w:t>
+      </w:r>
+    </w:p>
+    <w:p>
+      <w:pPr>
+        <w:pStyle w:val="SourceCode"/>
+      </w:pPr>
+      <w:r>
+        <w:rPr>
+          <w:rStyle w:val="BuiltInTok"/>
+        </w:rPr>
+        <w:t xml:space="preserve">cd</w:t>
+      </w:r>
+      <w:r>
+        <w:rPr>
+          <w:rStyle w:val="NormalTok"/>
+        </w:rPr>
+        <w:t xml:space="preserve"> Backend/lavarapido-infra</w:t>
+      </w:r>
+      <w:r>
+        <w:br/>
+      </w:r>
+      <w:r>
+        <w:rPr>
+          <w:rStyle w:val="FunctionTok"/>
+        </w:rPr>
+        <w:t xml:space="preserve">cp</w:t>
+      </w:r>
+      <w:r>
+        <w:rPr>
+          <w:rStyle w:val="NormalTok"/>
+        </w:rPr>
+        <w:t xml:space="preserve"> .env.example .env           </w:t>
+      </w:r>
+      <w:r>
+        <w:rPr>
+          <w:rStyle w:val="CommentTok"/>
+        </w:rPr>
+        <w:t xml:space="preserve"># PowerShell: Copy-Item .env.example .env</w:t>
+      </w:r>
+      <w:r>
+        <w:br/>
+      </w:r>
+      <w:r>
+        <w:rPr>
+          <w:rStyle w:val="FunctionTok"/>
+        </w:rPr>
+        <w:t xml:space="preserve">git</w:t>
+      </w:r>
+      <w:r>
+        <w:rPr>
+          <w:rStyle w:val="NormalTok"/>
+        </w:rPr>
+        <w:t xml:space="preserve"> check-ignore </w:t>
+      </w:r>
+      <w:r>
+        <w:rPr>
+          <w:rStyle w:val="AttributeTok"/>
+        </w:rPr>
+        <w:t xml:space="preserve">-v</w:t>
+      </w:r>
+      <w:r>
+        <w:rPr>
+          <w:rStyle w:val="NormalTok"/>
+        </w:rPr>
+        <w:t xml:space="preserve"> .env       </w:t>
+      </w:r>
+      <w:r>
+        <w:rPr>
+          <w:rStyle w:val="CommentTok"/>
+        </w:rPr>
+        <w:t xml:space="preserve"># must show the .gitignore rule that excludes it</w:t>
       </w:r>
     </w:p>
     <w:p>
@@ -5231,778 +6000,6 @@
         <w:pStyle w:val="FirstParagraph"/>
       </w:pPr>
       <w:r>
-        <w:t xml:space="preserve">The local environment uses the images</w:t>
-      </w:r>
-      <w:r>
-        <w:t xml:space="preserve"> </w:t>
-      </w:r>
-      <w:r>
-        <w:rPr>
-          <w:i/>
-          <w:iCs/>
-        </w:rPr>
-        <w:t xml:space="preserve">mcr.microsoft.com/mssql/server:2022-latest</w:t>
-      </w:r>
-      <w:r>
-        <w:t xml:space="preserve">,</w:t>
-      </w:r>
-      <w:r>
-        <w:t xml:space="preserve"> </w:t>
-      </w:r>
-      <w:r>
-        <w:rPr>
-          <w:i/>
-          <w:iCs/>
-        </w:rPr>
-        <w:t xml:space="preserve">rabbitmq:4-management</w:t>
-      </w:r>
-      <w:r>
-        <w:t xml:space="preserve">,</w:t>
-      </w:r>
-      <w:r>
-        <w:t xml:space="preserve"> </w:t>
-      </w:r>
-      <w:r>
-        <w:rPr>
-          <w:i/>
-          <w:iCs/>
-        </w:rPr>
-        <w:t xml:space="preserve">axllent/mailpit</w:t>
-      </w:r>
-      <w:r>
-        <w:t xml:space="preserve">, and</w:t>
-      </w:r>
-      <w:r>
-        <w:t xml:space="preserve"> </w:t>
-      </w:r>
-      <w:r>
-        <w:rPr>
-          <w:i/>
-          <w:iCs/>
-        </w:rPr>
-        <w:t xml:space="preserve">liquibase/liquibase:4.29</w:t>
-      </w:r>
-      <w:r>
-        <w:t xml:space="preserve">; the images of the services are built from their Dockerfiles. From the infrastructure folder, validate the Compose file and download the base images:</w:t>
-      </w:r>
-    </w:p>
-    <w:p>
-      <w:pPr>
-        <w:pStyle w:val="SourceCode"/>
-      </w:pPr>
-      <w:r>
-        <w:rPr>
-          <w:rStyle w:val="BuiltInTok"/>
-        </w:rPr>
-        <w:t xml:space="preserve">cd</w:t>
-      </w:r>
-      <w:r>
-        <w:rPr>
-          <w:rStyle w:val="NormalTok"/>
-        </w:rPr>
-        <w:t xml:space="preserve"> Backend/lavarapido-infra</w:t>
-      </w:r>
-      <w:r>
-        <w:br/>
-      </w:r>
-      <w:r>
-        <w:rPr>
-          <w:rStyle w:val="ExtensionTok"/>
-        </w:rPr>
-        <w:t xml:space="preserve">docker</w:t>
-      </w:r>
-      <w:r>
-        <w:rPr>
-          <w:rStyle w:val="NormalTok"/>
-        </w:rPr>
-        <w:t xml:space="preserve"> compose config </w:t>
-      </w:r>
-      <w:r>
-        <w:rPr>
-          <w:rStyle w:val="AttributeTok"/>
-        </w:rPr>
-        <w:t xml:space="preserve">--quiet</w:t>
-      </w:r>
-      <w:r>
-        <w:rPr>
-          <w:rStyle w:val="NormalTok"/>
-        </w:rPr>
-        <w:t xml:space="preserve"> </w:t>
-      </w:r>
-      <w:r>
-        <w:rPr>
-          <w:rStyle w:val="KeywordTok"/>
-        </w:rPr>
-        <w:t xml:space="preserve">&amp;&amp;</w:t>
-      </w:r>
-      <w:r>
-        <w:rPr>
-          <w:rStyle w:val="NormalTok"/>
-        </w:rPr>
-        <w:t xml:space="preserve"> </w:t>
-      </w:r>
-      <w:r>
-        <w:rPr>
-          <w:rStyle w:val="BuiltInTok"/>
-        </w:rPr>
-        <w:t xml:space="preserve">echo</w:t>
-      </w:r>
-      <w:r>
-        <w:rPr>
-          <w:rStyle w:val="NormalTok"/>
-        </w:rPr>
-        <w:t xml:space="preserve"> </w:t>
-      </w:r>
-      <w:r>
-        <w:rPr>
-          <w:rStyle w:val="StringTok"/>
-        </w:rPr>
-        <w:t xml:space="preserve">"Compose file is valid"</w:t>
-      </w:r>
-      <w:r>
-        <w:br/>
-      </w:r>
-      <w:r>
-        <w:rPr>
-          <w:rStyle w:val="ExtensionTok"/>
-        </w:rPr>
-        <w:t xml:space="preserve">docker</w:t>
-      </w:r>
-      <w:r>
-        <w:rPr>
-          <w:rStyle w:val="NormalTok"/>
-        </w:rPr>
-        <w:t xml:space="preserve"> compose pull</w:t>
-      </w:r>
-    </w:p>
-    <w:p>
-      <w:pPr>
-        <w:pStyle w:val="FirstParagraph"/>
-      </w:pPr>
-      <w:r>
-        <w:t xml:space="preserve">The command</w:t>
-      </w:r>
-      <w:r>
-        <w:t xml:space="preserve"> </w:t>
-      </w:r>
-      <w:r>
-        <w:rPr>
-          <w:i/>
-          <w:iCs/>
-        </w:rPr>
-        <w:t xml:space="preserve">docker compose config</w:t>
-      </w:r>
-      <w:r>
-        <w:t xml:space="preserve"> </w:t>
-      </w:r>
-      <w:r>
-        <w:t xml:space="preserve">fails if</w:t>
-      </w:r>
-      <w:r>
-        <w:t xml:space="preserve"> </w:t>
-      </w:r>
-      <w:r>
-        <w:rPr>
-          <w:i/>
-          <w:iCs/>
-        </w:rPr>
-        <w:t xml:space="preserve">DB_PASSWORD</w:t>
-      </w:r>
-      <w:r>
-        <w:t xml:space="preserve"> </w:t>
-      </w:r>
-      <w:r>
-        <w:t xml:space="preserve">or</w:t>
-      </w:r>
-      <w:r>
-        <w:t xml:space="preserve"> </w:t>
-      </w:r>
-      <w:r>
-        <w:rPr>
-          <w:i/>
-          <w:iCs/>
-        </w:rPr>
-        <w:t xml:space="preserve">JWT_SECRET</w:t>
-      </w:r>
-      <w:r>
-        <w:t xml:space="preserve"> </w:t>
-      </w:r>
-      <w:r>
-        <w:t xml:space="preserve">are missing; in that case, complete the</w:t>
-      </w:r>
-      <w:r>
-        <w:t xml:space="preserve"> </w:t>
-      </w:r>
-      <w:r>
-        <w:rPr>
-          <w:i/>
-          <w:iCs/>
-        </w:rPr>
-        <w:t xml:space="preserve">.env</w:t>
-      </w:r>
-      <w:r>
-        <w:t xml:space="preserve"> </w:t>
-      </w:r>
-      <w:r>
-        <w:t xml:space="preserve">file first (section 10) and run it again.</w:t>
-      </w:r>
-    </w:p>
-    <w:bookmarkEnd w:id="47"/>
-    <w:bookmarkStart w:id="48" w:name="X64f02f3db43b4c7d768af981597fcd6d498953f"/>
-    <w:p>
-      <w:pPr>
-        <w:pStyle w:val="Heading3"/>
-      </w:pPr>
-      <w:r>
-        <w:t xml:space="preserve">9.2 Java Services</w:t>
-      </w:r>
-    </w:p>
-    <w:p>
-      <w:pPr>
-        <w:pStyle w:val="FirstParagraph"/>
-      </w:pPr>
-      <w:r>
-        <w:t xml:space="preserve">The Java services download their dependencies automatically: with Docker, during the build of the image; outside Docker, the first time</w:t>
-      </w:r>
-      <w:r>
-        <w:t xml:space="preserve"> </w:t>
-      </w:r>
-      <w:r>
-        <w:rPr>
-          <w:i/>
-          <w:iCs/>
-        </w:rPr>
-        <w:t xml:space="preserve">mvnw</w:t>
-      </w:r>
-      <w:r>
-        <w:t xml:space="preserve"> </w:t>
-      </w:r>
-      <w:r>
-        <w:t xml:space="preserve">runs (it can take several minutes). To download them in advance and run the unit tests of a service:</w:t>
-      </w:r>
-    </w:p>
-    <w:p>
-      <w:pPr>
-        <w:pStyle w:val="SourceCode"/>
-      </w:pPr>
-      <w:r>
-        <w:rPr>
-          <w:rStyle w:val="BuiltInTok"/>
-        </w:rPr>
-        <w:t xml:space="preserve">cd</w:t>
-      </w:r>
-      <w:r>
-        <w:rPr>
-          <w:rStyle w:val="NormalTok"/>
-        </w:rPr>
-        <w:t xml:space="preserve"> Backend/lavarapido-security-service</w:t>
-      </w:r>
-      <w:r>
-        <w:br/>
-      </w:r>
-      <w:r>
-        <w:rPr>
-          <w:rStyle w:val="ExtensionTok"/>
-        </w:rPr>
-        <w:t xml:space="preserve">./mvnw</w:t>
-      </w:r>
-      <w:r>
-        <w:rPr>
-          <w:rStyle w:val="NormalTok"/>
-        </w:rPr>
-        <w:t xml:space="preserve"> </w:t>
-      </w:r>
-      <w:r>
-        <w:rPr>
-          <w:rStyle w:val="AttributeTok"/>
-        </w:rPr>
-        <w:t xml:space="preserve">-B</w:t>
-      </w:r>
-      <w:r>
-        <w:rPr>
-          <w:rStyle w:val="NormalTok"/>
-        </w:rPr>
-        <w:t xml:space="preserve"> test            </w:t>
-      </w:r>
-      <w:r>
-        <w:rPr>
-          <w:rStyle w:val="CommentTok"/>
-        </w:rPr>
-        <w:t xml:space="preserve"># Windows: .\mvnw.cmd -B test</w:t>
-      </w:r>
-    </w:p>
-    <w:bookmarkEnd w:id="48"/>
-    <w:bookmarkStart w:id="49" w:name="Xaf96c8e28eceef0d4c639c810c4eba3f2b97f84"/>
-    <w:p>
-      <w:pPr>
-        <w:pStyle w:val="Heading3"/>
-      </w:pPr>
-      <w:r>
-        <w:t xml:space="preserve">9.3 payment-service (.NET 8)</w:t>
-      </w:r>
-    </w:p>
-    <w:p>
-      <w:pPr>
-        <w:pStyle w:val="SourceCode"/>
-      </w:pPr>
-      <w:r>
-        <w:rPr>
-          <w:rStyle w:val="BuiltInTok"/>
-        </w:rPr>
-        <w:t xml:space="preserve">cd</w:t>
-      </w:r>
-      <w:r>
-        <w:rPr>
-          <w:rStyle w:val="NormalTok"/>
-        </w:rPr>
-        <w:t xml:space="preserve"> Backend/lavarapido-payment-service</w:t>
-      </w:r>
-      <w:r>
-        <w:br/>
-      </w:r>
-      <w:r>
-        <w:rPr>
-          <w:rStyle w:val="ExtensionTok"/>
-        </w:rPr>
-        <w:t xml:space="preserve">dotnet</w:t>
-      </w:r>
-      <w:r>
-        <w:rPr>
-          <w:rStyle w:val="NormalTok"/>
-        </w:rPr>
-        <w:t xml:space="preserve"> restore</w:t>
-      </w:r>
-      <w:r>
-        <w:br/>
-      </w:r>
-      <w:r>
-        <w:rPr>
-          <w:rStyle w:val="ExtensionTok"/>
-        </w:rPr>
-        <w:t xml:space="preserve">dotnet</w:t>
-      </w:r>
-      <w:r>
-        <w:rPr>
-          <w:rStyle w:val="NormalTok"/>
-        </w:rPr>
-        <w:t xml:space="preserve"> test               </w:t>
-      </w:r>
-      <w:r>
-        <w:rPr>
-          <w:rStyle w:val="CommentTok"/>
-        </w:rPr>
-        <w:t xml:space="preserve"># domain, application, and integration tests (xUnit)</w:t>
-      </w:r>
-    </w:p>
-    <w:bookmarkEnd w:id="49"/>
-    <w:bookmarkStart w:id="50" w:name="Xb9a7b97f924c0e7aed3188ff64c6fe3a820d514"/>
-    <w:p>
-      <w:pPr>
-        <w:pStyle w:val="Heading3"/>
-      </w:pPr>
-      <w:r>
-        <w:t xml:space="preserve">9.4 Web Application</w:t>
-      </w:r>
-    </w:p>
-    <w:p>
-      <w:pPr>
-        <w:pStyle w:val="SourceCode"/>
-      </w:pPr>
-      <w:r>
-        <w:rPr>
-          <w:rStyle w:val="BuiltInTok"/>
-        </w:rPr>
-        <w:t xml:space="preserve">cd</w:t>
-      </w:r>
-      <w:r>
-        <w:rPr>
-          <w:rStyle w:val="NormalTok"/>
-        </w:rPr>
-        <w:t xml:space="preserve"> Frontend/Front-end-proyecto-web</w:t>
-      </w:r>
-      <w:r>
-        <w:br/>
-      </w:r>
-      <w:r>
-        <w:rPr>
-          <w:rStyle w:val="ExtensionTok"/>
-        </w:rPr>
-        <w:t xml:space="preserve">npm</w:t>
-      </w:r>
-      <w:r>
-        <w:rPr>
-          <w:rStyle w:val="NormalTok"/>
-        </w:rPr>
-        <w:t xml:space="preserve"> ci</w:t>
-      </w:r>
-    </w:p>
-    <w:p>
-      <w:pPr>
-        <w:pStyle w:val="FirstParagraph"/>
-      </w:pPr>
-      <w:r>
-        <w:t xml:space="preserve">The command</w:t>
-      </w:r>
-      <w:r>
-        <w:t xml:space="preserve"> </w:t>
-      </w:r>
-      <w:r>
-        <w:rPr>
-          <w:i/>
-          <w:iCs/>
-        </w:rPr>
-        <w:t xml:space="preserve">npm ci</w:t>
-      </w:r>
-      <w:r>
-        <w:t xml:space="preserve"> </w:t>
-      </w:r>
-      <w:r>
-        <w:t xml:space="preserve">installs exactly the versions of</w:t>
-      </w:r>
-      <w:r>
-        <w:t xml:space="preserve"> </w:t>
-      </w:r>
-      <w:r>
-        <w:rPr>
-          <w:i/>
-          <w:iCs/>
-        </w:rPr>
-        <w:t xml:space="preserve">package-lock.json</w:t>
-      </w:r>
-      <w:r>
-        <w:t xml:space="preserve">, which makes the installation repeatable. Known vulnerabilities are reviewed with</w:t>
-      </w:r>
-      <w:r>
-        <w:t xml:space="preserve"> </w:t>
-      </w:r>
-      <w:r>
-        <w:rPr>
-          <w:i/>
-          <w:iCs/>
-        </w:rPr>
-        <w:t xml:space="preserve">npm audit</w:t>
-      </w:r>
-      <w:r>
-        <w:t xml:space="preserve">.</w:t>
-      </w:r>
-    </w:p>
-    <w:bookmarkEnd w:id="50"/>
-    <w:bookmarkStart w:id="51" w:name="X8d96d7692b354abf58d878dc84d613d3ea098d5"/>
-    <w:p>
-      <w:pPr>
-        <w:pStyle w:val="Heading3"/>
-      </w:pPr>
-      <w:r>
-        <w:t xml:space="preserve">9.5 Mobile Application</w:t>
-      </w:r>
-    </w:p>
-    <w:p>
-      <w:pPr>
-        <w:pStyle w:val="SourceCode"/>
-      </w:pPr>
-      <w:r>
-        <w:rPr>
-          <w:rStyle w:val="BuiltInTok"/>
-        </w:rPr>
-        <w:t xml:space="preserve">cd</w:t>
-      </w:r>
-      <w:r>
-        <w:rPr>
-          <w:rStyle w:val="NormalTok"/>
-        </w:rPr>
-        <w:t xml:space="preserve"> Frontend/LavadoVehicular-Movil</w:t>
-      </w:r>
-      <w:r>
-        <w:br/>
-      </w:r>
-      <w:r>
-        <w:rPr>
-          <w:rStyle w:val="ExtensionTok"/>
-        </w:rPr>
-        <w:t xml:space="preserve">npm</w:t>
-      </w:r>
-      <w:r>
-        <w:rPr>
-          <w:rStyle w:val="NormalTok"/>
-        </w:rPr>
-        <w:t xml:space="preserve"> ci</w:t>
-      </w:r>
-    </w:p>
-    <w:p>
-      <w:pPr>
-        <w:pStyle w:val="FirstParagraph"/>
-      </w:pPr>
-      <w:r>
-        <w:rPr>
-          <w:b/>
-          <w:bCs/>
-        </w:rPr>
-        <w:t xml:space="preserve">Figure 3</w:t>
-      </w:r>
-    </w:p>
-    <w:p>
-      <w:pPr>
-        <w:pStyle w:val="BodyText"/>
-      </w:pPr>
-      <w:r>
-        <w:rPr>
-          <w:i/>
-          <w:iCs/>
-        </w:rPr>
-        <w:t xml:space="preserve">Successful Installation of Dependencies</w:t>
-      </w:r>
-    </w:p>
-    <w:p>
-      <w:pPr>
-        <w:pStyle w:val="BlockText"/>
-      </w:pPr>
-      <w:r>
-        <w:rPr>
-          <w:b/>
-          <w:bCs/>
-        </w:rPr>
-        <w:t xml:space="preserve">Screenshot to insert.</w:t>
-      </w:r>
-      <w:r>
-        <w:t xml:space="preserve"> </w:t>
-      </w:r>
-      <w:r>
-        <w:rPr>
-          <w:b/>
-          <w:bCs/>
-        </w:rPr>
-        <w:t xml:space="preserve">Screen:</w:t>
-      </w:r>
-      <w:r>
-        <w:t xml:space="preserve"> </w:t>
-      </w:r>
-      <w:r>
-        <w:t xml:space="preserve">terminal.</w:t>
-      </w:r>
-      <w:r>
-        <w:t xml:space="preserve"> </w:t>
-      </w:r>
-      <w:r>
-        <w:rPr>
-          <w:b/>
-          <w:bCs/>
-        </w:rPr>
-        <w:t xml:space="preserve">Content:</w:t>
-      </w:r>
-      <w:r>
-        <w:t xml:space="preserve"> </w:t>
-      </w:r>
-      <w:r>
-        <w:t xml:space="preserve">final output of</w:t>
-      </w:r>
-      <w:r>
-        <w:t xml:space="preserve"> </w:t>
-      </w:r>
-      <w:r>
-        <w:rPr>
-          <w:i/>
-          <w:iCs/>
-        </w:rPr>
-        <w:t xml:space="preserve">./mvnw test</w:t>
-      </w:r>
-      <w:r>
-        <w:t xml:space="preserve"> </w:t>
-      </w:r>
-      <w:r>
-        <w:t xml:space="preserve">with BUILD SUCCESS and of</w:t>
-      </w:r>
-      <w:r>
-        <w:t xml:space="preserve"> </w:t>
-      </w:r>
-      <w:r>
-        <w:rPr>
-          <w:i/>
-          <w:iCs/>
-        </w:rPr>
-        <w:t xml:space="preserve">npm ci</w:t>
-      </w:r>
-      <w:r>
-        <w:t xml:space="preserve"> </w:t>
-      </w:r>
-      <w:r>
-        <w:t xml:space="preserve">in the web application without errors.</w:t>
-      </w:r>
-    </w:p>
-    <w:bookmarkEnd w:id="51"/>
-    <w:bookmarkEnd w:id="52"/>
-    <w:bookmarkStart w:id="60" w:name="Xff7774cca619b3586452a159cf70eba9d4d9419"/>
-    <w:p>
-      <w:pPr>
-        <w:pStyle w:val="Heading2"/>
-      </w:pPr>
-      <w:r>
-        <w:t xml:space="preserve">10. Configuring Environment Variables</w:t>
-      </w:r>
-    </w:p>
-    <w:p>
-      <w:pPr>
-        <w:pStyle w:val="FirstParagraph"/>
-      </w:pPr>
-      <w:r>
-        <w:t xml:space="preserve">The values that change between environments (connection data, secrets, mail, and switches) reside outside the code (Wiggins, 2017). All the services read the same file</w:t>
-      </w:r>
-      <w:r>
-        <w:t xml:space="preserve"> </w:t>
-      </w:r>
-      <w:r>
-        <w:rPr>
-          <w:i/>
-          <w:iCs/>
-        </w:rPr>
-        <w:t xml:space="preserve">lavarapido-infra/.env</w:t>
-      </w:r>
-      <w:r>
-        <w:t xml:space="preserve">: Docker Compose reads it automatically, the Java services import it with</w:t>
-      </w:r>
-      <w:r>
-        <w:t xml:space="preserve"> </w:t>
-      </w:r>
-      <w:r>
-        <w:rPr>
-          <w:i/>
-          <w:iCs/>
-        </w:rPr>
-        <w:t xml:space="preserve">spring.config.import</w:t>
-      </w:r>
-      <w:r>
-        <w:t xml:space="preserve">, and payment-service reads it with its</w:t>
-      </w:r>
-      <w:r>
-        <w:t xml:space="preserve"> </w:t>
-      </w:r>
-      <w:r>
-        <w:rPr>
-          <w:i/>
-          <w:iCs/>
-        </w:rPr>
-        <w:t xml:space="preserve">EnvFile</w:t>
-      </w:r>
-      <w:r>
-        <w:t xml:space="preserve"> </w:t>
-      </w:r>
-      <w:r>
-        <w:t xml:space="preserve">class. Real environment variables always take precedence over the file. The</w:t>
-      </w:r>
-      <w:r>
-        <w:t xml:space="preserve"> </w:t>
-      </w:r>
-      <w:r>
-        <w:rPr>
-          <w:i/>
-          <w:iCs/>
-        </w:rPr>
-        <w:t xml:space="preserve">.env</w:t>
-      </w:r>
-      <w:r>
-        <w:t xml:space="preserve"> </w:t>
-      </w:r>
-      <w:r>
-        <w:t xml:space="preserve">file is excluded from Git; the repository only contains</w:t>
-      </w:r>
-      <w:r>
-        <w:t xml:space="preserve"> </w:t>
-      </w:r>
-      <w:r>
-        <w:rPr>
-          <w:i/>
-          <w:iCs/>
-        </w:rPr>
-        <w:t xml:space="preserve">.env.example</w:t>
-      </w:r>
-      <w:r>
-        <w:t xml:space="preserve">.</w:t>
-      </w:r>
-    </w:p>
-    <w:bookmarkStart w:id="53" w:name="Xc616c28aa60e891b5942c23b2f05399cbcdb549"/>
-    <w:p>
-      <w:pPr>
-        <w:pStyle w:val="Heading3"/>
-      </w:pPr>
-      <w:r>
-        <w:t xml:space="preserve">10.1 Creating the .env File</w:t>
-      </w:r>
-    </w:p>
-    <w:p>
-      <w:pPr>
-        <w:pStyle w:val="SourceCode"/>
-      </w:pPr>
-      <w:r>
-        <w:rPr>
-          <w:rStyle w:val="BuiltInTok"/>
-        </w:rPr>
-        <w:t xml:space="preserve">cd</w:t>
-      </w:r>
-      <w:r>
-        <w:rPr>
-          <w:rStyle w:val="NormalTok"/>
-        </w:rPr>
-        <w:t xml:space="preserve"> Backend/lavarapido-infra</w:t>
-      </w:r>
-      <w:r>
-        <w:br/>
-      </w:r>
-      <w:r>
-        <w:rPr>
-          <w:rStyle w:val="FunctionTok"/>
-        </w:rPr>
-        <w:t xml:space="preserve">cp</w:t>
-      </w:r>
-      <w:r>
-        <w:rPr>
-          <w:rStyle w:val="NormalTok"/>
-        </w:rPr>
-        <w:t xml:space="preserve"> .env.example .env           </w:t>
-      </w:r>
-      <w:r>
-        <w:rPr>
-          <w:rStyle w:val="CommentTok"/>
-        </w:rPr>
-        <w:t xml:space="preserve"># PowerShell: Copy-Item .env.example .env</w:t>
-      </w:r>
-      <w:r>
-        <w:br/>
-      </w:r>
-      <w:r>
-        <w:rPr>
-          <w:rStyle w:val="FunctionTok"/>
-        </w:rPr>
-        <w:t xml:space="preserve">git</w:t>
-      </w:r>
-      <w:r>
-        <w:rPr>
-          <w:rStyle w:val="NormalTok"/>
-        </w:rPr>
-        <w:t xml:space="preserve"> check-ignore </w:t>
-      </w:r>
-      <w:r>
-        <w:rPr>
-          <w:rStyle w:val="AttributeTok"/>
-        </w:rPr>
-        <w:t xml:space="preserve">-v</w:t>
-      </w:r>
-      <w:r>
-        <w:rPr>
-          <w:rStyle w:val="NormalTok"/>
-        </w:rPr>
-        <w:t xml:space="preserve"> .env       </w:t>
-      </w:r>
-      <w:r>
-        <w:rPr>
-          <w:rStyle w:val="CommentTok"/>
-        </w:rPr>
-        <w:t xml:space="preserve"># must show the .gitignore rule that excludes it</w:t>
-      </w:r>
-    </w:p>
-    <w:p>
-      <w:pPr>
-        <w:pStyle w:val="FirstParagraph"/>
-      </w:pPr>
-      <w:r>
         <w:t xml:space="preserve">If</w:t>
       </w:r>
       <w:r>
@@ -6038,8 +6035,8 @@
         <w:t xml:space="preserve">is corrected.</w:t>
       </w:r>
     </w:p>
-    <w:bookmarkEnd w:id="53"/>
-    <w:bookmarkStart w:id="54" w:name="Xa0d52494402828f1b169bf29ef5940d07b0a4e8"/>
+    <w:bookmarkEnd w:id="62"/>
+    <w:bookmarkStart w:id="63" w:name="Xa0d52494402828f1b169bf29ef5940d07b0a4e8"/>
     <w:p>
       <w:pPr>
         <w:pStyle w:val="Heading3"/>
@@ -6946,8 +6943,8 @@
         <w:t xml:space="preserve">, and the configuration files of the services.</w:t>
       </w:r>
     </w:p>
-    <w:bookmarkEnd w:id="54"/>
-    <w:bookmarkStart w:id="55" w:name="X2e1ffb4895483973fe4570e97fa99a2ea8b924d"/>
+    <w:bookmarkEnd w:id="63"/>
+    <w:bookmarkStart w:id="64" w:name="X2e1ffb4895483973fe4570e97fa99a2ea8b924d"/>
     <w:p>
       <w:pPr>
         <w:pStyle w:val="Heading3"/>
@@ -7084,8 +7081,8 @@
         <w:t xml:space="preserve">file, never in a message, a shared document, or a repository.</w:t>
       </w:r>
     </w:p>
-    <w:bookmarkEnd w:id="55"/>
-    <w:bookmarkStart w:id="56" w:name="X9301cc838d050b36b06de5ab5c466da59030450"/>
+    <w:bookmarkEnd w:id="64"/>
+    <w:bookmarkStart w:id="65" w:name="X9301cc838d050b36b06de5ab5c466da59030450"/>
     <w:p>
       <w:pPr>
         <w:pStyle w:val="Heading3"/>
@@ -7503,8 +7500,8 @@
         <w:t xml:space="preserve">********</w:t>
       </w:r>
     </w:p>
-    <w:bookmarkEnd w:id="56"/>
-    <w:bookmarkStart w:id="59" w:name="X52f5cc4e05f028c895cf236714767db402e9ac4"/>
+    <w:bookmarkEnd w:id="65"/>
+    <w:bookmarkStart w:id="71" w:name="X52f5cc4e05f028c895cf236714767db402e9ac4"/>
     <w:p>
       <w:pPr>
         <w:pStyle w:val="Heading3"/>
@@ -7659,7 +7656,7 @@
       <w:r>
         <w:t xml:space="preserve"> </w:t>
       </w:r>
-      <w:hyperlink r:id="rId57">
+      <w:hyperlink r:id="rId66">
         <w:r>
           <w:rPr>
             <w:rStyle w:val="Hyperlink"/>
@@ -7678,7 +7675,7 @@
       <w:r>
         <w:t xml:space="preserve"> </w:t>
       </w:r>
-      <w:hyperlink r:id="rId58">
+      <w:hyperlink r:id="rId67">
         <w:r>
           <w:rPr>
             <w:rStyle w:val="Hyperlink"/>
@@ -7744,59 +7741,78 @@
     </w:p>
     <w:p>
       <w:pPr>
-        <w:pStyle w:val="BlockText"/>
-      </w:pPr>
-      <w:r>
-        <w:rPr>
-          <w:b/>
-          <w:bCs/>
-        </w:rPr>
-        <w:t xml:space="preserve">Screenshot to insert.</w:t>
-      </w:r>
-      <w:r>
-        <w:t xml:space="preserve"> </w:t>
-      </w:r>
-      <w:r>
-        <w:rPr>
-          <w:b/>
-          <w:bCs/>
-        </w:rPr>
-        <w:t xml:space="preserve">Screen:</w:t>
-      </w:r>
-      <w:r>
-        <w:t xml:space="preserve"> </w:t>
-      </w:r>
-      <w:r>
-        <w:t xml:space="preserve">text editor, file</w:t>
-      </w:r>
-      <w:r>
-        <w:t xml:space="preserve"> </w:t>
-      </w:r>
-      <w:r>
-        <w:rPr>
-          <w:i/>
-          <w:iCs/>
-        </w:rPr>
-        <w:t xml:space="preserve">lavarapido-infra/.env</w:t>
-      </w:r>
-      <w:r>
-        <w:t xml:space="preserve">.</w:t>
-      </w:r>
-      <w:r>
-        <w:t xml:space="preserve"> </w:t>
-      </w:r>
-      <w:r>
-        <w:rPr>
-          <w:b/>
-          <w:bCs/>
-        </w:rPr>
-        <w:t xml:space="preserve">Content:</w:t>
-      </w:r>
-      <w:r>
-        <w:t xml:space="preserve"> </w:t>
-      </w:r>
-      <w:r>
-        <w:t xml:space="preserve">the variables filled in, with the passwords, the JWT secret, and the internal key covered.</w:t>
+        <w:pStyle w:val="BodyText"/>
+      </w:pPr>
+      <w:r>
+        <w:drawing>
+          <wp:inline>
+            <wp:extent cx="5334000" cy="2939902"/>
+            <wp:effectExtent b="0" l="0" r="0" t="0"/>
+            <wp:docPr descr="Configured .env File With Hidden Secrets" title="" id="69" name="Picture"/>
+            <a:graphic>
+              <a:graphicData uri="http://schemas.openxmlformats.org/drawingml/2006/picture">
+                <pic:pic>
+                  <pic:nvPicPr>
+                    <pic:cNvPr descr="capturas/installation-04-configured-env-file-with-hidden-secrets.png" id="70" name="Picture"/>
+                    <pic:cNvPicPr>
+                      <a:picLocks noChangeArrowheads="1" noChangeAspect="1"/>
+                    </pic:cNvPicPr>
+                  </pic:nvPicPr>
+                  <pic:blipFill>
+                    <a:blip r:embed="rId68"/>
+                    <a:stretch>
+                      <a:fillRect/>
+                    </a:stretch>
+                  </pic:blipFill>
+                  <pic:spPr bwMode="auto">
+                    <a:xfrm>
+                      <a:off x="0" y="0"/>
+                      <a:ext cx="5334000" cy="2939902"/>
+                    </a:xfrm>
+                    <a:prstGeom prst="rect">
+                      <a:avLst/>
+                    </a:prstGeom>
+                    <a:noFill/>
+                    <a:ln w="9525">
+                      <a:noFill/>
+                      <a:headEnd/>
+                      <a:tailEnd/>
+                    </a:ln>
+                  </pic:spPr>
+                </pic:pic>
+              </a:graphicData>
+            </a:graphic>
+          </wp:inline>
+        </w:drawing>
+      </w:r>
+    </w:p>
+    <w:p>
+      <w:pPr>
+        <w:pStyle w:val="BodyText"/>
+      </w:pPr>
+      <w:r>
+        <w:rPr>
+          <w:i/>
+          <w:iCs/>
+        </w:rPr>
+        <w:t xml:space="preserve">Note.</w:t>
+      </w:r>
+      <w:r>
+        <w:t xml:space="preserve"> </w:t>
+      </w:r>
+      <w:r>
+        <w:t xml:space="preserve">Do not capture real values of secrets.</w:t>
+      </w:r>
+    </w:p>
+    <w:bookmarkEnd w:id="71"/>
+    <w:bookmarkEnd w:id="72"/>
+    <w:bookmarkStart w:id="82" w:name="X16f67841b4fe6f82837ec344e78439997e5c1ac"/>
+    <w:p>
+      <w:pPr>
+        <w:pStyle w:val="Heading2"/>
+      </w:pPr>
+      <w:r>
+        <w:t xml:space="preserve">11. Database Creation and Import</w:t>
       </w:r>
     </w:p>
     <w:p>
@@ -7804,35 +7820,6 @@
         <w:pStyle w:val="FirstParagraph"/>
       </w:pPr>
       <w:r>
-        <w:rPr>
-          <w:i/>
-          <w:iCs/>
-        </w:rPr>
-        <w:t xml:space="preserve">Note.</w:t>
-      </w:r>
-      <w:r>
-        <w:t xml:space="preserve"> </w:t>
-      </w:r>
-      <w:r>
-        <w:t xml:space="preserve">Do not capture real values of secrets.</w:t>
-      </w:r>
-    </w:p>
-    <w:bookmarkEnd w:id="59"/>
-    <w:bookmarkEnd w:id="60"/>
-    <w:bookmarkStart w:id="67" w:name="X16f67841b4fe6f82837ec344e78439997e5c1ac"/>
-    <w:p>
-      <w:pPr>
-        <w:pStyle w:val="Heading2"/>
-      </w:pPr>
-      <w:r>
-        <w:t xml:space="preserve">11. Database Creation and Import</w:t>
-      </w:r>
-    </w:p>
-    <w:p>
-      <w:pPr>
-        <w:pStyle w:val="FirstParagraph"/>
-      </w:pPr>
-      <w:r>
         <w:t xml:space="preserve">The system uses a single SQL Server 2022 database called</w:t>
       </w:r>
       <w:r>
@@ -7966,7 +7953,7 @@
         <w:t xml:space="preserve"> </w:t>
       </w:r>
       <w:r>
-        <w:t xml:space="preserve">(49 tables). Each service owns its schemas and migrates only them with Liquibase, with its own control tables</w:t>
+        <w:t xml:space="preserve">(57 tables). Each service owns its schemas and migrates only them with Liquibase, with its own control tables</w:t>
       </w:r>
       <w:r>
         <w:t xml:space="preserve"> </w:t>
@@ -7984,7 +7971,7 @@
         <w:t xml:space="preserve">(Vehicle Washing Development Team, 2026a).</w:t>
       </w:r>
     </w:p>
-    <w:bookmarkStart w:id="61" w:name="X566fdd73302b50085bf41ecd30a7648c64d566d"/>
+    <w:bookmarkStart w:id="76" w:name="X566fdd73302b50085bf41ecd30a7648c64d566d"/>
     <w:p>
       <w:pPr>
         <w:pStyle w:val="Heading3"/>
@@ -8363,159 +8350,53 @@
     </w:p>
     <w:p>
       <w:pPr>
-        <w:pStyle w:val="BlockText"/>
-      </w:pPr>
-      <w:r>
-        <w:rPr>
-          <w:b/>
-          <w:bCs/>
-        </w:rPr>
-        <w:t xml:space="preserve">Screenshot to insert.</w:t>
-      </w:r>
-      <w:r>
-        <w:t xml:space="preserve"> </w:t>
-      </w:r>
-      <w:r>
-        <w:rPr>
-          <w:b/>
-          <w:bCs/>
-        </w:rPr>
-        <w:t xml:space="preserve">Screen:</w:t>
-      </w:r>
-      <w:r>
-        <w:t xml:space="preserve"> </w:t>
-      </w:r>
-      <w:r>
-        <w:t xml:space="preserve">terminal in</w:t>
-      </w:r>
-      <w:r>
-        <w:t xml:space="preserve"> </w:t>
-      </w:r>
-      <w:r>
-        <w:rPr>
-          <w:i/>
-          <w:iCs/>
-        </w:rPr>
-        <w:t xml:space="preserve">lavarapido-infra</w:t>
-      </w:r>
-      <w:r>
-        <w:t xml:space="preserve">.</w:t>
-      </w:r>
-      <w:r>
-        <w:t xml:space="preserve"> </w:t>
-      </w:r>
-      <w:r>
-        <w:rPr>
-          <w:b/>
-          <w:bCs/>
-        </w:rPr>
-        <w:t xml:space="preserve">Content:</w:t>
-      </w:r>
-      <w:r>
-        <w:t xml:space="preserve"> </w:t>
-      </w:r>
-      <w:r>
-        <w:t xml:space="preserve">output of</w:t>
-      </w:r>
-      <w:r>
-        <w:t xml:space="preserve"> </w:t>
-      </w:r>
-      <w:r>
-        <w:rPr>
-          <w:i/>
-          <w:iCs/>
-        </w:rPr>
-        <w:t xml:space="preserve">docker compose ps</w:t>
-      </w:r>
-      <w:r>
-        <w:t xml:space="preserve"> </w:t>
-      </w:r>
-      <w:r>
-        <w:t xml:space="preserve">with</w:t>
-      </w:r>
-      <w:r>
-        <w:t xml:space="preserve"> </w:t>
-      </w:r>
-      <w:r>
-        <w:rPr>
-          <w:i/>
-          <w:iCs/>
-        </w:rPr>
-        <w:t xml:space="preserve">lavarapido-sqlserver</w:t>
-      </w:r>
-      <w:r>
-        <w:t xml:space="preserve"> </w:t>
-      </w:r>
-      <w:r>
-        <w:t xml:space="preserve">and</w:t>
-      </w:r>
-      <w:r>
-        <w:t xml:space="preserve"> </w:t>
-      </w:r>
-      <w:r>
-        <w:rPr>
-          <w:i/>
-          <w:iCs/>
-        </w:rPr>
-        <w:t xml:space="preserve">lavarapido-rabbitmq</w:t>
-      </w:r>
-      <w:r>
-        <w:t xml:space="preserve"> </w:t>
-      </w:r>
-      <w:r>
-        <w:t xml:space="preserve">healthy,</w:t>
-      </w:r>
-      <w:r>
-        <w:t xml:space="preserve"> </w:t>
-      </w:r>
-      <w:r>
-        <w:rPr>
-          <w:i/>
-          <w:iCs/>
-        </w:rPr>
-        <w:t xml:space="preserve">lavarapido-mailpit</w:t>
-      </w:r>
-      <w:r>
-        <w:t xml:space="preserve"> </w:t>
-      </w:r>
-      <w:r>
-        <w:t xml:space="preserve">running, and the</w:t>
-      </w:r>
-      <w:r>
-        <w:t xml:space="preserve"> </w:t>
-      </w:r>
-      <w:r>
-        <w:rPr>
-          <w:i/>
-          <w:iCs/>
-        </w:rPr>
-        <w:t xml:space="preserve">db-init</w:t>
-      </w:r>
-      <w:r>
-        <w:t xml:space="preserve"> </w:t>
-      </w:r>
-      <w:r>
-        <w:t xml:space="preserve">and</w:t>
-      </w:r>
-      <w:r>
-        <w:t xml:space="preserve"> </w:t>
-      </w:r>
-      <w:r>
-        <w:rPr>
-          <w:i/>
-          <w:iCs/>
-        </w:rPr>
-        <w:t xml:space="preserve">payment-migrate</w:t>
-      </w:r>
-      <w:r>
-        <w:t xml:space="preserve"> </w:t>
-      </w:r>
-      <w:r>
-        <w:t xml:space="preserve">containers finished.</w:t>
-      </w:r>
-    </w:p>
-    <w:bookmarkEnd w:id="61"/>
-    <w:bookmarkStart w:id="62" w:name="Xc1b4ad88e2d12c1e91b4ecffb5ac76aecda1054"/>
+        <w:pStyle w:val="BodyText"/>
+      </w:pPr>
+      <w:r>
+        <w:drawing>
+          <wp:inline>
+            <wp:extent cx="5334000" cy="1067392"/>
+            <wp:effectExtent b="0" l="0" r="0" t="0"/>
+            <wp:docPr descr="Infrastructure Containers Running" title="" id="74" name="Picture"/>
+            <a:graphic>
+              <a:graphicData uri="http://schemas.openxmlformats.org/drawingml/2006/picture">
+                <pic:pic>
+                  <pic:nvPicPr>
+                    <pic:cNvPr descr="capturas/installation-05-infrastructure-containers-running.png" id="75" name="Picture"/>
+                    <pic:cNvPicPr>
+                      <a:picLocks noChangeArrowheads="1" noChangeAspect="1"/>
+                    </pic:cNvPicPr>
+                  </pic:nvPicPr>
+                  <pic:blipFill>
+                    <a:blip r:embed="rId73"/>
+                    <a:stretch>
+                      <a:fillRect/>
+                    </a:stretch>
+                  </pic:blipFill>
+                  <pic:spPr bwMode="auto">
+                    <a:xfrm>
+                      <a:off x="0" y="0"/>
+                      <a:ext cx="5334000" cy="1067392"/>
+                    </a:xfrm>
+                    <a:prstGeom prst="rect">
+                      <a:avLst/>
+                    </a:prstGeom>
+                    <a:noFill/>
+                    <a:ln w="9525">
+                      <a:noFill/>
+                      <a:headEnd/>
+                      <a:tailEnd/>
+                    </a:ln>
+                  </pic:spPr>
+                </pic:pic>
+              </a:graphicData>
+            </a:graphic>
+          </wp:inline>
+        </w:drawing>
+      </w:r>
+    </w:p>
+    <w:bookmarkEnd w:id="76"/>
+    <w:bookmarkStart w:id="77" w:name="Xc1b4ad88e2d12c1e91b4ecffb5ac76aecda1054"/>
     <w:p>
       <w:pPr>
         <w:pStyle w:val="Heading3"/>
@@ -8633,7 +8514,7 @@
         <w:t xml:space="preserve"> </w:t>
       </w:r>
       <w:r>
-        <w:t xml:space="preserve">are created the first time each service starts (section 12). Table 8 shows the changelogs of the version of October 9, 2026.</w:t>
+        <w:t xml:space="preserve">are created the first time each service starts (section 12). Table 8 shows the changelogs of the version of October 16, 2026.</w:t>
       </w:r>
     </w:p>
     <w:p>
@@ -8728,7 +8609,7 @@
               <w:pStyle w:val="Compact"/>
             </w:pPr>
             <w:r>
-              <w:t xml:space="preserve">001 schemas, 002 security and audit core, 003 user preference, 020 theme palettes, 023 custom role (created and dropped again by 026), 026 role permissions (permission catalog and default assignments), 030 notification switches of the user preference; seed 101 roles.</w:t>
+              <w:t xml:space="preserve">001 schemas, 002 security and audit core, 003 user preference, 020 theme palettes, 023 custom role (created and dropped again by 026), 026 role permissions (permission catalog and default assignments), 030 notification switches of the user preference, 034 lockout after failed attempts, 035 person address, 036 account creation date, 039 acceptance of the legal documents; seed 101 roles.</w:t>
             </w:r>
           </w:p>
         </w:tc>
@@ -8798,7 +8679,7 @@
               <w:pStyle w:val="Compact"/>
             </w:pPr>
             <w:r>
-              <w:t xml:space="preserve">005 catalog and booking schemas, 018 changes of ADR-010, 021 schedule history, 022 loyalty points of the catalog, 024 removal of the bay operator; seeds 103 catalog, 104 statuses and reasons, 109 establishment, schedule, and four bays.</w:t>
+              <w:t xml:space="preserve">005 catalog and booking schemas, 018 changes of ADR-010, 021 schedule history, 022 loyalty points of the catalog, 024 removal of the bay operator, 032 business data of the establishment; seeds 103 catalog, 104 statuses and reasons, 109 establishment, schedule, and four bays.</w:t>
             </w:r>
           </w:p>
         </w:tc>
@@ -8833,7 +8714,7 @@
               <w:pStyle w:val="Compact"/>
             </w:pPr>
             <w:r>
-              <w:t xml:space="preserve">007 execution schema; seed 105 execution statuses.</w:t>
+              <w:t xml:space="preserve">007 execution schema, 033 inspection reports with phases, findings, and photos, 037 operator profile; seed 105 execution statuses.</w:t>
             </w:r>
           </w:p>
         </w:tc>
@@ -8868,7 +8749,7 @@
               <w:pStyle w:val="Compact"/>
             </w:pPr>
             <w:r>
-              <w:t xml:space="preserve">010 notification schema, 016 device tokens, 017 processed events, 019 booking reminders, 025 promotion redeemed type, 027 staff notifications and booking tracking, 028 payment refunded type, 029 loyalty and inspection types; seed 108 notification types.</w:t>
+              <w:t xml:space="preserve">010 notification schema, 016 device tokens, 017 processed events, 019 booking reminders, 025 promotion redeemed type, 027 staff notifications and booking tracking, 028 payment refunded type, 029 loyalty and inspection types, 031 unassigned booking alert, 038 new app version notice type; seed 108 notification types.</w:t>
             </w:r>
           </w:p>
         </w:tc>
@@ -9046,8 +8927,8 @@
         <w:t xml:space="preserve">.</w:t>
       </w:r>
     </w:p>
-    <w:bookmarkEnd w:id="62"/>
-    <w:bookmarkStart w:id="63" w:name="X47257843046c81a8b607c9dfc99cd5ba3ce4505"/>
+    <w:bookmarkEnd w:id="77"/>
+    <w:bookmarkStart w:id="78" w:name="X47257843046c81a8b607c9dfc99cd5ba3ce4505"/>
     <w:p>
       <w:pPr>
         <w:pStyle w:val="Heading3"/>
@@ -9198,8 +9079,8 @@
         <w:t xml:space="preserve">The recommended method is the one of section 11.2, because it leaves the history of each service in its control table.</w:t>
       </w:r>
     </w:p>
-    <w:bookmarkEnd w:id="63"/>
-    <w:bookmarkStart w:id="64" w:name="X110c2ec0ff2ec20586211d27b565f2dad17bab9"/>
+    <w:bookmarkEnd w:id="78"/>
+    <w:bookmarkStart w:id="79" w:name="X110c2ec0ff2ec20586211d27b565f2dad17bab9"/>
     <w:p>
       <w:pPr>
         <w:pStyle w:val="Heading3"/>
@@ -9641,8 +9522,8 @@
         <w:t xml:space="preserve">, the migrations must be run with a separate account.</w:t>
       </w:r>
     </w:p>
-    <w:bookmarkEnd w:id="64"/>
-    <w:bookmarkStart w:id="65" w:name="X9f0663557e2ce2f364157ca9de47e1b91750491"/>
+    <w:bookmarkEnd w:id="79"/>
+    <w:bookmarkStart w:id="80" w:name="X9f0663557e2ce2f364157ca9de47e1b91750491"/>
     <w:p>
       <w:pPr>
         <w:pStyle w:val="Heading3"/>
@@ -9802,7 +9683,7 @@
         <w:rPr>
           <w:rStyle w:val="CommentTok"/>
         </w:rPr>
-        <w:t xml:space="preserve">-- 1) Tables per schema (49 in total when all the services have started)</w:t>
+        <w:t xml:space="preserve">-- 1) Tables per schema (57 in total when all the services have started)</w:t>
       </w:r>
       <w:r>
         <w:br/>
@@ -10701,8 +10582,8 @@
         <w:t xml:space="preserve">If a catalog table is empty, the service that owns it has not started yet or its seed changeset did not run.</w:t>
       </w:r>
     </w:p>
-    <w:bookmarkEnd w:id="65"/>
-    <w:bookmarkStart w:id="66" w:name="X5cbba5f6e39554bad5c7ad2eb22418d67d2c613"/>
+    <w:bookmarkEnd w:id="80"/>
+    <w:bookmarkStart w:id="81" w:name="X5cbba5f6e39554bad5c7ad2eb22418d67d2c613"/>
     <w:p>
       <w:pPr>
         <w:pStyle w:val="Heading3"/>
@@ -10897,9 +10778,9 @@
         <w:t xml:space="preserve">-v</w:t>
       </w:r>
     </w:p>
-    <w:bookmarkEnd w:id="66"/>
-    <w:bookmarkEnd w:id="67"/>
-    <w:bookmarkStart w:id="74" w:name="X9ca6e53eba08a4213e581f14fccc0440d45d7cb"/>
+    <w:bookmarkEnd w:id="81"/>
+    <w:bookmarkEnd w:id="82"/>
+    <w:bookmarkStart w:id="92" w:name="X9ca6e53eba08a4213e581f14fccc0440d45d7cb"/>
     <w:p>
       <w:pPr>
         <w:pStyle w:val="Heading2"/>
@@ -10908,7 +10789,7 @@
         <w:t xml:space="preserve">12. Running the Backend</w:t>
       </w:r>
     </w:p>
-    <w:bookmarkStart w:id="68" w:name="Xca28ce89e8b1e1557046df4a5daa93b067b9570"/>
+    <w:bookmarkStart w:id="83" w:name="Xca28ce89e8b1e1557046df4a5daa93b067b9570"/>
     <w:p>
       <w:pPr>
         <w:pStyle w:val="Heading3"/>
@@ -11320,8 +11201,8 @@
         <w:t xml:space="preserve">The first start of each Java service takes longer because it downloads dependencies and creates its tables.</w:t>
       </w:r>
     </w:p>
-    <w:bookmarkEnd w:id="68"/>
-    <w:bookmarkStart w:id="69" w:name="Xfb0dd9d77dc9d7a554d70b4b2f3e6eb93ad5410"/>
+    <w:bookmarkEnd w:id="83"/>
+    <w:bookmarkStart w:id="87" w:name="Xfb0dd9d77dc9d7a554d70b4b2f3e6eb93ad5410"/>
     <w:p>
       <w:pPr>
         <w:pStyle w:val="Heading3"/>
@@ -11523,85 +11404,1208 @@
     </w:p>
     <w:p>
       <w:pPr>
-        <w:pStyle w:val="BlockText"/>
+        <w:pStyle w:val="BodyText"/>
+      </w:pPr>
+      <w:r>
+        <w:drawing>
+          <wp:inline>
+            <wp:extent cx="5334000" cy="1617406"/>
+            <wp:effectExtent b="0" l="0" r="0" t="0"/>
+            <wp:docPr descr="Environment Containers Running" title="" id="85" name="Picture"/>
+            <a:graphic>
+              <a:graphicData uri="http://schemas.openxmlformats.org/drawingml/2006/picture">
+                <pic:pic>
+                  <pic:nvPicPr>
+                    <pic:cNvPr descr="capturas/installation-06-environment-containers-running.png" id="86" name="Picture"/>
+                    <pic:cNvPicPr>
+                      <a:picLocks noChangeArrowheads="1" noChangeAspect="1"/>
+                    </pic:cNvPicPr>
+                  </pic:nvPicPr>
+                  <pic:blipFill>
+                    <a:blip r:embed="rId84"/>
+                    <a:stretch>
+                      <a:fillRect/>
+                    </a:stretch>
+                  </pic:blipFill>
+                  <pic:spPr bwMode="auto">
+                    <a:xfrm>
+                      <a:off x="0" y="0"/>
+                      <a:ext cx="5334000" cy="1617406"/>
+                    </a:xfrm>
+                    <a:prstGeom prst="rect">
+                      <a:avLst/>
+                    </a:prstGeom>
+                    <a:noFill/>
+                    <a:ln w="9525">
+                      <a:noFill/>
+                      <a:headEnd/>
+                      <a:tailEnd/>
+                    </a:ln>
+                  </pic:spPr>
+                </pic:pic>
+              </a:graphicData>
+            </a:graphic>
+          </wp:inline>
+        </w:drawing>
+      </w:r>
+    </w:p>
+    <w:bookmarkEnd w:id="87"/>
+    <w:bookmarkStart w:id="88" w:name="X1abd4413bb5514539023801d909bc0e289c402a"/>
+    <w:p>
+      <w:pPr>
+        <w:pStyle w:val="Heading3"/>
+      </w:pPr>
+      <w:r>
+        <w:t xml:space="preserve">12.3 Option B: Java Services From a Terminal or the IDE</w:t>
+      </w:r>
+    </w:p>
+    <w:p>
+      <w:pPr>
+        <w:pStyle w:val="FirstParagraph"/>
+      </w:pPr>
+      <w:r>
+        <w:t xml:space="preserve">For development or debugging, keep only the infrastructure in Docker and run each service with the Maven Wrapper, one terminal per service. The services read</w:t>
+      </w:r>
+      <w:r>
+        <w:t xml:space="preserve"> </w:t>
+      </w:r>
+      <w:r>
+        <w:rPr>
+          <w:i/>
+          <w:iCs/>
+        </w:rPr>
+        <w:t xml:space="preserve">../lavarapido-infra/.env</w:t>
+      </w:r>
+      <w:r>
+        <w:t xml:space="preserve"> </w:t>
+      </w:r>
+      <w:r>
+        <w:t xml:space="preserve">by themselves and use the</w:t>
+      </w:r>
+      <w:r>
+        <w:t xml:space="preserve"> </w:t>
+      </w:r>
+      <w:r>
+        <w:rPr>
+          <w:i/>
+          <w:iCs/>
+        </w:rPr>
+        <w:t xml:space="preserve">dev</w:t>
+      </w:r>
+      <w:r>
+        <w:t xml:space="preserve"> </w:t>
+      </w:r>
+      <w:r>
+        <w:t xml:space="preserve">profile by default, which enables Swagger and the demonstration accounts.</w:t>
+      </w:r>
+    </w:p>
+    <w:p>
+      <w:pPr>
+        <w:pStyle w:val="SourceCode"/>
+      </w:pPr>
+      <w:r>
+        <w:rPr>
+          <w:rStyle w:val="BuiltInTok"/>
+        </w:rPr>
+        <w:t xml:space="preserve">cd</w:t>
+      </w:r>
+      <w:r>
+        <w:rPr>
+          <w:rStyle w:val="NormalTok"/>
+        </w:rPr>
+        <w:t xml:space="preserve"> Backend/lavarapido-security-service</w:t>
+      </w:r>
+      <w:r>
+        <w:br/>
+      </w:r>
+      <w:r>
+        <w:rPr>
+          <w:rStyle w:val="ExtensionTok"/>
+        </w:rPr>
+        <w:t xml:space="preserve">./mvnw</w:t>
+      </w:r>
+      <w:r>
+        <w:rPr>
+          <w:rStyle w:val="NormalTok"/>
+        </w:rPr>
+        <w:t xml:space="preserve"> spring-boot:run          </w:t>
+      </w:r>
+      <w:r>
+        <w:rPr>
+          <w:rStyle w:val="CommentTok"/>
+        </w:rPr>
+        <w:t xml:space="preserve"># Windows: .\mvnw.cmd spring-boot:run</w:t>
+      </w:r>
+    </w:p>
+    <w:p>
+      <w:pPr>
+        <w:pStyle w:val="FirstParagraph"/>
+      </w:pPr>
+      <w:r>
+        <w:t xml:space="preserve">Repeat the command in</w:t>
+      </w:r>
+      <w:r>
+        <w:t xml:space="preserve"> </w:t>
+      </w:r>
+      <w:r>
+        <w:rPr>
+          <w:i/>
+          <w:iCs/>
+        </w:rPr>
+        <w:t xml:space="preserve">lavarapido-customer-service</w:t>
+      </w:r>
+      <w:r>
+        <w:t xml:space="preserve">,</w:t>
+      </w:r>
+      <w:r>
+        <w:t xml:space="preserve"> </w:t>
+      </w:r>
+      <w:r>
+        <w:rPr>
+          <w:i/>
+          <w:iCs/>
+        </w:rPr>
+        <w:t xml:space="preserve">lavarapido-booking-service</w:t>
+      </w:r>
+      <w:r>
+        <w:t xml:space="preserve">,</w:t>
+      </w:r>
+      <w:r>
+        <w:t xml:space="preserve"> </w:t>
+      </w:r>
+      <w:r>
+        <w:rPr>
+          <w:i/>
+          <w:iCs/>
+        </w:rPr>
+        <w:t xml:space="preserve">lavarapido-operation-service</w:t>
+      </w:r>
+      <w:r>
+        <w:t xml:space="preserve">,</w:t>
+      </w:r>
+      <w:r>
+        <w:t xml:space="preserve"> </w:t>
+      </w:r>
+      <w:r>
+        <w:rPr>
+          <w:i/>
+          <w:iCs/>
+        </w:rPr>
+        <w:t xml:space="preserve">lavarapido-notification-service</w:t>
+      </w:r>
+      <w:r>
+        <w:t xml:space="preserve">, and</w:t>
+      </w:r>
+      <w:r>
+        <w:t xml:space="preserve"> </w:t>
+      </w:r>
+      <w:r>
+        <w:rPr>
+          <w:i/>
+          <w:iCs/>
+        </w:rPr>
+        <w:t xml:space="preserve">lavarapido-api-gateway</w:t>
+      </w:r>
+      <w:r>
+        <w:t xml:space="preserve">. Do not run the same service in Docker and on the host at the same time, because both would try to use the same port.</w:t>
+      </w:r>
+    </w:p>
+    <w:bookmarkEnd w:id="88"/>
+    <w:bookmarkStart w:id="89" w:name="Xc71aec12004841ae9e11de4cdf606b251ea69ff"/>
+    <w:p>
+      <w:pPr>
+        <w:pStyle w:val="Heading3"/>
+      </w:pPr>
+      <w:r>
+        <w:t xml:space="preserve">12.4 payment-service (.NET 8) Outside Docker</w:t>
+      </w:r>
+    </w:p>
+    <w:p>
+      <w:pPr>
+        <w:pStyle w:val="SourceCode"/>
+      </w:pPr>
+      <w:r>
+        <w:rPr>
+          <w:rStyle w:val="BuiltInTok"/>
+        </w:rPr>
+        <w:t xml:space="preserve">cd</w:t>
+      </w:r>
+      <w:r>
+        <w:rPr>
+          <w:rStyle w:val="NormalTok"/>
+        </w:rPr>
+        <w:t xml:space="preserve"> Backend/lavarapido-payment-service</w:t>
+      </w:r>
+      <w:r>
+        <w:br/>
+      </w:r>
+      <w:r>
+        <w:rPr>
+          <w:rStyle w:val="ExtensionTok"/>
+        </w:rPr>
+        <w:t xml:space="preserve">dotnet</w:t>
+      </w:r>
+      <w:r>
+        <w:rPr>
+          <w:rStyle w:val="NormalTok"/>
+        </w:rPr>
+        <w:t xml:space="preserve"> run </w:t>
+      </w:r>
+      <w:r>
+        <w:rPr>
+          <w:rStyle w:val="AttributeTok"/>
+        </w:rPr>
+        <w:t xml:space="preserve">--project</w:t>
+      </w:r>
+      <w:r>
+        <w:rPr>
+          <w:rStyle w:val="NormalTok"/>
+        </w:rPr>
+        <w:t xml:space="preserve"> src/PaymentService.Api       </w:t>
+      </w:r>
+      <w:r>
+        <w:rPr>
+          <w:rStyle w:val="CommentTok"/>
+        </w:rPr>
+        <w:t xml:space="preserve"># http://localhost:3005</w:t>
+      </w:r>
+    </w:p>
+    <w:p>
+      <w:pPr>
+        <w:pStyle w:val="FirstParagraph"/>
+      </w:pPr>
+      <w:r>
+        <w:t xml:space="preserve">This option is for development or debugging; with Option A the service already runs in its container (stop it first with</w:t>
+      </w:r>
+      <w:r>
+        <w:t xml:space="preserve"> </w:t>
+      </w:r>
+      <w:r>
+        <w:rPr>
+          <w:i/>
+          <w:iCs/>
+        </w:rPr>
+        <w:t xml:space="preserve">docker compose stop payment-service</w:t>
+      </w:r>
+      <w:r>
+        <w:t xml:space="preserve">). The service reads</w:t>
+      </w:r>
+      <w:r>
+        <w:t xml:space="preserve"> </w:t>
+      </w:r>
+      <w:r>
+        <w:rPr>
+          <w:i/>
+          <w:iCs/>
+        </w:rPr>
+        <w:t xml:space="preserve">lavarapido-infra/.env</w:t>
+      </w:r>
+      <w:r>
+        <w:t xml:space="preserve">, listens on</w:t>
+      </w:r>
+      <w:r>
+        <w:t xml:space="preserve"> </w:t>
+      </w:r>
+      <w:r>
+        <w:rPr>
+          <w:i/>
+          <w:iCs/>
+        </w:rPr>
+        <w:t xml:space="preserve">PAYMENT_PORT</w:t>
+      </w:r>
+      <w:r>
+        <w:t xml:space="preserve"> </w:t>
+      </w:r>
+      <w:r>
+        <w:t xml:space="preserve">(3005 by default), and does not start without</w:t>
+      </w:r>
+      <w:r>
+        <w:t xml:space="preserve"> </w:t>
+      </w:r>
+      <w:r>
+        <w:rPr>
+          <w:i/>
+          <w:iCs/>
+        </w:rPr>
+        <w:t xml:space="preserve">JWT_SECRET</w:t>
+      </w:r>
+      <w:r>
+        <w:t xml:space="preserve">. It never creates its tables: they are created by the</w:t>
+      </w:r>
+      <w:r>
+        <w:t xml:space="preserve"> </w:t>
+      </w:r>
+      <w:r>
+        <w:rPr>
+          <w:i/>
+          <w:iCs/>
+        </w:rPr>
+        <w:t xml:space="preserve">payment-migrate</w:t>
+      </w:r>
+      <w:r>
+        <w:t xml:space="preserve"> </w:t>
+      </w:r>
+      <w:r>
+        <w:t xml:space="preserve">container (section 11.1). The repository also has its own</w:t>
+      </w:r>
+      <w:r>
+        <w:t xml:space="preserve"> </w:t>
+      </w:r>
+      <w:r>
+        <w:rPr>
+          <w:i/>
+          <w:iCs/>
+        </w:rPr>
+        <w:t xml:space="preserve">docker-compose.yml</w:t>
+      </w:r>
+      <w:r>
+        <w:t xml:space="preserve"> </w:t>
+      </w:r>
+      <w:r>
+        <w:t xml:space="preserve">(SQL Server on port 1434 with the database</w:t>
+      </w:r>
+      <w:r>
+        <w:t xml:space="preserve"> </w:t>
+      </w:r>
+      <w:r>
+        <w:rPr>
+          <w:i/>
+          <w:iCs/>
+        </w:rPr>
+        <w:t xml:space="preserve">lavado_vehicular</w:t>
+      </w:r>
+      <w:r>
+        <w:t xml:space="preserve">) only to test the migrations; it must not be used to run the system.</w:t>
+      </w:r>
+    </w:p>
+    <w:bookmarkEnd w:id="89"/>
+    <w:bookmarkStart w:id="90" w:name="X1b65d0ff6fe4c77b0097f8e62613fa66a9c11fb"/>
+    <w:p>
+      <w:pPr>
+        <w:pStyle w:val="Heading3"/>
+      </w:pPr>
+      <w:r>
+        <w:t xml:space="preserve">12.5 RabbitMQ and Mail</w:t>
+      </w:r>
+    </w:p>
+    <w:p>
+      <w:pPr>
+        <w:pStyle w:val="FirstParagraph"/>
+      </w:pPr>
+      <w:r>
+        <w:t xml:space="preserve">With</w:t>
+      </w:r>
+      <w:r>
+        <w:t xml:space="preserve"> </w:t>
+      </w:r>
+      <w:r>
+        <w:rPr>
+          <w:i/>
+          <w:iCs/>
+        </w:rPr>
+        <w:t xml:space="preserve">MESSAGING_ENABLED=true</w:t>
+      </w:r>
+      <w:r>
+        <w:t xml:space="preserve">, the services create the RabbitMQ topology when they start (payment-service only publishes: payment results, redeemed coupons, and points earned): the topic exchange</w:t>
+      </w:r>
+      <w:r>
+        <w:t xml:space="preserve"> </w:t>
+      </w:r>
+      <w:r>
+        <w:rPr>
+          <w:i/>
+          <w:iCs/>
+        </w:rPr>
+        <w:t xml:space="preserve">carwash.events</w:t>
+      </w:r>
+      <w:r>
+        <w:t xml:space="preserve">; the queues</w:t>
+      </w:r>
+      <w:r>
+        <w:t xml:space="preserve"> </w:t>
+      </w:r>
+      <w:r>
+        <w:rPr>
+          <w:i/>
+          <w:iCs/>
+        </w:rPr>
+        <w:t xml:space="preserve">customer-service.events</w:t>
+      </w:r>
+      <w:r>
+        <w:t xml:space="preserve"> </w:t>
+      </w:r>
+      <w:r>
+        <w:t xml:space="preserve">and</w:t>
+      </w:r>
+      <w:r>
+        <w:t xml:space="preserve"> </w:t>
+      </w:r>
+      <w:r>
+        <w:rPr>
+          <w:i/>
+          <w:iCs/>
+        </w:rPr>
+        <w:t xml:space="preserve">notification-service.events</w:t>
+      </w:r>
+      <w:r>
+        <w:t xml:space="preserve">; and their dead-letter queues (</w:t>
+      </w:r>
+      <w:r>
+        <w:rPr>
+          <w:i/>
+          <w:iCs/>
+        </w:rPr>
+        <w:t xml:space="preserve">.dlq</w:t>
+      </w:r>
+      <w:r>
+        <w:t xml:space="preserve">), to which a message moves after three failed retries. With</w:t>
+      </w:r>
+      <w:r>
+        <w:t xml:space="preserve"> </w:t>
+      </w:r>
+      <w:r>
+        <w:rPr>
+          <w:i/>
+          <w:iCs/>
+        </w:rPr>
+        <w:t xml:space="preserve">MESSAGING_ENABLED=false</w:t>
+      </w:r>
+      <w:r>
+        <w:t xml:space="preserve">, the system works, but customer profiles are created on the first request of the customer and the notifications that depend on events are not generated.</w:t>
+      </w:r>
+    </w:p>
+    <w:p>
+      <w:pPr>
+        <w:pStyle w:val="BodyText"/>
+      </w:pPr>
+      <w:r>
+        <w:t xml:space="preserve">With</w:t>
+      </w:r>
+      <w:r>
+        <w:t xml:space="preserve"> </w:t>
+      </w:r>
+      <w:r>
+        <w:rPr>
+          <w:i/>
+          <w:iCs/>
+        </w:rPr>
+        <w:t xml:space="preserve">MAIL_ENABLED=true</w:t>
+      </w:r>
+      <w:r>
+        <w:t xml:space="preserve"> </w:t>
+      </w:r>
+      <w:r>
+        <w:t xml:space="preserve">and Mailpit, the emails (welcome, recovery code, booking, payment, and coupon notices, inspection reports, and reminders) do not reach real inboxes: they are read at</w:t>
+      </w:r>
+      <w:r>
+        <w:t xml:space="preserve"> </w:t>
+      </w:r>
+      <w:r>
+        <w:rPr>
+          <w:i/>
+          <w:iCs/>
+        </w:rPr>
+        <w:t xml:space="preserve">http://localhost:8025</w:t>
+      </w:r>
+      <w:r>
+        <w:t xml:space="preserve">. With</w:t>
+      </w:r>
+      <w:r>
+        <w:t xml:space="preserve"> </w:t>
+      </w:r>
+      <w:r>
+        <w:rPr>
+          <w:i/>
+          <w:iCs/>
+        </w:rPr>
+        <w:t xml:space="preserve">MAIL_ENABLED=false</w:t>
+      </w:r>
+      <w:r>
+        <w:t xml:space="preserve">, the recovery code is written in the log of security-service.</w:t>
+      </w:r>
+    </w:p>
+    <w:bookmarkEnd w:id="90"/>
+    <w:bookmarkStart w:id="91" w:name="X44064701f168176ecfda4e1301ed65922e2e6f5"/>
+    <w:p>
+      <w:pPr>
+        <w:pStyle w:val="Heading3"/>
+      </w:pPr>
+      <w:r>
+        <w:t xml:space="preserve">12.6 Logs, Stopping, and Updating</w:t>
+      </w:r>
+    </w:p>
+    <w:p>
+      <w:pPr>
+        <w:pStyle w:val="SourceCode"/>
+      </w:pPr>
+      <w:r>
+        <w:rPr>
+          <w:rStyle w:val="ExtensionTok"/>
+        </w:rPr>
+        <w:t xml:space="preserve">docker</w:t>
+      </w:r>
+      <w:r>
+        <w:rPr>
+          <w:rStyle w:val="NormalTok"/>
+        </w:rPr>
+        <w:t xml:space="preserve"> compose logs </w:t>
+      </w:r>
+      <w:r>
+        <w:rPr>
+          <w:rStyle w:val="AttributeTok"/>
+        </w:rPr>
+        <w:t xml:space="preserve">-f</w:t>
+      </w:r>
+      <w:r>
+        <w:rPr>
+          <w:rStyle w:val="NormalTok"/>
+        </w:rPr>
+        <w:t xml:space="preserve"> security-service           </w:t>
+      </w:r>
+      <w:r>
+        <w:rPr>
+          <w:rStyle w:val="CommentTok"/>
+        </w:rPr>
+        <w:t xml:space="preserve"># follow a service's log</w:t>
+      </w:r>
+      <w:r>
+        <w:br/>
+      </w:r>
+      <w:r>
+        <w:rPr>
+          <w:rStyle w:val="ExtensionTok"/>
+        </w:rPr>
+        <w:t xml:space="preserve">docker</w:t>
+      </w:r>
+      <w:r>
+        <w:rPr>
+          <w:rStyle w:val="NormalTok"/>
+        </w:rPr>
+        <w:t xml:space="preserve"> compose logs </w:t>
+      </w:r>
+      <w:r>
+        <w:rPr>
+          <w:rStyle w:val="AttributeTok"/>
+        </w:rPr>
+        <w:t xml:space="preserve">--since</w:t>
+      </w:r>
+      <w:r>
+        <w:rPr>
+          <w:rStyle w:val="NormalTok"/>
+        </w:rPr>
+        <w:t xml:space="preserve"> 10m booking-service   </w:t>
+      </w:r>
+      <w:r>
+        <w:rPr>
+          <w:rStyle w:val="CommentTok"/>
+        </w:rPr>
+        <w:t xml:space="preserve"># last 10 minutes</w:t>
+      </w:r>
+      <w:r>
+        <w:br/>
+      </w:r>
+      <w:r>
+        <w:rPr>
+          <w:rStyle w:val="ExtensionTok"/>
+        </w:rPr>
+        <w:t xml:space="preserve">docker</w:t>
+      </w:r>
+      <w:r>
+        <w:rPr>
+          <w:rStyle w:val="NormalTok"/>
+        </w:rPr>
+        <w:t xml:space="preserve"> compose stop                               </w:t>
+      </w:r>
+      <w:r>
+        <w:rPr>
+          <w:rStyle w:val="CommentTok"/>
+        </w:rPr>
+        <w:t xml:space="preserve"># stop without deleting data</w:t>
+      </w:r>
+      <w:r>
+        <w:br/>
+      </w:r>
+      <w:r>
+        <w:rPr>
+          <w:rStyle w:val="ExtensionTok"/>
+        </w:rPr>
+        <w:t xml:space="preserve">docker</w:t>
+      </w:r>
+      <w:r>
+        <w:rPr>
+          <w:rStyle w:val="NormalTok"/>
+        </w:rPr>
+        <w:t xml:space="preserve"> compose start                              </w:t>
+      </w:r>
+      <w:r>
+        <w:rPr>
+          <w:rStyle w:val="CommentTok"/>
+        </w:rPr>
+        <w:t xml:space="preserve"># resume</w:t>
+      </w:r>
+      <w:r>
+        <w:br/>
+      </w:r>
+      <w:r>
+        <w:rPr>
+          <w:rStyle w:val="ExtensionTok"/>
+        </w:rPr>
+        <w:t xml:space="preserve">docker</w:t>
+      </w:r>
+      <w:r>
+        <w:rPr>
+          <w:rStyle w:val="NormalTok"/>
+        </w:rPr>
+        <w:t xml:space="preserve"> compose down                               </w:t>
+      </w:r>
+      <w:r>
+        <w:rPr>
+          <w:rStyle w:val="CommentTok"/>
+        </w:rPr>
+        <w:t xml:space="preserve"># remove containers, keep volumes</w:t>
+      </w:r>
+      <w:r>
+        <w:br/>
+      </w:r>
+      <w:r>
+        <w:rPr>
+          <w:rStyle w:val="ExtensionTok"/>
+        </w:rPr>
+        <w:t xml:space="preserve">docker</w:t>
+      </w:r>
+      <w:r>
+        <w:rPr>
+          <w:rStyle w:val="NormalTok"/>
+        </w:rPr>
+        <w:t xml:space="preserve"> compose </w:t>
+      </w:r>
+      <w:r>
+        <w:rPr>
+          <w:rStyle w:val="AttributeTok"/>
+        </w:rPr>
+        <w:t xml:space="preserve">--profile</w:t>
+      </w:r>
+      <w:r>
+        <w:rPr>
+          <w:rStyle w:val="NormalTok"/>
+        </w:rPr>
+        <w:t xml:space="preserve"> app up </w:t>
+      </w:r>
+      <w:r>
+        <w:rPr>
+          <w:rStyle w:val="AttributeTok"/>
+        </w:rPr>
+        <w:t xml:space="preserve">-d</w:t>
+      </w:r>
+      <w:r>
+        <w:rPr>
+          <w:rStyle w:val="NormalTok"/>
+        </w:rPr>
+        <w:t xml:space="preserve"> </w:t>
+      </w:r>
+      <w:r>
+        <w:rPr>
+          <w:rStyle w:val="AttributeTok"/>
+        </w:rPr>
+        <w:t xml:space="preserve">--build</w:t>
+      </w:r>
+      <w:r>
+        <w:rPr>
+          <w:rStyle w:val="NormalTok"/>
+        </w:rPr>
+        <w:t xml:space="preserve"> </w:t>
+      </w:r>
+      <w:r>
+        <w:rPr>
+          <w:rStyle w:val="OperatorTok"/>
+        </w:rPr>
+        <w:t xml:space="preserve">&lt;</w:t>
+      </w:r>
+      <w:r>
+        <w:rPr>
+          <w:rStyle w:val="NormalTok"/>
+        </w:rPr>
+        <w:t xml:space="preserve">service</w:t>
+      </w:r>
+      <w:r>
+        <w:rPr>
+          <w:rStyle w:val="OperatorTok"/>
+        </w:rPr>
+        <w:t xml:space="preserve">&gt;</w:t>
+      </w:r>
+      <w:r>
+        <w:rPr>
+          <w:rStyle w:val="NormalTok"/>
+        </w:rPr>
+        <w:t xml:space="preserve">   </w:t>
+      </w:r>
+      <w:r>
+        <w:rPr>
+          <w:rStyle w:val="CommentTok"/>
+        </w:rPr>
+        <w:t xml:space="preserve"># update a service after a change</w:t>
+      </w:r>
+    </w:p>
+    <w:p>
+      <w:pPr>
+        <w:pStyle w:val="FirstParagraph"/>
+      </w:pPr>
+      <w:r>
+        <w:t xml:space="preserve">The logs include the time, the level, the service name, and the correlation identifier. A log must never contain passwords, tokens, or receipt content; if they appear, it is a defect that must be reported.</w:t>
+      </w:r>
+    </w:p>
+    <w:bookmarkEnd w:id="91"/>
+    <w:bookmarkEnd w:id="92"/>
+    <w:bookmarkStart w:id="102" w:name="Xcf895b63f92e5f8b1fcffb2ae974ef21eed76b8"/>
+    <w:p>
+      <w:pPr>
+        <w:pStyle w:val="Heading2"/>
+      </w:pPr>
+      <w:r>
+        <w:t xml:space="preserve">13. Running the Frontend</w:t>
+      </w:r>
+    </w:p>
+    <w:bookmarkStart w:id="96" w:name="X4ebc89373d50eddbda19a1dbb93740c47ba5e7d"/>
+    <w:p>
+      <w:pPr>
+        <w:pStyle w:val="Heading3"/>
+      </w:pPr>
+      <w:r>
+        <w:t xml:space="preserve">13.1 Web Application (Angular)</w:t>
+      </w:r>
+    </w:p>
+    <w:p>
+      <w:pPr>
+        <w:pStyle w:val="SourceCode"/>
+      </w:pPr>
+      <w:r>
+        <w:rPr>
+          <w:rStyle w:val="BuiltInTok"/>
+        </w:rPr>
+        <w:t xml:space="preserve">cd</w:t>
+      </w:r>
+      <w:r>
+        <w:rPr>
+          <w:rStyle w:val="NormalTok"/>
+        </w:rPr>
+        <w:t xml:space="preserve"> Frontend/Front-end-proyecto-web</w:t>
+      </w:r>
+      <w:r>
+        <w:br/>
+      </w:r>
+      <w:r>
+        <w:rPr>
+          <w:rStyle w:val="ExtensionTok"/>
+        </w:rPr>
+        <w:t xml:space="preserve">npm</w:t>
+      </w:r>
+      <w:r>
+        <w:rPr>
+          <w:rStyle w:val="NormalTok"/>
+        </w:rPr>
+        <w:t xml:space="preserve"> start                     </w:t>
+      </w:r>
+      <w:r>
+        <w:rPr>
+          <w:rStyle w:val="CommentTok"/>
+        </w:rPr>
+        <w:t xml:space="preserve"># equivalent to: npx ng serve</w:t>
+      </w:r>
+    </w:p>
+    <w:p>
+      <w:pPr>
+        <w:pStyle w:val="FirstParagraph"/>
+      </w:pPr>
+      <w:r>
+        <w:t xml:space="preserve">The development server publishes the application at</w:t>
+      </w:r>
+      <w:r>
+        <w:t xml:space="preserve"> </w:t>
+      </w:r>
+      <w:r>
+        <w:rPr>
+          <w:i/>
+          <w:iCs/>
+        </w:rPr>
+        <w:t xml:space="preserve">http://localhost:4200</w:t>
+      </w:r>
+      <w:r>
+        <w:t xml:space="preserve"> </w:t>
+      </w:r>
+      <w:r>
+        <w:t xml:space="preserve">and forwards</w:t>
+      </w:r>
+      <w:r>
+        <w:t xml:space="preserve"> </w:t>
+      </w:r>
+      <w:r>
+        <w:rPr>
+          <w:i/>
+          <w:iCs/>
+        </w:rPr>
+        <w:t xml:space="preserve">/api</w:t>
+      </w:r>
+      <w:r>
+        <w:t xml:space="preserve"> </w:t>
+      </w:r>
+      <w:r>
+        <w:t xml:space="preserve">to the gateway. The production build is generated with</w:t>
+      </w:r>
+      <w:r>
+        <w:t xml:space="preserve"> </w:t>
+      </w:r>
+      <w:r>
+        <w:rPr>
+          <w:i/>
+          <w:iCs/>
+        </w:rPr>
+        <w:t xml:space="preserve">npm run build</w:t>
+      </w:r>
+      <w:r>
+        <w:t xml:space="preserve"> </w:t>
+      </w:r>
+      <w:r>
+        <w:t xml:space="preserve">and leaves the static files in</w:t>
+      </w:r>
+      <w:r>
+        <w:t xml:space="preserve"> </w:t>
+      </w:r>
+      <w:r>
+        <w:rPr>
+          <w:i/>
+          <w:iCs/>
+        </w:rPr>
+        <w:t xml:space="preserve">dist/</w:t>
+      </w:r>
+      <w:r>
+        <w:t xml:space="preserve">; publishing them on a web server is outside the scope of this manual.</w:t>
+      </w:r>
+    </w:p>
+    <w:p>
+      <w:pPr>
+        <w:pStyle w:val="BodyText"/>
       </w:pPr>
       <w:r>
         <w:rPr>
           <w:b/>
           <w:bCs/>
         </w:rPr>
-        <w:t xml:space="preserve">Screenshot to insert.</w:t>
-      </w:r>
-      <w:r>
-        <w:t xml:space="preserve"> </w:t>
-      </w:r>
+        <w:t xml:space="preserve">Figure 7</w:t>
+      </w:r>
+    </w:p>
+    <w:p>
+      <w:pPr>
+        <w:pStyle w:val="BodyText"/>
+      </w:pPr>
+      <w:r>
+        <w:rPr>
+          <w:i/>
+          <w:iCs/>
+        </w:rPr>
+        <w:t xml:space="preserve">Web Application Running</w:t>
+      </w:r>
+    </w:p>
+    <w:p>
+      <w:pPr>
+        <w:pStyle w:val="BodyText"/>
+      </w:pPr>
+      <w:r>
+        <w:drawing>
+          <wp:inline>
+            <wp:extent cx="5334000" cy="3346251"/>
+            <wp:effectExtent b="0" l="0" r="0" t="0"/>
+            <wp:docPr descr="Web Application Running" title="" id="94" name="Picture"/>
+            <a:graphic>
+              <a:graphicData uri="http://schemas.openxmlformats.org/drawingml/2006/picture">
+                <pic:pic>
+                  <pic:nvPicPr>
+                    <pic:cNvPr descr="capturas/installation-07-web-application-running.png" id="95" name="Picture"/>
+                    <pic:cNvPicPr>
+                      <a:picLocks noChangeArrowheads="1" noChangeAspect="1"/>
+                    </pic:cNvPicPr>
+                  </pic:nvPicPr>
+                  <pic:blipFill>
+                    <a:blip r:embed="rId93"/>
+                    <a:stretch>
+                      <a:fillRect/>
+                    </a:stretch>
+                  </pic:blipFill>
+                  <pic:spPr bwMode="auto">
+                    <a:xfrm>
+                      <a:off x="0" y="0"/>
+                      <a:ext cx="5334000" cy="3346251"/>
+                    </a:xfrm>
+                    <a:prstGeom prst="rect">
+                      <a:avLst/>
+                    </a:prstGeom>
+                    <a:noFill/>
+                    <a:ln w="9525">
+                      <a:noFill/>
+                      <a:headEnd/>
+                      <a:tailEnd/>
+                    </a:ln>
+                  </pic:spPr>
+                </pic:pic>
+              </a:graphicData>
+            </a:graphic>
+          </wp:inline>
+        </w:drawing>
+      </w:r>
+    </w:p>
+    <w:bookmarkEnd w:id="96"/>
+    <w:bookmarkStart w:id="100" w:name="X180f031fb96bf7cb338e0e925d30f92d0dfca73"/>
+    <w:p>
+      <w:pPr>
+        <w:pStyle w:val="Heading3"/>
+      </w:pPr>
+      <w:r>
+        <w:t xml:space="preserve">13.2 Mobile Application (React Native With Expo)</w:t>
+      </w:r>
+    </w:p>
+    <w:p>
+      <w:pPr>
+        <w:pStyle w:val="SourceCode"/>
+      </w:pPr>
+      <w:r>
+        <w:rPr>
+          <w:rStyle w:val="BuiltInTok"/>
+        </w:rPr>
+        <w:t xml:space="preserve">cd</w:t>
+      </w:r>
+      <w:r>
+        <w:rPr>
+          <w:rStyle w:val="NormalTok"/>
+        </w:rPr>
+        <w:t xml:space="preserve"> Frontend/LavadoVehicular-Movil</w:t>
+      </w:r>
+      <w:r>
+        <w:br/>
+      </w:r>
+      <w:r>
+        <w:rPr>
+          <w:rStyle w:val="ExtensionTok"/>
+        </w:rPr>
+        <w:t xml:space="preserve">npx</w:t>
+      </w:r>
+      <w:r>
+        <w:rPr>
+          <w:rStyle w:val="NormalTok"/>
+        </w:rPr>
+        <w:t xml:space="preserve"> expo start                </w:t>
+      </w:r>
+      <w:r>
+        <w:rPr>
+          <w:rStyle w:val="CommentTok"/>
+        </w:rPr>
+        <w:t xml:space="preserve"># or: npm start</w:t>
+      </w:r>
+    </w:p>
+    <w:p>
+      <w:pPr>
+        <w:pStyle w:val="FirstParagraph"/>
+      </w:pPr>
+      <w:r>
+        <w:t xml:space="preserve">The command opens the Metro development server (port 8081) and shows a QR code. For a quick test, open the application in an Android emulator (key</w:t>
+      </w:r>
+      <w:r>
+        <w:t xml:space="preserve"> </w:t>
+      </w:r>
+      <w:r>
+        <w:rPr>
+          <w:i/>
+          <w:iCs/>
+        </w:rPr>
+        <w:t xml:space="preserve">a</w:t>
+      </w:r>
+      <w:r>
+        <w:t xml:space="preserve">) or on a phone with Expo Go on the same Wi-Fi network. Remember to configure</w:t>
+      </w:r>
+      <w:r>
+        <w:t xml:space="preserve"> </w:t>
+      </w:r>
+      <w:r>
+        <w:rPr>
+          <w:i/>
+          <w:iCs/>
+        </w:rPr>
+        <w:t xml:space="preserve">EXPO_PUBLIC_API_URL</w:t>
+      </w:r>
+      <w:r>
+        <w:t xml:space="preserve"> </w:t>
+      </w:r>
+      <w:r>
+        <w:t xml:space="preserve">(section 10.5).</w:t>
+      </w:r>
+    </w:p>
+    <w:p>
+      <w:pPr>
+        <w:pStyle w:val="BodyText"/>
+      </w:pPr>
       <w:r>
         <w:rPr>
           <w:b/>
           <w:bCs/>
         </w:rPr>
-        <w:t xml:space="preserve">Screen:</w:t>
-      </w:r>
-      <w:r>
-        <w:t xml:space="preserve"> </w:t>
-      </w:r>
-      <w:r>
-        <w:t xml:space="preserve">terminal in</w:t>
-      </w:r>
-      <w:r>
-        <w:t xml:space="preserve"> </w:t>
-      </w:r>
-      <w:r>
-        <w:rPr>
-          <w:i/>
-          <w:iCs/>
-        </w:rPr>
-        <w:t xml:space="preserve">lavarapido-infra</w:t>
-      </w:r>
-      <w:r>
-        <w:t xml:space="preserve">.</w:t>
-      </w:r>
-      <w:r>
-        <w:t xml:space="preserve"> </w:t>
-      </w:r>
+        <w:t xml:space="preserve">Push notifications.</w:t>
+      </w:r>
+      <w:r>
+        <w:t xml:space="preserve"> </w:t>
+      </w:r>
+      <w:r>
+        <w:t xml:space="preserve">Expo Go does not receive remote push notifications. To test them, build a development version with EAS and set</w:t>
+      </w:r>
+      <w:r>
+        <w:t xml:space="preserve"> </w:t>
+      </w:r>
+      <w:r>
+        <w:rPr>
+          <w:i/>
+          <w:iCs/>
+        </w:rPr>
+        <w:t xml:space="preserve">PUSH_ENABLED=true</w:t>
+      </w:r>
+      <w:r>
+        <w:t xml:space="preserve"> </w:t>
+      </w:r>
+      <w:r>
+        <w:t xml:space="preserve">in the backend:</w:t>
+      </w:r>
+    </w:p>
+    <w:p>
+      <w:pPr>
+        <w:pStyle w:val="SourceCode"/>
+      </w:pPr>
+      <w:r>
+        <w:rPr>
+          <w:rStyle w:val="ExtensionTok"/>
+        </w:rPr>
+        <w:t xml:space="preserve">npx</w:t>
+      </w:r>
+      <w:r>
+        <w:rPr>
+          <w:rStyle w:val="NormalTok"/>
+        </w:rPr>
+        <w:t xml:space="preserve"> eas-cli login</w:t>
+      </w:r>
+      <w:r>
+        <w:br/>
+      </w:r>
+      <w:r>
+        <w:rPr>
+          <w:rStyle w:val="ExtensionTok"/>
+        </w:rPr>
+        <w:t xml:space="preserve">npx</w:t>
+      </w:r>
+      <w:r>
+        <w:rPr>
+          <w:rStyle w:val="NormalTok"/>
+        </w:rPr>
+        <w:t xml:space="preserve"> eas-cli build </w:t>
+      </w:r>
+      <w:r>
+        <w:rPr>
+          <w:rStyle w:val="AttributeTok"/>
+        </w:rPr>
+        <w:t xml:space="preserve">--profile</w:t>
+      </w:r>
+      <w:r>
+        <w:rPr>
+          <w:rStyle w:val="NormalTok"/>
+        </w:rPr>
+        <w:t xml:space="preserve"> development </w:t>
+      </w:r>
+      <w:r>
+        <w:rPr>
+          <w:rStyle w:val="AttributeTok"/>
+        </w:rPr>
+        <w:t xml:space="preserve">--platform</w:t>
+      </w:r>
+      <w:r>
+        <w:rPr>
+          <w:rStyle w:val="NormalTok"/>
+        </w:rPr>
+        <w:t xml:space="preserve"> android</w:t>
+      </w:r>
+    </w:p>
+    <w:p>
+      <w:pPr>
+        <w:pStyle w:val="FirstParagraph"/>
+      </w:pPr>
       <w:r>
         <w:rPr>
           <w:b/>
           <w:bCs/>
         </w:rPr>
-        <w:t xml:space="preserve">Content:</w:t>
-      </w:r>
-      <w:r>
-        <w:t xml:space="preserve"> </w:t>
-      </w:r>
-      <w:r>
-        <w:t xml:space="preserve">output of</w:t>
-      </w:r>
-      <w:r>
-        <w:t xml:space="preserve"> </w:t>
-      </w:r>
-      <w:r>
-        <w:rPr>
-          <w:i/>
-          <w:iCs/>
-        </w:rPr>
-        <w:t xml:space="preserve">docker compose ps</w:t>
-      </w:r>
-      <w:r>
-        <w:t xml:space="preserve"> </w:t>
-      </w:r>
-      <w:r>
-        <w:t xml:space="preserve">with sqlserver, rabbitmq, mailpit, the five Java services, payment-service, and api-gateway running, with their ports.</w:t>
-      </w:r>
-    </w:p>
-    <w:bookmarkEnd w:id="69"/>
-    <w:bookmarkStart w:id="70" w:name="X1abd4413bb5514539023801d909bc0e289c402a"/>
+        <w:t xml:space="preserve">Figure 8</w:t>
+      </w:r>
+    </w:p>
+    <w:p>
+      <w:pPr>
+        <w:pStyle w:val="BodyText"/>
+      </w:pPr>
+      <w:r>
+        <w:rPr>
+          <w:i/>
+          <w:iCs/>
+        </w:rPr>
+        <w:t xml:space="preserve">Expo Development Server</w:t>
+      </w:r>
+    </w:p>
+    <w:p>
+      <w:pPr>
+        <w:pStyle w:val="BodyText"/>
+      </w:pPr>
+      <w:r>
+        <w:drawing>
+          <wp:inline>
+            <wp:extent cx="5334000" cy="3437466"/>
+            <wp:effectExtent b="0" l="0" r="0" t="0"/>
+            <wp:docPr descr="Expo Development Server" title="" id="98" name="Picture"/>
+            <a:graphic>
+              <a:graphicData uri="http://schemas.openxmlformats.org/drawingml/2006/picture">
+                <pic:pic>
+                  <pic:nvPicPr>
+                    <pic:cNvPr descr="capturas/installation-08-expo-development-server.png" id="99" name="Picture"/>
+                    <pic:cNvPicPr>
+                      <a:picLocks noChangeArrowheads="1" noChangeAspect="1"/>
+                    </pic:cNvPicPr>
+                  </pic:nvPicPr>
+                  <pic:blipFill>
+                    <a:blip r:embed="rId97"/>
+                    <a:stretch>
+                      <a:fillRect/>
+                    </a:stretch>
+                  </pic:blipFill>
+                  <pic:spPr bwMode="auto">
+                    <a:xfrm>
+                      <a:off x="0" y="0"/>
+                      <a:ext cx="5334000" cy="3437466"/>
+                    </a:xfrm>
+                    <a:prstGeom prst="rect">
+                      <a:avLst/>
+                    </a:prstGeom>
+                    <a:noFill/>
+                    <a:ln w="9525">
+                      <a:noFill/>
+                      <a:headEnd/>
+                      <a:tailEnd/>
+                    </a:ln>
+                  </pic:spPr>
+                </pic:pic>
+              </a:graphicData>
+            </a:graphic>
+          </wp:inline>
+        </w:drawing>
+      </w:r>
+    </w:p>
+    <w:bookmarkEnd w:id="100"/>
+    <w:bookmarkStart w:id="101" w:name="X67018c30dca7920b9d5c20d6049bbaee4e97a22"/>
     <w:p>
       <w:pPr>
         <w:pStyle w:val="Heading3"/>
       </w:pPr>
       <w:r>
-        <w:t xml:space="preserve">12.3 Option B: Java Services From a Terminal or the IDE</w:t>
+        <w:t xml:space="preserve">13.3 Static Mockups (Optional)</w:t>
       </w:r>
     </w:p>
     <w:p>
@@ -11609,1191 +12613,6 @@
         <w:pStyle w:val="FirstParagraph"/>
       </w:pPr>
       <w:r>
-        <w:t xml:space="preserve">For development or debugging, keep only the infrastructure in Docker and run each service with the Maven Wrapper, one terminal per service. The services read</w:t>
-      </w:r>
-      <w:r>
-        <w:t xml:space="preserve"> </w:t>
-      </w:r>
-      <w:r>
-        <w:rPr>
-          <w:i/>
-          <w:iCs/>
-        </w:rPr>
-        <w:t xml:space="preserve">../lavarapido-infra/.env</w:t>
-      </w:r>
-      <w:r>
-        <w:t xml:space="preserve"> </w:t>
-      </w:r>
-      <w:r>
-        <w:t xml:space="preserve">by themselves and use the</w:t>
-      </w:r>
-      <w:r>
-        <w:t xml:space="preserve"> </w:t>
-      </w:r>
-      <w:r>
-        <w:rPr>
-          <w:i/>
-          <w:iCs/>
-        </w:rPr>
-        <w:t xml:space="preserve">dev</w:t>
-      </w:r>
-      <w:r>
-        <w:t xml:space="preserve"> </w:t>
-      </w:r>
-      <w:r>
-        <w:t xml:space="preserve">profile by default, which enables Swagger and the demonstration accounts.</w:t>
-      </w:r>
-    </w:p>
-    <w:p>
-      <w:pPr>
-        <w:pStyle w:val="SourceCode"/>
-      </w:pPr>
-      <w:r>
-        <w:rPr>
-          <w:rStyle w:val="BuiltInTok"/>
-        </w:rPr>
-        <w:t xml:space="preserve">cd</w:t>
-      </w:r>
-      <w:r>
-        <w:rPr>
-          <w:rStyle w:val="NormalTok"/>
-        </w:rPr>
-        <w:t xml:space="preserve"> Backend/lavarapido-security-service</w:t>
-      </w:r>
-      <w:r>
-        <w:br/>
-      </w:r>
-      <w:r>
-        <w:rPr>
-          <w:rStyle w:val="ExtensionTok"/>
-        </w:rPr>
-        <w:t xml:space="preserve">./mvnw</w:t>
-      </w:r>
-      <w:r>
-        <w:rPr>
-          <w:rStyle w:val="NormalTok"/>
-        </w:rPr>
-        <w:t xml:space="preserve"> spring-boot:run          </w:t>
-      </w:r>
-      <w:r>
-        <w:rPr>
-          <w:rStyle w:val="CommentTok"/>
-        </w:rPr>
-        <w:t xml:space="preserve"># Windows: .\mvnw.cmd spring-boot:run</w:t>
-      </w:r>
-    </w:p>
-    <w:p>
-      <w:pPr>
-        <w:pStyle w:val="FirstParagraph"/>
-      </w:pPr>
-      <w:r>
-        <w:t xml:space="preserve">Repeat the command in</w:t>
-      </w:r>
-      <w:r>
-        <w:t xml:space="preserve"> </w:t>
-      </w:r>
-      <w:r>
-        <w:rPr>
-          <w:i/>
-          <w:iCs/>
-        </w:rPr>
-        <w:t xml:space="preserve">lavarapido-customer-service</w:t>
-      </w:r>
-      <w:r>
-        <w:t xml:space="preserve">,</w:t>
-      </w:r>
-      <w:r>
-        <w:t xml:space="preserve"> </w:t>
-      </w:r>
-      <w:r>
-        <w:rPr>
-          <w:i/>
-          <w:iCs/>
-        </w:rPr>
-        <w:t xml:space="preserve">lavarapido-booking-service</w:t>
-      </w:r>
-      <w:r>
-        <w:t xml:space="preserve">,</w:t>
-      </w:r>
-      <w:r>
-        <w:t xml:space="preserve"> </w:t>
-      </w:r>
-      <w:r>
-        <w:rPr>
-          <w:i/>
-          <w:iCs/>
-        </w:rPr>
-        <w:t xml:space="preserve">lavarapido-operation-service</w:t>
-      </w:r>
-      <w:r>
-        <w:t xml:space="preserve">,</w:t>
-      </w:r>
-      <w:r>
-        <w:t xml:space="preserve"> </w:t>
-      </w:r>
-      <w:r>
-        <w:rPr>
-          <w:i/>
-          <w:iCs/>
-        </w:rPr>
-        <w:t xml:space="preserve">lavarapido-notification-service</w:t>
-      </w:r>
-      <w:r>
-        <w:t xml:space="preserve">, and</w:t>
-      </w:r>
-      <w:r>
-        <w:t xml:space="preserve"> </w:t>
-      </w:r>
-      <w:r>
-        <w:rPr>
-          <w:i/>
-          <w:iCs/>
-        </w:rPr>
-        <w:t xml:space="preserve">lavarapido-api-gateway</w:t>
-      </w:r>
-      <w:r>
-        <w:t xml:space="preserve">. Do not run the same service in Docker and on the host at the same time, because both would try to use the same port.</w:t>
-      </w:r>
-    </w:p>
-    <w:bookmarkEnd w:id="70"/>
-    <w:bookmarkStart w:id="71" w:name="Xc71aec12004841ae9e11de4cdf606b251ea69ff"/>
-    <w:p>
-      <w:pPr>
-        <w:pStyle w:val="Heading3"/>
-      </w:pPr>
-      <w:r>
-        <w:t xml:space="preserve">12.4 payment-service (.NET 8) Outside Docker</w:t>
-      </w:r>
-    </w:p>
-    <w:p>
-      <w:pPr>
-        <w:pStyle w:val="SourceCode"/>
-      </w:pPr>
-      <w:r>
-        <w:rPr>
-          <w:rStyle w:val="BuiltInTok"/>
-        </w:rPr>
-        <w:t xml:space="preserve">cd</w:t>
-      </w:r>
-      <w:r>
-        <w:rPr>
-          <w:rStyle w:val="NormalTok"/>
-        </w:rPr>
-        <w:t xml:space="preserve"> Backend/lavarapido-payment-service</w:t>
-      </w:r>
-      <w:r>
-        <w:br/>
-      </w:r>
-      <w:r>
-        <w:rPr>
-          <w:rStyle w:val="ExtensionTok"/>
-        </w:rPr>
-        <w:t xml:space="preserve">dotnet</w:t>
-      </w:r>
-      <w:r>
-        <w:rPr>
-          <w:rStyle w:val="NormalTok"/>
-        </w:rPr>
-        <w:t xml:space="preserve"> run </w:t>
-      </w:r>
-      <w:r>
-        <w:rPr>
-          <w:rStyle w:val="AttributeTok"/>
-        </w:rPr>
-        <w:t xml:space="preserve">--project</w:t>
-      </w:r>
-      <w:r>
-        <w:rPr>
-          <w:rStyle w:val="NormalTok"/>
-        </w:rPr>
-        <w:t xml:space="preserve"> src/PaymentService.Api       </w:t>
-      </w:r>
-      <w:r>
-        <w:rPr>
-          <w:rStyle w:val="CommentTok"/>
-        </w:rPr>
-        <w:t xml:space="preserve"># http://localhost:3005</w:t>
-      </w:r>
-    </w:p>
-    <w:p>
-      <w:pPr>
-        <w:pStyle w:val="FirstParagraph"/>
-      </w:pPr>
-      <w:r>
-        <w:t xml:space="preserve">This option is for development or debugging; with Option A the service already runs in its container (stop it first with</w:t>
-      </w:r>
-      <w:r>
-        <w:t xml:space="preserve"> </w:t>
-      </w:r>
-      <w:r>
-        <w:rPr>
-          <w:i/>
-          <w:iCs/>
-        </w:rPr>
-        <w:t xml:space="preserve">docker compose stop payment-service</w:t>
-      </w:r>
-      <w:r>
-        <w:t xml:space="preserve">). The service reads</w:t>
-      </w:r>
-      <w:r>
-        <w:t xml:space="preserve"> </w:t>
-      </w:r>
-      <w:r>
-        <w:rPr>
-          <w:i/>
-          <w:iCs/>
-        </w:rPr>
-        <w:t xml:space="preserve">lavarapido-infra/.env</w:t>
-      </w:r>
-      <w:r>
-        <w:t xml:space="preserve">, listens on</w:t>
-      </w:r>
-      <w:r>
-        <w:t xml:space="preserve"> </w:t>
-      </w:r>
-      <w:r>
-        <w:rPr>
-          <w:i/>
-          <w:iCs/>
-        </w:rPr>
-        <w:t xml:space="preserve">PAYMENT_PORT</w:t>
-      </w:r>
-      <w:r>
-        <w:t xml:space="preserve"> </w:t>
-      </w:r>
-      <w:r>
-        <w:t xml:space="preserve">(3005 by default), and does not start without</w:t>
-      </w:r>
-      <w:r>
-        <w:t xml:space="preserve"> </w:t>
-      </w:r>
-      <w:r>
-        <w:rPr>
-          <w:i/>
-          <w:iCs/>
-        </w:rPr>
-        <w:t xml:space="preserve">JWT_SECRET</w:t>
-      </w:r>
-      <w:r>
-        <w:t xml:space="preserve">. It never creates its tables: they are created by the</w:t>
-      </w:r>
-      <w:r>
-        <w:t xml:space="preserve"> </w:t>
-      </w:r>
-      <w:r>
-        <w:rPr>
-          <w:i/>
-          <w:iCs/>
-        </w:rPr>
-        <w:t xml:space="preserve">payment-migrate</w:t>
-      </w:r>
-      <w:r>
-        <w:t xml:space="preserve"> </w:t>
-      </w:r>
-      <w:r>
-        <w:t xml:space="preserve">container (section 11.1). The repository also has its own</w:t>
-      </w:r>
-      <w:r>
-        <w:t xml:space="preserve"> </w:t>
-      </w:r>
-      <w:r>
-        <w:rPr>
-          <w:i/>
-          <w:iCs/>
-        </w:rPr>
-        <w:t xml:space="preserve">docker-compose.yml</w:t>
-      </w:r>
-      <w:r>
-        <w:t xml:space="preserve"> </w:t>
-      </w:r>
-      <w:r>
-        <w:t xml:space="preserve">(SQL Server on port 1434 with the database</w:t>
-      </w:r>
-      <w:r>
-        <w:t xml:space="preserve"> </w:t>
-      </w:r>
-      <w:r>
-        <w:rPr>
-          <w:i/>
-          <w:iCs/>
-        </w:rPr>
-        <w:t xml:space="preserve">lavado_vehicular</w:t>
-      </w:r>
-      <w:r>
-        <w:t xml:space="preserve">) only to test the migrations; it must not be used to run the system.</w:t>
-      </w:r>
-    </w:p>
-    <w:bookmarkEnd w:id="71"/>
-    <w:bookmarkStart w:id="72" w:name="X1b65d0ff6fe4c77b0097f8e62613fa66a9c11fb"/>
-    <w:p>
-      <w:pPr>
-        <w:pStyle w:val="Heading3"/>
-      </w:pPr>
-      <w:r>
-        <w:t xml:space="preserve">12.5 RabbitMQ and Mail</w:t>
-      </w:r>
-    </w:p>
-    <w:p>
-      <w:pPr>
-        <w:pStyle w:val="FirstParagraph"/>
-      </w:pPr>
-      <w:r>
-        <w:t xml:space="preserve">With</w:t>
-      </w:r>
-      <w:r>
-        <w:t xml:space="preserve"> </w:t>
-      </w:r>
-      <w:r>
-        <w:rPr>
-          <w:i/>
-          <w:iCs/>
-        </w:rPr>
-        <w:t xml:space="preserve">MESSAGING_ENABLED=true</w:t>
-      </w:r>
-      <w:r>
-        <w:t xml:space="preserve">, the services create the RabbitMQ topology when they start (payment-service only publishes: payment results, redeemed coupons, and points earned): the topic exchange</w:t>
-      </w:r>
-      <w:r>
-        <w:t xml:space="preserve"> </w:t>
-      </w:r>
-      <w:r>
-        <w:rPr>
-          <w:i/>
-          <w:iCs/>
-        </w:rPr>
-        <w:t xml:space="preserve">carwash.events</w:t>
-      </w:r>
-      <w:r>
-        <w:t xml:space="preserve">; the queues</w:t>
-      </w:r>
-      <w:r>
-        <w:t xml:space="preserve"> </w:t>
-      </w:r>
-      <w:r>
-        <w:rPr>
-          <w:i/>
-          <w:iCs/>
-        </w:rPr>
-        <w:t xml:space="preserve">customer-service.events</w:t>
-      </w:r>
-      <w:r>
-        <w:t xml:space="preserve"> </w:t>
-      </w:r>
-      <w:r>
-        <w:t xml:space="preserve">and</w:t>
-      </w:r>
-      <w:r>
-        <w:t xml:space="preserve"> </w:t>
-      </w:r>
-      <w:r>
-        <w:rPr>
-          <w:i/>
-          <w:iCs/>
-        </w:rPr>
-        <w:t xml:space="preserve">notification-service.events</w:t>
-      </w:r>
-      <w:r>
-        <w:t xml:space="preserve">; and their dead-letter queues (</w:t>
-      </w:r>
-      <w:r>
-        <w:rPr>
-          <w:i/>
-          <w:iCs/>
-        </w:rPr>
-        <w:t xml:space="preserve">.dlq</w:t>
-      </w:r>
-      <w:r>
-        <w:t xml:space="preserve">), to which a message moves after three failed retries. With</w:t>
-      </w:r>
-      <w:r>
-        <w:t xml:space="preserve"> </w:t>
-      </w:r>
-      <w:r>
-        <w:rPr>
-          <w:i/>
-          <w:iCs/>
-        </w:rPr>
-        <w:t xml:space="preserve">MESSAGING_ENABLED=false</w:t>
-      </w:r>
-      <w:r>
-        <w:t xml:space="preserve">, the system works, but customer profiles are created on the first request of the customer and the notifications that depend on events are not generated.</w:t>
-      </w:r>
-    </w:p>
-    <w:p>
-      <w:pPr>
-        <w:pStyle w:val="BodyText"/>
-      </w:pPr>
-      <w:r>
-        <w:t xml:space="preserve">With</w:t>
-      </w:r>
-      <w:r>
-        <w:t xml:space="preserve"> </w:t>
-      </w:r>
-      <w:r>
-        <w:rPr>
-          <w:i/>
-          <w:iCs/>
-        </w:rPr>
-        <w:t xml:space="preserve">MAIL_ENABLED=true</w:t>
-      </w:r>
-      <w:r>
-        <w:t xml:space="preserve"> </w:t>
-      </w:r>
-      <w:r>
-        <w:t xml:space="preserve">and Mailpit, the emails (welcome, recovery code, booking, payment, and coupon notices, inspection reports, and reminders) do not reach real inboxes: they are read at</w:t>
-      </w:r>
-      <w:r>
-        <w:t xml:space="preserve"> </w:t>
-      </w:r>
-      <w:r>
-        <w:rPr>
-          <w:i/>
-          <w:iCs/>
-        </w:rPr>
-        <w:t xml:space="preserve">http://localhost:8025</w:t>
-      </w:r>
-      <w:r>
-        <w:t xml:space="preserve">. With</w:t>
-      </w:r>
-      <w:r>
-        <w:t xml:space="preserve"> </w:t>
-      </w:r>
-      <w:r>
-        <w:rPr>
-          <w:i/>
-          <w:iCs/>
-        </w:rPr>
-        <w:t xml:space="preserve">MAIL_ENABLED=false</w:t>
-      </w:r>
-      <w:r>
-        <w:t xml:space="preserve">, the recovery code is written in the log of security-service.</w:t>
-      </w:r>
-    </w:p>
-    <w:bookmarkEnd w:id="72"/>
-    <w:bookmarkStart w:id="73" w:name="X44064701f168176ecfda4e1301ed65922e2e6f5"/>
-    <w:p>
-      <w:pPr>
-        <w:pStyle w:val="Heading3"/>
-      </w:pPr>
-      <w:r>
-        <w:t xml:space="preserve">12.6 Logs, Stopping, and Updating</w:t>
-      </w:r>
-    </w:p>
-    <w:p>
-      <w:pPr>
-        <w:pStyle w:val="SourceCode"/>
-      </w:pPr>
-      <w:r>
-        <w:rPr>
-          <w:rStyle w:val="ExtensionTok"/>
-        </w:rPr>
-        <w:t xml:space="preserve">docker</w:t>
-      </w:r>
-      <w:r>
-        <w:rPr>
-          <w:rStyle w:val="NormalTok"/>
-        </w:rPr>
-        <w:t xml:space="preserve"> compose logs </w:t>
-      </w:r>
-      <w:r>
-        <w:rPr>
-          <w:rStyle w:val="AttributeTok"/>
-        </w:rPr>
-        <w:t xml:space="preserve">-f</w:t>
-      </w:r>
-      <w:r>
-        <w:rPr>
-          <w:rStyle w:val="NormalTok"/>
-        </w:rPr>
-        <w:t xml:space="preserve"> security-service           </w:t>
-      </w:r>
-      <w:r>
-        <w:rPr>
-          <w:rStyle w:val="CommentTok"/>
-        </w:rPr>
-        <w:t xml:space="preserve"># follow a service's log</w:t>
-      </w:r>
-      <w:r>
-        <w:br/>
-      </w:r>
-      <w:r>
-        <w:rPr>
-          <w:rStyle w:val="ExtensionTok"/>
-        </w:rPr>
-        <w:t xml:space="preserve">docker</w:t>
-      </w:r>
-      <w:r>
-        <w:rPr>
-          <w:rStyle w:val="NormalTok"/>
-        </w:rPr>
-        <w:t xml:space="preserve"> compose logs </w:t>
-      </w:r>
-      <w:r>
-        <w:rPr>
-          <w:rStyle w:val="AttributeTok"/>
-        </w:rPr>
-        <w:t xml:space="preserve">--since</w:t>
-      </w:r>
-      <w:r>
-        <w:rPr>
-          <w:rStyle w:val="NormalTok"/>
-        </w:rPr>
-        <w:t xml:space="preserve"> 10m booking-service   </w:t>
-      </w:r>
-      <w:r>
-        <w:rPr>
-          <w:rStyle w:val="CommentTok"/>
-        </w:rPr>
-        <w:t xml:space="preserve"># last 10 minutes</w:t>
-      </w:r>
-      <w:r>
-        <w:br/>
-      </w:r>
-      <w:r>
-        <w:rPr>
-          <w:rStyle w:val="ExtensionTok"/>
-        </w:rPr>
-        <w:t xml:space="preserve">docker</w:t>
-      </w:r>
-      <w:r>
-        <w:rPr>
-          <w:rStyle w:val="NormalTok"/>
-        </w:rPr>
-        <w:t xml:space="preserve"> compose stop                               </w:t>
-      </w:r>
-      <w:r>
-        <w:rPr>
-          <w:rStyle w:val="CommentTok"/>
-        </w:rPr>
-        <w:t xml:space="preserve"># stop without deleting data</w:t>
-      </w:r>
-      <w:r>
-        <w:br/>
-      </w:r>
-      <w:r>
-        <w:rPr>
-          <w:rStyle w:val="ExtensionTok"/>
-        </w:rPr>
-        <w:t xml:space="preserve">docker</w:t>
-      </w:r>
-      <w:r>
-        <w:rPr>
-          <w:rStyle w:val="NormalTok"/>
-        </w:rPr>
-        <w:t xml:space="preserve"> compose start                              </w:t>
-      </w:r>
-      <w:r>
-        <w:rPr>
-          <w:rStyle w:val="CommentTok"/>
-        </w:rPr>
-        <w:t xml:space="preserve"># resume</w:t>
-      </w:r>
-      <w:r>
-        <w:br/>
-      </w:r>
-      <w:r>
-        <w:rPr>
-          <w:rStyle w:val="ExtensionTok"/>
-        </w:rPr>
-        <w:t xml:space="preserve">docker</w:t>
-      </w:r>
-      <w:r>
-        <w:rPr>
-          <w:rStyle w:val="NormalTok"/>
-        </w:rPr>
-        <w:t xml:space="preserve"> compose down                               </w:t>
-      </w:r>
-      <w:r>
-        <w:rPr>
-          <w:rStyle w:val="CommentTok"/>
-        </w:rPr>
-        <w:t xml:space="preserve"># remove containers, keep volumes</w:t>
-      </w:r>
-      <w:r>
-        <w:br/>
-      </w:r>
-      <w:r>
-        <w:rPr>
-          <w:rStyle w:val="ExtensionTok"/>
-        </w:rPr>
-        <w:t xml:space="preserve">docker</w:t>
-      </w:r>
-      <w:r>
-        <w:rPr>
-          <w:rStyle w:val="NormalTok"/>
-        </w:rPr>
-        <w:t xml:space="preserve"> compose </w:t>
-      </w:r>
-      <w:r>
-        <w:rPr>
-          <w:rStyle w:val="AttributeTok"/>
-        </w:rPr>
-        <w:t xml:space="preserve">--profile</w:t>
-      </w:r>
-      <w:r>
-        <w:rPr>
-          <w:rStyle w:val="NormalTok"/>
-        </w:rPr>
-        <w:t xml:space="preserve"> app up </w:t>
-      </w:r>
-      <w:r>
-        <w:rPr>
-          <w:rStyle w:val="AttributeTok"/>
-        </w:rPr>
-        <w:t xml:space="preserve">-d</w:t>
-      </w:r>
-      <w:r>
-        <w:rPr>
-          <w:rStyle w:val="NormalTok"/>
-        </w:rPr>
-        <w:t xml:space="preserve"> </w:t>
-      </w:r>
-      <w:r>
-        <w:rPr>
-          <w:rStyle w:val="AttributeTok"/>
-        </w:rPr>
-        <w:t xml:space="preserve">--build</w:t>
-      </w:r>
-      <w:r>
-        <w:rPr>
-          <w:rStyle w:val="NormalTok"/>
-        </w:rPr>
-        <w:t xml:space="preserve"> </w:t>
-      </w:r>
-      <w:r>
-        <w:rPr>
-          <w:rStyle w:val="OperatorTok"/>
-        </w:rPr>
-        <w:t xml:space="preserve">&lt;</w:t>
-      </w:r>
-      <w:r>
-        <w:rPr>
-          <w:rStyle w:val="NormalTok"/>
-        </w:rPr>
-        <w:t xml:space="preserve">service</w:t>
-      </w:r>
-      <w:r>
-        <w:rPr>
-          <w:rStyle w:val="OperatorTok"/>
-        </w:rPr>
-        <w:t xml:space="preserve">&gt;</w:t>
-      </w:r>
-      <w:r>
-        <w:rPr>
-          <w:rStyle w:val="NormalTok"/>
-        </w:rPr>
-        <w:t xml:space="preserve">   </w:t>
-      </w:r>
-      <w:r>
-        <w:rPr>
-          <w:rStyle w:val="CommentTok"/>
-        </w:rPr>
-        <w:t xml:space="preserve"># update a service after a change</w:t>
-      </w:r>
-    </w:p>
-    <w:p>
-      <w:pPr>
-        <w:pStyle w:val="FirstParagraph"/>
-      </w:pPr>
-      <w:r>
-        <w:t xml:space="preserve">The logs include the time, the level, the service name, and the correlation identifier. A log must never contain passwords, tokens, or receipt content; if they appear, it is a defect that must be reported.</w:t>
-      </w:r>
-    </w:p>
-    <w:bookmarkEnd w:id="73"/>
-    <w:bookmarkEnd w:id="74"/>
-    <w:bookmarkStart w:id="78" w:name="Xcf895b63f92e5f8b1fcffb2ae974ef21eed76b8"/>
-    <w:p>
-      <w:pPr>
-        <w:pStyle w:val="Heading2"/>
-      </w:pPr>
-      <w:r>
-        <w:t xml:space="preserve">13. Running the Frontend</w:t>
-      </w:r>
-    </w:p>
-    <w:bookmarkStart w:id="75" w:name="X4ebc89373d50eddbda19a1dbb93740c47ba5e7d"/>
-    <w:p>
-      <w:pPr>
-        <w:pStyle w:val="Heading3"/>
-      </w:pPr>
-      <w:r>
-        <w:t xml:space="preserve">13.1 Web Application (Angular)</w:t>
-      </w:r>
-    </w:p>
-    <w:p>
-      <w:pPr>
-        <w:pStyle w:val="SourceCode"/>
-      </w:pPr>
-      <w:r>
-        <w:rPr>
-          <w:rStyle w:val="BuiltInTok"/>
-        </w:rPr>
-        <w:t xml:space="preserve">cd</w:t>
-      </w:r>
-      <w:r>
-        <w:rPr>
-          <w:rStyle w:val="NormalTok"/>
-        </w:rPr>
-        <w:t xml:space="preserve"> Frontend/Front-end-proyecto-web</w:t>
-      </w:r>
-      <w:r>
-        <w:br/>
-      </w:r>
-      <w:r>
-        <w:rPr>
-          <w:rStyle w:val="ExtensionTok"/>
-        </w:rPr>
-        <w:t xml:space="preserve">npm</w:t>
-      </w:r>
-      <w:r>
-        <w:rPr>
-          <w:rStyle w:val="NormalTok"/>
-        </w:rPr>
-        <w:t xml:space="preserve"> start                     </w:t>
-      </w:r>
-      <w:r>
-        <w:rPr>
-          <w:rStyle w:val="CommentTok"/>
-        </w:rPr>
-        <w:t xml:space="preserve"># equivalent to: npx ng serve</w:t>
-      </w:r>
-    </w:p>
-    <w:p>
-      <w:pPr>
-        <w:pStyle w:val="FirstParagraph"/>
-      </w:pPr>
-      <w:r>
-        <w:t xml:space="preserve">The development server publishes the application at</w:t>
-      </w:r>
-      <w:r>
-        <w:t xml:space="preserve"> </w:t>
-      </w:r>
-      <w:r>
-        <w:rPr>
-          <w:i/>
-          <w:iCs/>
-        </w:rPr>
-        <w:t xml:space="preserve">http://localhost:4200</w:t>
-      </w:r>
-      <w:r>
-        <w:t xml:space="preserve"> </w:t>
-      </w:r>
-      <w:r>
-        <w:t xml:space="preserve">and forwards</w:t>
-      </w:r>
-      <w:r>
-        <w:t xml:space="preserve"> </w:t>
-      </w:r>
-      <w:r>
-        <w:rPr>
-          <w:i/>
-          <w:iCs/>
-        </w:rPr>
-        <w:t xml:space="preserve">/api</w:t>
-      </w:r>
-      <w:r>
-        <w:t xml:space="preserve"> </w:t>
-      </w:r>
-      <w:r>
-        <w:t xml:space="preserve">to the gateway. The production build is generated with</w:t>
-      </w:r>
-      <w:r>
-        <w:t xml:space="preserve"> </w:t>
-      </w:r>
-      <w:r>
-        <w:rPr>
-          <w:i/>
-          <w:iCs/>
-        </w:rPr>
-        <w:t xml:space="preserve">npm run build</w:t>
-      </w:r>
-      <w:r>
-        <w:t xml:space="preserve"> </w:t>
-      </w:r>
-      <w:r>
-        <w:t xml:space="preserve">and leaves the static files in</w:t>
-      </w:r>
-      <w:r>
-        <w:t xml:space="preserve"> </w:t>
-      </w:r>
-      <w:r>
-        <w:rPr>
-          <w:i/>
-          <w:iCs/>
-        </w:rPr>
-        <w:t xml:space="preserve">dist/</w:t>
-      </w:r>
-      <w:r>
-        <w:t xml:space="preserve">; publishing them on a web server is outside the scope of this manual.</w:t>
-      </w:r>
-    </w:p>
-    <w:p>
-      <w:pPr>
-        <w:pStyle w:val="BodyText"/>
-      </w:pPr>
-      <w:r>
-        <w:rPr>
-          <w:b/>
-          <w:bCs/>
-        </w:rPr>
-        <w:t xml:space="preserve">Figure 7</w:t>
-      </w:r>
-    </w:p>
-    <w:p>
-      <w:pPr>
-        <w:pStyle w:val="BodyText"/>
-      </w:pPr>
-      <w:r>
-        <w:rPr>
-          <w:i/>
-          <w:iCs/>
-        </w:rPr>
-        <w:t xml:space="preserve">Web Application Running</w:t>
-      </w:r>
-    </w:p>
-    <w:p>
-      <w:pPr>
-        <w:pStyle w:val="BlockText"/>
-      </w:pPr>
-      <w:r>
-        <w:rPr>
-          <w:b/>
-          <w:bCs/>
-        </w:rPr>
-        <w:t xml:space="preserve">Screenshot to insert.</w:t>
-      </w:r>
-      <w:r>
-        <w:t xml:space="preserve"> </w:t>
-      </w:r>
-      <w:r>
-        <w:rPr>
-          <w:b/>
-          <w:bCs/>
-        </w:rPr>
-        <w:t xml:space="preserve">Screen:</w:t>
-      </w:r>
-      <w:r>
-        <w:t xml:space="preserve"> </w:t>
-      </w:r>
-      <w:r>
-        <w:t xml:space="preserve">browser at</w:t>
-      </w:r>
-      <w:r>
-        <w:t xml:space="preserve"> </w:t>
-      </w:r>
-      <w:r>
-        <w:rPr>
-          <w:i/>
-          <w:iCs/>
-        </w:rPr>
-        <w:t xml:space="preserve">http://localhost:4200</w:t>
-      </w:r>
-      <w:r>
-        <w:t xml:space="preserve">.</w:t>
-      </w:r>
-      <w:r>
-        <w:t xml:space="preserve"> </w:t>
-      </w:r>
-      <w:r>
-        <w:rPr>
-          <w:b/>
-          <w:bCs/>
-        </w:rPr>
-        <w:t xml:space="preserve">Content:</w:t>
-      </w:r>
-      <w:r>
-        <w:t xml:space="preserve"> </w:t>
-      </w:r>
-      <w:r>
-        <w:t xml:space="preserve">the welcome screen with the top bar, the language selector, and the Login and Register buttons, with the address bar visible.</w:t>
-      </w:r>
-    </w:p>
-    <w:bookmarkEnd w:id="75"/>
-    <w:bookmarkStart w:id="76" w:name="X180f031fb96bf7cb338e0e925d30f92d0dfca73"/>
-    <w:p>
-      <w:pPr>
-        <w:pStyle w:val="Heading3"/>
-      </w:pPr>
-      <w:r>
-        <w:t xml:space="preserve">13.2 Mobile Application (React Native With Expo)</w:t>
-      </w:r>
-    </w:p>
-    <w:p>
-      <w:pPr>
-        <w:pStyle w:val="SourceCode"/>
-      </w:pPr>
-      <w:r>
-        <w:rPr>
-          <w:rStyle w:val="BuiltInTok"/>
-        </w:rPr>
-        <w:t xml:space="preserve">cd</w:t>
-      </w:r>
-      <w:r>
-        <w:rPr>
-          <w:rStyle w:val="NormalTok"/>
-        </w:rPr>
-        <w:t xml:space="preserve"> Frontend/LavadoVehicular-Movil</w:t>
-      </w:r>
-      <w:r>
-        <w:br/>
-      </w:r>
-      <w:r>
-        <w:rPr>
-          <w:rStyle w:val="ExtensionTok"/>
-        </w:rPr>
-        <w:t xml:space="preserve">npx</w:t>
-      </w:r>
-      <w:r>
-        <w:rPr>
-          <w:rStyle w:val="NormalTok"/>
-        </w:rPr>
-        <w:t xml:space="preserve"> expo start                </w:t>
-      </w:r>
-      <w:r>
-        <w:rPr>
-          <w:rStyle w:val="CommentTok"/>
-        </w:rPr>
-        <w:t xml:space="preserve"># or: npm start</w:t>
-      </w:r>
-    </w:p>
-    <w:p>
-      <w:pPr>
-        <w:pStyle w:val="FirstParagraph"/>
-      </w:pPr>
-      <w:r>
-        <w:t xml:space="preserve">The command opens the Metro development server (port 8081) and shows a QR code. For a quick test, open the application in an Android emulator (key</w:t>
-      </w:r>
-      <w:r>
-        <w:t xml:space="preserve"> </w:t>
-      </w:r>
-      <w:r>
-        <w:rPr>
-          <w:i/>
-          <w:iCs/>
-        </w:rPr>
-        <w:t xml:space="preserve">a</w:t>
-      </w:r>
-      <w:r>
-        <w:t xml:space="preserve">) or on a phone with Expo Go on the same Wi-Fi network. Remember to configure</w:t>
-      </w:r>
-      <w:r>
-        <w:t xml:space="preserve"> </w:t>
-      </w:r>
-      <w:r>
-        <w:rPr>
-          <w:i/>
-          <w:iCs/>
-        </w:rPr>
-        <w:t xml:space="preserve">EXPO_PUBLIC_API_URL</w:t>
-      </w:r>
-      <w:r>
-        <w:t xml:space="preserve"> </w:t>
-      </w:r>
-      <w:r>
-        <w:t xml:space="preserve">(section 10.5).</w:t>
-      </w:r>
-    </w:p>
-    <w:p>
-      <w:pPr>
-        <w:pStyle w:val="BodyText"/>
-      </w:pPr>
-      <w:r>
-        <w:rPr>
-          <w:b/>
-          <w:bCs/>
-        </w:rPr>
-        <w:t xml:space="preserve">Push notifications.</w:t>
-      </w:r>
-      <w:r>
-        <w:t xml:space="preserve"> </w:t>
-      </w:r>
-      <w:r>
-        <w:t xml:space="preserve">Expo Go does not receive remote push notifications. To test them, build a development version with EAS and set</w:t>
-      </w:r>
-      <w:r>
-        <w:t xml:space="preserve"> </w:t>
-      </w:r>
-      <w:r>
-        <w:rPr>
-          <w:i/>
-          <w:iCs/>
-        </w:rPr>
-        <w:t xml:space="preserve">PUSH_ENABLED=true</w:t>
-      </w:r>
-      <w:r>
-        <w:t xml:space="preserve"> </w:t>
-      </w:r>
-      <w:r>
-        <w:t xml:space="preserve">in the backend:</w:t>
-      </w:r>
-    </w:p>
-    <w:p>
-      <w:pPr>
-        <w:pStyle w:val="SourceCode"/>
-      </w:pPr>
-      <w:r>
-        <w:rPr>
-          <w:rStyle w:val="ExtensionTok"/>
-        </w:rPr>
-        <w:t xml:space="preserve">npx</w:t>
-      </w:r>
-      <w:r>
-        <w:rPr>
-          <w:rStyle w:val="NormalTok"/>
-        </w:rPr>
-        <w:t xml:space="preserve"> eas-cli login</w:t>
-      </w:r>
-      <w:r>
-        <w:br/>
-      </w:r>
-      <w:r>
-        <w:rPr>
-          <w:rStyle w:val="ExtensionTok"/>
-        </w:rPr>
-        <w:t xml:space="preserve">npx</w:t>
-      </w:r>
-      <w:r>
-        <w:rPr>
-          <w:rStyle w:val="NormalTok"/>
-        </w:rPr>
-        <w:t xml:space="preserve"> eas-cli build </w:t>
-      </w:r>
-      <w:r>
-        <w:rPr>
-          <w:rStyle w:val="AttributeTok"/>
-        </w:rPr>
-        <w:t xml:space="preserve">--profile</w:t>
-      </w:r>
-      <w:r>
-        <w:rPr>
-          <w:rStyle w:val="NormalTok"/>
-        </w:rPr>
-        <w:t xml:space="preserve"> development </w:t>
-      </w:r>
-      <w:r>
-        <w:rPr>
-          <w:rStyle w:val="AttributeTok"/>
-        </w:rPr>
-        <w:t xml:space="preserve">--platform</w:t>
-      </w:r>
-      <w:r>
-        <w:rPr>
-          <w:rStyle w:val="NormalTok"/>
-        </w:rPr>
-        <w:t xml:space="preserve"> android</w:t>
-      </w:r>
-    </w:p>
-    <w:p>
-      <w:pPr>
-        <w:pStyle w:val="FirstParagraph"/>
-      </w:pPr>
-      <w:r>
-        <w:rPr>
-          <w:b/>
-          <w:bCs/>
-        </w:rPr>
-        <w:t xml:space="preserve">Figure 8</w:t>
-      </w:r>
-    </w:p>
-    <w:p>
-      <w:pPr>
-        <w:pStyle w:val="BodyText"/>
-      </w:pPr>
-      <w:r>
-        <w:rPr>
-          <w:i/>
-          <w:iCs/>
-        </w:rPr>
-        <w:t xml:space="preserve">Expo Development Server</w:t>
-      </w:r>
-    </w:p>
-    <w:p>
-      <w:pPr>
-        <w:pStyle w:val="BlockText"/>
-      </w:pPr>
-      <w:r>
-        <w:rPr>
-          <w:b/>
-          <w:bCs/>
-        </w:rPr>
-        <w:t xml:space="preserve">Screenshot to insert.</w:t>
-      </w:r>
-      <w:r>
-        <w:t xml:space="preserve"> </w:t>
-      </w:r>
-      <w:r>
-        <w:rPr>
-          <w:b/>
-          <w:bCs/>
-        </w:rPr>
-        <w:t xml:space="preserve">Screen:</w:t>
-      </w:r>
-      <w:r>
-        <w:t xml:space="preserve"> </w:t>
-      </w:r>
-      <w:r>
-        <w:t xml:space="preserve">terminal in</w:t>
-      </w:r>
-      <w:r>
-        <w:t xml:space="preserve"> </w:t>
-      </w:r>
-      <w:r>
-        <w:rPr>
-          <w:i/>
-          <w:iCs/>
-        </w:rPr>
-        <w:t xml:space="preserve">LavadoVehicular-Movil</w:t>
-      </w:r>
-      <w:r>
-        <w:t xml:space="preserve">.</w:t>
-      </w:r>
-      <w:r>
-        <w:t xml:space="preserve"> </w:t>
-      </w:r>
-      <w:r>
-        <w:rPr>
-          <w:b/>
-          <w:bCs/>
-        </w:rPr>
-        <w:t xml:space="preserve">Content:</w:t>
-      </w:r>
-      <w:r>
-        <w:t xml:space="preserve"> </w:t>
-      </w:r>
-      <w:r>
-        <w:t xml:space="preserve">output of</w:t>
-      </w:r>
-      <w:r>
-        <w:t xml:space="preserve"> </w:t>
-      </w:r>
-      <w:r>
-        <w:rPr>
-          <w:i/>
-          <w:iCs/>
-        </w:rPr>
-        <w:t xml:space="preserve">npx expo start</w:t>
-      </w:r>
-      <w:r>
-        <w:t xml:space="preserve"> </w:t>
-      </w:r>
-      <w:r>
-        <w:t xml:space="preserve">with the QR code, the Metro address, and the keyboard options.</w:t>
-      </w:r>
-    </w:p>
-    <w:bookmarkEnd w:id="76"/>
-    <w:bookmarkStart w:id="77" w:name="X67018c30dca7920b9d5c20d6049bbaee4e97a22"/>
-    <w:p>
-      <w:pPr>
-        <w:pStyle w:val="Heading3"/>
-      </w:pPr>
-      <w:r>
-        <w:t xml:space="preserve">13.3 Static Mockups (Optional)</w:t>
-      </w:r>
-    </w:p>
-    <w:p>
-      <w:pPr>
-        <w:pStyle w:val="FirstParagraph"/>
-      </w:pPr>
-      <w:r>
         <w:t xml:space="preserve">The documentation repository includes HTML mockups of the screens in</w:t>
       </w:r>
       <w:r>
@@ -12810,9 +12629,9 @@
         <w:t xml:space="preserve">. They are opened directly in the browser and do not require the backend; they must not be confused with the real application.</w:t>
       </w:r>
     </w:p>
-    <w:bookmarkEnd w:id="77"/>
-    <w:bookmarkEnd w:id="78"/>
-    <w:bookmarkStart w:id="80" w:name="X0bc519113f2cf56ecf2c5fb9aab80844b376376"/>
+    <w:bookmarkEnd w:id="101"/>
+    <w:bookmarkEnd w:id="102"/>
+    <w:bookmarkStart w:id="104" w:name="X0bc519113f2cf56ecf2c5fb9aab80844b376376"/>
     <w:p>
       <w:pPr>
         <w:pStyle w:val="Heading2"/>
@@ -13201,7 +13020,7 @@
         <w:t xml:space="preserve">Values taken from the configuration of the services and the team guide.</w:t>
       </w:r>
     </w:p>
-    <w:bookmarkStart w:id="79" w:name="X64950114608e577ba6848d0640bc5bc92f9c29d"/>
+    <w:bookmarkStart w:id="103" w:name="X64950114608e577ba6848d0640bc5bc92f9c29d"/>
     <w:p>
       <w:pPr>
         <w:pStyle w:val="Heading3"/>
@@ -13371,9 +13190,9 @@
         <w:t xml:space="preserve">.</w:t>
       </w:r>
     </w:p>
-    <w:bookmarkEnd w:id="79"/>
-    <w:bookmarkEnd w:id="80"/>
-    <w:bookmarkStart w:id="85" w:name="X5510acd32cb2b147900331a797be15c6ccf94b4"/>
+    <w:bookmarkEnd w:id="103"/>
+    <w:bookmarkEnd w:id="104"/>
+    <w:bookmarkStart w:id="109" w:name="X5510acd32cb2b147900331a797be15c6ccf94b4"/>
     <w:p>
       <w:pPr>
         <w:pStyle w:val="Heading2"/>
@@ -13382,7 +13201,7 @@
         <w:t xml:space="preserve">15. Test Users</w:t>
       </w:r>
     </w:p>
-    <w:bookmarkStart w:id="81" w:name="X24325d3d4d4e5647d26c7283e5caecab4871b9a"/>
+    <w:bookmarkStart w:id="105" w:name="X24325d3d4d4e5647d26c7283e5caecab4871b9a"/>
     <w:p>
       <w:pPr>
         <w:pStyle w:val="Heading3"/>
@@ -13425,8 +13244,8 @@
         <w:t xml:space="preserve">). This manual does not reproduce them, because the security policy forbids publishing credentials; those accounts must never exist in a shared environment.</w:t>
       </w:r>
     </w:p>
-    <w:bookmarkEnd w:id="81"/>
-    <w:bookmarkStart w:id="82" w:name="X00148bb6aeda27f4a2ffc763aa6215303bb34a1"/>
+    <w:bookmarkEnd w:id="105"/>
+    <w:bookmarkStart w:id="106" w:name="X00148bb6aeda27f4a2ffc763aa6215303bb34a1"/>
     <w:p>
       <w:pPr>
         <w:pStyle w:val="Heading3"/>
@@ -13659,7 +13478,7 @@
               <w:pStyle w:val="Compact"/>
             </w:pPr>
             <w:r>
-              <w:t xml:space="preserve">The current version does not lock the account (TD-003).</w:t>
+              <w:t xml:space="preserve">Five failed attempts within 15 minutes lock the account for 15 minutes; resetting the password unlocks it.</w:t>
             </w:r>
           </w:p>
         </w:tc>
@@ -13683,8 +13502,8 @@
         <w:t xml:space="preserve">Source: validations of the registration form and the password policy of security-service.</w:t>
       </w:r>
     </w:p>
-    <w:bookmarkEnd w:id="82"/>
-    <w:bookmarkStart w:id="83" w:name="X5cf329c21571fa2d23ab12d169c0bc551307cf2"/>
+    <w:bookmarkEnd w:id="106"/>
+    <w:bookmarkStart w:id="107" w:name="X5cf329c21571fa2d23ab12d169c0bc551307cf2"/>
     <w:p>
       <w:pPr>
         <w:pStyle w:val="Heading3"/>
@@ -13860,8 +13679,8 @@
         <w:t xml:space="preserve">) opens.</w:t>
       </w:r>
     </w:p>
-    <w:bookmarkEnd w:id="83"/>
-    <w:bookmarkStart w:id="84" w:name="X768467d47a31c7c1762a79750ff9211ceb01087"/>
+    <w:bookmarkEnd w:id="107"/>
+    <w:bookmarkStart w:id="108" w:name="X768467d47a31c7c1762a79750ff9211ceb01087"/>
     <w:p>
       <w:pPr>
         <w:pStyle w:val="Heading3"/>
@@ -13923,9 +13742,9 @@
         <w:t xml:space="preserve">profile is created with the procedure of section 8.4 of the Administrator Manual.</w:t>
       </w:r>
     </w:p>
-    <w:bookmarkEnd w:id="84"/>
-    <w:bookmarkEnd w:id="85"/>
-    <w:bookmarkStart w:id="91" w:name="Xe35165451bb90f0ec3914f2e0673dde6b63d8aa"/>
+    <w:bookmarkEnd w:id="108"/>
+    <w:bookmarkEnd w:id="109"/>
+    <w:bookmarkStart w:id="121" w:name="Xe35165451bb90f0ec3914f2e0673dde6b63d8aa"/>
     <w:p>
       <w:pPr>
         <w:pStyle w:val="Heading2"/>
@@ -14093,7 +13912,7 @@
               <w:pStyle w:val="Compact"/>
             </w:pPr>
             <w:r>
-              <w:t xml:space="preserve">The 49 tables in the nine schemas (section 11.5).</w:t>
+              <w:t xml:space="preserve">The 57 tables in the nine schemas (section 11.5).</w:t>
             </w:r>
           </w:p>
         </w:tc>
@@ -14553,7 +14372,7 @@
         <w:t xml:space="preserve">Prepared by the authors from the integration checks of the project documentation.</w:t>
       </w:r>
     </w:p>
-    <w:bookmarkStart w:id="86" w:name="X8af0eba09ae7f98c1caf587e95644e93c6e505b"/>
+    <w:bookmarkStart w:id="110" w:name="X8af0eba09ae7f98c1caf587e95644e93c6e505b"/>
     <w:p>
       <w:pPr>
         <w:pStyle w:val="Heading3"/>
@@ -14692,8 +14511,8 @@
         <w:t xml:space="preserve">Then run the queries of section 11.5. If the results do not match, do not continue with the following tests.</w:t>
       </w:r>
     </w:p>
-    <w:bookmarkEnd w:id="86"/>
-    <w:bookmarkStart w:id="87" w:name="Xa7cd43930564150627504c1831699229666b223"/>
+    <w:bookmarkEnd w:id="110"/>
+    <w:bookmarkStart w:id="111" w:name="Xa7cd43930564150627504c1831699229666b223"/>
     <w:p>
       <w:pPr>
         <w:pStyle w:val="Heading3"/>
@@ -14890,8 +14709,8 @@
         <w:t xml:space="preserve">file if they were changed.</w:t>
       </w:r>
     </w:p>
-    <w:bookmarkEnd w:id="87"/>
-    <w:bookmarkStart w:id="88" w:name="Xad131dc587d17e917ef43dca712bd40e373124b"/>
+    <w:bookmarkEnd w:id="111"/>
+    <w:bookmarkStart w:id="115" w:name="Xad131dc587d17e917ef43dca712bd40e373124b"/>
     <w:p>
       <w:pPr>
         <w:pStyle w:val="Heading3"/>
@@ -15107,7 +14926,23 @@
         <w:t xml:space="preserve">401</w:t>
       </w:r>
       <w:r>
-        <w:t xml:space="preserve">. The gateway does not validate tokens (ADR-006): it forwards the request and the service rejects it. The health endpoint of payment-service always answers UP, even if the database is down (TD-017), so its database must be checked with a real request.</w:t>
+        <w:t xml:space="preserve">. The gateway does not validate tokens (ADR-006): it forwards the request and the service rejects it. Every service, including payment-service, checks the database in its health endpoint: if SQL Server does not answer, it replies</w:t>
+      </w:r>
+      <w:r>
+        <w:t xml:space="preserve"> </w:t>
+      </w:r>
+      <w:r>
+        <w:rPr>
+          <w:i/>
+          <w:iCs/>
+        </w:rPr>
+        <w:t xml:space="preserve">DOWN</w:t>
+      </w:r>
+      <w:r>
+        <w:t xml:space="preserve"> </w:t>
+      </w:r>
+      <w:r>
+        <w:t xml:space="preserve">with code 503.</w:t>
       </w:r>
     </w:p>
     <w:p>
@@ -15136,50 +14971,53 @@
     </w:p>
     <w:p>
       <w:pPr>
-        <w:pStyle w:val="BlockText"/>
-      </w:pPr>
-      <w:r>
-        <w:rPr>
-          <w:b/>
-          <w:bCs/>
-        </w:rPr>
-        <w:t xml:space="preserve">Screenshot to insert.</w:t>
-      </w:r>
-      <w:r>
-        <w:t xml:space="preserve"> </w:t>
-      </w:r>
-      <w:r>
-        <w:rPr>
-          <w:b/>
-          <w:bCs/>
-        </w:rPr>
-        <w:t xml:space="preserve">Screen:</w:t>
-      </w:r>
-      <w:r>
-        <w:t xml:space="preserve"> </w:t>
-      </w:r>
-      <w:r>
-        <w:t xml:space="preserve">terminal.</w:t>
-      </w:r>
-      <w:r>
-        <w:t xml:space="preserve"> </w:t>
-      </w:r>
-      <w:r>
-        <w:rPr>
-          <w:b/>
-          <w:bCs/>
-        </w:rPr>
-        <w:t xml:space="preserve">Content:</w:t>
-      </w:r>
-      <w:r>
-        <w:t xml:space="preserve"> </w:t>
-      </w:r>
-      <w:r>
-        <w:t xml:space="preserve">output of the loop of section 16.3 with UP in the seven ports and the 401 response of the protected route.</w:t>
-      </w:r>
-    </w:p>
-    <w:bookmarkEnd w:id="88"/>
-    <w:bookmarkStart w:id="89" w:name="X291c594b141740efd43701f4ff4ea5d13a4a4fa"/>
+        <w:pStyle w:val="BodyText"/>
+      </w:pPr>
+      <w:r>
+        <w:drawing>
+          <wp:inline>
+            <wp:extent cx="5334000" cy="3102239"/>
+            <wp:effectExtent b="0" l="0" r="0" t="0"/>
+            <wp:docPr descr="Response of the Health Endpoints" title="" id="113" name="Picture"/>
+            <a:graphic>
+              <a:graphicData uri="http://schemas.openxmlformats.org/drawingml/2006/picture">
+                <pic:pic>
+                  <pic:nvPicPr>
+                    <pic:cNvPr descr="capturas/installation-09-response-of-the-health-endpoints.png" id="114" name="Picture"/>
+                    <pic:cNvPicPr>
+                      <a:picLocks noChangeArrowheads="1" noChangeAspect="1"/>
+                    </pic:cNvPicPr>
+                  </pic:nvPicPr>
+                  <pic:blipFill>
+                    <a:blip r:embed="rId112"/>
+                    <a:stretch>
+                      <a:fillRect/>
+                    </a:stretch>
+                  </pic:blipFill>
+                  <pic:spPr bwMode="auto">
+                    <a:xfrm>
+                      <a:off x="0" y="0"/>
+                      <a:ext cx="5334000" cy="3102239"/>
+                    </a:xfrm>
+                    <a:prstGeom prst="rect">
+                      <a:avLst/>
+                    </a:prstGeom>
+                    <a:noFill/>
+                    <a:ln w="9525">
+                      <a:noFill/>
+                      <a:headEnd/>
+                      <a:tailEnd/>
+                    </a:ln>
+                  </pic:spPr>
+                </pic:pic>
+              </a:graphicData>
+            </a:graphic>
+          </wp:inline>
+        </w:drawing>
+      </w:r>
+    </w:p>
+    <w:bookmarkEnd w:id="115"/>
+    <w:bookmarkStart w:id="116" w:name="X291c594b141740efd43701f4ff4ea5d13a4a4fa"/>
     <w:p>
       <w:pPr>
         <w:pStyle w:val="Heading3"/>
@@ -15317,8 +15155,8 @@
         <w:t xml:space="preserve">) and check that the data remains.</w:t>
       </w:r>
     </w:p>
-    <w:bookmarkEnd w:id="89"/>
-    <w:bookmarkStart w:id="90" w:name="X9d94d12cbfc3f9ae7533498d77b6aea0e921cb8"/>
+    <w:bookmarkEnd w:id="116"/>
+    <w:bookmarkStart w:id="120" w:name="X9d94d12cbfc3f9ae7533498d77b6aea0e921cb8"/>
     <w:p>
       <w:pPr>
         <w:pStyle w:val="Heading3"/>
@@ -15496,51 +15334,54 @@
     </w:p>
     <w:p>
       <w:pPr>
-        <w:pStyle w:val="BlockText"/>
-      </w:pPr>
-      <w:r>
-        <w:rPr>
-          <w:b/>
-          <w:bCs/>
-        </w:rPr>
-        <w:t xml:space="preserve">Screenshot to insert.</w:t>
-      </w:r>
-      <w:r>
-        <w:t xml:space="preserve"> </w:t>
-      </w:r>
-      <w:r>
-        <w:rPr>
-          <w:b/>
-          <w:bCs/>
-        </w:rPr>
-        <w:t xml:space="preserve">Screen:</w:t>
-      </w:r>
-      <w:r>
-        <w:t xml:space="preserve"> </w:t>
-      </w:r>
-      <w:r>
-        <w:t xml:space="preserve">SQL client or sqlcmd.</w:t>
-      </w:r>
-      <w:r>
-        <w:t xml:space="preserve"> </w:t>
-      </w:r>
-      <w:r>
-        <w:rPr>
-          <w:b/>
-          <w:bCs/>
-        </w:rPr>
-        <w:t xml:space="preserve">Content:</w:t>
-      </w:r>
-      <w:r>
-        <w:t xml:space="preserve"> </w:t>
-      </w:r>
-      <w:r>
-        <w:t xml:space="preserve">result of the query of section 16.5 with the logins of the tests, using test accounts.</w:t>
-      </w:r>
-    </w:p>
-    <w:bookmarkEnd w:id="90"/>
-    <w:bookmarkEnd w:id="91"/>
-    <w:bookmarkStart w:id="92" w:name="X23459bfbe87cc71f244b73af936149dbb1c6263"/>
+        <w:pStyle w:val="BodyText"/>
+      </w:pPr>
+      <w:r>
+        <w:drawing>
+          <wp:inline>
+            <wp:extent cx="5334000" cy="1972339"/>
+            <wp:effectExtent b="0" l="0" r="0" t="0"/>
+            <wp:docPr descr="Session Records" title="" id="118" name="Picture"/>
+            <a:graphic>
+              <a:graphicData uri="http://schemas.openxmlformats.org/drawingml/2006/picture">
+                <pic:pic>
+                  <pic:nvPicPr>
+                    <pic:cNvPr descr="capturas/installation-10-session-records.png" id="119" name="Picture"/>
+                    <pic:cNvPicPr>
+                      <a:picLocks noChangeArrowheads="1" noChangeAspect="1"/>
+                    </pic:cNvPicPr>
+                  </pic:nvPicPr>
+                  <pic:blipFill>
+                    <a:blip r:embed="rId117"/>
+                    <a:stretch>
+                      <a:fillRect/>
+                    </a:stretch>
+                  </pic:blipFill>
+                  <pic:spPr bwMode="auto">
+                    <a:xfrm>
+                      <a:off x="0" y="0"/>
+                      <a:ext cx="5334000" cy="1972339"/>
+                    </a:xfrm>
+                    <a:prstGeom prst="rect">
+                      <a:avLst/>
+                    </a:prstGeom>
+                    <a:noFill/>
+                    <a:ln w="9525">
+                      <a:noFill/>
+                      <a:headEnd/>
+                      <a:tailEnd/>
+                    </a:ln>
+                  </pic:spPr>
+                </pic:pic>
+              </a:graphicData>
+            </a:graphic>
+          </wp:inline>
+        </w:drawing>
+      </w:r>
+    </w:p>
+    <w:bookmarkEnd w:id="120"/>
+    <w:bookmarkEnd w:id="121"/>
+    <w:bookmarkStart w:id="122" w:name="X23459bfbe87cc71f244b73af936149dbb1c6263"/>
     <w:p>
       <w:pPr>
         <w:pStyle w:val="Heading2"/>
@@ -16710,8 +16551,8 @@
         <w:t xml:space="preserve">Prepared by the authors from the infrastructure repository, the runbooks of the services, and the technical backlog.</w:t>
       </w:r>
     </w:p>
-    <w:bookmarkEnd w:id="92"/>
-    <w:bookmarkStart w:id="93" w:name="X6cb5874b4dca1f069fcc4e14c2e778616fd467e"/>
+    <w:bookmarkEnd w:id="122"/>
+    <w:bookmarkStart w:id="123" w:name="X6cb5874b4dca1f069fcc4e14c2e778616fd467e"/>
     <w:p>
       <w:pPr>
         <w:pStyle w:val="Heading2"/>
@@ -17204,8 +17045,8 @@
         <w:t xml:space="preserve">Prepared by the authors from the project documentation.</w:t>
       </w:r>
     </w:p>
-    <w:bookmarkEnd w:id="93"/>
-    <w:bookmarkStart w:id="96" w:name="references"/>
+    <w:bookmarkEnd w:id="123"/>
+    <w:bookmarkStart w:id="126" w:name="references"/>
     <w:p>
       <w:pPr>
         <w:pStyle w:val="Heading2"/>
@@ -17261,7 +17102,7 @@
       <w:r>
         <w:t xml:space="preserve"> </w:t>
       </w:r>
-      <w:hyperlink r:id="rId94">
+      <w:hyperlink r:id="rId124">
         <w:r>
           <w:rPr>
             <w:rStyle w:val="Hyperlink"/>
@@ -17320,7 +17161,7 @@
       <w:r>
         <w:t xml:space="preserve"> </w:t>
       </w:r>
-      <w:hyperlink r:id="rId43">
+      <w:hyperlink r:id="rId46">
         <w:r>
           <w:rPr>
             <w:rStyle w:val="Hyperlink"/>
@@ -17355,7 +17196,7 @@
       <w:r>
         <w:t xml:space="preserve"> </w:t>
       </w:r>
-      <w:hyperlink r:id="rId33">
+      <w:hyperlink r:id="rId36">
         <w:r>
           <w:rPr>
             <w:rStyle w:val="Hyperlink"/>
@@ -17387,7 +17228,7 @@
       <w:r>
         <w:t xml:space="preserve"> </w:t>
       </w:r>
-      <w:hyperlink r:id="rId95">
+      <w:hyperlink r:id="rId125">
         <w:r>
           <w:rPr>
             <w:rStyle w:val="Hyperlink"/>
@@ -17396,8 +17237,8 @@
         </w:r>
       </w:hyperlink>
     </w:p>
-    <w:bookmarkEnd w:id="96"/>
-    <w:bookmarkStart w:id="102" w:name="X3ebececf266e1d58a5da7182dd2ea53c277ac9c"/>
+    <w:bookmarkEnd w:id="126"/>
+    <w:bookmarkStart w:id="132" w:name="X3ebececf266e1d58a5da7182dd2ea53c277ac9c"/>
     <w:p>
       <w:pPr>
         <w:pStyle w:val="Heading2"/>
@@ -17406,13 +17247,13 @@
         <w:t xml:space="preserve">19. Annexes</w:t>
       </w:r>
     </w:p>
-    <w:bookmarkStart w:id="97" w:name="annex-a-list-of-figures-pending-capture"/>
+    <w:bookmarkStart w:id="127" w:name="annex-a-source-of-the-screenshots"/>
     <w:p>
       <w:pPr>
         <w:pStyle w:val="Heading3"/>
       </w:pPr>
       <w:r>
-        <w:t xml:space="preserve">Annex A. List of Figures Pending Capture</w:t>
+        <w:t xml:space="preserve">Annex A. Source of the Screenshots</w:t>
       </w:r>
     </w:p>
     <w:p>
@@ -17420,11 +17261,40 @@
         <w:pStyle w:val="FirstParagraph"/>
       </w:pPr>
       <w:r>
-        <w:t xml:space="preserve">Before delivery, the team must replace each of the 10 placeholders with a real and sharp screenshot ordered according to the installation flow (Servicio Nacional de Aprendizaje [SENA], 2026). Screenshots must not contain real passwords, secrets, accounts, or personal data.</w:t>
-      </w:r>
-    </w:p>
-    <w:bookmarkEnd w:id="97"/>
-    <w:bookmarkStart w:id="98" w:name="X719a53e5da98359ae1512a7bf320875fef9c36a"/>
+        <w:t xml:space="preserve">The figures in this manual were taken on October 16, 2026, on a Windows 11 computer with Docker Desktop, following the steps of the manual. The terminal screenshots show the real output of the commands, and the browser screenshot shows the web application running at</w:t>
+      </w:r>
+      <w:r>
+        <w:t xml:space="preserve"> </w:t>
+      </w:r>
+      <w:r>
+        <w:rPr>
+          <w:i/>
+          <w:iCs/>
+        </w:rPr>
+        <w:t xml:space="preserve">http://localhost:4200</w:t>
+      </w:r>
+      <w:r>
+        <w:t xml:space="preserve">. They contain no real passwords, secrets, or personal data: the values of the</w:t>
+      </w:r>
+      <w:r>
+        <w:t xml:space="preserve"> </w:t>
+      </w:r>
+      <w:r>
+        <w:rPr>
+          <w:i/>
+          <w:iCs/>
+        </w:rPr>
+        <w:t xml:space="preserve">.env</w:t>
+      </w:r>
+      <w:r>
+        <w:t xml:space="preserve"> </w:t>
+      </w:r>
+      <w:r>
+        <w:t xml:space="preserve">file are never shown.</w:t>
+      </w:r>
+    </w:p>
+    <w:bookmarkEnd w:id="127"/>
+    <w:bookmarkStart w:id="128" w:name="X719a53e5da98359ae1512a7bf320875fef9c36a"/>
     <w:p>
       <w:pPr>
         <w:pStyle w:val="Heading3"/>
@@ -17549,41 +17419,6 @@
               <w:pStyle w:val="Compact"/>
             </w:pPr>
             <w:r>
-              <w:t xml:space="preserve">Health of payment-service</w:t>
-            </w:r>
-          </w:p>
-        </w:tc>
-        <w:tc>
-          <w:tcPr/>
-          <w:p>
-            <w:pPr>
-              <w:pStyle w:val="Compact"/>
-            </w:pPr>
-            <w:r>
-              <w:t xml:space="preserve">It does not check the database (TD-017).</w:t>
-            </w:r>
-          </w:p>
-        </w:tc>
-        <w:tc>
-          <w:tcPr/>
-          <w:p>
-            <w:pPr>
-              <w:pStyle w:val="Compact"/>
-            </w:pPr>
-            <w:r>
-              <w:t xml:space="preserve">16.3</w:t>
-            </w:r>
-          </w:p>
-        </w:tc>
-      </w:tr>
-      <w:tr>
-        <w:tc>
-          <w:tcPr/>
-          <w:p>
-            <w:pPr>
-              <w:pStyle w:val="Compact"/>
-            </w:pPr>
-            <w:r>
               <w:t xml:space="preserve">Continuous integration</w:t>
             </w:r>
           </w:p>
@@ -17607,41 +17442,6 @@
             </w:pPr>
             <w:r>
               <w:t xml:space="preserve">4.2</w:t>
-            </w:r>
-          </w:p>
-        </w:tc>
-      </w:tr>
-      <w:tr>
-        <w:tc>
-          <w:tcPr/>
-          <w:p>
-            <w:pPr>
-              <w:pStyle w:val="Compact"/>
-            </w:pPr>
-            <w:r>
-              <w:t xml:space="preserve">Outdated documents</w:t>
-            </w:r>
-          </w:p>
-        </w:tc>
-        <w:tc>
-          <w:tcPr/>
-          <w:p>
-            <w:pPr>
-              <w:pStyle w:val="Compact"/>
-            </w:pPr>
-            <w:r>
-              <w:t xml:space="preserve">The README of lavarapido-infra still marks operations-service and payment-service as planned, and section 6 of the team guide lists as mock data screens that are already connected.</w:t>
-            </w:r>
-          </w:p>
-        </w:tc>
-        <w:tc>
-          <w:tcPr/>
-          <w:p>
-            <w:pPr>
-              <w:pStyle w:val="Compact"/>
-            </w:pPr>
-            <w:r>
-              <w:t xml:space="preserve">4.1</w:t>
             </w:r>
           </w:p>
         </w:tc>
@@ -17665,8 +17465,8 @@
         <w:t xml:space="preserve">Prepared by the authors from the verification of the repositories and the technical backlog.</w:t>
       </w:r>
     </w:p>
-    <w:bookmarkEnd w:id="98"/>
-    <w:bookmarkStart w:id="99" w:name="annex-c-summary-of-installation-commands"/>
+    <w:bookmarkEnd w:id="128"/>
+    <w:bookmarkStart w:id="129" w:name="annex-c-summary-of-installation-commands"/>
     <w:p>
       <w:pPr>
         <w:pStyle w:val="Heading3"/>
@@ -18067,8 +17867,8 @@
         <w:t xml:space="preserve"> http://localhost:8080/actuator/health</w:t>
       </w:r>
     </w:p>
-    <w:bookmarkEnd w:id="99"/>
-    <w:bookmarkStart w:id="100" w:name="X00561215e6a4ce81d9ecc8ae07d18b616395770"/>
+    <w:bookmarkEnd w:id="129"/>
+    <w:bookmarkStart w:id="130" w:name="X00561215e6a4ce81d9ecc8ae07d18b616395770"/>
     <w:p>
       <w:pPr>
         <w:pStyle w:val="Heading3"/>
@@ -18373,8 +18173,8 @@
         <w:t xml:space="preserve">Prepared by the authors from the security policy of the project.</w:t>
       </w:r>
     </w:p>
-    <w:bookmarkEnd w:id="100"/>
-    <w:bookmarkStart w:id="101" w:name="annex-e-delivery-checklist"/>
+    <w:bookmarkEnd w:id="130"/>
+    <w:bookmarkStart w:id="131" w:name="annex-e-delivery-checklist"/>
     <w:p>
       <w:pPr>
         <w:pStyle w:val="Heading3"/>
@@ -18572,7 +18372,7 @@
               <w:pStyle w:val="Compact"/>
             </w:pPr>
             <w:r>
-              <w:t xml:space="preserve">All figures replaced by real screenshots</w:t>
+              <w:t xml:space="preserve">All figures are real screenshots of the installation</w:t>
             </w:r>
           </w:p>
         </w:tc>
@@ -18679,9 +18479,9 @@
         <w:t xml:space="preserve">Adapted from the checklist of the guide for writing software manuals (SENA, 2026).</w:t>
       </w:r>
     </w:p>
-    <w:bookmarkEnd w:id="101"/>
-    <w:bookmarkEnd w:id="102"/>
-    <w:bookmarkEnd w:id="103"/>
+    <w:bookmarkEnd w:id="131"/>
+    <w:bookmarkEnd w:id="132"/>
+    <w:bookmarkEnd w:id="133"/>
     <w:sectPr>
       <w:footnotePr>
         <w:numRestart w:val="eachSect"/>
@@ -19793,7 +19593,7 @@
       <w:color w:themeColor="accent1" w:themeShade="BF" w:val="365F91"/>
     </w:rPr>
   </w:style>
-  <w:style w:type="paragraph" w:customStyle="1" w:styleId="SourceCode">
+  <w:style w:customStyle="1" w:styleId="SourceCode" w:type="paragraph">
     <w:name w:val="Source Code"/>
     <w:basedOn w:val="Normal"/>
     <w:link w:val="VerbatimChar"/>
@@ -19801,7 +19601,7 @@
       <w:wordWrap w:val="off"/>
     </w:pPr>
   </w:style>
-  <w:style w:type="character" w:customStyle="1" w:styleId="KeywordTok">
+  <w:style w:customStyle="1" w:styleId="KeywordTok" w:type="character">
     <w:name w:val="KeywordTok"/>
     <w:basedOn w:val="VerbatimChar"/>
     <w:rPr>
@@ -19809,77 +19609,77 @@
       <w:color w:val="007020"/>
     </w:rPr>
   </w:style>
-  <w:style w:type="character" w:customStyle="1" w:styleId="DataTypeTok">
+  <w:style w:customStyle="1" w:styleId="DataTypeTok" w:type="character">
     <w:name w:val="DataTypeTok"/>
     <w:basedOn w:val="VerbatimChar"/>
     <w:rPr>
       <w:color w:val="902000"/>
     </w:rPr>
   </w:style>
-  <w:style w:type="character" w:customStyle="1" w:styleId="DecValTok">
+  <w:style w:customStyle="1" w:styleId="DecValTok" w:type="character">
     <w:name w:val="DecValTok"/>
     <w:basedOn w:val="VerbatimChar"/>
     <w:rPr>
       <w:color w:val="40a070"/>
     </w:rPr>
   </w:style>
-  <w:style w:type="character" w:customStyle="1" w:styleId="BaseNTok">
+  <w:style w:customStyle="1" w:styleId="BaseNTok" w:type="character">
     <w:name w:val="BaseNTok"/>
     <w:basedOn w:val="VerbatimChar"/>
     <w:rPr>
       <w:color w:val="40a070"/>
     </w:rPr>
   </w:style>
-  <w:style w:type="character" w:customStyle="1" w:styleId="FloatTok">
+  <w:style w:customStyle="1" w:styleId="FloatTok" w:type="character">
     <w:name w:val="FloatTok"/>
     <w:basedOn w:val="VerbatimChar"/>
     <w:rPr>
       <w:color w:val="40a070"/>
     </w:rPr>
   </w:style>
-  <w:style w:type="character" w:customStyle="1" w:styleId="ConstantTok">
+  <w:style w:customStyle="1" w:styleId="ConstantTok" w:type="character">
     <w:name w:val="ConstantTok"/>
     <w:basedOn w:val="VerbatimChar"/>
     <w:rPr>
       <w:color w:val="880000"/>
     </w:rPr>
   </w:style>
-  <w:style w:type="character" w:customStyle="1" w:styleId="CharTok">
+  <w:style w:customStyle="1" w:styleId="CharTok" w:type="character">
     <w:name w:val="CharTok"/>
     <w:basedOn w:val="VerbatimChar"/>
     <w:rPr>
       <w:color w:val="4070a0"/>
     </w:rPr>
   </w:style>
-  <w:style w:type="character" w:customStyle="1" w:styleId="SpecialCharTok">
+  <w:style w:customStyle="1" w:styleId="SpecialCharTok" w:type="character">
     <w:name w:val="SpecialCharTok"/>
     <w:basedOn w:val="VerbatimChar"/>
     <w:rPr>
       <w:color w:val="4070a0"/>
     </w:rPr>
   </w:style>
-  <w:style w:type="character" w:customStyle="1" w:styleId="StringTok">
+  <w:style w:customStyle="1" w:styleId="StringTok" w:type="character">
     <w:name w:val="StringTok"/>
     <w:basedOn w:val="VerbatimChar"/>
     <w:rPr>
       <w:color w:val="4070a0"/>
     </w:rPr>
   </w:style>
-  <w:style w:type="character" w:customStyle="1" w:styleId="VerbatimStringTok">
+  <w:style w:customStyle="1" w:styleId="VerbatimStringTok" w:type="character">
     <w:name w:val="VerbatimStringTok"/>
     <w:basedOn w:val="VerbatimChar"/>
     <w:rPr>
       <w:color w:val="4070a0"/>
     </w:rPr>
   </w:style>
-  <w:style w:type="character" w:customStyle="1" w:styleId="SpecialStringTok">
+  <w:style w:customStyle="1" w:styleId="SpecialStringTok" w:type="character">
     <w:name w:val="SpecialStringTok"/>
     <w:basedOn w:val="VerbatimChar"/>
     <w:rPr>
       <w:color w:val="bb6688"/>
     </w:rPr>
   </w:style>
-  <w:style w:type="character" w:customStyle="1" w:styleId="ImportTok">
+  <w:style w:customStyle="1" w:styleId="ImportTok" w:type="character">
     <w:name w:val="ImportTok"/>
     <w:basedOn w:val="VerbatimChar"/>
     <w:rPr>
@@ -19887,7 +19687,7 @@
       <w:color w:val="008000"/>
     </w:rPr>
   </w:style>
-  <w:style w:type="character" w:customStyle="1" w:styleId="CommentTok">
+  <w:style w:customStyle="1" w:styleId="CommentTok" w:type="character">
     <w:name w:val="CommentTok"/>
     <w:basedOn w:val="VerbatimChar"/>
     <w:rPr>
@@ -19895,7 +19695,7 @@
       <w:color w:val="60a0b0"/>
     </w:rPr>
   </w:style>
-  <w:style w:type="character" w:customStyle="1" w:styleId="DocumentationTok">
+  <w:style w:customStyle="1" w:styleId="DocumentationTok" w:type="character">
     <w:name w:val="DocumentationTok"/>
     <w:basedOn w:val="VerbatimChar"/>
     <w:rPr>
@@ -19903,7 +19703,7 @@
       <w:color w:val="ba2121"/>
     </w:rPr>
   </w:style>
-  <w:style w:type="character" w:customStyle="1" w:styleId="AnnotationTok">
+  <w:style w:customStyle="1" w:styleId="AnnotationTok" w:type="character">
     <w:name w:val="AnnotationTok"/>
     <w:basedOn w:val="VerbatimChar"/>
     <w:rPr>
@@ -19912,7 +19712,7 @@
       <w:color w:val="60a0b0"/>
     </w:rPr>
   </w:style>
-  <w:style w:type="character" w:customStyle="1" w:styleId="CommentVarTok">
+  <w:style w:customStyle="1" w:styleId="CommentVarTok" w:type="character">
     <w:name w:val="CommentVarTok"/>
     <w:basedOn w:val="VerbatimChar"/>
     <w:rPr>
@@ -19921,28 +19721,28 @@
       <w:color w:val="60a0b0"/>
     </w:rPr>
   </w:style>
-  <w:style w:type="character" w:customStyle="1" w:styleId="OtherTok">
+  <w:style w:customStyle="1" w:styleId="OtherTok" w:type="character">
     <w:name w:val="OtherTok"/>
     <w:basedOn w:val="VerbatimChar"/>
     <w:rPr>
       <w:color w:val="007020"/>
     </w:rPr>
   </w:style>
-  <w:style w:type="character" w:customStyle="1" w:styleId="FunctionTok">
+  <w:style w:customStyle="1" w:styleId="FunctionTok" w:type="character">
     <w:name w:val="FunctionTok"/>
     <w:basedOn w:val="VerbatimChar"/>
     <w:rPr>
       <w:color w:val="06287e"/>
     </w:rPr>
   </w:style>
-  <w:style w:type="character" w:customStyle="1" w:styleId="VariableTok">
+  <w:style w:customStyle="1" w:styleId="VariableTok" w:type="character">
     <w:name w:val="VariableTok"/>
     <w:basedOn w:val="VerbatimChar"/>
     <w:rPr>
       <w:color w:val="19177c"/>
     </w:rPr>
   </w:style>
-  <w:style w:type="character" w:customStyle="1" w:styleId="ControlFlowTok">
+  <w:style w:customStyle="1" w:styleId="ControlFlowTok" w:type="character">
     <w:name w:val="ControlFlowTok"/>
     <w:basedOn w:val="VerbatimChar"/>
     <w:rPr>
@@ -19950,45 +19750,45 @@
       <w:color w:val="007020"/>
     </w:rPr>
   </w:style>
-  <w:style w:type="character" w:customStyle="1" w:styleId="OperatorTok">
+  <w:style w:customStyle="1" w:styleId="OperatorTok" w:type="character">
     <w:name w:val="OperatorTok"/>
     <w:basedOn w:val="VerbatimChar"/>
     <w:rPr>
       <w:color w:val="666666"/>
     </w:rPr>
   </w:style>
-  <w:style w:type="character" w:customStyle="1" w:styleId="BuiltInTok">
+  <w:style w:customStyle="1" w:styleId="BuiltInTok" w:type="character">
     <w:name w:val="BuiltInTok"/>
     <w:basedOn w:val="VerbatimChar"/>
     <w:rPr>
       <w:color w:val="008000"/>
     </w:rPr>
   </w:style>
-  <w:style w:type="character" w:customStyle="1" w:styleId="ExtensionTok">
+  <w:style w:customStyle="1" w:styleId="ExtensionTok" w:type="character">
     <w:name w:val="ExtensionTok"/>
     <w:basedOn w:val="VerbatimChar"/>
     <w:rPr/>
   </w:style>
-  <w:style w:type="character" w:customStyle="1" w:styleId="PreprocessorTok">
+  <w:style w:customStyle="1" w:styleId="PreprocessorTok" w:type="character">
     <w:name w:val="PreprocessorTok"/>
     <w:basedOn w:val="VerbatimChar"/>
     <w:rPr>
       <w:color w:val="bc7a00"/>
     </w:rPr>
   </w:style>
-  <w:style w:type="character" w:customStyle="1" w:styleId="AttributeTok">
+  <w:style w:customStyle="1" w:styleId="AttributeTok" w:type="character">
     <w:name w:val="AttributeTok"/>
     <w:basedOn w:val="VerbatimChar"/>
     <w:rPr>
       <w:color w:val="7d9029"/>
     </w:rPr>
   </w:style>
-  <w:style w:type="character" w:customStyle="1" w:styleId="RegionMarkerTok">
+  <w:style w:customStyle="1" w:styleId="RegionMarkerTok" w:type="character">
     <w:name w:val="RegionMarkerTok"/>
     <w:basedOn w:val="VerbatimChar"/>
     <w:rPr/>
   </w:style>
-  <w:style w:type="character" w:customStyle="1" w:styleId="InformationTok">
+  <w:style w:customStyle="1" w:styleId="InformationTok" w:type="character">
     <w:name w:val="InformationTok"/>
     <w:basedOn w:val="VerbatimChar"/>
     <w:rPr>
@@ -19997,7 +19797,7 @@
       <w:color w:val="60a0b0"/>
     </w:rPr>
   </w:style>
-  <w:style w:type="character" w:customStyle="1" w:styleId="WarningTok">
+  <w:style w:customStyle="1" w:styleId="WarningTok" w:type="character">
     <w:name w:val="WarningTok"/>
     <w:basedOn w:val="VerbatimChar"/>
     <w:rPr>
@@ -20006,7 +19806,7 @@
       <w:color w:val="60a0b0"/>
     </w:rPr>
   </w:style>
-  <w:style w:type="character" w:customStyle="1" w:styleId="AlertTok">
+  <w:style w:customStyle="1" w:styleId="AlertTok" w:type="character">
     <w:name w:val="AlertTok"/>
     <w:basedOn w:val="VerbatimChar"/>
     <w:rPr>
@@ -20014,7 +19814,7 @@
       <w:color w:val="ff0000"/>
     </w:rPr>
   </w:style>
-  <w:style w:type="character" w:customStyle="1" w:styleId="ErrorTok">
+  <w:style w:customStyle="1" w:styleId="ErrorTok" w:type="character">
     <w:name w:val="ErrorTok"/>
     <w:basedOn w:val="VerbatimChar"/>
     <w:rPr>
@@ -20022,7 +19822,7 @@
       <w:color w:val="ff0000"/>
     </w:rPr>
   </w:style>
-  <w:style w:type="character" w:customStyle="1" w:styleId="NormalTok">
+  <w:style w:customStyle="1" w:styleId="NormalTok" w:type="character">
     <w:name w:val="NormalTok"/>
     <w:basedOn w:val="VerbatimChar"/>
     <w:rPr/>

--- a/09_MANUALES/EN/WORD/09_Installation_Manual.docx
+++ b/09_MANUALES/EN/WORD/09_Installation_Manual.docx
@@ -64,7 +64,7 @@
         <w:pStyle w:val="BodyText"/>
       </w:pPr>
       <w:r>
-        <w:t xml:space="preserve">October 16, 2026</w:t>
+        <w:t xml:space="preserve">October 17, 2026</w:t>
       </w:r>
     </w:p>
     <w:p>
@@ -72,7 +72,7 @@
         <w:pStyle w:val="BodyText"/>
       </w:pPr>
       <w:r>
-        <w:t xml:space="preserve">Manual Type: Installation Manual (Infrastructure and DevOps Staff) · Version 4.0</w:t>
+        <w:t xml:space="preserve">Manual Type: Installation Manual (Infrastructure and DevOps Staff) · Version 4.1</w:t>
       </w:r>
     </w:p>
     <w:bookmarkStart w:id="20" w:name="version-control"/>
@@ -393,6 +393,113 @@
           </w:p>
         </w:tc>
       </w:tr>
+      <w:tr>
+        <w:tc>
+          <w:tcPr/>
+          <w:p>
+            <w:pPr>
+              <w:pStyle w:val="Compact"/>
+            </w:pPr>
+            <w:r>
+              <w:t xml:space="preserve">4.1</w:t>
+            </w:r>
+          </w:p>
+        </w:tc>
+        <w:tc>
+          <w:tcPr/>
+          <w:p>
+            <w:pPr>
+              <w:pStyle w:val="Compact"/>
+            </w:pPr>
+            <w:r>
+              <w:t xml:space="preserve">2026-10-17</w:t>
+            </w:r>
+          </w:p>
+        </w:tc>
+        <w:tc>
+          <w:tcPr/>
+          <w:p>
+            <w:pPr>
+              <w:pStyle w:val="Compact"/>
+            </w:pPr>
+            <w:r>
+              <w:t xml:space="preserve">Review against the code of October 17, 2026. Added the optional</w:t>
+            </w:r>
+            <w:r>
+              <w:t xml:space="preserve"> </w:t>
+            </w:r>
+            <w:r>
+              <w:rPr>
+                <w:i/>
+                <w:iCs/>
+              </w:rPr>
+              <w:t xml:space="preserve">EXPO_PUBLIC_WEB_URL</w:t>
+            </w:r>
+            <w:r>
+              <w:t xml:space="preserve"> </w:t>
+            </w:r>
+            <w:r>
+              <w:t xml:space="preserve">variable of the mobile app (section 10.5) and the native dependencies</w:t>
+            </w:r>
+            <w:r>
+              <w:t xml:space="preserve"> </w:t>
+            </w:r>
+            <w:r>
+              <w:rPr>
+                <w:i/>
+                <w:iCs/>
+              </w:rPr>
+              <w:t xml:space="preserve">expo-image-picker</w:t>
+            </w:r>
+            <w:r>
+              <w:t xml:space="preserve"> </w:t>
+            </w:r>
+            <w:r>
+              <w:t xml:space="preserve">and</w:t>
+            </w:r>
+            <w:r>
+              <w:t xml:space="preserve"> </w:t>
+            </w:r>
+            <w:r>
+              <w:rPr>
+                <w:i/>
+                <w:iCs/>
+              </w:rPr>
+              <w:t xml:space="preserve">expo-image-manipulator</w:t>
+            </w:r>
+            <w:r>
+              <w:t xml:space="preserve">, which require</w:t>
+            </w:r>
+            <w:r>
+              <w:t xml:space="preserve"> </w:t>
+            </w:r>
+            <w:r>
+              <w:rPr>
+                <w:i/>
+                <w:iCs/>
+              </w:rPr>
+              <w:t xml:space="preserve">npm install</w:t>
+            </w:r>
+            <w:r>
+              <w:t xml:space="preserve"> </w:t>
+            </w:r>
+            <w:r>
+              <w:t xml:space="preserve">and a new APK (section 13.2).</w:t>
+            </w:r>
+          </w:p>
+        </w:tc>
+        <w:tc>
+          <w:tcPr/>
+          <w:p>
+            <w:pPr>
+              <w:pStyle w:val="Compact"/>
+            </w:pPr>
+            <w:r>
+              <w:t xml:space="preserve">Development team</w:t>
+            </w:r>
+          </w:p>
+        </w:tc>
+      </w:tr>
     </w:tbl>
     <w:p>
       <w:pPr>
@@ -1695,7 +1802,7 @@
         <w:t xml:space="preserve"> </w:t>
       </w:r>
       <w:r>
-        <w:t xml:space="preserve">branch as of October 16, 2026), and the project documentation updated on that same date (Vehicle Washing Development Team, 2026a, 2026b). The values that depend on each installation (passwords, keys, and addresses) are written between angle brackets, such as</w:t>
+        <w:t xml:space="preserve">branch as of October 17, 2026), and the project documentation updated on that same date (Vehicle Washing Development Team, 2026a, 2026b). The values that depend on each installation (passwords, keys, and addresses) are written between angle brackets, such as</w:t>
       </w:r>
       <w:r>
         <w:t xml:space="preserve"> </w:t>
@@ -7712,7 +7819,23 @@
         <w:t xml:space="preserve">npx expo start --clear</w:t>
       </w:r>
       <w:r>
-        <w:t xml:space="preserve">.</w:t>
+        <w:t xml:space="preserve">. The optional</w:t>
+      </w:r>
+      <w:r>
+        <w:t xml:space="preserve"> </w:t>
+      </w:r>
+      <w:r>
+        <w:rPr>
+          <w:i/>
+          <w:iCs/>
+        </w:rPr>
+        <w:t xml:space="preserve">EXPO_PUBLIC_WEB_URL</w:t>
+      </w:r>
+      <w:r>
+        <w:t xml:space="preserve"> </w:t>
+      </w:r>
+      <w:r>
+        <w:t xml:space="preserve">variable sets the web address the app uses to build the public link of the inspection report; when it is not set, the same host as the gateway with port 4200 is used.</w:t>
       </w:r>
     </w:p>
     <w:p>
@@ -12435,6 +12558,127 @@
       </w:r>
       <w:r>
         <w:t xml:space="preserve">(section 10.5).</w:t>
+      </w:r>
+    </w:p>
+    <w:p>
+      <w:pPr>
+        <w:pStyle w:val="BodyText"/>
+      </w:pPr>
+      <w:r>
+        <w:rPr>
+          <w:b/>
+          <w:bCs/>
+        </w:rPr>
+        <w:t xml:space="preserve">New native dependencies.</w:t>
+      </w:r>
+      <w:r>
+        <w:t xml:space="preserve"> </w:t>
+      </w:r>
+      <w:r>
+        <w:t xml:space="preserve">Since October 17, 2026, the app uses</w:t>
+      </w:r>
+      <w:r>
+        <w:t xml:space="preserve"> </w:t>
+      </w:r>
+      <w:r>
+        <w:rPr>
+          <w:i/>
+          <w:iCs/>
+        </w:rPr>
+        <w:t xml:space="preserve">expo-image-picker</w:t>
+      </w:r>
+      <w:r>
+        <w:t xml:space="preserve"> </w:t>
+      </w:r>
+      <w:r>
+        <w:t xml:space="preserve">(camera and gallery) and</w:t>
+      </w:r>
+      <w:r>
+        <w:t xml:space="preserve"> </w:t>
+      </w:r>
+      <w:r>
+        <w:rPr>
+          <w:i/>
+          <w:iCs/>
+        </w:rPr>
+        <w:t xml:space="preserve">expo-image-manipulator</w:t>
+      </w:r>
+      <w:r>
+        <w:t xml:space="preserve"> </w:t>
+      </w:r>
+      <w:r>
+        <w:t xml:space="preserve">(shrinking the photos) for the inspection report. After</w:t>
+      </w:r>
+      <w:r>
+        <w:t xml:space="preserve"> </w:t>
+      </w:r>
+      <w:r>
+        <w:rPr>
+          <w:i/>
+          <w:iCs/>
+        </w:rPr>
+        <w:t xml:space="preserve">git pull</w:t>
+      </w:r>
+      <w:r>
+        <w:t xml:space="preserve">, run</w:t>
+      </w:r>
+      <w:r>
+        <w:t xml:space="preserve"> </w:t>
+      </w:r>
+      <w:r>
+        <w:rPr>
+          <w:i/>
+          <w:iCs/>
+        </w:rPr>
+        <w:t xml:space="preserve">npm install</w:t>
+      </w:r>
+      <w:r>
+        <w:t xml:space="preserve"> </w:t>
+      </w:r>
+      <w:r>
+        <w:t xml:space="preserve">in</w:t>
+      </w:r>
+      <w:r>
+        <w:t xml:space="preserve"> </w:t>
+      </w:r>
+      <w:r>
+        <w:rPr>
+          <w:i/>
+          <w:iCs/>
+        </w:rPr>
+        <w:t xml:space="preserve">Frontend/LavadoVehicular-Movil</w:t>
+      </w:r>
+      <w:r>
+        <w:t xml:space="preserve">. Expo Go already includes these modules, but an APK built before that date does not: a new version must be built and published with EAS, as explained in the Deployment Document (section 4.3.3, "Publishing the mobile app"). The camera and photo permissions are declared in the</w:t>
+      </w:r>
+      <w:r>
+        <w:t xml:space="preserve"> </w:t>
+      </w:r>
+      <w:r>
+        <w:rPr>
+          <w:i/>
+          <w:iCs/>
+        </w:rPr>
+        <w:t xml:space="preserve">expo-image-picker</w:t>
+      </w:r>
+      <w:r>
+        <w:t xml:space="preserve"> </w:t>
+      </w:r>
+      <w:r>
+        <w:t xml:space="preserve">plugin inside</w:t>
+      </w:r>
+      <w:r>
+        <w:t xml:space="preserve"> </w:t>
+      </w:r>
+      <w:r>
+        <w:rPr>
+          <w:i/>
+          <w:iCs/>
+        </w:rPr>
+        <w:t xml:space="preserve">app.json</w:t>
+      </w:r>
+      <w:r>
+        <w:t xml:space="preserve">.</w:t>
       </w:r>
     </w:p>
     <w:p>
@@ -19593,7 +19837,7 @@
       <w:color w:themeColor="accent1" w:themeShade="BF" w:val="365F91"/>
     </w:rPr>
   </w:style>
-  <w:style w:customStyle="1" w:styleId="SourceCode" w:type="paragraph">
+  <w:style w:type="paragraph" w:customStyle="1" w:styleId="SourceCode">
     <w:name w:val="Source Code"/>
     <w:basedOn w:val="Normal"/>
     <w:link w:val="VerbatimChar"/>
@@ -19601,7 +19845,7 @@
       <w:wordWrap w:val="off"/>
     </w:pPr>
   </w:style>
-  <w:style w:customStyle="1" w:styleId="KeywordTok" w:type="character">
+  <w:style w:type="character" w:customStyle="1" w:styleId="KeywordTok">
     <w:name w:val="KeywordTok"/>
     <w:basedOn w:val="VerbatimChar"/>
     <w:rPr>
@@ -19609,77 +19853,77 @@
       <w:color w:val="007020"/>
     </w:rPr>
   </w:style>
-  <w:style w:customStyle="1" w:styleId="DataTypeTok" w:type="character">
+  <w:style w:type="character" w:customStyle="1" w:styleId="DataTypeTok">
     <w:name w:val="DataTypeTok"/>
     <w:basedOn w:val="VerbatimChar"/>
     <w:rPr>
       <w:color w:val="902000"/>
     </w:rPr>
   </w:style>
-  <w:style w:customStyle="1" w:styleId="DecValTok" w:type="character">
+  <w:style w:type="character" w:customStyle="1" w:styleId="DecValTok">
     <w:name w:val="DecValTok"/>
     <w:basedOn w:val="VerbatimChar"/>
     <w:rPr>
       <w:color w:val="40a070"/>
     </w:rPr>
   </w:style>
-  <w:style w:customStyle="1" w:styleId="BaseNTok" w:type="character">
+  <w:style w:type="character" w:customStyle="1" w:styleId="BaseNTok">
     <w:name w:val="BaseNTok"/>
     <w:basedOn w:val="VerbatimChar"/>
     <w:rPr>
       <w:color w:val="40a070"/>
     </w:rPr>
   </w:style>
-  <w:style w:customStyle="1" w:styleId="FloatTok" w:type="character">
+  <w:style w:type="character" w:customStyle="1" w:styleId="FloatTok">
     <w:name w:val="FloatTok"/>
     <w:basedOn w:val="VerbatimChar"/>
     <w:rPr>
       <w:color w:val="40a070"/>
     </w:rPr>
   </w:style>
-  <w:style w:customStyle="1" w:styleId="ConstantTok" w:type="character">
+  <w:style w:type="character" w:customStyle="1" w:styleId="ConstantTok">
     <w:name w:val="ConstantTok"/>
     <w:basedOn w:val="VerbatimChar"/>
     <w:rPr>
       <w:color w:val="880000"/>
     </w:rPr>
   </w:style>
-  <w:style w:customStyle="1" w:styleId="CharTok" w:type="character">
+  <w:style w:type="character" w:customStyle="1" w:styleId="CharTok">
     <w:name w:val="CharTok"/>
     <w:basedOn w:val="VerbatimChar"/>
     <w:rPr>
       <w:color w:val="4070a0"/>
     </w:rPr>
   </w:style>
-  <w:style w:customStyle="1" w:styleId="SpecialCharTok" w:type="character">
+  <w:style w:type="character" w:customStyle="1" w:styleId="SpecialCharTok">
     <w:name w:val="SpecialCharTok"/>
     <w:basedOn w:val="VerbatimChar"/>
     <w:rPr>
       <w:color w:val="4070a0"/>
     </w:rPr>
   </w:style>
-  <w:style w:customStyle="1" w:styleId="StringTok" w:type="character">
+  <w:style w:type="character" w:customStyle="1" w:styleId="StringTok">
     <w:name w:val="StringTok"/>
     <w:basedOn w:val="VerbatimChar"/>
     <w:rPr>
       <w:color w:val="4070a0"/>
     </w:rPr>
   </w:style>
-  <w:style w:customStyle="1" w:styleId="VerbatimStringTok" w:type="character">
+  <w:style w:type="character" w:customStyle="1" w:styleId="VerbatimStringTok">
     <w:name w:val="VerbatimStringTok"/>
     <w:basedOn w:val="VerbatimChar"/>
     <w:rPr>
       <w:color w:val="4070a0"/>
     </w:rPr>
   </w:style>
-  <w:style w:customStyle="1" w:styleId="SpecialStringTok" w:type="character">
+  <w:style w:type="character" w:customStyle="1" w:styleId="SpecialStringTok">
     <w:name w:val="SpecialStringTok"/>
     <w:basedOn w:val="VerbatimChar"/>
     <w:rPr>
       <w:color w:val="bb6688"/>
     </w:rPr>
   </w:style>
-  <w:style w:customStyle="1" w:styleId="ImportTok" w:type="character">
+  <w:style w:type="character" w:customStyle="1" w:styleId="ImportTok">
     <w:name w:val="ImportTok"/>
     <w:basedOn w:val="VerbatimChar"/>
     <w:rPr>
@@ -19687,7 +19931,7 @@
       <w:color w:val="008000"/>
     </w:rPr>
   </w:style>
-  <w:style w:customStyle="1" w:styleId="CommentTok" w:type="character">
+  <w:style w:type="character" w:customStyle="1" w:styleId="CommentTok">
     <w:name w:val="CommentTok"/>
     <w:basedOn w:val="VerbatimChar"/>
     <w:rPr>
@@ -19695,7 +19939,7 @@
       <w:color w:val="60a0b0"/>
     </w:rPr>
   </w:style>
-  <w:style w:customStyle="1" w:styleId="DocumentationTok" w:type="character">
+  <w:style w:type="character" w:customStyle="1" w:styleId="DocumentationTok">
     <w:name w:val="DocumentationTok"/>
     <w:basedOn w:val="VerbatimChar"/>
     <w:rPr>
@@ -19703,7 +19947,7 @@
       <w:color w:val="ba2121"/>
     </w:rPr>
   </w:style>
-  <w:style w:customStyle="1" w:styleId="AnnotationTok" w:type="character">
+  <w:style w:type="character" w:customStyle="1" w:styleId="AnnotationTok">
     <w:name w:val="AnnotationTok"/>
     <w:basedOn w:val="VerbatimChar"/>
     <w:rPr>
@@ -19712,7 +19956,7 @@
       <w:color w:val="60a0b0"/>
     </w:rPr>
   </w:style>
-  <w:style w:customStyle="1" w:styleId="CommentVarTok" w:type="character">
+  <w:style w:type="character" w:customStyle="1" w:styleId="CommentVarTok">
     <w:name w:val="CommentVarTok"/>
     <w:basedOn w:val="VerbatimChar"/>
     <w:rPr>
@@ -19721,28 +19965,28 @@
       <w:color w:val="60a0b0"/>
     </w:rPr>
   </w:style>
-  <w:style w:customStyle="1" w:styleId="OtherTok" w:type="character">
+  <w:style w:type="character" w:customStyle="1" w:styleId="OtherTok">
     <w:name w:val="OtherTok"/>
     <w:basedOn w:val="VerbatimChar"/>
     <w:rPr>
       <w:color w:val="007020"/>
     </w:rPr>
   </w:style>
-  <w:style w:customStyle="1" w:styleId="FunctionTok" w:type="character">
+  <w:style w:type="character" w:customStyle="1" w:styleId="FunctionTok">
     <w:name w:val="FunctionTok"/>
     <w:basedOn w:val="VerbatimChar"/>
     <w:rPr>
       <w:color w:val="06287e"/>
     </w:rPr>
   </w:style>
-  <w:style w:customStyle="1" w:styleId="VariableTok" w:type="character">
+  <w:style w:type="character" w:customStyle="1" w:styleId="VariableTok">
     <w:name w:val="VariableTok"/>
     <w:basedOn w:val="VerbatimChar"/>
     <w:rPr>
       <w:color w:val="19177c"/>
     </w:rPr>
   </w:style>
-  <w:style w:customStyle="1" w:styleId="ControlFlowTok" w:type="character">
+  <w:style w:type="character" w:customStyle="1" w:styleId="ControlFlowTok">
     <w:name w:val="ControlFlowTok"/>
     <w:basedOn w:val="VerbatimChar"/>
     <w:rPr>
@@ -19750,45 +19994,45 @@
       <w:color w:val="007020"/>
     </w:rPr>
   </w:style>
-  <w:style w:customStyle="1" w:styleId="OperatorTok" w:type="character">
+  <w:style w:type="character" w:customStyle="1" w:styleId="OperatorTok">
     <w:name w:val="OperatorTok"/>
     <w:basedOn w:val="VerbatimChar"/>
     <w:rPr>
       <w:color w:val="666666"/>
     </w:rPr>
   </w:style>
-  <w:style w:customStyle="1" w:styleId="BuiltInTok" w:type="character">
+  <w:style w:type="character" w:customStyle="1" w:styleId="BuiltInTok">
     <w:name w:val="BuiltInTok"/>
     <w:basedOn w:val="VerbatimChar"/>
     <w:rPr>
       <w:color w:val="008000"/>
     </w:rPr>
   </w:style>
-  <w:style w:customStyle="1" w:styleId="ExtensionTok" w:type="character">
+  <w:style w:type="character" w:customStyle="1" w:styleId="ExtensionTok">
     <w:name w:val="ExtensionTok"/>
     <w:basedOn w:val="VerbatimChar"/>
     <w:rPr/>
   </w:style>
-  <w:style w:customStyle="1" w:styleId="PreprocessorTok" w:type="character">
+  <w:style w:type="character" w:customStyle="1" w:styleId="PreprocessorTok">
     <w:name w:val="PreprocessorTok"/>
     <w:basedOn w:val="VerbatimChar"/>
     <w:rPr>
       <w:color w:val="bc7a00"/>
     </w:rPr>
   </w:style>
-  <w:style w:customStyle="1" w:styleId="AttributeTok" w:type="character">
+  <w:style w:type="character" w:customStyle="1" w:styleId="AttributeTok">
     <w:name w:val="AttributeTok"/>
     <w:basedOn w:val="VerbatimChar"/>
     <w:rPr>
       <w:color w:val="7d9029"/>
     </w:rPr>
   </w:style>
-  <w:style w:customStyle="1" w:styleId="RegionMarkerTok" w:type="character">
+  <w:style w:type="character" w:customStyle="1" w:styleId="RegionMarkerTok">
     <w:name w:val="RegionMarkerTok"/>
     <w:basedOn w:val="VerbatimChar"/>
     <w:rPr/>
   </w:style>
-  <w:style w:customStyle="1" w:styleId="InformationTok" w:type="character">
+  <w:style w:type="character" w:customStyle="1" w:styleId="InformationTok">
     <w:name w:val="InformationTok"/>
     <w:basedOn w:val="VerbatimChar"/>
     <w:rPr>
@@ -19797,7 +20041,7 @@
       <w:color w:val="60a0b0"/>
     </w:rPr>
   </w:style>
-  <w:style w:customStyle="1" w:styleId="WarningTok" w:type="character">
+  <w:style w:type="character" w:customStyle="1" w:styleId="WarningTok">
     <w:name w:val="WarningTok"/>
     <w:basedOn w:val="VerbatimChar"/>
     <w:rPr>
@@ -19806,7 +20050,7 @@
       <w:color w:val="60a0b0"/>
     </w:rPr>
   </w:style>
-  <w:style w:customStyle="1" w:styleId="AlertTok" w:type="character">
+  <w:style w:type="character" w:customStyle="1" w:styleId="AlertTok">
     <w:name w:val="AlertTok"/>
     <w:basedOn w:val="VerbatimChar"/>
     <w:rPr>
@@ -19814,7 +20058,7 @@
       <w:color w:val="ff0000"/>
     </w:rPr>
   </w:style>
-  <w:style w:customStyle="1" w:styleId="ErrorTok" w:type="character">
+  <w:style w:type="character" w:customStyle="1" w:styleId="ErrorTok">
     <w:name w:val="ErrorTok"/>
     <w:basedOn w:val="VerbatimChar"/>
     <w:rPr>
@@ -19822,7 +20066,7 @@
       <w:color w:val="ff0000"/>
     </w:rPr>
   </w:style>
-  <w:style w:customStyle="1" w:styleId="NormalTok" w:type="character">
+  <w:style w:type="character" w:customStyle="1" w:styleId="NormalTok">
     <w:name w:val="NormalTok"/>
     <w:basedOn w:val="VerbatimChar"/>
     <w:rPr/>

--- a/09_MANUALES/EN/WORD/09_Installation_Manual.docx
+++ b/09_MANUALES/EN/WORD/09_Installation_Manual.docx
@@ -500,6 +500,52 @@
           </w:p>
         </w:tc>
       </w:tr>
+      <w:tr>
+        <w:tc>
+          <w:tcPr/>
+          <w:p>
+            <w:pPr>
+              <w:pStyle w:val="Compact"/>
+            </w:pPr>
+            <w:r>
+              <w:t xml:space="preserve">4.2</w:t>
+            </w:r>
+          </w:p>
+        </w:tc>
+        <w:tc>
+          <w:tcPr/>
+          <w:p>
+            <w:pPr>
+              <w:pStyle w:val="Compact"/>
+            </w:pPr>
+            <w:r>
+              <w:t xml:space="preserve">2026-10-19</w:t>
+            </w:r>
+          </w:p>
+        </w:tc>
+        <w:tc>
+          <w:tcPr/>
+          <w:p>
+            <w:pPr>
+              <w:pStyle w:val="Compact"/>
+            </w:pPr>
+            <w:r>
+              <w:t xml:space="preserve">Continuous integration with GitHub Actions: the scope was updated and it was removed from Annex B.</w:t>
+            </w:r>
+          </w:p>
+        </w:tc>
+        <w:tc>
+          <w:tcPr/>
+          <w:p>
+            <w:pPr>
+              <w:pStyle w:val="Compact"/>
+            </w:pPr>
+            <w:r>
+              <w:t xml:space="preserve">Development team</w:t>
+            </w:r>
+          </w:p>
+        </w:tc>
+      </w:tr>
     </w:tbl>
     <w:p>
       <w:pPr>
@@ -1876,7 +1922,7 @@
         <w:t xml:space="preserve"> </w:t>
       </w:r>
       <w:r>
-        <w:t xml:space="preserve">setting up the public server on Azure (Deployment Document), the continuous integration pipeline (Jenkins is planned but not configured), building and publishing the APK of the mobile application (Deployment Document), or the functional use of the system, which is explained in the User Manual and the Administrator Manual.</w:t>
+        <w:t xml:space="preserve">setting up the public server on Azure (Deployment Document), continuous integration (GitHub Actions; described in the Deployment Document), building and publishing the APK of the mobile application (Deployment Document), or the functional use of the system, which is explained in the User Manual and the Administrator Manual.</w:t>
       </w:r>
     </w:p>
     <w:bookmarkEnd w:id="23"/>
@@ -17651,41 +17697,6 @@
             </w:pPr>
             <w:r>
               <w:t xml:space="preserve">11.4</w:t>
-            </w:r>
-          </w:p>
-        </w:tc>
-      </w:tr>
-      <w:tr>
-        <w:tc>
-          <w:tcPr/>
-          <w:p>
-            <w:pPr>
-              <w:pStyle w:val="Compact"/>
-            </w:pPr>
-            <w:r>
-              <w:t xml:space="preserve">Continuous integration</w:t>
-            </w:r>
-          </w:p>
-        </w:tc>
-        <w:tc>
-          <w:tcPr/>
-          <w:p>
-            <w:pPr>
-              <w:pStyle w:val="Compact"/>
-            </w:pPr>
-            <w:r>
-              <w:t xml:space="preserve">Jenkins is planned but not configured (TD-006).</w:t>
-            </w:r>
-          </w:p>
-        </w:tc>
-        <w:tc>
-          <w:tcPr/>
-          <w:p>
-            <w:pPr>
-              <w:pStyle w:val="Compact"/>
-            </w:pPr>
-            <w:r>
-              <w:t xml:space="preserve">4.2</w:t>
             </w:r>
           </w:p>
         </w:tc>
@@ -19837,7 +19848,7 @@
       <w:color w:themeColor="accent1" w:themeShade="BF" w:val="365F91"/>
     </w:rPr>
   </w:style>
-  <w:style w:type="paragraph" w:customStyle="1" w:styleId="SourceCode">
+  <w:style w:customStyle="1" w:styleId="SourceCode" w:type="paragraph">
     <w:name w:val="Source Code"/>
     <w:basedOn w:val="Normal"/>
     <w:link w:val="VerbatimChar"/>
@@ -19845,7 +19856,7 @@
       <w:wordWrap w:val="off"/>
     </w:pPr>
   </w:style>
-  <w:style w:type="character" w:customStyle="1" w:styleId="KeywordTok">
+  <w:style w:customStyle="1" w:styleId="KeywordTok" w:type="character">
     <w:name w:val="KeywordTok"/>
     <w:basedOn w:val="VerbatimChar"/>
     <w:rPr>
@@ -19853,77 +19864,77 @@
       <w:color w:val="007020"/>
     </w:rPr>
   </w:style>
-  <w:style w:type="character" w:customStyle="1" w:styleId="DataTypeTok">
+  <w:style w:customStyle="1" w:styleId="DataTypeTok" w:type="character">
     <w:name w:val="DataTypeTok"/>
     <w:basedOn w:val="VerbatimChar"/>
     <w:rPr>
       <w:color w:val="902000"/>
     </w:rPr>
   </w:style>
-  <w:style w:type="character" w:customStyle="1" w:styleId="DecValTok">
+  <w:style w:customStyle="1" w:styleId="DecValTok" w:type="character">
     <w:name w:val="DecValTok"/>
     <w:basedOn w:val="VerbatimChar"/>
     <w:rPr>
       <w:color w:val="40a070"/>
     </w:rPr>
   </w:style>
-  <w:style w:type="character" w:customStyle="1" w:styleId="BaseNTok">
+  <w:style w:customStyle="1" w:styleId="BaseNTok" w:type="character">
     <w:name w:val="BaseNTok"/>
     <w:basedOn w:val="VerbatimChar"/>
     <w:rPr>
       <w:color w:val="40a070"/>
     </w:rPr>
   </w:style>
-  <w:style w:type="character" w:customStyle="1" w:styleId="FloatTok">
+  <w:style w:customStyle="1" w:styleId="FloatTok" w:type="character">
     <w:name w:val="FloatTok"/>
     <w:basedOn w:val="VerbatimChar"/>
     <w:rPr>
       <w:color w:val="40a070"/>
     </w:rPr>
   </w:style>
-  <w:style w:type="character" w:customStyle="1" w:styleId="ConstantTok">
+  <w:style w:customStyle="1" w:styleId="ConstantTok" w:type="character">
     <w:name w:val="ConstantTok"/>
     <w:basedOn w:val="VerbatimChar"/>
     <w:rPr>
       <w:color w:val="880000"/>
     </w:rPr>
   </w:style>
-  <w:style w:type="character" w:customStyle="1" w:styleId="CharTok">
+  <w:style w:customStyle="1" w:styleId="CharTok" w:type="character">
     <w:name w:val="CharTok"/>
     <w:basedOn w:val="VerbatimChar"/>
     <w:rPr>
       <w:color w:val="4070a0"/>
     </w:rPr>
   </w:style>
-  <w:style w:type="character" w:customStyle="1" w:styleId="SpecialCharTok">
+  <w:style w:customStyle="1" w:styleId="SpecialCharTok" w:type="character">
     <w:name w:val="SpecialCharTok"/>
     <w:basedOn w:val="VerbatimChar"/>
     <w:rPr>
       <w:color w:val="4070a0"/>
     </w:rPr>
   </w:style>
-  <w:style w:type="character" w:customStyle="1" w:styleId="StringTok">
+  <w:style w:customStyle="1" w:styleId="StringTok" w:type="character">
     <w:name w:val="StringTok"/>
     <w:basedOn w:val="VerbatimChar"/>
     <w:rPr>
       <w:color w:val="4070a0"/>
     </w:rPr>
   </w:style>
-  <w:style w:type="character" w:customStyle="1" w:styleId="VerbatimStringTok">
+  <w:style w:customStyle="1" w:styleId="VerbatimStringTok" w:type="character">
     <w:name w:val="VerbatimStringTok"/>
     <w:basedOn w:val="VerbatimChar"/>
     <w:rPr>
       <w:color w:val="4070a0"/>
     </w:rPr>
   </w:style>
-  <w:style w:type="character" w:customStyle="1" w:styleId="SpecialStringTok">
+  <w:style w:customStyle="1" w:styleId="SpecialStringTok" w:type="character">
     <w:name w:val="SpecialStringTok"/>
     <w:basedOn w:val="VerbatimChar"/>
     <w:rPr>
       <w:color w:val="bb6688"/>
     </w:rPr>
   </w:style>
-  <w:style w:type="character" w:customStyle="1" w:styleId="ImportTok">
+  <w:style w:customStyle="1" w:styleId="ImportTok" w:type="character">
     <w:name w:val="ImportTok"/>
     <w:basedOn w:val="VerbatimChar"/>
     <w:rPr>
@@ -19931,7 +19942,7 @@
       <w:color w:val="008000"/>
     </w:rPr>
   </w:style>
-  <w:style w:type="character" w:customStyle="1" w:styleId="CommentTok">
+  <w:style w:customStyle="1" w:styleId="CommentTok" w:type="character">
     <w:name w:val="CommentTok"/>
     <w:basedOn w:val="VerbatimChar"/>
     <w:rPr>
@@ -19939,7 +19950,7 @@
       <w:color w:val="60a0b0"/>
     </w:rPr>
   </w:style>
-  <w:style w:type="character" w:customStyle="1" w:styleId="DocumentationTok">
+  <w:style w:customStyle="1" w:styleId="DocumentationTok" w:type="character">
     <w:name w:val="DocumentationTok"/>
     <w:basedOn w:val="VerbatimChar"/>
     <w:rPr>
@@ -19947,7 +19958,7 @@
       <w:color w:val="ba2121"/>
     </w:rPr>
   </w:style>
-  <w:style w:type="character" w:customStyle="1" w:styleId="AnnotationTok">
+  <w:style w:customStyle="1" w:styleId="AnnotationTok" w:type="character">
     <w:name w:val="AnnotationTok"/>
     <w:basedOn w:val="VerbatimChar"/>
     <w:rPr>
@@ -19956,7 +19967,7 @@
       <w:color w:val="60a0b0"/>
     </w:rPr>
   </w:style>
-  <w:style w:type="character" w:customStyle="1" w:styleId="CommentVarTok">
+  <w:style w:customStyle="1" w:styleId="CommentVarTok" w:type="character">
     <w:name w:val="CommentVarTok"/>
     <w:basedOn w:val="VerbatimChar"/>
     <w:rPr>
@@ -19965,28 +19976,28 @@
       <w:color w:val="60a0b0"/>
     </w:rPr>
   </w:style>
-  <w:style w:type="character" w:customStyle="1" w:styleId="OtherTok">
+  <w:style w:customStyle="1" w:styleId="OtherTok" w:type="character">
     <w:name w:val="OtherTok"/>
     <w:basedOn w:val="VerbatimChar"/>
     <w:rPr>
       <w:color w:val="007020"/>
     </w:rPr>
   </w:style>
-  <w:style w:type="character" w:customStyle="1" w:styleId="FunctionTok">
+  <w:style w:customStyle="1" w:styleId="FunctionTok" w:type="character">
     <w:name w:val="FunctionTok"/>
     <w:basedOn w:val="VerbatimChar"/>
     <w:rPr>
       <w:color w:val="06287e"/>
     </w:rPr>
   </w:style>
-  <w:style w:type="character" w:customStyle="1" w:styleId="VariableTok">
+  <w:style w:customStyle="1" w:styleId="VariableTok" w:type="character">
     <w:name w:val="VariableTok"/>
     <w:basedOn w:val="VerbatimChar"/>
     <w:rPr>
       <w:color w:val="19177c"/>
     </w:rPr>
   </w:style>
-  <w:style w:type="character" w:customStyle="1" w:styleId="ControlFlowTok">
+  <w:style w:customStyle="1" w:styleId="ControlFlowTok" w:type="character">
     <w:name w:val="ControlFlowTok"/>
     <w:basedOn w:val="VerbatimChar"/>
     <w:rPr>
@@ -19994,45 +20005,45 @@
       <w:color w:val="007020"/>
     </w:rPr>
   </w:style>
-  <w:style w:type="character" w:customStyle="1" w:styleId="OperatorTok">
+  <w:style w:customStyle="1" w:styleId="OperatorTok" w:type="character">
     <w:name w:val="OperatorTok"/>
     <w:basedOn w:val="VerbatimChar"/>
     <w:rPr>
       <w:color w:val="666666"/>
     </w:rPr>
   </w:style>
-  <w:style w:type="character" w:customStyle="1" w:styleId="BuiltInTok">
+  <w:style w:customStyle="1" w:styleId="BuiltInTok" w:type="character">
     <w:name w:val="BuiltInTok"/>
     <w:basedOn w:val="VerbatimChar"/>
     <w:rPr>
       <w:color w:val="008000"/>
     </w:rPr>
   </w:style>
-  <w:style w:type="character" w:customStyle="1" w:styleId="ExtensionTok">
+  <w:style w:customStyle="1" w:styleId="ExtensionTok" w:type="character">
     <w:name w:val="ExtensionTok"/>
     <w:basedOn w:val="VerbatimChar"/>
     <w:rPr/>
   </w:style>
-  <w:style w:type="character" w:customStyle="1" w:styleId="PreprocessorTok">
+  <w:style w:customStyle="1" w:styleId="PreprocessorTok" w:type="character">
     <w:name w:val="PreprocessorTok"/>
     <w:basedOn w:val="VerbatimChar"/>
     <w:rPr>
       <w:color w:val="bc7a00"/>
     </w:rPr>
   </w:style>
-  <w:style w:type="character" w:customStyle="1" w:styleId="AttributeTok">
+  <w:style w:customStyle="1" w:styleId="AttributeTok" w:type="character">
     <w:name w:val="AttributeTok"/>
     <w:basedOn w:val="VerbatimChar"/>
     <w:rPr>
       <w:color w:val="7d9029"/>
     </w:rPr>
   </w:style>
-  <w:style w:type="character" w:customStyle="1" w:styleId="RegionMarkerTok">
+  <w:style w:customStyle="1" w:styleId="RegionMarkerTok" w:type="character">
     <w:name w:val="RegionMarkerTok"/>
     <w:basedOn w:val="VerbatimChar"/>
     <w:rPr/>
   </w:style>
-  <w:style w:type="character" w:customStyle="1" w:styleId="InformationTok">
+  <w:style w:customStyle="1" w:styleId="InformationTok" w:type="character">
     <w:name w:val="InformationTok"/>
     <w:basedOn w:val="VerbatimChar"/>
     <w:rPr>
@@ -20041,7 +20052,7 @@
       <w:color w:val="60a0b0"/>
     </w:rPr>
   </w:style>
-  <w:style w:type="character" w:customStyle="1" w:styleId="WarningTok">
+  <w:style w:customStyle="1" w:styleId="WarningTok" w:type="character">
     <w:name w:val="WarningTok"/>
     <w:basedOn w:val="VerbatimChar"/>
     <w:rPr>
@@ -20050,7 +20061,7 @@
       <w:color w:val="60a0b0"/>
     </w:rPr>
   </w:style>
-  <w:style w:type="character" w:customStyle="1" w:styleId="AlertTok">
+  <w:style w:customStyle="1" w:styleId="AlertTok" w:type="character">
     <w:name w:val="AlertTok"/>
     <w:basedOn w:val="VerbatimChar"/>
     <w:rPr>
@@ -20058,7 +20069,7 @@
       <w:color w:val="ff0000"/>
     </w:rPr>
   </w:style>
-  <w:style w:type="character" w:customStyle="1" w:styleId="ErrorTok">
+  <w:style w:customStyle="1" w:styleId="ErrorTok" w:type="character">
     <w:name w:val="ErrorTok"/>
     <w:basedOn w:val="VerbatimChar"/>
     <w:rPr>
@@ -20066,7 +20077,7 @@
       <w:color w:val="ff0000"/>
     </w:rPr>
   </w:style>
-  <w:style w:type="character" w:customStyle="1" w:styleId="NormalTok">
+  <w:style w:customStyle="1" w:styleId="NormalTok" w:type="character">
     <w:name w:val="NormalTok"/>
     <w:basedOn w:val="VerbatimChar"/>
     <w:rPr/>

--- a/09_MANUALES/EN/WORD/09_Installation_Manual.docx
+++ b/09_MANUALES/EN/WORD/09_Installation_Manual.docx
@@ -32,7 +32,7 @@
         <w:pStyle w:val="BodyText"/>
       </w:pPr>
       <w:r>
-        <w:t xml:space="preserve">Brayan Estiven Patiño Cabrera (Project Leader), Juan Camilo Guilombo Osorio (Frontend Leader), and Merari Urbano (Backend Leader)</w:t>
+        <w:t xml:space="preserve">Brayan Estiven Patiño Cabrera (Project Leader), Juan Camilo Guilombo Osorio (Frontend Leader), and Merari Urbano Quintero (Backend Leader)</w:t>
       </w:r>
     </w:p>
     <w:p>
@@ -64,7 +64,7 @@
         <w:pStyle w:val="BodyText"/>
       </w:pPr>
       <w:r>
-        <w:t xml:space="preserve">October 17, 2026</w:t>
+        <w:t xml:space="preserve">October 20, 2026</w:t>
       </w:r>
     </w:p>
     <w:p>
@@ -72,7 +72,7 @@
         <w:pStyle w:val="BodyText"/>
       </w:pPr>
       <w:r>
-        <w:t xml:space="preserve">Manual Type: Installation Manual (Infrastructure and DevOps Staff) · Version 4.1</w:t>
+        <w:t xml:space="preserve">Manual Type: Installation Manual (Infrastructure and DevOps Staff) · Version 4.3</w:t>
       </w:r>
     </w:p>
     <w:bookmarkStart w:id="20" w:name="version-control"/>
@@ -531,6 +531,68 @@
             </w:pPr>
             <w:r>
               <w:t xml:space="preserve">Continuous integration with GitHub Actions: the scope was updated and it was removed from Annex B.</w:t>
+            </w:r>
+          </w:p>
+        </w:tc>
+        <w:tc>
+          <w:tcPr/>
+          <w:p>
+            <w:pPr>
+              <w:pStyle w:val="Compact"/>
+            </w:pPr>
+            <w:r>
+              <w:t xml:space="preserve">Development team</w:t>
+            </w:r>
+          </w:p>
+        </w:tc>
+      </w:tr>
+      <w:tr>
+        <w:tc>
+          <w:tcPr/>
+          <w:p>
+            <w:pPr>
+              <w:pStyle w:val="Compact"/>
+            </w:pPr>
+            <w:r>
+              <w:t xml:space="preserve">4.3</w:t>
+            </w:r>
+          </w:p>
+        </w:tc>
+        <w:tc>
+          <w:tcPr/>
+          <w:p>
+            <w:pPr>
+              <w:pStyle w:val="Compact"/>
+            </w:pPr>
+            <w:r>
+              <w:t xml:space="preserve">2026-10-20</w:t>
+            </w:r>
+          </w:p>
+        </w:tc>
+        <w:tc>
+          <w:tcPr/>
+          <w:p>
+            <w:pPr>
+              <w:pStyle w:val="Compact"/>
+            </w:pPr>
+            <w:r>
+              <w:t xml:space="preserve">Review against the code of October 20, 2026: the</w:t>
+            </w:r>
+            <w:r>
+              <w:t xml:space="preserve"> </w:t>
+            </w:r>
+            <w:r>
+              <w:rPr>
+                <w:i/>
+                <w:iCs/>
+              </w:rPr>
+              <w:t xml:space="preserve">notification.notification_type</w:t>
+            </w:r>
+            <w:r>
+              <w:t xml:space="preserve"> </w:t>
+            </w:r>
+            <w:r>
+              <w:t xml:space="preserve">catalog has 24 rows (migrations 031 and 038 added the alert for a booking without an operator and the new app version notice).</w:t>
             </w:r>
           </w:p>
         </w:tc>
@@ -10703,7 +10765,7 @@
               <w:pStyle w:val="Compact"/>
             </w:pPr>
             <w:r>
-              <w:t xml:space="preserve">22 rows.</w:t>
+              <w:t xml:space="preserve">24 rows.</w:t>
             </w:r>
           </w:p>
         </w:tc>

--- a/09_MANUALES/EN/WORD/09_Installation_Manual.docx
+++ b/09_MANUALES/EN/WORD/09_Installation_Manual.docx
@@ -64,7 +64,7 @@
         <w:pStyle w:val="BodyText"/>
       </w:pPr>
       <w:r>
-        <w:t xml:space="preserve">October 20, 2026</w:t>
+        <w:t xml:space="preserve">October 21, 2026</w:t>
       </w:r>
     </w:p>
     <w:p>
@@ -72,7 +72,7 @@
         <w:pStyle w:val="BodyText"/>
       </w:pPr>
       <w:r>
-        <w:t xml:space="preserve">Manual Type: Installation Manual (Infrastructure and DevOps Staff) · Version 4.3</w:t>
+        <w:t xml:space="preserve">Manual Type: Installation Manual (Infrastructure and DevOps Staff) · Version 4.5</w:t>
       </w:r>
     </w:p>
     <w:bookmarkStart w:id="20" w:name="version-control"/>
@@ -608,6 +608,162 @@
           </w:p>
         </w:tc>
       </w:tr>
+      <w:tr>
+        <w:tc>
+          <w:tcPr/>
+          <w:p>
+            <w:pPr>
+              <w:pStyle w:val="Compact"/>
+            </w:pPr>
+            <w:r>
+              <w:t xml:space="preserve">4.4</w:t>
+            </w:r>
+          </w:p>
+        </w:tc>
+        <w:tc>
+          <w:tcPr/>
+          <w:p>
+            <w:pPr>
+              <w:pStyle w:val="Compact"/>
+            </w:pPr>
+            <w:r>
+              <w:t xml:space="preserve">2026-10-21</w:t>
+            </w:r>
+          </w:p>
+        </w:tc>
+        <w:tc>
+          <w:tcPr/>
+          <w:p>
+            <w:pPr>
+              <w:pStyle w:val="Compact"/>
+            </w:pPr>
+            <w:r>
+              <w:t xml:space="preserve">Review against the code of October 21, 2026: optional variables of the gateway session check and of the close of expired bookings (section 10.2), booking-service seeds 110 to 112 (section 11.2), cancellation reasons (Table 9), automatic backups of the public server (section 11.6), check of the token of a closed session (sections 16.3 and 16.4), and new errors (Table 14).</w:t>
+            </w:r>
+          </w:p>
+        </w:tc>
+        <w:tc>
+          <w:tcPr/>
+          <w:p>
+            <w:pPr>
+              <w:pStyle w:val="Compact"/>
+            </w:pPr>
+            <w:r>
+              <w:t xml:space="preserve">Development team</w:t>
+            </w:r>
+          </w:p>
+        </w:tc>
+      </w:tr>
+      <w:tr>
+        <w:tc>
+          <w:tcPr/>
+          <w:p>
+            <w:pPr>
+              <w:pStyle w:val="Compact"/>
+            </w:pPr>
+            <w:r>
+              <w:t xml:space="preserve">4.5</w:t>
+            </w:r>
+          </w:p>
+        </w:tc>
+        <w:tc>
+          <w:tcPr/>
+          <w:p>
+            <w:pPr>
+              <w:pStyle w:val="Compact"/>
+            </w:pPr>
+            <w:r>
+              <w:t xml:space="preserve">2026-10-21</w:t>
+            </w:r>
+          </w:p>
+        </w:tc>
+        <w:tc>
+          <w:tcPr/>
+          <w:p>
+            <w:pPr>
+              <w:pStyle w:val="Compact"/>
+            </w:pPr>
+            <w:r>
+              <w:t xml:space="preserve">Change of the rule for bookings that end without being closed, reviewed by the team on the night of October 21: booking-service only cancels expired scheduled bookings and operations-service reviews the confirmed and started ones. Added the</w:t>
+            </w:r>
+            <w:r>
+              <w:t xml:space="preserve"> </w:t>
+            </w:r>
+            <w:r>
+              <w:rPr>
+                <w:i/>
+                <w:iCs/>
+              </w:rPr>
+              <w:t xml:space="preserve">FOLLOW_UP_ENABLED</w:t>
+            </w:r>
+            <w:r>
+              <w:t xml:space="preserve"> </w:t>
+            </w:r>
+            <w:r>
+              <w:t xml:space="preserve">and</w:t>
+            </w:r>
+            <w:r>
+              <w:t xml:space="preserve"> </w:t>
+            </w:r>
+            <w:r>
+              <w:rPr>
+                <w:i/>
+                <w:iCs/>
+              </w:rPr>
+              <w:t xml:space="preserve">FOLLOW_UP_INTERVAL</w:t>
+            </w:r>
+            <w:r>
+              <w:t xml:space="preserve"> </w:t>
+            </w:r>
+            <w:r>
+              <w:t xml:space="preserve">variables,</w:t>
+            </w:r>
+            <w:r>
+              <w:t xml:space="preserve"> </w:t>
+            </w:r>
+            <w:r>
+              <w:rPr>
+                <w:i/>
+                <w:iCs/>
+              </w:rPr>
+              <w:t xml:space="preserve">BOOKING_EXPIRY_GRACE_MINUTES</w:t>
+            </w:r>
+            <w:r>
+              <w:t xml:space="preserve"> </w:t>
+            </w:r>
+            <w:r>
+              <w:t xml:space="preserve">shared by booking-service and operations-service, and the services that use</w:t>
+            </w:r>
+            <w:r>
+              <w:t xml:space="preserve"> </w:t>
+            </w:r>
+            <w:r>
+              <w:rPr>
+                <w:i/>
+                <w:iCs/>
+              </w:rPr>
+              <w:t xml:space="preserve">INTERNAL_API_KEY</w:t>
+            </w:r>
+            <w:r>
+              <w:t xml:space="preserve"> </w:t>
+            </w:r>
+            <w:r>
+              <w:t xml:space="preserve">(section 10.2); changelogs 040 of operations-service and 041 of notification-service (section 11.2); 26 notification types (Table 9); check of the "To close" card (section 16.4); a new error (Table 14) and Annex B.</w:t>
+            </w:r>
+          </w:p>
+        </w:tc>
+        <w:tc>
+          <w:tcPr/>
+          <w:p>
+            <w:pPr>
+              <w:pStyle w:val="Compact"/>
+            </w:pPr>
+            <w:r>
+              <w:t xml:space="preserve">Development team</w:t>
+            </w:r>
+          </w:p>
+        </w:tc>
+      </w:tr>
     </w:tbl>
     <w:p>
       <w:pPr>
@@ -1910,7 +2066,7 @@
         <w:t xml:space="preserve"> </w:t>
       </w:r>
       <w:r>
-        <w:t xml:space="preserve">branch as of October 17, 2026), and the project documentation updated on that same date (Vehicle Washing Development Team, 2026a, 2026b). The values that depend on each installation (passwords, keys, and addresses) are written between angle brackets, such as</w:t>
+        <w:t xml:space="preserve">branch as of October 21, 2026), and the project documentation updated on that same date (Vehicle Washing Development Team, 2026a, 2026b). The values that depend on each installation (passwords, keys, and addresses) are written between angle brackets, such as</w:t>
       </w:r>
       <w:r>
         <w:t xml:space="preserve"> </w:t>
@@ -6976,18 +7132,18 @@
               <w:pStyle w:val="Compact"/>
             </w:pPr>
             <w:r>
-              <w:t xml:space="preserve">security-service and notification-service</w:t>
-            </w:r>
-          </w:p>
-        </w:tc>
-        <w:tc>
-          <w:tcPr/>
-          <w:p>
-            <w:pPr>
-              <w:pStyle w:val="Compact"/>
-            </w:pPr>
-            <w:r>
-              <w:t xml:space="preserve">Key of the internal routes; without it, booking, payment, and coupon notices and reminders are not sent by email, and the notification switches of each user cannot be read.</w:t>
+              <w:t xml:space="preserve">security-service, booking-service, operations-service, and notification-service</w:t>
+            </w:r>
+          </w:p>
+        </w:tc>
+        <w:tc>
+          <w:tcPr/>
+          <w:p>
+            <w:pPr>
+              <w:pStyle w:val="Compact"/>
+            </w:pPr>
+            <w:r>
+              <w:t xml:space="preserve">Key of the internal routes; without it, booking, payment, and coupon notices and reminders are not sent by email, the notification switches of each user cannot be read, and operations-service cannot close as No-show the confirmed bookings that ended without an operator.</w:t>
             </w:r>
           </w:p>
         </w:tc>
@@ -7074,6 +7230,310 @@
             </w:pPr>
             <w:r>
               <w:t xml:space="preserve">America/Bogota, 30, and 60 by default.</w:t>
+            </w:r>
+          </w:p>
+        </w:tc>
+      </w:tr>
+      <w:tr>
+        <w:tc>
+          <w:tcPr/>
+          <w:p>
+            <w:pPr>
+              <w:pStyle w:val="Compact"/>
+            </w:pPr>
+            <w:r>
+              <w:t xml:space="preserve">SESSION_CHECK_ENABLED, SESSION_CHECK_CACHE_TTL, SESSION_CHECK_TIMEOUT</w:t>
+            </w:r>
+          </w:p>
+        </w:tc>
+        <w:tc>
+          <w:tcPr/>
+          <w:p>
+            <w:pPr>
+              <w:pStyle w:val="Compact"/>
+            </w:pPr>
+            <w:r>
+              <w:t xml:space="preserve">api-gateway</w:t>
+            </w:r>
+          </w:p>
+        </w:tc>
+        <w:tc>
+          <w:tcPr/>
+          <w:p>
+            <w:pPr>
+              <w:pStyle w:val="Compact"/>
+            </w:pPr>
+            <w:r>
+              <w:t xml:space="preserve">Check of the token session (since October 21, 2026):</w:t>
+            </w:r>
+            <w:r>
+              <w:t xml:space="preserve"> </w:t>
+            </w:r>
+            <w:r>
+              <w:rPr>
+                <w:i/>
+                <w:iCs/>
+              </w:rPr>
+              <w:t xml:space="preserve">true</w:t>
+            </w:r>
+            <w:r>
+              <w:t xml:space="preserve">,</w:t>
+            </w:r>
+            <w:r>
+              <w:t xml:space="preserve"> </w:t>
+            </w:r>
+            <w:r>
+              <w:rPr>
+                <w:i/>
+                <w:iCs/>
+              </w:rPr>
+              <w:t xml:space="preserve">30s</w:t>
+            </w:r>
+            <w:r>
+              <w:t xml:space="preserve">, and</w:t>
+            </w:r>
+            <w:r>
+              <w:t xml:space="preserve"> </w:t>
+            </w:r>
+            <w:r>
+              <w:rPr>
+                <w:i/>
+                <w:iCs/>
+              </w:rPr>
+              <w:t xml:space="preserve">3s</w:t>
+            </w:r>
+            <w:r>
+              <w:t xml:space="preserve"> </w:t>
+            </w:r>
+            <w:r>
+              <w:t xml:space="preserve">by default. They are not in</w:t>
+            </w:r>
+            <w:r>
+              <w:t xml:space="preserve"> </w:t>
+            </w:r>
+            <w:r>
+              <w:rPr>
+                <w:i/>
+                <w:iCs/>
+              </w:rPr>
+              <w:t xml:space="preserve">.env.example</w:t>
+            </w:r>
+            <w:r>
+              <w:t xml:space="preserve"> </w:t>
+            </w:r>
+            <w:r>
+              <w:t xml:space="preserve">or in the Compose file: in Docker they keep their defaults and only change if the gateway runs from the IDE (action ACO-14).</w:t>
+            </w:r>
+          </w:p>
+        </w:tc>
+      </w:tr>
+      <w:tr>
+        <w:tc>
+          <w:tcPr/>
+          <w:p>
+            <w:pPr>
+              <w:pStyle w:val="Compact"/>
+            </w:pPr>
+            <w:r>
+              <w:t xml:space="preserve">BOOKING_EXPIRY_CHECK_ENABLED, BOOKING_EXPIRY_CHECK_INTERVAL</w:t>
+            </w:r>
+          </w:p>
+        </w:tc>
+        <w:tc>
+          <w:tcPr/>
+          <w:p>
+            <w:pPr>
+              <w:pStyle w:val="Compact"/>
+            </w:pPr>
+            <w:r>
+              <w:t xml:space="preserve">booking-service</w:t>
+            </w:r>
+          </w:p>
+        </w:tc>
+        <w:tc>
+          <w:tcPr/>
+          <w:p>
+            <w:pPr>
+              <w:pStyle w:val="Compact"/>
+            </w:pPr>
+            <w:r>
+              <w:t xml:space="preserve">Automatic cancellation of the scheduled bookings that were never confirmed (reason</w:t>
+            </w:r>
+            <w:r>
+              <w:t xml:space="preserve"> </w:t>
+            </w:r>
+            <w:r>
+              <w:rPr>
+                <w:i/>
+                <w:iCs/>
+              </w:rPr>
+              <w:t xml:space="preserve">EXPIRED</w:t>
+            </w:r>
+            <w:r>
+              <w:t xml:space="preserve">):</w:t>
+            </w:r>
+            <w:r>
+              <w:t xml:space="preserve"> </w:t>
+            </w:r>
+            <w:r>
+              <w:rPr>
+                <w:i/>
+                <w:iCs/>
+              </w:rPr>
+              <w:t xml:space="preserve">true</w:t>
+            </w:r>
+            <w:r>
+              <w:t xml:space="preserve"> </w:t>
+            </w:r>
+            <w:r>
+              <w:t xml:space="preserve">and</w:t>
+            </w:r>
+            <w:r>
+              <w:t xml:space="preserve"> </w:t>
+            </w:r>
+            <w:r>
+              <w:rPr>
+                <w:i/>
+                <w:iCs/>
+              </w:rPr>
+              <w:t xml:space="preserve">PT5M</w:t>
+            </w:r>
+            <w:r>
+              <w:t xml:space="preserve"> </w:t>
+            </w:r>
+            <w:r>
+              <w:t xml:space="preserve">(every 5 minutes) by default. Like the previous ones, they do not go through the Compose file.</w:t>
+            </w:r>
+          </w:p>
+        </w:tc>
+      </w:tr>
+      <w:tr>
+        <w:tc>
+          <w:tcPr/>
+          <w:p>
+            <w:pPr>
+              <w:pStyle w:val="Compact"/>
+            </w:pPr>
+            <w:r>
+              <w:t xml:space="preserve">BOOKING_EXPIRY_GRACE_MINUTES</w:t>
+            </w:r>
+          </w:p>
+        </w:tc>
+        <w:tc>
+          <w:tcPr/>
+          <w:p>
+            <w:pPr>
+              <w:pStyle w:val="Compact"/>
+            </w:pPr>
+            <w:r>
+              <w:t xml:space="preserve">booking-service and operations-service</w:t>
+            </w:r>
+          </w:p>
+        </w:tc>
+        <w:tc>
+          <w:tcPr/>
+          <w:p>
+            <w:pPr>
+              <w:pStyle w:val="Compact"/>
+            </w:pPr>
+            <w:r>
+              <w:t xml:space="preserve">Minutes after the end time before an expired booking is closed;</w:t>
+            </w:r>
+            <w:r>
+              <w:t xml:space="preserve"> </w:t>
+            </w:r>
+            <w:r>
+              <w:rPr>
+                <w:i/>
+                <w:iCs/>
+              </w:rPr>
+              <w:t xml:space="preserve">60</w:t>
+            </w:r>
+            <w:r>
+              <w:t xml:space="preserve"> </w:t>
+            </w:r>
+            <w:r>
+              <w:t xml:space="preserve">by default. Both services use it, so if it is changed it must have the same value in both. It does not go through the Compose file.</w:t>
+            </w:r>
+          </w:p>
+        </w:tc>
+      </w:tr>
+      <w:tr>
+        <w:tc>
+          <w:tcPr/>
+          <w:p>
+            <w:pPr>
+              <w:pStyle w:val="Compact"/>
+            </w:pPr>
+            <w:r>
+              <w:t xml:space="preserve">FOLLOW_UP_ENABLED, FOLLOW_UP_INTERVAL</w:t>
+            </w:r>
+          </w:p>
+        </w:tc>
+        <w:tc>
+          <w:tcPr/>
+          <w:p>
+            <w:pPr>
+              <w:pStyle w:val="Compact"/>
+            </w:pPr>
+            <w:r>
+              <w:t xml:space="preserve">operations-service</w:t>
+            </w:r>
+          </w:p>
+        </w:tc>
+        <w:tc>
+          <w:tcPr/>
+          <w:p>
+            <w:pPr>
+              <w:pStyle w:val="Compact"/>
+            </w:pPr>
+            <w:r>
+              <w:t xml:space="preserve">Review of the bookings that ended without being closed (since the night of October 21, 2026): a confirmed booking that never had an operator becomes No-show, and one that had an operator and nobody recorded stays in "To close".</w:t>
+            </w:r>
+            <w:r>
+              <w:t xml:space="preserve"> </w:t>
+            </w:r>
+            <w:r>
+              <w:rPr>
+                <w:i/>
+                <w:iCs/>
+              </w:rPr>
+              <w:t xml:space="preserve">true</w:t>
+            </w:r>
+            <w:r>
+              <w:t xml:space="preserve"> </w:t>
+            </w:r>
+            <w:r>
+              <w:t xml:space="preserve">and</w:t>
+            </w:r>
+            <w:r>
+              <w:t xml:space="preserve"> </w:t>
+            </w:r>
+            <w:r>
+              <w:rPr>
+                <w:i/>
+                <w:iCs/>
+              </w:rPr>
+              <w:t xml:space="preserve">PT5M</w:t>
+            </w:r>
+            <w:r>
+              <w:t xml:space="preserve"> </w:t>
+            </w:r>
+            <w:r>
+              <w:t xml:space="preserve">by default; needs</w:t>
+            </w:r>
+            <w:r>
+              <w:t xml:space="preserve"> </w:t>
+            </w:r>
+            <w:r>
+              <w:rPr>
+                <w:i/>
+                <w:iCs/>
+              </w:rPr>
+              <w:t xml:space="preserve">INTERNAL_API_KEY</w:t>
+            </w:r>
+            <w:r>
+              <w:t xml:space="preserve">. They do not go through the Compose file.</w:t>
             </w:r>
           </w:p>
         </w:tc>
@@ -8745,7 +9205,7 @@
         <w:t xml:space="preserve"> </w:t>
       </w:r>
       <w:r>
-        <w:t xml:space="preserve">are created the first time each service starts (section 12). Table 8 shows the changelogs of the version of October 16, 2026.</w:t>
+        <w:t xml:space="preserve">are created the first time each service starts (section 12). Table 8 shows the changelogs of the version of October 21, 2026.</w:t>
       </w:r>
     </w:p>
     <w:p>
@@ -8910,7 +9370,23 @@
               <w:pStyle w:val="Compact"/>
             </w:pPr>
             <w:r>
-              <w:t xml:space="preserve">005 catalog and booking schemas, 018 changes of ADR-010, 021 schedule history, 022 loyalty points of the catalog, 024 removal of the bay operator, 032 business data of the establishment; seeds 103 catalog, 104 statuses and reasons, 109 establishment, schedule, and four bays.</w:t>
+              <w:t xml:space="preserve">005 catalog and booking schemas, 018 changes of ADR-010, 021 schedule history, 022 loyalty points of the catalog, 024 removal of the bay operator, 032 business data of the establishment; seeds 103 catalog, 104 statuses and reasons, 109 establishment, schedule, and four bays, 110 business data, 111 removal of the example business data so the real business fills it in, and 112</w:t>
+            </w:r>
+            <w:r>
+              <w:t xml:space="preserve"> </w:t>
+            </w:r>
+            <w:r>
+              <w:rPr>
+                <w:i/>
+                <w:iCs/>
+              </w:rPr>
+              <w:t xml:space="preserve">EXPIRED</w:t>
+            </w:r>
+            <w:r>
+              <w:t xml:space="preserve"> </w:t>
+            </w:r>
+            <w:r>
+              <w:t xml:space="preserve">reason of the automatic close of expired bookings.</w:t>
             </w:r>
           </w:p>
         </w:tc>
@@ -8945,7 +9421,17 @@
               <w:pStyle w:val="Compact"/>
             </w:pPr>
             <w:r>
-              <w:t xml:space="preserve">007 execution schema, 033 inspection reports with phases, findings, and photos, 037 operator profile; seed 105 execution statuses.</w:t>
+              <w:t xml:space="preserve">007 execution schema, 033 inspection reports with phases, findings, and photos, 037 operator profile, 040 time of the service-not-recorded notice (</w:t>
+            </w:r>
+            <w:r>
+              <w:rPr>
+                <w:i/>
+                <w:iCs/>
+              </w:rPr>
+              <w:t xml:space="preserve">follow_up_notice_at</w:t>
+            </w:r>
+            <w:r>
+              <w:t xml:space="preserve">); seed 105 execution statuses.</w:t>
             </w:r>
           </w:p>
         </w:tc>
@@ -8980,7 +9466,7 @@
               <w:pStyle w:val="Compact"/>
             </w:pPr>
             <w:r>
-              <w:t xml:space="preserve">010 notification schema, 016 device tokens, 017 processed events, 019 booking reminders, 025 promotion redeemed type, 027 staff notifications and booking tracking, 028 payment refunded type, 029 loyalty and inspection types, 031 unassigned booking alert, 038 new app version notice type; seed 108 notification types.</w:t>
+              <w:t xml:space="preserve">010 notification schema, 016 device tokens, 017 processed events, 019 booking reminders, 025 promotion redeemed type, 027 staff notifications and booking tracking, 028 payment refunded type, 029 loyalty and inspection types, 031 unassigned booking alert, 038 new app version notice type, 041 service-not-recorded notice types for the operator and the administrator; seed 108 notification types.</w:t>
             </w:r>
           </w:p>
         </w:tc>
@@ -10634,18 +11120,34 @@
               <w:pStyle w:val="Compact"/>
             </w:pPr>
             <w:r>
-              <w:t xml:space="preserve">booking.service_bay</w:t>
-            </w:r>
-          </w:p>
-        </w:tc>
-        <w:tc>
-          <w:tcPr/>
-          <w:p>
-            <w:pPr>
-              <w:pStyle w:val="Compact"/>
-            </w:pPr>
-            <w:r>
-              <w:t xml:space="preserve">4 bays.</w:t>
+              <w:t xml:space="preserve">booking.cancellation_reason</w:t>
+            </w:r>
+          </w:p>
+        </w:tc>
+        <w:tc>
+          <w:tcPr/>
+          <w:p>
+            <w:pPr>
+              <w:pStyle w:val="Compact"/>
+            </w:pPr>
+            <w:r>
+              <w:t xml:space="preserve">7 rows;</w:t>
+            </w:r>
+            <w:r>
+              <w:t xml:space="preserve"> </w:t>
+            </w:r>
+            <w:r>
+              <w:rPr>
+                <w:i/>
+                <w:iCs/>
+              </w:rPr>
+              <w:t xml:space="preserve">EXPIRED</w:t>
+            </w:r>
+            <w:r>
+              <w:t xml:space="preserve"> </w:t>
+            </w:r>
+            <w:r>
+              <w:t xml:space="preserve">(seed 112) is only used by the system and does not appear in the list of reasons.</w:t>
             </w:r>
           </w:p>
         </w:tc>
@@ -10658,18 +11160,18 @@
               <w:pStyle w:val="Compact"/>
             </w:pPr>
             <w:r>
-              <w:t xml:space="preserve">execution.execution_status</w:t>
-            </w:r>
-          </w:p>
-        </w:tc>
-        <w:tc>
-          <w:tcPr/>
-          <w:p>
-            <w:pPr>
-              <w:pStyle w:val="Compact"/>
-            </w:pPr>
-            <w:r>
-              <w:t xml:space="preserve">5 rows: PENDING, IN_PROGRESS, PAUSED, COMPLETED, and WITH_ISSUE.</w:t>
+              <w:t xml:space="preserve">booking.service_bay</w:t>
+            </w:r>
+          </w:p>
+        </w:tc>
+        <w:tc>
+          <w:tcPr/>
+          <w:p>
+            <w:pPr>
+              <w:pStyle w:val="Compact"/>
+            </w:pPr>
+            <w:r>
+              <w:t xml:space="preserve">4 bays.</w:t>
             </w:r>
           </w:p>
         </w:tc>
@@ -10682,18 +11184,18 @@
               <w:pStyle w:val="Compact"/>
             </w:pPr>
             <w:r>
-              <w:t xml:space="preserve">payment.payment_status</w:t>
-            </w:r>
-          </w:p>
-        </w:tc>
-        <w:tc>
-          <w:tcPr/>
-          <w:p>
-            <w:pPr>
-              <w:pStyle w:val="Compact"/>
-            </w:pPr>
-            <w:r>
-              <w:t xml:space="preserve">5 rows; identifier 3 corresponds to APPROVED.</w:t>
+              <w:t xml:space="preserve">execution.execution_status</w:t>
+            </w:r>
+          </w:p>
+        </w:tc>
+        <w:tc>
+          <w:tcPr/>
+          <w:p>
+            <w:pPr>
+              <w:pStyle w:val="Compact"/>
+            </w:pPr>
+            <w:r>
+              <w:t xml:space="preserve">5 rows: PENDING, IN_PROGRESS, PAUSED, COMPLETED, and WITH_ISSUE.</w:t>
             </w:r>
           </w:p>
         </w:tc>
@@ -10706,18 +11208,18 @@
               <w:pStyle w:val="Compact"/>
             </w:pPr>
             <w:r>
-              <w:t xml:space="preserve">payment.payment_method_type</w:t>
-            </w:r>
-          </w:p>
-        </w:tc>
-        <w:tc>
-          <w:tcPr/>
-          <w:p>
-            <w:pPr>
-              <w:pStyle w:val="Compact"/>
-            </w:pPr>
-            <w:r>
-              <w:t xml:space="preserve">4 rows: EFECTIVO, NEQUI, DAVIPLATA, and TRANSFERENCIA.</w:t>
+              <w:t xml:space="preserve">payment.payment_status</w:t>
+            </w:r>
+          </w:p>
+        </w:tc>
+        <w:tc>
+          <w:tcPr/>
+          <w:p>
+            <w:pPr>
+              <w:pStyle w:val="Compact"/>
+            </w:pPr>
+            <w:r>
+              <w:t xml:space="preserve">5 rows; identifier 3 corresponds to APPROVED.</w:t>
             </w:r>
           </w:p>
         </w:tc>
@@ -10730,18 +11232,18 @@
               <w:pStyle w:val="Compact"/>
             </w:pPr>
             <w:r>
-              <w:t xml:space="preserve">payment.loyalty_movement_type</w:t>
-            </w:r>
-          </w:p>
-        </w:tc>
-        <w:tc>
-          <w:tcPr/>
-          <w:p>
-            <w:pPr>
-              <w:pStyle w:val="Compact"/>
-            </w:pPr>
-            <w:r>
-              <w:t xml:space="preserve">5 rows: EARNED, REDEEMED, EXPIRED, ADJUSTED, and REVERSED.</w:t>
+              <w:t xml:space="preserve">payment.payment_method_type</w:t>
+            </w:r>
+          </w:p>
+        </w:tc>
+        <w:tc>
+          <w:tcPr/>
+          <w:p>
+            <w:pPr>
+              <w:pStyle w:val="Compact"/>
+            </w:pPr>
+            <w:r>
+              <w:t xml:space="preserve">4 rows: EFECTIVO, NEQUI, DAVIPLATA, and TRANSFERENCIA.</w:t>
             </w:r>
           </w:p>
         </w:tc>
@@ -10754,18 +11256,18 @@
               <w:pStyle w:val="Compact"/>
             </w:pPr>
             <w:r>
-              <w:t xml:space="preserve">notification.notification_type</w:t>
-            </w:r>
-          </w:p>
-        </w:tc>
-        <w:tc>
-          <w:tcPr/>
-          <w:p>
-            <w:pPr>
-              <w:pStyle w:val="Compact"/>
-            </w:pPr>
-            <w:r>
-              <w:t xml:space="preserve">24 rows.</w:t>
+              <w:t xml:space="preserve">payment.loyalty_movement_type</w:t>
+            </w:r>
+          </w:p>
+        </w:tc>
+        <w:tc>
+          <w:tcPr/>
+          <w:p>
+            <w:pPr>
+              <w:pStyle w:val="Compact"/>
+            </w:pPr>
+            <w:r>
+              <w:t xml:space="preserve">5 rows: EARNED, REDEEMED, EXPIRED, ADJUSTED, and REVERSED.</w:t>
             </w:r>
           </w:p>
         </w:tc>
@@ -10778,6 +11280,30 @@
               <w:pStyle w:val="Compact"/>
             </w:pPr>
             <w:r>
+              <w:t xml:space="preserve">notification.notification_type</w:t>
+            </w:r>
+          </w:p>
+        </w:tc>
+        <w:tc>
+          <w:tcPr/>
+          <w:p>
+            <w:pPr>
+              <w:pStyle w:val="Compact"/>
+            </w:pPr>
+            <w:r>
+              <w:t xml:space="preserve">26 rows.</w:t>
+            </w:r>
+          </w:p>
+        </w:tc>
+      </w:tr>
+      <w:tr>
+        <w:tc>
+          <w:tcPr/>
+          <w:p>
+            <w:pPr>
+              <w:pStyle w:val="Compact"/>
+            </w:pPr>
+            <w:r>
               <w:t xml:space="preserve">security.permission</w:t>
             </w:r>
           </w:p>
@@ -10971,6 +11497,62 @@
     <w:p>
       <w:pPr>
         <w:pStyle w:val="FirstParagraph"/>
+      </w:pPr>
+      <w:r>
+        <w:t xml:space="preserve">On the public server backups are automatic:</w:t>
+      </w:r>
+      <w:r>
+        <w:t xml:space="preserve"> </w:t>
+      </w:r>
+      <w:r>
+        <w:rPr>
+          <w:i/>
+          <w:iCs/>
+        </w:rPr>
+        <w:t xml:space="preserve">deploy/backup-db.sh</w:t>
+      </w:r>
+      <w:r>
+        <w:t xml:space="preserve"> </w:t>
+      </w:r>
+      <w:r>
+        <w:t xml:space="preserve">backs up the database every day and before every update,</w:t>
+      </w:r>
+      <w:r>
+        <w:t xml:space="preserve"> </w:t>
+      </w:r>
+      <w:r>
+        <w:rPr>
+          <w:i/>
+          <w:iCs/>
+        </w:rPr>
+        <w:t xml:space="preserve">deploy/verify-backup.sh</w:t>
+      </w:r>
+      <w:r>
+        <w:t xml:space="preserve"> </w:t>
+      </w:r>
+      <w:r>
+        <w:t xml:space="preserve">checks each backup by restoring it under another name, and</w:t>
+      </w:r>
+      <w:r>
+        <w:t xml:space="preserve"> </w:t>
+      </w:r>
+      <w:r>
+        <w:rPr>
+          <w:i/>
+          <w:iCs/>
+        </w:rPr>
+        <w:t xml:space="preserve">deploy/restore-db.sh</w:t>
+      </w:r>
+      <w:r>
+        <w:t xml:space="preserve"> </w:t>
+      </w:r>
+      <w:r>
+        <w:t xml:space="preserve">restores one (Deployment Document, section 3.2).</w:t>
+      </w:r>
+    </w:p>
+    <w:p>
+      <w:pPr>
+        <w:pStyle w:val="BodyText"/>
       </w:pPr>
       <w:r>
         <w:t xml:space="preserve">To reset a disposable local environment, stop the containers and delete the volumes.</w:t>
@@ -12786,7 +13368,7 @@
         <w:t xml:space="preserve">app.json</w:t>
       </w:r>
       <w:r>
-        <w:t xml:space="preserve">.</w:t>
+        <w:t xml:space="preserve">. The changes of October 21, 2026 (compressed receipt, QR magnifier, and mandatory APK update screen) add no native dependencies.</w:t>
       </w:r>
     </w:p>
     <w:p>
@@ -15278,7 +15860,39 @@
         <w:t xml:space="preserve">401</w:t>
       </w:r>
       <w:r>
-        <w:t xml:space="preserve">. The gateway does not validate tokens (ADR-006): it forwards the request and the service rejects it. Every service, including payment-service, checks the database in its health endpoint: if SQL Server does not answer, it replies</w:t>
+        <w:t xml:space="preserve">. The gateway does not check the token signature (ADR-006): a request without a token goes straight through and booking-service rejects it. Since October 21, 2026 the gateway does cut the token of a closed session: after signing out, repeating the call with the same token (</w:t>
+      </w:r>
+      <w:r>
+        <w:rPr>
+          <w:i/>
+          <w:iCs/>
+        </w:rPr>
+        <w:t xml:space="preserve">-H "Authorization: Bearer</w:t>
+      </w:r>
+      <w:r>
+        <w:rPr>
+          <w:i/>
+          <w:iCs/>
+        </w:rPr>
+        <w:t xml:space="preserve"> </w:t>
+      </w:r>
+      <w:r>
+        <w:rPr>
+          <w:rStyle w:val="VerbatimChar"/>
+          <w:i/>
+          <w:iCs/>
+        </w:rPr>
+        <w:t xml:space="preserve">&lt;TOKEN&gt;</w:t>
+      </w:r>
+      <w:r>
+        <w:rPr>
+          <w:i/>
+          <w:iCs/>
+        </w:rPr>
+        <w:t xml:space="preserve">"</w:t>
+      </w:r>
+      <w:r>
+        <w:t xml:space="preserve">) returns 401 from the gateway, without reaching the service. Every service, including payment-service, checks the database in its health endpoint: if SQL Server does not answer, it replies</w:t>
       </w:r>
       <w:r>
         <w:t xml:space="preserve"> </w:t>
@@ -15494,6 +16108,62 @@
         </w:numPr>
       </w:pPr>
       <w:r>
+        <w:t xml:space="preserve">Sign out and repeat a call with the same token: the gateway answers 401.</w:t>
+      </w:r>
+    </w:p>
+    <w:p>
+      <w:pPr>
+        <w:pStyle w:val="Compact"/>
+        <w:numPr>
+          <w:ilvl w:val="0"/>
+          <w:numId w:val="1021"/>
+        </w:numPr>
+      </w:pPr>
+      <w:r>
+        <w:t xml:space="preserve">Optional: as administrator, create a test booking for a time that ends soon, with an operator, and do not start it. A few minutes after its end time it must appear in the</w:t>
+      </w:r>
+      <w:r>
+        <w:t xml:space="preserve"> </w:t>
+      </w:r>
+      <w:r>
+        <w:rPr>
+          <w:b/>
+          <w:bCs/>
+        </w:rPr>
+        <w:t xml:space="preserve">To close</w:t>
+      </w:r>
+      <w:r>
+        <w:t xml:space="preserve"> </w:t>
+      </w:r>
+      <w:r>
+        <w:t xml:space="preserve">card of the administrator's home, with the notice "Servicio sin registrar" (service not recorded); clicking</w:t>
+      </w:r>
+      <w:r>
+        <w:t xml:space="preserve"> </w:t>
+      </w:r>
+      <w:r>
+        <w:rPr>
+          <w:b/>
+          <w:bCs/>
+        </w:rPr>
+        <w:t xml:space="preserve">Attended</w:t>
+      </w:r>
+      <w:r>
+        <w:t xml:space="preserve"> </w:t>
+      </w:r>
+      <w:r>
+        <w:t xml:space="preserve">makes it Completed.</w:t>
+      </w:r>
+    </w:p>
+    <w:p>
+      <w:pPr>
+        <w:pStyle w:val="Compact"/>
+        <w:numPr>
+          <w:ilvl w:val="0"/>
+          <w:numId w:val="1021"/>
+        </w:numPr>
+      </w:pPr>
+      <w:r>
         <w:t xml:space="preserve">Restart the containers (</w:t>
       </w:r>
       <w:r>
@@ -16465,29 +17135,29 @@
               <w:pStyle w:val="Compact"/>
             </w:pPr>
             <w:r>
-              <w:t xml:space="preserve">503 CUSTOMER_SERVICE_UNAVAILABLE or BOOKING_SERVICE_UNAVAILABLE</w:t>
-            </w:r>
-          </w:p>
-        </w:tc>
-        <w:tc>
-          <w:tcPr/>
-          <w:p>
-            <w:pPr>
-              <w:pStyle w:val="Compact"/>
-            </w:pPr>
-            <w:r>
-              <w:t xml:space="preserve">The service called is down.</w:t>
-            </w:r>
-          </w:p>
-        </w:tc>
-        <w:tc>
-          <w:tcPr/>
-          <w:p>
-            <w:pPr>
-              <w:pStyle w:val="Compact"/>
-            </w:pPr>
-            <w:r>
-              <w:t xml:space="preserve">Start customer-service or booking-service.</w:t>
+              <w:t xml:space="preserve">401 right after signing out in another tab or device</w:t>
+            </w:r>
+          </w:p>
+        </w:tc>
+        <w:tc>
+          <w:tcPr/>
+          <w:p>
+            <w:pPr>
+              <w:pStyle w:val="Compact"/>
+            </w:pPr>
+            <w:r>
+              <w:t xml:space="preserve">The session was closed and the gateway cuts its token.</w:t>
+            </w:r>
+          </w:p>
+        </w:tc>
+        <w:tc>
+          <w:tcPr/>
+          <w:p>
+            <w:pPr>
+              <w:pStyle w:val="Compact"/>
+            </w:pPr>
+            <w:r>
+              <w:t xml:space="preserve">Log in again.</w:t>
             </w:r>
           </w:p>
         </w:tc>
@@ -16500,29 +17170,39 @@
               <w:pStyle w:val="Compact"/>
             </w:pPr>
             <w:r>
-              <w:t xml:space="preserve">"Your customer profile is not ready yet"</w:t>
-            </w:r>
-          </w:p>
-        </w:tc>
-        <w:tc>
-          <w:tcPr/>
-          <w:p>
-            <w:pPr>
-              <w:pStyle w:val="Compact"/>
-            </w:pPr>
-            <w:r>
-              <w:t xml:space="preserve">The customer profile has not been created (event not consumed).</w:t>
-            </w:r>
-          </w:p>
-        </w:tc>
-        <w:tc>
-          <w:tcPr/>
-          <w:p>
-            <w:pPr>
-              <w:pStyle w:val="Compact"/>
-            </w:pPr>
-            <w:r>
-              <w:t xml:space="preserve">Wait and retry; with MESSAGING_ENABLED=true check the customer-service queue.</w:t>
+              <w:t xml:space="preserve">Requests take about 3 more seconds and the gateway log says</w:t>
+            </w:r>
+            <w:r>
+              <w:t xml:space="preserve"> </w:t>
+            </w:r>
+            <w:r>
+              <w:rPr>
+                <w:i/>
+                <w:iCs/>
+              </w:rPr>
+              <w:t xml:space="preserve">No se pudo confirmar la sesión</w:t>
+            </w:r>
+          </w:p>
+        </w:tc>
+        <w:tc>
+          <w:tcPr/>
+          <w:p>
+            <w:pPr>
+              <w:pStyle w:val="Compact"/>
+            </w:pPr>
+            <w:r>
+              <w:t xml:space="preserve">security-service does not answer; the gateway lets the request through after waiting for it.</w:t>
+            </w:r>
+          </w:p>
+        </w:tc>
+        <w:tc>
+          <w:tcPr/>
+          <w:p>
+            <w:pPr>
+              <w:pStyle w:val="Compact"/>
+            </w:pPr>
+            <w:r>
+              <w:t xml:space="preserve">Start security-service and check its health.</w:t>
             </w:r>
           </w:p>
         </w:tc>
@@ -16535,29 +17215,29 @@
               <w:pStyle w:val="Compact"/>
             </w:pPr>
             <w:r>
-              <w:t xml:space="preserve">Emails do not arrive in Mailpit</w:t>
-            </w:r>
-          </w:p>
-        </w:tc>
-        <w:tc>
-          <w:tcPr/>
-          <w:p>
-            <w:pPr>
-              <w:pStyle w:val="Compact"/>
-            </w:pPr>
-            <w:r>
-              <w:t xml:space="preserve">MAIL_ENABLED=false or wrong host or port.</w:t>
-            </w:r>
-          </w:p>
-        </w:tc>
-        <w:tc>
-          <w:tcPr/>
-          <w:p>
-            <w:pPr>
-              <w:pStyle w:val="Compact"/>
-            </w:pPr>
-            <w:r>
-              <w:t xml:space="preserve">MAIL_HOST=localhost and MAIL_PORT=1025 on the host; MAIL_DOCKER_HOST=mailpit in Docker.</w:t>
+              <w:t xml:space="preserve">503 CUSTOMER_SERVICE_UNAVAILABLE or BOOKING_SERVICE_UNAVAILABLE</w:t>
+            </w:r>
+          </w:p>
+        </w:tc>
+        <w:tc>
+          <w:tcPr/>
+          <w:p>
+            <w:pPr>
+              <w:pStyle w:val="Compact"/>
+            </w:pPr>
+            <w:r>
+              <w:t xml:space="preserve">The service called is down.</w:t>
+            </w:r>
+          </w:p>
+        </w:tc>
+        <w:tc>
+          <w:tcPr/>
+          <w:p>
+            <w:pPr>
+              <w:pStyle w:val="Compact"/>
+            </w:pPr>
+            <w:r>
+              <w:t xml:space="preserve">Start customer-service or booking-service.</w:t>
             </w:r>
           </w:p>
         </w:tc>
@@ -16570,6 +17250,76 @@
               <w:pStyle w:val="Compact"/>
             </w:pPr>
             <w:r>
+              <w:t xml:space="preserve">"Your customer profile is not ready yet"</w:t>
+            </w:r>
+          </w:p>
+        </w:tc>
+        <w:tc>
+          <w:tcPr/>
+          <w:p>
+            <w:pPr>
+              <w:pStyle w:val="Compact"/>
+            </w:pPr>
+            <w:r>
+              <w:t xml:space="preserve">The customer profile has not been created (event not consumed).</w:t>
+            </w:r>
+          </w:p>
+        </w:tc>
+        <w:tc>
+          <w:tcPr/>
+          <w:p>
+            <w:pPr>
+              <w:pStyle w:val="Compact"/>
+            </w:pPr>
+            <w:r>
+              <w:t xml:space="preserve">Wait and retry; with MESSAGING_ENABLED=true check the customer-service queue.</w:t>
+            </w:r>
+          </w:p>
+        </w:tc>
+      </w:tr>
+      <w:tr>
+        <w:tc>
+          <w:tcPr/>
+          <w:p>
+            <w:pPr>
+              <w:pStyle w:val="Compact"/>
+            </w:pPr>
+            <w:r>
+              <w:t xml:space="preserve">Emails do not arrive in Mailpit</w:t>
+            </w:r>
+          </w:p>
+        </w:tc>
+        <w:tc>
+          <w:tcPr/>
+          <w:p>
+            <w:pPr>
+              <w:pStyle w:val="Compact"/>
+            </w:pPr>
+            <w:r>
+              <w:t xml:space="preserve">MAIL_ENABLED=false or wrong host or port.</w:t>
+            </w:r>
+          </w:p>
+        </w:tc>
+        <w:tc>
+          <w:tcPr/>
+          <w:p>
+            <w:pPr>
+              <w:pStyle w:val="Compact"/>
+            </w:pPr>
+            <w:r>
+              <w:t xml:space="preserve">MAIL_HOST=localhost and MAIL_PORT=1025 on the host; MAIL_DOCKER_HOST=mailpit in Docker.</w:t>
+            </w:r>
+          </w:p>
+        </w:tc>
+      </w:tr>
+      <w:tr>
+        <w:tc>
+          <w:tcPr/>
+          <w:p>
+            <w:pPr>
+              <w:pStyle w:val="Compact"/>
+            </w:pPr>
+            <w:r>
               <w:t xml:space="preserve">Booking emails and reminders do not arrive</w:t>
             </w:r>
           </w:p>
@@ -16593,6 +17343,67 @@
             </w:pPr>
             <w:r>
               <w:t xml:space="preserve">Generate the key and restart security-service and notification-service.</w:t>
+            </w:r>
+          </w:p>
+        </w:tc>
+      </w:tr>
+      <w:tr>
+        <w:tc>
+          <w:tcPr/>
+          <w:p>
+            <w:pPr>
+              <w:pStyle w:val="Compact"/>
+            </w:pPr>
+            <w:r>
+              <w:t xml:space="preserve">Bookings that ended do not appear in "To close", or those without an operator do not become No-show</w:t>
+            </w:r>
+          </w:p>
+        </w:tc>
+        <w:tc>
+          <w:tcPr/>
+          <w:p>
+            <w:pPr>
+              <w:pStyle w:val="Compact"/>
+            </w:pPr>
+            <w:r>
+              <w:t xml:space="preserve">FOLLOW_UP_ENABLED=false, INTERNAL_API_KEY empty, or booking-service down.</w:t>
+            </w:r>
+          </w:p>
+        </w:tc>
+        <w:tc>
+          <w:tcPr/>
+          <w:p>
+            <w:pPr>
+              <w:pStyle w:val="Compact"/>
+            </w:pPr>
+            <w:r>
+              <w:t xml:space="preserve">Check the operations-service log (</w:t>
+            </w:r>
+            <w:r>
+              <w:rPr>
+                <w:i/>
+                <w:iCs/>
+              </w:rPr>
+              <w:t xml:space="preserve">Could not follow up finished bookings</w:t>
+            </w:r>
+            <w:r>
+              <w:t xml:space="preserve"> </w:t>
+            </w:r>
+            <w:r>
+              <w:t xml:space="preserve">or</w:t>
+            </w:r>
+            <w:r>
+              <w:t xml:space="preserve"> </w:t>
+            </w:r>
+            <w:r>
+              <w:rPr>
+                <w:i/>
+                <w:iCs/>
+              </w:rPr>
+              <w:t xml:space="preserve">was not closed as not attended</w:t>
+            </w:r>
+            <w:r>
+              <w:t xml:space="preserve">) and the internal key.</w:t>
             </w:r>
           </w:p>
         </w:tc>
@@ -16993,7 +17804,7 @@
               <w:pStyle w:val="Compact"/>
             </w:pPr>
             <w:r>
-              <w:t xml:space="preserve">Single entry point that routes the requests to the services; it does not validate tokens.</w:t>
+              <w:t xml:space="preserve">Single entry point that routes the requests to the services; it does not check the token signature, but since October 21, 2026 it cuts the tokens of closed sessions.</w:t>
             </w:r>
           </w:p>
         </w:tc>
@@ -17759,6 +18570,109 @@
             </w:pPr>
             <w:r>
               <w:t xml:space="preserve">11.4</w:t>
+            </w:r>
+          </w:p>
+        </w:tc>
+      </w:tr>
+      <w:tr>
+        <w:tc>
+          <w:tcPr/>
+          <w:p>
+            <w:pPr>
+              <w:pStyle w:val="Compact"/>
+            </w:pPr>
+            <w:r>
+              <w:t xml:space="preserve">Variables of October 21, 2026</w:t>
+            </w:r>
+          </w:p>
+        </w:tc>
+        <w:tc>
+          <w:tcPr/>
+          <w:p>
+            <w:pPr>
+              <w:pStyle w:val="Compact"/>
+            </w:pPr>
+            <w:r>
+              <w:rPr>
+                <w:i/>
+                <w:iCs/>
+              </w:rPr>
+              <w:t xml:space="preserve">SESSION_CHECK_*</w:t>
+            </w:r>
+            <w:r>
+              <w:t xml:space="preserve">,</w:t>
+            </w:r>
+            <w:r>
+              <w:t xml:space="preserve"> </w:t>
+            </w:r>
+            <w:r>
+              <w:rPr>
+                <w:i/>
+                <w:iCs/>
+              </w:rPr>
+              <w:t xml:space="preserve">BOOKING_EXPIRY_*</w:t>
+            </w:r>
+            <w:r>
+              <w:t xml:space="preserve">, and</w:t>
+            </w:r>
+            <w:r>
+              <w:t xml:space="preserve"> </w:t>
+            </w:r>
+            <w:r>
+              <w:rPr>
+                <w:i/>
+                <w:iCs/>
+              </w:rPr>
+              <w:t xml:space="preserve">FOLLOW_UP_*</w:t>
+            </w:r>
+            <w:r>
+              <w:t xml:space="preserve"> </w:t>
+            </w:r>
+            <w:r>
+              <w:t xml:space="preserve">are not in</w:t>
+            </w:r>
+            <w:r>
+              <w:t xml:space="preserve"> </w:t>
+            </w:r>
+            <w:r>
+              <w:rPr>
+                <w:i/>
+                <w:iCs/>
+              </w:rPr>
+              <w:t xml:space="preserve">.env.example</w:t>
+            </w:r>
+            <w:r>
+              <w:t xml:space="preserve"> </w:t>
+            </w:r>
+            <w:r>
+              <w:t xml:space="preserve">or in</w:t>
+            </w:r>
+            <w:r>
+              <w:t xml:space="preserve"> </w:t>
+            </w:r>
+            <w:r>
+              <w:rPr>
+                <w:i/>
+                <w:iCs/>
+              </w:rPr>
+              <w:t xml:space="preserve">docker-compose.yml</w:t>
+            </w:r>
+            <w:r>
+              <w:t xml:space="preserve"> </w:t>
+            </w:r>
+            <w:r>
+              <w:t xml:space="preserve">(action ACO-14).</w:t>
+            </w:r>
+          </w:p>
+        </w:tc>
+        <w:tc>
+          <w:tcPr/>
+          <w:p>
+            <w:pPr>
+              <w:pStyle w:val="Compact"/>
+            </w:pPr>
+            <w:r>
+              <w:t xml:space="preserve">10.2</w:t>
             </w:r>
           </w:p>
         </w:tc>

--- a/09_MANUALES/EN/WORD/09_Installation_Manual.docx
+++ b/09_MANUALES/EN/WORD/09_Installation_Manual.docx
@@ -2,7 +2,7 @@
 <file path=word/document.xml><?xml version="1.0" encoding="utf-8"?>
 <w:document xmlns:w="http://schemas.openxmlformats.org/wordprocessingml/2006/main" xmlns:m="http://schemas.openxmlformats.org/officeDocument/2006/math" xmlns:r="http://schemas.openxmlformats.org/officeDocument/2006/relationships" xmlns:o="urn:schemas-microsoft-com:office:office" xmlns:v="urn:schemas-microsoft-com:vml" xmlns:w10="urn:schemas-microsoft-com:office:word" xmlns:a="http://schemas.openxmlformats.org/drawingml/2006/main" xmlns:pic="http://schemas.openxmlformats.org/drawingml/2006/picture" xmlns:wp="http://schemas.openxmlformats.org/drawingml/2006/wordprocessingDrawing">
   <w:body>
-    <w:bookmarkStart w:id="133" w:name="installation-manual"/>
+    <w:bookmarkStart w:id="125" w:name="installation-manual"/>
     <w:p>
       <w:pPr>
         <w:pStyle w:val="Heading1"/>
@@ -64,7 +64,7 @@
         <w:pStyle w:val="BodyText"/>
       </w:pPr>
       <w:r>
-        <w:t xml:space="preserve">October 21, 2026</w:t>
+        <w:t xml:space="preserve">October 26, 2026</w:t>
       </w:r>
     </w:p>
     <w:p>
@@ -72,10 +72,10 @@
         <w:pStyle w:val="BodyText"/>
       </w:pPr>
       <w:r>
-        <w:t xml:space="preserve">Manual Type: Installation Manual (Infrastructure and DevOps Staff) · Version 4.5</w:t>
-      </w:r>
-    </w:p>
-    <w:bookmarkStart w:id="20" w:name="version-control"/>
+        <w:t xml:space="preserve">Manual Type: Installation Manual (Infrastructure and DevOps Staff) · Version 4.9</w:t>
+      </w:r>
+    </w:p>
+    <w:bookmarkStart w:id="9" w:name="version-control"/>
     <w:p>
       <w:pPr>
         <w:pStyle w:val="Heading2"/>
@@ -764,6 +764,635 @@
           </w:p>
         </w:tc>
       </w:tr>
+      <w:tr>
+        <w:tc>
+          <w:tcPr/>
+          <w:p>
+            <w:pPr>
+              <w:pStyle w:val="Compact"/>
+            </w:pPr>
+            <w:r>
+              <w:t xml:space="preserve">4.6</w:t>
+            </w:r>
+          </w:p>
+        </w:tc>
+        <w:tc>
+          <w:tcPr/>
+          <w:p>
+            <w:pPr>
+              <w:pStyle w:val="Compact"/>
+            </w:pPr>
+            <w:r>
+              <w:t xml:space="preserve">2026-10-23</w:t>
+            </w:r>
+          </w:p>
+        </w:tc>
+        <w:tc>
+          <w:tcPr/>
+          <w:p>
+            <w:pPr>
+              <w:pStyle w:val="Compact"/>
+            </w:pPr>
+            <w:r>
+              <w:t xml:space="preserve">Review against</w:t>
+            </w:r>
+            <w:r>
+              <w:t xml:space="preserve"> </w:t>
+            </w:r>
+            <w:r>
+              <w:rPr>
+                <w:i/>
+                <w:iCs/>
+              </w:rPr>
+              <w:t xml:space="preserve">develop</w:t>
+            </w:r>
+            <w:r>
+              <w:t xml:space="preserve"> </w:t>
+            </w:r>
+            <w:r>
+              <w:t xml:space="preserve">of October 23, 2026 and version</w:t>
+            </w:r>
+            <w:r>
+              <w:t xml:space="preserve"> </w:t>
+            </w:r>
+            <w:r>
+              <w:rPr>
+                <w:i/>
+                <w:iCs/>
+              </w:rPr>
+              <w:t xml:space="preserve">v1.0.0</w:t>
+            </w:r>
+            <w:r>
+              <w:t xml:space="preserve">: branches and tags of each repository (8.1); variables the Compose file already passes, including</w:t>
+            </w:r>
+            <w:r>
+              <w:t xml:space="preserve"> </w:t>
+            </w:r>
+            <w:r>
+              <w:rPr>
+                <w:i/>
+                <w:iCs/>
+              </w:rPr>
+              <w:t xml:space="preserve">FOLLOW_UP_LOOK_BACK_DAYS</w:t>
+            </w:r>
+            <w:r>
+              <w:t xml:space="preserve">,</w:t>
+            </w:r>
+            <w:r>
+              <w:t xml:space="preserve"> </w:t>
+            </w:r>
+            <w:r>
+              <w:rPr>
+                <w:i/>
+                <w:iCs/>
+              </w:rPr>
+              <w:t xml:space="preserve">ALLOWED_EMAIL_DOMAINS</w:t>
+            </w:r>
+            <w:r>
+              <w:t xml:space="preserve">,</w:t>
+            </w:r>
+            <w:r>
+              <w:t xml:space="preserve"> </w:t>
+            </w:r>
+            <w:r>
+              <w:rPr>
+                <w:i/>
+                <w:iCs/>
+              </w:rPr>
+              <w:t xml:space="preserve">DEMO_*_PASSWORD</w:t>
+            </w:r>
+            <w:r>
+              <w:t xml:space="preserve">,</w:t>
+            </w:r>
+            <w:r>
+              <w:t xml:space="preserve"> </w:t>
+            </w:r>
+            <w:r>
+              <w:rPr>
+                <w:i/>
+                <w:iCs/>
+              </w:rPr>
+              <w:t xml:space="preserve">ADMIN_DOCUMENT</w:t>
+            </w:r>
+            <w:r>
+              <w:t xml:space="preserve">, and</w:t>
+            </w:r>
+            <w:r>
+              <w:t xml:space="preserve"> </w:t>
+            </w:r>
+            <w:r>
+              <w:rPr>
+                <w:i/>
+                <w:iCs/>
+              </w:rPr>
+              <w:t xml:space="preserve">ADMIN_PHONE</w:t>
+            </w:r>
+            <w:r>
+              <w:t xml:space="preserve">, and</w:t>
+            </w:r>
+            <w:r>
+              <w:t xml:space="preserve"> </w:t>
+            </w:r>
+            <w:r>
+              <w:rPr>
+                <w:i/>
+                <w:iCs/>
+              </w:rPr>
+              <w:t xml:space="preserve">INTERNAL_API_KEY</w:t>
+            </w:r>
+            <w:r>
+              <w:t xml:space="preserve"> </w:t>
+            </w:r>
+            <w:r>
+              <w:t xml:space="preserve">required for the operator (10.2); the global script</w:t>
+            </w:r>
+            <w:r>
+              <w:t xml:space="preserve"> </w:t>
+            </w:r>
+            <w:r>
+              <w:rPr>
+                <w:i/>
+                <w:iCs/>
+              </w:rPr>
+              <w:t xml:space="preserve">lavarapido-6-services-sqlserver.sql</w:t>
+            </w:r>
+            <w:r>
+              <w:t xml:space="preserve"> </w:t>
+            </w:r>
+            <w:r>
+              <w:t xml:space="preserve">is not versioned (11.3); the APK used to test push notifications is built with the EAS</w:t>
+            </w:r>
+            <w:r>
+              <w:t xml:space="preserve"> </w:t>
+            </w:r>
+            <w:r>
+              <w:rPr>
+                <w:i/>
+                <w:iCs/>
+              </w:rPr>
+              <w:t xml:space="preserve">preview</w:t>
+            </w:r>
+            <w:r>
+              <w:t xml:space="preserve"> </w:t>
+            </w:r>
+            <w:r>
+              <w:t xml:space="preserve">profile, because</w:t>
+            </w:r>
+            <w:r>
+              <w:t xml:space="preserve"> </w:t>
+            </w:r>
+            <w:r>
+              <w:rPr>
+                <w:i/>
+                <w:iCs/>
+              </w:rPr>
+              <w:t xml:space="preserve">development</w:t>
+            </w:r>
+            <w:r>
+              <w:t xml:space="preserve"> </w:t>
+            </w:r>
+            <w:r>
+              <w:t xml:space="preserve">does not exist (13.2); demonstration accounts through variables (15.1). Includes the content of Merari Urbano's</w:t>
+            </w:r>
+            <w:r>
+              <w:t xml:space="preserve"> </w:t>
+            </w:r>
+            <w:r>
+              <w:rPr>
+                <w:i/>
+                <w:iCs/>
+              </w:rPr>
+              <w:t xml:space="preserve">fix/A-05</w:t>
+            </w:r>
+            <w:r>
+              <w:t xml:space="preserve"> </w:t>
+            </w:r>
+            <w:r>
+              <w:t xml:space="preserve">and</w:t>
+            </w:r>
+            <w:r>
+              <w:t xml:space="preserve"> </w:t>
+            </w:r>
+            <w:r>
+              <w:rPr>
+                <w:i/>
+                <w:iCs/>
+              </w:rPr>
+              <w:t xml:space="preserve">fix/B-02</w:t>
+            </w:r>
+            <w:r>
+              <w:t xml:space="preserve"> </w:t>
+            </w:r>
+            <w:r>
+              <w:t xml:space="preserve">branches.</w:t>
+            </w:r>
+          </w:p>
+        </w:tc>
+        <w:tc>
+          <w:tcPr/>
+          <w:p>
+            <w:pPr>
+              <w:pStyle w:val="Compact"/>
+            </w:pPr>
+            <w:r>
+              <w:t xml:space="preserve">Development team</w:t>
+            </w:r>
+          </w:p>
+        </w:tc>
+      </w:tr>
+      <w:tr>
+        <w:tc>
+          <w:tcPr/>
+          <w:p>
+            <w:pPr>
+              <w:pStyle w:val="Compact"/>
+            </w:pPr>
+            <w:r>
+              <w:t xml:space="preserve">4.7</w:t>
+            </w:r>
+          </w:p>
+        </w:tc>
+        <w:tc>
+          <w:tcPr/>
+          <w:p>
+            <w:pPr>
+              <w:pStyle w:val="Compact"/>
+            </w:pPr>
+            <w:r>
+              <w:t xml:space="preserve">2026-10-24</w:t>
+            </w:r>
+          </w:p>
+        </w:tc>
+        <w:tc>
+          <w:tcPr/>
+          <w:p>
+            <w:pPr>
+              <w:pStyle w:val="Compact"/>
+            </w:pPr>
+            <w:r>
+              <w:t xml:space="preserve">Review against</w:t>
+            </w:r>
+            <w:r>
+              <w:t xml:space="preserve"> </w:t>
+            </w:r>
+            <w:r>
+              <w:rPr>
+                <w:i/>
+                <w:iCs/>
+              </w:rPr>
+              <w:t xml:space="preserve">develop</w:t>
+            </w:r>
+            <w:r>
+              <w:t xml:space="preserve"> </w:t>
+            </w:r>
+            <w:r>
+              <w:t xml:space="preserve">of October 24, 2026, which runs on the public server since that day (8.1); new variables of the gateway (</w:t>
+            </w:r>
+            <w:r>
+              <w:rPr>
+                <w:i/>
+                <w:iCs/>
+              </w:rPr>
+              <w:t xml:space="preserve">AUTH_RATE_LIMIT_*</w:t>
+            </w:r>
+            <w:r>
+              <w:t xml:space="preserve">,</w:t>
+            </w:r>
+            <w:r>
+              <w:t xml:space="preserve"> </w:t>
+            </w:r>
+            <w:r>
+              <w:rPr>
+                <w:i/>
+                <w:iCs/>
+              </w:rPr>
+              <w:t xml:space="preserve">TRUSTED_PROXIES</w:t>
+            </w:r>
+            <w:r>
+              <w:t xml:space="preserve">,</w:t>
+            </w:r>
+            <w:r>
+              <w:t xml:space="preserve"> </w:t>
+            </w:r>
+            <w:r>
+              <w:rPr>
+                <w:i/>
+                <w:iCs/>
+              </w:rPr>
+              <w:t xml:space="preserve">ROUTE_CONNECT_TIMEOUT</w:t>
+            </w:r>
+            <w:r>
+              <w:t xml:space="preserve">,</w:t>
+            </w:r>
+            <w:r>
+              <w:t xml:space="preserve"> </w:t>
+            </w:r>
+            <w:r>
+              <w:rPr>
+                <w:i/>
+                <w:iCs/>
+              </w:rPr>
+              <w:t xml:space="preserve">ROUTE_READ_TIMEOUT</w:t>
+            </w:r>
+            <w:r>
+              <w:t xml:space="preserve">) and of operations-service (</w:t>
+            </w:r>
+            <w:r>
+              <w:rPr>
+                <w:i/>
+                <w:iCs/>
+              </w:rPr>
+              <w:t xml:space="preserve">START_LATE_LIMIT</w:t>
+            </w:r>
+            <w:r>
+              <w:t xml:space="preserve">),</w:t>
+            </w:r>
+            <w:r>
+              <w:t xml:space="preserve"> </w:t>
+            </w:r>
+            <w:r>
+              <w:rPr>
+                <w:i/>
+                <w:iCs/>
+              </w:rPr>
+              <w:t xml:space="preserve">INTERNAL_API_KEY</w:t>
+            </w:r>
+            <w:r>
+              <w:t xml:space="preserve"> </w:t>
+            </w:r>
+            <w:r>
+              <w:t xml:space="preserve">and</w:t>
+            </w:r>
+            <w:r>
+              <w:t xml:space="preserve"> </w:t>
+            </w:r>
+            <w:r>
+              <w:rPr>
+                <w:i/>
+                <w:iCs/>
+              </w:rPr>
+              <w:t xml:space="preserve">BOOKING_SERVICE_URL</w:t>
+            </w:r>
+            <w:r>
+              <w:t xml:space="preserve"> </w:t>
+            </w:r>
+            <w:r>
+              <w:t xml:space="preserve">in customer-service, and</w:t>
+            </w:r>
+            <w:r>
+              <w:t xml:space="preserve"> </w:t>
+            </w:r>
+            <w:r>
+              <w:rPr>
+                <w:i/>
+                <w:iCs/>
+              </w:rPr>
+              <w:t xml:space="preserve">BOOKING_EXPIRY_CHECK_*</w:t>
+            </w:r>
+            <w:r>
+              <w:t xml:space="preserve"> </w:t>
+            </w:r>
+            <w:r>
+              <w:t xml:space="preserve">with no effect (10.2); the published web listens on port 8080 (Annex B).</w:t>
+            </w:r>
+          </w:p>
+        </w:tc>
+        <w:tc>
+          <w:tcPr/>
+          <w:p>
+            <w:pPr>
+              <w:pStyle w:val="Compact"/>
+            </w:pPr>
+            <w:r>
+              <w:t xml:space="preserve">Development team</w:t>
+            </w:r>
+          </w:p>
+        </w:tc>
+      </w:tr>
+      <w:tr>
+        <w:tc>
+          <w:tcPr/>
+          <w:p>
+            <w:pPr>
+              <w:pStyle w:val="Compact"/>
+            </w:pPr>
+            <w:r>
+              <w:t xml:space="preserve">4.8</w:t>
+            </w:r>
+          </w:p>
+        </w:tc>
+        <w:tc>
+          <w:tcPr/>
+          <w:p>
+            <w:pPr>
+              <w:pStyle w:val="Compact"/>
+            </w:pPr>
+            <w:r>
+              <w:t xml:space="preserve">2026-10-26</w:t>
+            </w:r>
+          </w:p>
+        </w:tc>
+        <w:tc>
+          <w:tcPr/>
+          <w:p>
+            <w:pPr>
+              <w:pStyle w:val="Compact"/>
+            </w:pPr>
+            <w:r>
+              <w:t xml:space="preserve">Payment at booking, reviewed against</w:t>
+            </w:r>
+            <w:r>
+              <w:t xml:space="preserve"> </w:t>
+            </w:r>
+            <w:r>
+              <w:rPr>
+                <w:i/>
+                <w:iCs/>
+              </w:rPr>
+              <w:t xml:space="preserve">develop</w:t>
+            </w:r>
+            <w:r>
+              <w:t xml:space="preserve"> </w:t>
+            </w:r>
+            <w:r>
+              <w:t xml:space="preserve">of October 26, 2026 and deployed to the public server that day: new booking-service variables (</w:t>
+            </w:r>
+            <w:r>
+              <w:rPr>
+                <w:i/>
+                <w:iCs/>
+              </w:rPr>
+              <w:t xml:space="preserve">BOOKING_CASH_ACTIVE_LIMIT</w:t>
+            </w:r>
+            <w:r>
+              <w:t xml:space="preserve">,</w:t>
+            </w:r>
+            <w:r>
+              <w:t xml:space="preserve"> </w:t>
+            </w:r>
+            <w:r>
+              <w:rPr>
+                <w:i/>
+                <w:iCs/>
+              </w:rPr>
+              <w:t xml:space="preserve">BOOKING_PAYMENT_*</w:t>
+            </w:r>
+            <w:r>
+              <w:t xml:space="preserve">,</w:t>
+            </w:r>
+            <w:r>
+              <w:t xml:space="preserve"> </w:t>
+            </w:r>
+            <w:r>
+              <w:rPr>
+                <w:i/>
+                <w:iCs/>
+              </w:rPr>
+              <w:t xml:space="preserve">PAYMENT_SERVICE_URL</w:t>
+            </w:r>
+            <w:r>
+              <w:t xml:space="preserve">) and</w:t>
+            </w:r>
+            <w:r>
+              <w:t xml:space="preserve"> </w:t>
+            </w:r>
+            <w:r>
+              <w:rPr>
+                <w:i/>
+                <w:iCs/>
+              </w:rPr>
+              <w:t xml:space="preserve">INTERNAL_API_KEY</w:t>
+            </w:r>
+            <w:r>
+              <w:t xml:space="preserve"> </w:t>
+            </w:r>
+            <w:r>
+              <w:t xml:space="preserve">also in payment-service (Table 7); booking-service migration 049 and seed 117 (Table 8);</w:t>
+            </w:r>
+            <w:r>
+              <w:t xml:space="preserve"> </w:t>
+            </w:r>
+            <w:r>
+              <w:rPr>
+                <w:i/>
+                <w:iCs/>
+              </w:rPr>
+              <w:t xml:space="preserve">booking.payment-events</w:t>
+            </w:r>
+            <w:r>
+              <w:t xml:space="preserve"> </w:t>
+            </w:r>
+            <w:r>
+              <w:t xml:space="preserve">queue and</w:t>
+            </w:r>
+            <w:r>
+              <w:t xml:space="preserve"> </w:t>
+            </w:r>
+            <w:r>
+              <w:rPr>
+                <w:i/>
+                <w:iCs/>
+              </w:rPr>
+              <w:t xml:space="preserve">RABBITMQ_HOST=127.0.0.1</w:t>
+            </w:r>
+            <w:r>
+              <w:t xml:space="preserve"> </w:t>
+            </w:r>
+            <w:r>
+              <w:t xml:space="preserve">for payment-service outside Docker on Windows (12.5).</w:t>
+            </w:r>
+          </w:p>
+        </w:tc>
+        <w:tc>
+          <w:tcPr/>
+          <w:p>
+            <w:pPr>
+              <w:pStyle w:val="Compact"/>
+            </w:pPr>
+            <w:r>
+              <w:t xml:space="preserve">Development team</w:t>
+            </w:r>
+          </w:p>
+        </w:tc>
+      </w:tr>
+      <w:tr>
+        <w:tc>
+          <w:tcPr/>
+          <w:p>
+            <w:pPr>
+              <w:pStyle w:val="Compact"/>
+            </w:pPr>
+            <w:r>
+              <w:t xml:space="preserve">4.9</w:t>
+            </w:r>
+          </w:p>
+        </w:tc>
+        <w:tc>
+          <w:tcPr/>
+          <w:p>
+            <w:pPr>
+              <w:pStyle w:val="Compact"/>
+            </w:pPr>
+            <w:r>
+              <w:t xml:space="preserve">2026-10-26</w:t>
+            </w:r>
+          </w:p>
+        </w:tc>
+        <w:tc>
+          <w:tcPr/>
+          <w:p>
+            <w:pPr>
+              <w:pStyle w:val="Compact"/>
+            </w:pPr>
+            <w:r>
+              <w:t xml:space="preserve">Versions</w:t>
+            </w:r>
+            <w:r>
+              <w:t xml:space="preserve"> </w:t>
+            </w:r>
+            <w:r>
+              <w:rPr>
+                <w:i/>
+                <w:iCs/>
+              </w:rPr>
+              <w:t xml:space="preserve">v1.1.0</w:t>
+            </w:r>
+            <w:r>
+              <w:t xml:space="preserve"> </w:t>
+            </w:r>
+            <w:r>
+              <w:t xml:space="preserve">(10 repositories, including the first one of the mobile app) and</w:t>
+            </w:r>
+            <w:r>
+              <w:t xml:space="preserve"> </w:t>
+            </w:r>
+            <w:r>
+              <w:rPr>
+                <w:i/>
+                <w:iCs/>
+              </w:rPr>
+              <w:t xml:space="preserve">v1.1.1</w:t>
+            </w:r>
+            <w:r>
+              <w:t xml:space="preserve"> </w:t>
+            </w:r>
+            <w:r>
+              <w:t xml:space="preserve">(web, mobile app, payment-service, and infra) of October 26, 2026, and recommended tag for an evaluation installation (8.1).</w:t>
+            </w:r>
+          </w:p>
+        </w:tc>
+        <w:tc>
+          <w:tcPr/>
+          <w:p>
+            <w:pPr>
+              <w:pStyle w:val="Compact"/>
+            </w:pPr>
+            <w:r>
+              <w:t xml:space="preserve">Development team</w:t>
+            </w:r>
+          </w:p>
+        </w:tc>
+      </w:tr>
     </w:tbl>
     <w:p>
       <w:pPr>
@@ -783,8 +1412,8 @@
         <w:t xml:space="preserve">Dates are written in the ISO 8601 format (year-month-day). Prepared by the development team.</w:t>
       </w:r>
     </w:p>
-    <w:bookmarkEnd w:id="20"/>
-    <w:bookmarkStart w:id="21" w:name="table-of-contents"/>
+    <w:bookmarkEnd w:id="9"/>
+    <w:bookmarkStart w:id="10" w:name="table-of-contents"/>
     <w:p>
       <w:pPr>
         <w:pStyle w:val="Heading2"/>
@@ -1932,8 +2561,26 @@
         </w:r>
       </w:hyperlink>
     </w:p>
-    <w:bookmarkEnd w:id="21"/>
-    <w:bookmarkStart w:id="24" w:name="Xb93f70727c4e907b30b41e477fb3ad2bbc7b604"/>
+    <w:p>
+      <w:pPr>
+        <w:pStyle w:val="FirstParagraph"/>
+      </w:pPr>
+      <w:r>
+        <w:rPr>
+          <w:i/>
+          <w:iCs/>
+        </w:rPr>
+        <w:t xml:space="preserve">Note.</w:t>
+      </w:r>
+      <w:r>
+        <w:t xml:space="preserve"> </w:t>
+      </w:r>
+      <w:r>
+        <w:t xml:space="preserve">Numbering starts at 4 because sections 1 to 3 are the cover, the version control, and the table of contents, which have no number in their title. It is kept this way so that the cross-references between documents by section number (for example, "Installation Manual, section 10") remain valid.</w:t>
+      </w:r>
+    </w:p>
+    <w:bookmarkEnd w:id="10"/>
+    <w:bookmarkStart w:id="13" w:name="Xb93f70727c4e907b30b41e477fb3ad2bbc7b604"/>
     <w:p>
       <w:pPr>
         <w:pStyle w:val="Heading2"/>
@@ -2003,7 +2650,7 @@
         <w:t xml:space="preserve">This manual explains how to prepare a machine, obtain the code, configure the environment variables, create the database, start each component in the correct order, and check that the system works. It is addressed to infrastructure and DevOps staff, or to anyone who must start the system on a local machine or a development server. It starts from the premise that an installation must be repeatable, automatable, and verifiable (Humble &amp; Farley, 2010), and that the configuration that changes between environments must reside in the environment and not in the code (Wiggins, 2017).</w:t>
       </w:r>
     </w:p>
-    <w:bookmarkStart w:id="22" w:name="X6c338bf69b06ef578bbf9e2d722d203bd11c60e"/>
+    <w:bookmarkStart w:id="11" w:name="X6c338bf69b06ef578bbf9e2d722d203bd11c60e"/>
     <w:p>
       <w:pPr>
         <w:pStyle w:val="Heading3"/>
@@ -2081,8 +2728,8 @@
         <w:t xml:space="preserve">; no placeholder must be copied literally into a terminal. The implementation of a release in its target environment (entry criteria, acceptance, training, and rollback) is described in the Implementation Procedure.</w:t>
       </w:r>
     </w:p>
-    <w:bookmarkEnd w:id="22"/>
-    <w:bookmarkStart w:id="23" w:name="X28617b20b1c9ec2dd986460fcd1ad41091ca267"/>
+    <w:bookmarkEnd w:id="11"/>
+    <w:bookmarkStart w:id="12" w:name="X28617b20b1c9ec2dd986460fcd1ad41091ca267"/>
     <w:p>
       <w:pPr>
         <w:pStyle w:val="Heading3"/>
@@ -2143,9 +2790,9 @@
         <w:t xml:space="preserve">setting up the public server on Azure (Deployment Document), continuous integration (GitHub Actions; described in the Deployment Document), building and publishing the APK of the mobile application (Deployment Document), or the functional use of the system, which is explained in the User Manual and the Administrator Manual.</w:t>
       </w:r>
     </w:p>
-    <w:bookmarkEnd w:id="23"/>
-    <w:bookmarkEnd w:id="24"/>
-    <w:bookmarkStart w:id="27" w:name="X4cdfeabb12ee31bad04537dac44e30ef994fdac"/>
+    <w:bookmarkEnd w:id="12"/>
+    <w:bookmarkEnd w:id="13"/>
+    <w:bookmarkStart w:id="16" w:name="X4cdfeabb12ee31bad04537dac44e30ef994fdac"/>
     <w:p>
       <w:pPr>
         <w:pStyle w:val="Heading2"/>
@@ -2154,7 +2801,7 @@
         <w:t xml:space="preserve">5. Objective</w:t>
       </w:r>
     </w:p>
-    <w:bookmarkStart w:id="25" w:name="Xf27c9a7506b8d21c0709ffa0144b151153609a6"/>
+    <w:bookmarkStart w:id="14" w:name="Xf27c9a7506b8d21c0709ffa0144b151153609a6"/>
     <w:p>
       <w:pPr>
         <w:pStyle w:val="Heading3"/>
@@ -2171,8 +2818,8 @@
         <w:t xml:space="preserve">To allow an infrastructure or DevOps person to install and start the Vehicle Washing Management System by following clear, complete, and verifiable instructions.</w:t>
       </w:r>
     </w:p>
-    <w:bookmarkEnd w:id="25"/>
-    <w:bookmarkStart w:id="26" w:name="X964be02a72d99f0e99cbab866aa96385cb0ad84"/>
+    <w:bookmarkEnd w:id="14"/>
+    <w:bookmarkStart w:id="15" w:name="X964be02a72d99f0e99cbab866aa96385cb0ad84"/>
     <w:p>
       <w:pPr>
         <w:pStyle w:val="Heading3"/>
@@ -2253,9 +2900,9 @@
         <w:t xml:space="preserve">Offer verification tests and a guide for solving frequent errors.</w:t>
       </w:r>
     </w:p>
-    <w:bookmarkEnd w:id="26"/>
-    <w:bookmarkEnd w:id="27"/>
-    <w:bookmarkStart w:id="30" w:name="X5feea8b224a570a2ec675d9a5af2e39f311e75a"/>
+    <w:bookmarkEnd w:id="15"/>
+    <w:bookmarkEnd w:id="16"/>
+    <w:bookmarkStart w:id="19" w:name="X5feea8b224a570a2ec675d9a5af2e39f311e75a"/>
     <w:p>
       <w:pPr>
         <w:pStyle w:val="Heading2"/>
@@ -2606,7 +3253,7 @@
         <w:t xml:space="preserve">Recommendations of this manual. The minimum of 2 GB of RAM for SQL Server is the one published by Microsoft (n.d.).</w:t>
       </w:r>
     </w:p>
-    <w:bookmarkStart w:id="28" w:name="X37cc61ff6ec12ef62fd19da5d73fb39f60d2389"/>
+    <w:bookmarkStart w:id="17" w:name="X37cc61ff6ec12ef62fd19da5d73fb39f60d2389"/>
     <w:p>
       <w:pPr>
         <w:pStyle w:val="Heading3"/>
@@ -2767,8 +3414,8 @@
         <w:t xml:space="preserve">Prepared by the authors from the team guide of the infrastructure repository.</w:t>
       </w:r>
     </w:p>
-    <w:bookmarkEnd w:id="28"/>
-    <w:bookmarkStart w:id="29" w:name="Xb4c353cc6ff2d7523da6c0da3a20e786fafa591"/>
+    <w:bookmarkEnd w:id="17"/>
+    <w:bookmarkStart w:id="18" w:name="Xb4c353cc6ff2d7523da6c0da3a20e786fafa591"/>
     <w:p>
       <w:pPr>
         <w:pStyle w:val="Heading3"/>
@@ -3380,9 +4027,9 @@
         <w:t xml:space="preserve">, the configuration of each service, and the service catalog.</w:t>
       </w:r>
     </w:p>
-    <w:bookmarkEnd w:id="29"/>
-    <w:bookmarkEnd w:id="30"/>
-    <w:bookmarkStart w:id="35" w:name="X56e49f4e1ef338cc246abe655e452f65c0395f4"/>
+    <w:bookmarkEnd w:id="18"/>
+    <w:bookmarkEnd w:id="19"/>
+    <w:bookmarkStart w:id="24" w:name="X56e49f4e1ef338cc246abe655e452f65c0395f4"/>
     <w:p>
       <w:pPr>
         <w:pStyle w:val="Heading2"/>
@@ -3983,7 +4630,7 @@
         <w:t xml:space="preserve">container runs those of payment-service.</w:t>
       </w:r>
     </w:p>
-    <w:bookmarkStart w:id="34" w:name="X26a92efc86bc2006b4896e0cdaf401b9f56bc46"/>
+    <w:bookmarkStart w:id="23" w:name="X26a92efc86bc2006b4896e0cdaf401b9f56bc46"/>
     <w:p>
       <w:pPr>
         <w:pStyle w:val="Heading3"/>
@@ -4245,18 +4892,18 @@
           <wp:inline>
             <wp:extent cx="5334000" cy="2306857"/>
             <wp:effectExtent b="0" l="0" r="0" t="0"/>
-            <wp:docPr descr="Verification of Tool Versions" title="" id="32" name="Picture"/>
+            <wp:docPr descr="Verification of Tool Versions" title="" id="21" name="Picture"/>
             <a:graphic>
               <a:graphicData uri="http://schemas.openxmlformats.org/drawingml/2006/picture">
                 <pic:pic>
                   <pic:nvPicPr>
-                    <pic:cNvPr descr="capturas/installation-01-verification-of-tool-versions.png" id="33" name="Picture"/>
+                    <pic:cNvPr descr="capturas/installation-01-verification-of-tool-versions.png" id="22" name="Picture"/>
                     <pic:cNvPicPr>
                       <a:picLocks noChangeArrowheads="1" noChangeAspect="1"/>
                     </pic:cNvPicPr>
                   </pic:nvPicPr>
                   <pic:blipFill>
-                    <a:blip r:embed="rId31"/>
+                    <a:blip r:embed="rId20"/>
                     <a:stretch>
                       <a:fillRect/>
                     </a:stretch>
@@ -4283,9 +4930,9 @@
         </w:drawing>
       </w:r>
     </w:p>
-    <w:bookmarkEnd w:id="34"/>
-    <w:bookmarkEnd w:id="35"/>
-    <w:bookmarkStart w:id="52" w:name="Xd348cdca5b759167549d634fe761ba441340a3b"/>
+    <w:bookmarkEnd w:id="23"/>
+    <w:bookmarkEnd w:id="24"/>
+    <w:bookmarkStart w:id="41" w:name="Xd348cdca5b759167549d634fe761ba441340a3b"/>
     <w:p>
       <w:pPr>
         <w:pStyle w:val="Heading2"/>
@@ -4493,7 +5140,7 @@
             <w:pPr>
               <w:pStyle w:val="Compact"/>
             </w:pPr>
-            <w:hyperlink r:id="rId36">
+            <w:hyperlink r:id="rId25">
               <w:r>
                 <w:rPr>
                   <w:rStyle w:val="Hyperlink"/>
@@ -4533,7 +5180,7 @@
             <w:pPr>
               <w:pStyle w:val="Compact"/>
             </w:pPr>
-            <w:hyperlink r:id="rId37">
+            <w:hyperlink r:id="rId26">
               <w:r>
                 <w:rPr>
                   <w:rStyle w:val="Hyperlink"/>
@@ -4573,7 +5220,7 @@
             <w:pPr>
               <w:pStyle w:val="Compact"/>
             </w:pPr>
-            <w:hyperlink r:id="rId38">
+            <w:hyperlink r:id="rId27">
               <w:r>
                 <w:rPr>
                   <w:rStyle w:val="Hyperlink"/>
@@ -4613,7 +5260,7 @@
             <w:pPr>
               <w:pStyle w:val="Compact"/>
             </w:pPr>
-            <w:hyperlink r:id="rId39">
+            <w:hyperlink r:id="rId28">
               <w:r>
                 <w:rPr>
                   <w:rStyle w:val="Hyperlink"/>
@@ -4666,7 +5313,7 @@
             <w:pPr>
               <w:pStyle w:val="Compact"/>
             </w:pPr>
-            <w:hyperlink r:id="rId40">
+            <w:hyperlink r:id="rId29">
               <w:r>
                 <w:rPr>
                   <w:rStyle w:val="Hyperlink"/>
@@ -4706,7 +5353,7 @@
             <w:pPr>
               <w:pStyle w:val="Compact"/>
             </w:pPr>
-            <w:hyperlink r:id="rId41">
+            <w:hyperlink r:id="rId30">
               <w:r>
                 <w:rPr>
                   <w:rStyle w:val="Hyperlink"/>
@@ -4746,7 +5393,7 @@
             <w:pPr>
               <w:pStyle w:val="Compact"/>
             </w:pPr>
-            <w:hyperlink r:id="rId42">
+            <w:hyperlink r:id="rId31">
               <w:r>
                 <w:rPr>
                   <w:rStyle w:val="Hyperlink"/>
@@ -4786,7 +5433,7 @@
             <w:pPr>
               <w:pStyle w:val="Compact"/>
             </w:pPr>
-            <w:hyperlink r:id="rId43">
+            <w:hyperlink r:id="rId32">
               <w:r>
                 <w:rPr>
                   <w:rStyle w:val="Hyperlink"/>
@@ -4826,7 +5473,7 @@
             <w:pPr>
               <w:pStyle w:val="Compact"/>
             </w:pPr>
-            <w:hyperlink r:id="rId44">
+            <w:hyperlink r:id="rId33">
               <w:r>
                 <w:rPr>
                   <w:rStyle w:val="Hyperlink"/>
@@ -4866,7 +5513,7 @@
             <w:pPr>
               <w:pStyle w:val="Compact"/>
             </w:pPr>
-            <w:hyperlink r:id="rId45">
+            <w:hyperlink r:id="rId34">
               <w:r>
                 <w:rPr>
                   <w:rStyle w:val="Hyperlink"/>
@@ -4906,7 +5553,7 @@
             <w:pPr>
               <w:pStyle w:val="Compact"/>
             </w:pPr>
-            <w:hyperlink r:id="rId46">
+            <w:hyperlink r:id="rId35">
               <w:r>
                 <w:rPr>
                   <w:rStyle w:val="Hyperlink"/>
@@ -4936,7 +5583,7 @@
         <w:t xml:space="preserve">The addresses were taken from the Git remotes of the team copies on October 16, 2026.</w:t>
       </w:r>
     </w:p>
-    <w:bookmarkStart w:id="47" w:name="X7404f92b69a30033cab23050dae42da8622f079"/>
+    <w:bookmarkStart w:id="36" w:name="X7404f92b69a30033cab23050dae42da8622f079"/>
     <w:p>
       <w:pPr>
         <w:pStyle w:val="Heading3"/>
@@ -4963,7 +5610,7 @@
         <w:t xml:space="preserve">develop</w:t>
       </w:r>
       <w:r>
-        <w:t xml:space="preserve">; the most recent version of every service is there (the</w:t>
+        <w:t xml:space="preserve">; the most recent version of every service is there, and</w:t>
       </w:r>
       <w:r>
         <w:t xml:space="preserve"> </w:t>
@@ -4979,7 +5626,84 @@
         <w:t xml:space="preserve"> </w:t>
       </w:r>
       <w:r>
-        <w:t xml:space="preserve">branches are older). For an evaluation installation, use</w:t>
+        <w:t xml:space="preserve">holds the delivered versions. On October 23, 2026</w:t>
+      </w:r>
+      <w:r>
+        <w:t xml:space="preserve"> </w:t>
+      </w:r>
+      <w:r>
+        <w:rPr>
+          <w:i/>
+          <w:iCs/>
+        </w:rPr>
+        <w:t xml:space="preserve">v1.0.0</w:t>
+      </w:r>
+      <w:r>
+        <w:t xml:space="preserve"> </w:t>
+      </w:r>
+      <w:r>
+        <w:t xml:space="preserve">was tagged in 8 repositories (web, api-gateway, security, customer, booking, operations, notification, and infra) and on the 24th in payment-service. On October 26, 2026</w:t>
+      </w:r>
+      <w:r>
+        <w:t xml:space="preserve"> </w:t>
+      </w:r>
+      <w:r>
+        <w:rPr>
+          <w:i/>
+          <w:iCs/>
+        </w:rPr>
+        <w:t xml:space="preserve">v1.1.0</w:t>
+      </w:r>
+      <w:r>
+        <w:t xml:space="preserve"> </w:t>
+      </w:r>
+      <w:r>
+        <w:t xml:space="preserve">shipped in the 10 repositories, including the mobile app, which had no version until then, and that same day</w:t>
+      </w:r>
+      <w:r>
+        <w:t xml:space="preserve"> </w:t>
+      </w:r>
+      <w:r>
+        <w:rPr>
+          <w:i/>
+          <w:iCs/>
+        </w:rPr>
+        <w:t xml:space="preserve">v1.1.1</w:t>
+      </w:r>
+      <w:r>
+        <w:t xml:space="preserve"> </w:t>
+      </w:r>
+      <w:r>
+        <w:t xml:space="preserve">in the web, the mobile app, payment-service, and infra. For an evaluation installation, use the most recent tag of each repository (</w:t>
+      </w:r>
+      <w:r>
+        <w:rPr>
+          <w:i/>
+          <w:iCs/>
+        </w:rPr>
+        <w:t xml:space="preserve">v1.1.1</w:t>
+      </w:r>
+      <w:r>
+        <w:t xml:space="preserve"> </w:t>
+      </w:r>
+      <w:r>
+        <w:t xml:space="preserve">where it exists and</w:t>
+      </w:r>
+      <w:r>
+        <w:t xml:space="preserve"> </w:t>
+      </w:r>
+      <w:r>
+        <w:rPr>
+          <w:i/>
+          <w:iCs/>
+        </w:rPr>
+        <w:t xml:space="preserve">v1.1.0</w:t>
+      </w:r>
+      <w:r>
+        <w:t xml:space="preserve"> </w:t>
+      </w:r>
+      <w:r>
+        <w:t xml:space="preserve">in the others), or</w:t>
       </w:r>
       <w:r>
         <w:t xml:space="preserve"> </w:t>
@@ -4995,7 +5719,7 @@
         <w:t xml:space="preserve"> </w:t>
       </w:r>
       <w:r>
-        <w:t xml:space="preserve">or the tag of the delivered version.</w:t>
+        <w:t xml:space="preserve">in all of them to see the latest.</w:t>
       </w:r>
     </w:p>
     <w:p>
@@ -5403,8 +6127,8 @@
         <w:t xml:space="preserve">inside each repository.</w:t>
       </w:r>
     </w:p>
-    <w:bookmarkEnd w:id="47"/>
-    <w:bookmarkStart w:id="51" w:name="Xc564f636c996286396a947649e95c2a36a91dd9"/>
+    <w:bookmarkEnd w:id="36"/>
+    <w:bookmarkStart w:id="40" w:name="Xc564f636c996286396a947649e95c2a36a91dd9"/>
     <w:p>
       <w:pPr>
         <w:pStyle w:val="Heading3"/>
@@ -5565,18 +6289,18 @@
           <wp:inline>
             <wp:extent cx="5334000" cy="1608469"/>
             <wp:effectExtent b="0" l="0" r="0" t="0"/>
-            <wp:docPr descr="Repositories Cloned in the Working Folder" title="" id="49" name="Picture"/>
+            <wp:docPr descr="Repositories Cloned in the Working Folder" title="" id="38" name="Picture"/>
             <a:graphic>
               <a:graphicData uri="http://schemas.openxmlformats.org/drawingml/2006/picture">
                 <pic:pic>
                   <pic:nvPicPr>
-                    <pic:cNvPr descr="capturas/installation-02-repositories-cloned-in-the-working-folder.png" id="50" name="Picture"/>
+                    <pic:cNvPr descr="capturas/installation-02-repositories-cloned-in-the-working-folder.png" id="39" name="Picture"/>
                     <pic:cNvPicPr>
                       <a:picLocks noChangeArrowheads="1" noChangeAspect="1"/>
                     </pic:cNvPicPr>
                   </pic:nvPicPr>
                   <pic:blipFill>
-                    <a:blip r:embed="rId48"/>
+                    <a:blip r:embed="rId37"/>
                     <a:stretch>
                       <a:fillRect/>
                     </a:stretch>
@@ -5603,9 +6327,9 @@
         </w:drawing>
       </w:r>
     </w:p>
-    <w:bookmarkEnd w:id="51"/>
-    <w:bookmarkEnd w:id="52"/>
-    <w:bookmarkStart w:id="61" w:name="Xf0bdddb0649f4b441dcf59d8a7631b478b974d9"/>
+    <w:bookmarkEnd w:id="40"/>
+    <w:bookmarkEnd w:id="41"/>
+    <w:bookmarkStart w:id="50" w:name="Xf0bdddb0649f4b441dcf59d8a7631b478b974d9"/>
     <w:p>
       <w:pPr>
         <w:pStyle w:val="Heading2"/>
@@ -5614,7 +6338,7 @@
         <w:t xml:space="preserve">9. Installing Dependencies</w:t>
       </w:r>
     </w:p>
-    <w:bookmarkStart w:id="53" w:name="Xb1bd7b1e5d34744fd19c2460e2f4c44ba33283a"/>
+    <w:bookmarkStart w:id="42" w:name="Xb1bd7b1e5d34744fd19c2460e2f4c44ba33283a"/>
     <w:p>
       <w:pPr>
         <w:pStyle w:val="Heading3"/>
@@ -5844,8 +6568,8 @@
         <w:t xml:space="preserve">file first (section 10) and run it again.</w:t>
       </w:r>
     </w:p>
-    <w:bookmarkEnd w:id="53"/>
-    <w:bookmarkStart w:id="54" w:name="X64f02f3db43b4c7d768af981597fcd6d498953f"/>
+    <w:bookmarkEnd w:id="42"/>
+    <w:bookmarkStart w:id="43" w:name="X64f02f3db43b4c7d768af981597fcd6d498953f"/>
     <w:p>
       <w:pPr>
         <w:pStyle w:val="Heading3"/>
@@ -5928,8 +6652,8 @@
         <w:t xml:space="preserve"># Windows: .\mvnw.cmd -B test</w:t>
       </w:r>
     </w:p>
-    <w:bookmarkEnd w:id="54"/>
-    <w:bookmarkStart w:id="55" w:name="Xaf96c8e28eceef0d4c639c810c4eba3f2b97f84"/>
+    <w:bookmarkEnd w:id="43"/>
+    <w:bookmarkStart w:id="44" w:name="Xaf96c8e28eceef0d4c639c810c4eba3f2b97f84"/>
     <w:p>
       <w:pPr>
         <w:pStyle w:val="Heading3"/>
@@ -5991,8 +6715,8 @@
         <w:t xml:space="preserve"># domain, application, and integration tests (xUnit)</w:t>
       </w:r>
     </w:p>
-    <w:bookmarkEnd w:id="55"/>
-    <w:bookmarkStart w:id="56" w:name="Xb9a7b97f924c0e7aed3188ff64c6fe3a820d514"/>
+    <w:bookmarkEnd w:id="44"/>
+    <w:bookmarkStart w:id="45" w:name="Xb9a7b97f924c0e7aed3188ff64c6fe3a820d514"/>
     <w:p>
       <w:pPr>
         <w:pStyle w:val="Heading3"/>
@@ -6083,8 +6807,8 @@
         <w:t xml:space="preserve">.</w:t>
       </w:r>
     </w:p>
-    <w:bookmarkEnd w:id="56"/>
-    <w:bookmarkStart w:id="60" w:name="X8d96d7692b354abf58d878dc84d613d3ea098d5"/>
+    <w:bookmarkEnd w:id="45"/>
+    <w:bookmarkStart w:id="49" w:name="X8d96d7692b354abf58d878dc84d613d3ea098d5"/>
     <w:p>
       <w:pPr>
         <w:pStyle w:val="Heading3"/>
@@ -6158,18 +6882,18 @@
           <wp:inline>
             <wp:extent cx="5334000" cy="1538256"/>
             <wp:effectExtent b="0" l="0" r="0" t="0"/>
-            <wp:docPr descr="Successful Installation of Dependencies" title="" id="58" name="Picture"/>
+            <wp:docPr descr="Successful Installation of Dependencies" title="" id="47" name="Picture"/>
             <a:graphic>
               <a:graphicData uri="http://schemas.openxmlformats.org/drawingml/2006/picture">
                 <pic:pic>
                   <pic:nvPicPr>
-                    <pic:cNvPr descr="capturas/installation-03-successful-installation-of-dependencies.png" id="59" name="Picture"/>
+                    <pic:cNvPr descr="capturas/installation-03-successful-installation-of-dependencies.png" id="48" name="Picture"/>
                     <pic:cNvPicPr>
                       <a:picLocks noChangeArrowheads="1" noChangeAspect="1"/>
                     </pic:cNvPicPr>
                   </pic:nvPicPr>
                   <pic:blipFill>
-                    <a:blip r:embed="rId57"/>
+                    <a:blip r:embed="rId46"/>
                     <a:stretch>
                       <a:fillRect/>
                     </a:stretch>
@@ -6196,9 +6920,9 @@
         </w:drawing>
       </w:r>
     </w:p>
-    <w:bookmarkEnd w:id="60"/>
-    <w:bookmarkEnd w:id="61"/>
-    <w:bookmarkStart w:id="72" w:name="Xff7774cca619b3586452a159cf70eba9d4d9419"/>
+    <w:bookmarkEnd w:id="49"/>
+    <w:bookmarkEnd w:id="50"/>
+    <w:bookmarkStart w:id="64" w:name="Xff7774cca619b3586452a159cf70eba9d4d9419"/>
     <w:p>
       <w:pPr>
         <w:pStyle w:val="Heading2"/>
@@ -6286,7 +7010,7 @@
         <w:t xml:space="preserve">.</w:t>
       </w:r>
     </w:p>
-    <w:bookmarkStart w:id="62" w:name="Xc616c28aa60e891b5942c23b2f05399cbcdb549"/>
+    <w:bookmarkStart w:id="51" w:name="Xc616c28aa60e891b5942c23b2f05399cbcdb549"/>
     <w:p>
       <w:pPr>
         <w:pStyle w:val="Heading3"/>
@@ -6406,8 +7130,8 @@
         <w:t xml:space="preserve">is corrected.</w:t>
       </w:r>
     </w:p>
-    <w:bookmarkEnd w:id="62"/>
-    <w:bookmarkStart w:id="63" w:name="Xa0d52494402828f1b169bf29ef5940d07b0a4e8"/>
+    <w:bookmarkEnd w:id="51"/>
+    <w:bookmarkStart w:id="55" w:name="Xa0d52494402828f1b169bf29ef5940d07b0a4e8"/>
     <w:p>
       <w:pPr>
         <w:pStyle w:val="Heading3"/>
@@ -6791,7 +7515,7 @@
               <w:t xml:space="preserve"> </w:t>
             </w:r>
             <w:r>
-              <w:t xml:space="preserve">by default (Swagger and demonstration accounts); use another value, such as</w:t>
+              <w:t xml:space="preserve">by default in the Compose file (Swagger and demonstration accounts); use another value, such as</w:t>
             </w:r>
             <w:r>
               <w:t xml:space="preserve"> </w:t>
@@ -6804,7 +7528,346 @@
               <w:t xml:space="preserve">prod</w:t>
             </w:r>
             <w:r>
-              <w:t xml:space="preserve">, in any shared environment.</w:t>
+              <w:t xml:space="preserve">, in any shared environment. Since</w:t>
+            </w:r>
+            <w:r>
+              <w:t xml:space="preserve"> </w:t>
+            </w:r>
+            <w:r>
+              <w:rPr>
+                <w:i/>
+                <w:iCs/>
+              </w:rPr>
+              <w:t xml:space="preserve">develop</w:t>
+            </w:r>
+            <w:r>
+              <w:t xml:space="preserve"> </w:t>
+            </w:r>
+            <w:r>
+              <w:t xml:space="preserve">of October 23, 2026, security-service without this variable starts in</w:t>
+            </w:r>
+            <w:r>
+              <w:t xml:space="preserve"> </w:t>
+            </w:r>
+            <w:r>
+              <w:rPr>
+                <w:i/>
+                <w:iCs/>
+              </w:rPr>
+              <w:t xml:space="preserve">prod</w:t>
+            </w:r>
+            <w:r>
+              <w:t xml:space="preserve"> </w:t>
+            </w:r>
+            <w:r>
+              <w:t xml:space="preserve">(E-05).</w:t>
+            </w:r>
+          </w:p>
+        </w:tc>
+      </w:tr>
+      <w:tr>
+        <w:tc>
+          <w:tcPr/>
+          <w:p>
+            <w:pPr>
+              <w:pStyle w:val="Compact"/>
+            </w:pPr>
+            <w:r>
+              <w:t xml:space="preserve">DEMO_ADMIN_PASSWORD, DEMO_OPERATOR_PASSWORD, DEMO_CLIENT_PASSWORD</w:t>
+            </w:r>
+          </w:p>
+        </w:tc>
+        <w:tc>
+          <w:tcPr/>
+          <w:p>
+            <w:pPr>
+              <w:pStyle w:val="Compact"/>
+            </w:pPr>
+            <w:r>
+              <w:t xml:space="preserve">security-service (</w:t>
+            </w:r>
+            <w:r>
+              <w:rPr>
+                <w:i/>
+                <w:iCs/>
+              </w:rPr>
+              <w:t xml:space="preserve">dev</w:t>
+            </w:r>
+            <w:r>
+              <w:t xml:space="preserve"> </w:t>
+            </w:r>
+            <w:r>
+              <w:t xml:space="preserve">profile)</w:t>
+            </w:r>
+          </w:p>
+        </w:tc>
+        <w:tc>
+          <w:tcPr/>
+          <w:p>
+            <w:pPr>
+              <w:pStyle w:val="Compact"/>
+            </w:pPr>
+            <w:r>
+              <w:t xml:space="preserve">Passwords of the demonstration accounts</w:t>
+            </w:r>
+            <w:r>
+              <w:t xml:space="preserve"> </w:t>
+            </w:r>
+            <w:hyperlink r:id="rId52">
+              <w:r>
+                <w:rPr>
+                  <w:rStyle w:val="Hyperlink"/>
+                  <w:i/>
+                  <w:iCs/>
+                </w:rPr>
+                <w:t xml:space="preserve">admin@gmail.com</w:t>
+              </w:r>
+            </w:hyperlink>
+            <w:r>
+              <w:t xml:space="preserve">,</w:t>
+            </w:r>
+            <w:r>
+              <w:t xml:space="preserve"> </w:t>
+            </w:r>
+            <w:hyperlink r:id="rId53">
+              <w:r>
+                <w:rPr>
+                  <w:rStyle w:val="Hyperlink"/>
+                  <w:i/>
+                  <w:iCs/>
+                </w:rPr>
+                <w:t xml:space="preserve">operador@gmail.com</w:t>
+              </w:r>
+            </w:hyperlink>
+            <w:r>
+              <w:t xml:space="preserve">, and</w:t>
+            </w:r>
+            <w:r>
+              <w:t xml:space="preserve"> </w:t>
+            </w:r>
+            <w:hyperlink r:id="rId54">
+              <w:r>
+                <w:rPr>
+                  <w:rStyle w:val="Hyperlink"/>
+                  <w:i/>
+                  <w:iCs/>
+                </w:rPr>
+                <w:t xml:space="preserve">cliente@gmail.com</w:t>
+              </w:r>
+            </w:hyperlink>
+            <w:r>
+              <w:t xml:space="preserve"> </w:t>
+            </w:r>
+            <w:r>
+              <w:t xml:space="preserve">(since</w:t>
+            </w:r>
+            <w:r>
+              <w:t xml:space="preserve"> </w:t>
+            </w:r>
+            <w:r>
+              <w:rPr>
+                <w:i/>
+                <w:iCs/>
+              </w:rPr>
+              <w:t xml:space="preserve">develop</w:t>
+            </w:r>
+            <w:r>
+              <w:t xml:space="preserve"> </w:t>
+            </w:r>
+            <w:r>
+              <w:t xml:space="preserve">of October 23, 2026, E-05). Empty: that account is not created. Each person chooses them in their</w:t>
+            </w:r>
+            <w:r>
+              <w:t xml:space="preserve"> </w:t>
+            </w:r>
+            <w:r>
+              <w:rPr>
+                <w:i/>
+                <w:iCs/>
+              </w:rPr>
+              <w:t xml:space="preserve">.env</w:t>
+            </w:r>
+            <w:r>
+              <w:t xml:space="preserve">; they are not in the code or in the documents.</w:t>
+            </w:r>
+          </w:p>
+        </w:tc>
+      </w:tr>
+      <w:tr>
+        <w:tc>
+          <w:tcPr/>
+          <w:p>
+            <w:pPr>
+              <w:pStyle w:val="Compact"/>
+            </w:pPr>
+            <w:r>
+              <w:t xml:space="preserve">ALLOWED_EMAIL_DOMAINS</w:t>
+            </w:r>
+          </w:p>
+        </w:tc>
+        <w:tc>
+          <w:tcPr/>
+          <w:p>
+            <w:pPr>
+              <w:pStyle w:val="Compact"/>
+            </w:pPr>
+            <w:r>
+              <w:t xml:space="preserve">security-service</w:t>
+            </w:r>
+          </w:p>
+        </w:tc>
+        <w:tc>
+          <w:tcPr/>
+          <w:p>
+            <w:pPr>
+              <w:pStyle w:val="Compact"/>
+            </w:pPr>
+            <w:r>
+              <w:t xml:space="preserve">Email domains allowed when signing up, creating users, and changing the email, comma separated;</w:t>
+            </w:r>
+            <w:r>
+              <w:t xml:space="preserve"> </w:t>
+            </w:r>
+            <w:r>
+              <w:rPr>
+                <w:i/>
+                <w:iCs/>
+              </w:rPr>
+              <w:t xml:space="preserve">gmail.com</w:t>
+            </w:r>
+            <w:r>
+              <w:t xml:space="preserve"> </w:t>
+            </w:r>
+            <w:r>
+              <w:t xml:space="preserve">by default (since</w:t>
+            </w:r>
+            <w:r>
+              <w:t xml:space="preserve"> </w:t>
+            </w:r>
+            <w:r>
+              <w:rPr>
+                <w:i/>
+                <w:iCs/>
+              </w:rPr>
+              <w:t xml:space="preserve">develop</w:t>
+            </w:r>
+            <w:r>
+              <w:t xml:space="preserve"> </w:t>
+            </w:r>
+            <w:r>
+              <w:t xml:space="preserve">of October 23, 2026, A-01). With another domain the server answers 400</w:t>
+            </w:r>
+            <w:r>
+              <w:t xml:space="preserve"> </w:t>
+            </w:r>
+            <w:r>
+              <w:rPr>
+                <w:i/>
+                <w:iCs/>
+              </w:rPr>
+              <w:t xml:space="preserve">EMAIL_DOMAIN_NOT_ALLOWED</w:t>
+            </w:r>
+            <w:r>
+              <w:t xml:space="preserve">.</w:t>
+            </w:r>
+          </w:p>
+        </w:tc>
+      </w:tr>
+      <w:tr>
+        <w:tc>
+          <w:tcPr/>
+          <w:p>
+            <w:pPr>
+              <w:pStyle w:val="Compact"/>
+            </w:pPr>
+            <w:r>
+              <w:t xml:space="preserve">ADMIN_EMAIL, ADMIN_PASSWORD, ADMIN_DOCUMENT, ADMIN_PHONE</w:t>
+            </w:r>
+          </w:p>
+        </w:tc>
+        <w:tc>
+          <w:tcPr/>
+          <w:p>
+            <w:pPr>
+              <w:pStyle w:val="Compact"/>
+            </w:pPr>
+            <w:r>
+              <w:t xml:space="preserve">security-service (production)</w:t>
+            </w:r>
+          </w:p>
+        </w:tc>
+        <w:tc>
+          <w:tcPr/>
+          <w:p>
+            <w:pPr>
+              <w:pStyle w:val="Compact"/>
+            </w:pPr>
+            <w:r>
+              <w:t xml:space="preserve">First administrator, created only if the database has none;</w:t>
+            </w:r>
+            <w:r>
+              <w:t xml:space="preserve"> </w:t>
+            </w:r>
+            <w:r>
+              <w:rPr>
+                <w:i/>
+                <w:iCs/>
+              </w:rPr>
+              <w:t xml:space="preserve">ADMIN_DOCUMENT</w:t>
+            </w:r>
+            <w:r>
+              <w:t xml:space="preserve"> </w:t>
+            </w:r>
+            <w:r>
+              <w:t xml:space="preserve">and</w:t>
+            </w:r>
+            <w:r>
+              <w:t xml:space="preserve"> </w:t>
+            </w:r>
+            <w:r>
+              <w:rPr>
+                <w:i/>
+                <w:iCs/>
+              </w:rPr>
+              <w:t xml:space="preserve">ADMIN_PHONE</w:t>
+            </w:r>
+            <w:r>
+              <w:t xml:space="preserve"> </w:t>
+            </w:r>
+            <w:r>
+              <w:t xml:space="preserve">are their ID number and mobile phone (without them the profile keeps placeholder values). They go in</w:t>
+            </w:r>
+            <w:r>
+              <w:t xml:space="preserve"> </w:t>
+            </w:r>
+            <w:r>
+              <w:rPr>
+                <w:i/>
+                <w:iCs/>
+              </w:rPr>
+              <w:t xml:space="preserve">.env.production</w:t>
+            </w:r>
+            <w:r>
+              <w:t xml:space="preserve"> </w:t>
+            </w:r>
+            <w:r>
+              <w:t xml:space="preserve">and</w:t>
+            </w:r>
+            <w:r>
+              <w:t xml:space="preserve"> </w:t>
+            </w:r>
+            <w:r>
+              <w:rPr>
+                <w:i/>
+                <w:iCs/>
+              </w:rPr>
+              <w:t xml:space="preserve">docker-compose.prod.yml</w:t>
+            </w:r>
+            <w:r>
+              <w:t xml:space="preserve"> </w:t>
+            </w:r>
+            <w:r>
+              <w:t xml:space="preserve">passes them.</w:t>
             </w:r>
           </w:p>
         </w:tc>
@@ -7132,18 +8195,86 @@
               <w:pStyle w:val="Compact"/>
             </w:pPr>
             <w:r>
-              <w:t xml:space="preserve">security-service, booking-service, operations-service, and notification-service</w:t>
-            </w:r>
-          </w:p>
-        </w:tc>
-        <w:tc>
-          <w:tcPr/>
-          <w:p>
-            <w:pPr>
-              <w:pStyle w:val="Compact"/>
-            </w:pPr>
-            <w:r>
-              <w:t xml:space="preserve">Key of the internal routes; without it, booking, payment, and coupon notices and reminders are not sent by email, the notification switches of each user cannot be read, and operations-service cannot close as No-show the confirmed bookings that ended without an operator.</w:t>
+              <w:t xml:space="preserve">security-service, customer-service, booking-service, operations-service, notification-service, and, since October 26, 2026, payment-service</w:t>
+            </w:r>
+          </w:p>
+        </w:tc>
+        <w:tc>
+          <w:tcPr/>
+          <w:p>
+            <w:pPr>
+              <w:pStyle w:val="Compact"/>
+            </w:pPr>
+            <w:r>
+              <w:t xml:space="preserve">Key of the internal routes; without it, booking, payment, and coupon notices and reminders are not sent by email, the notification switches of each user cannot be read, there is no automatic assignment, and operations-service cannot close as No-show the confirmed bookings that ended without an operator. Since</w:t>
+            </w:r>
+            <w:r>
+              <w:t xml:space="preserve"> </w:t>
+            </w:r>
+            <w:r>
+              <w:rPr>
+                <w:i/>
+                <w:iCs/>
+              </w:rPr>
+              <w:t xml:space="preserve">develop</w:t>
+            </w:r>
+            <w:r>
+              <w:t xml:space="preserve"> </w:t>
+            </w:r>
+            <w:r>
+              <w:t xml:space="preserve">of October 23, 2026 (E-01) it is also required for the operator to start and finish services: booking-service only accepts those routes from operations-service with this key. Since October 24, 2026 customer-service also uses it to ask booking-service whether a vehicle has active bookings before removing it: without it, removing a vehicle answers 503</w:t>
+            </w:r>
+            <w:r>
+              <w:t xml:space="preserve"> </w:t>
+            </w:r>
+            <w:r>
+              <w:rPr>
+                <w:i/>
+                <w:iCs/>
+              </w:rPr>
+              <w:t xml:space="preserve">BOOKING_SERVICE_UNAVAILABLE</w:t>
+            </w:r>
+            <w:r>
+              <w:t xml:space="preserve">; in production the compose file does not start if it is missing. Since October 26, 2026 payment-service requires it on its internal path (</w:t>
+            </w:r>
+            <w:r>
+              <w:rPr>
+                <w:i/>
+                <w:iCs/>
+              </w:rPr>
+              <w:t xml:space="preserve">GET /internal/v1/payments/bookings/{bookingId}/reported</w:t>
+            </w:r>
+            <w:r>
+              <w:t xml:space="preserve">, header</w:t>
+            </w:r>
+            <w:r>
+              <w:t xml:space="preserve"> </w:t>
+            </w:r>
+            <w:r>
+              <w:rPr>
+                <w:i/>
+                <w:iCs/>
+              </w:rPr>
+              <w:t xml:space="preserve">X-Internal-Key</w:t>
+            </w:r>
+            <w:r>
+              <w:t xml:space="preserve">; 401 without a key or with a wrong one), and</w:t>
+            </w:r>
+            <w:r>
+              <w:t xml:space="preserve"> </w:t>
+            </w:r>
+            <w:r>
+              <w:rPr>
+                <w:i/>
+                <w:iCs/>
+              </w:rPr>
+              <w:t xml:space="preserve">docker-compose.prod.yml</w:t>
+            </w:r>
+            <w:r>
+              <w:t xml:space="preserve"> </w:t>
+            </w:r>
+            <w:r>
+              <w:t xml:space="preserve">does not start without it: without the key, booking-service cannot check whether an overdue digital booking already has a receipt, and it cancels no booking for lack of payment.</w:t>
             </w:r>
           </w:p>
         </w:tc>
@@ -7306,7 +8437,7 @@
               <w:t xml:space="preserve"> </w:t>
             </w:r>
             <w:r>
-              <w:t xml:space="preserve">by default. They are not in</w:t>
+              <w:t xml:space="preserve">by default. They are commented out in</w:t>
             </w:r>
             <w:r>
               <w:t xml:space="preserve"> </w:t>
@@ -7322,7 +8453,7 @@
               <w:t xml:space="preserve"> </w:t>
             </w:r>
             <w:r>
-              <w:t xml:space="preserve">or in the Compose file: in Docker they keep their defaults and only change if the gateway runs from the IDE (action ACO-14).</w:t>
+              <w:t xml:space="preserve">and the Compose file passes them to the container. Since October 24 the session is checked with any header scheme.</w:t>
             </w:r>
           </w:p>
         </w:tc>
@@ -7335,29 +8466,29 @@
               <w:pStyle w:val="Compact"/>
             </w:pPr>
             <w:r>
-              <w:t xml:space="preserve">BOOKING_EXPIRY_CHECK_ENABLED, BOOKING_EXPIRY_CHECK_INTERVAL</w:t>
-            </w:r>
-          </w:p>
-        </w:tc>
-        <w:tc>
-          <w:tcPr/>
-          <w:p>
-            <w:pPr>
-              <w:pStyle w:val="Compact"/>
-            </w:pPr>
-            <w:r>
-              <w:t xml:space="preserve">booking-service</w:t>
-            </w:r>
-          </w:p>
-        </w:tc>
-        <w:tc>
-          <w:tcPr/>
-          <w:p>
-            <w:pPr>
-              <w:pStyle w:val="Compact"/>
-            </w:pPr>
-            <w:r>
-              <w:t xml:space="preserve">Automatic cancellation of the scheduled bookings that were never confirmed (reason</w:t>
+              <w:t xml:space="preserve">AUTH_RATE_LIMIT_ENABLED, AUTH_RATE_LIMIT_REQUESTS, AUTH_RATE_LIMIT_WINDOW</w:t>
+            </w:r>
+          </w:p>
+        </w:tc>
+        <w:tc>
+          <w:tcPr/>
+          <w:p>
+            <w:pPr>
+              <w:pStyle w:val="Compact"/>
+            </w:pPr>
+            <w:r>
+              <w:t xml:space="preserve">api-gateway</w:t>
+            </w:r>
+          </w:p>
+        </w:tc>
+        <w:tc>
+          <w:tcPr/>
+          <w:p>
+            <w:pPr>
+              <w:pStyle w:val="Compact"/>
+            </w:pPr>
+            <w:r>
+              <w:t xml:space="preserve">Request limit per IP on</w:t>
             </w:r>
             <w:r>
               <w:t xml:space="preserve"> </w:t>
@@ -7367,10 +8498,13 @@
                 <w:i/>
                 <w:iCs/>
               </w:rPr>
-              <w:t xml:space="preserve">EXPIRED</w:t>
-            </w:r>
-            <w:r>
-              <w:t xml:space="preserve">):</w:t>
+              <w:t xml:space="preserve">/api/v1/auth/*</w:t>
+            </w:r>
+            <w:r>
+              <w:t xml:space="preserve"> </w:t>
+            </w:r>
+            <w:r>
+              <w:t xml:space="preserve">(since October 24, 2026):</w:t>
             </w:r>
             <w:r>
               <w:t xml:space="preserve"> </w:t>
@@ -7383,10 +8517,434 @@
               <w:t xml:space="preserve">true</w:t>
             </w:r>
             <w:r>
+              <w:t xml:space="preserve">,</w:t>
+            </w:r>
+            <w:r>
+              <w:t xml:space="preserve"> </w:t>
+            </w:r>
+            <w:r>
+              <w:rPr>
+                <w:i/>
+                <w:iCs/>
+              </w:rPr>
+              <w:t xml:space="preserve">60</w:t>
+            </w:r>
+            <w:r>
+              <w:t xml:space="preserve">, and</w:t>
+            </w:r>
+            <w:r>
+              <w:t xml:space="preserve"> </w:t>
+            </w:r>
+            <w:r>
+              <w:rPr>
+                <w:i/>
+                <w:iCs/>
+              </w:rPr>
+              <w:t xml:space="preserve">1m</w:t>
+            </w:r>
+            <w:r>
+              <w:t xml:space="preserve"> </w:t>
+            </w:r>
+            <w:r>
+              <w:t xml:space="preserve">by default; beyond it, it answers 429</w:t>
+            </w:r>
+            <w:r>
+              <w:t xml:space="preserve"> </w:t>
+            </w:r>
+            <w:r>
+              <w:rPr>
+                <w:i/>
+                <w:iCs/>
+              </w:rPr>
+              <w:t xml:space="preserve">RATE_LIMITED</w:t>
+            </w:r>
+            <w:r>
+              <w:t xml:space="preserve"> </w:t>
+            </w:r>
+            <w:r>
+              <w:t xml:space="preserve">with</w:t>
+            </w:r>
+            <w:r>
+              <w:t xml:space="preserve"> </w:t>
+            </w:r>
+            <w:r>
+              <w:rPr>
+                <w:i/>
+                <w:iCs/>
+              </w:rPr>
+              <w:t xml:space="preserve">Retry-After</w:t>
+            </w:r>
+            <w:r>
+              <w:t xml:space="preserve">. They have a default value in the service and the compose file does not pass them: to change them, add them to the gateway's</w:t>
+            </w:r>
+            <w:r>
+              <w:t xml:space="preserve"> </w:t>
+            </w:r>
+            <w:r>
+              <w:rPr>
+                <w:i/>
+                <w:iCs/>
+              </w:rPr>
+              <w:t xml:space="preserve">environment</w:t>
+            </w:r>
+            <w:r>
+              <w:t xml:space="preserve"> </w:t>
+            </w:r>
+            <w:r>
+              <w:t xml:space="preserve">block.</w:t>
+            </w:r>
+          </w:p>
+        </w:tc>
+      </w:tr>
+      <w:tr>
+        <w:tc>
+          <w:tcPr/>
+          <w:p>
+            <w:pPr>
+              <w:pStyle w:val="Compact"/>
+            </w:pPr>
+            <w:r>
+              <w:t xml:space="preserve">TRUSTED_PROXIES</w:t>
+            </w:r>
+          </w:p>
+        </w:tc>
+        <w:tc>
+          <w:tcPr/>
+          <w:p>
+            <w:pPr>
+              <w:pStyle w:val="Compact"/>
+            </w:pPr>
+            <w:r>
+              <w:t xml:space="preserve">api-gateway</w:t>
+            </w:r>
+          </w:p>
+        </w:tc>
+        <w:tc>
+          <w:tcPr/>
+          <w:p>
+            <w:pPr>
+              <w:pStyle w:val="Compact"/>
+            </w:pPr>
+            <w:r>
+              <w:t xml:space="preserve">Networks from which the</w:t>
+            </w:r>
+            <w:r>
+              <w:t xml:space="preserve"> </w:t>
+            </w:r>
+            <w:r>
+              <w:rPr>
+                <w:i/>
+                <w:iCs/>
+              </w:rPr>
+              <w:t xml:space="preserve">X-Forwarded-For</w:t>
+            </w:r>
+            <w:r>
+              <w:t xml:space="preserve"> </w:t>
+            </w:r>
+            <w:r>
+              <w:t xml:space="preserve">header is trusted (by default the private and local ones:</w:t>
+            </w:r>
+            <w:r>
+              <w:t xml:space="preserve"> </w:t>
+            </w:r>
+            <w:r>
+              <w:rPr>
+                <w:i/>
+                <w:iCs/>
+              </w:rPr>
+              <w:t xml:space="preserve">127.0.0.0/8</w:t>
+            </w:r>
+            <w:r>
+              <w:t xml:space="preserve">,</w:t>
+            </w:r>
+            <w:r>
+              <w:t xml:space="preserve"> </w:t>
+            </w:r>
+            <w:r>
+              <w:rPr>
+                <w:i/>
+                <w:iCs/>
+              </w:rPr>
+              <w:t xml:space="preserve">10.0.0.0/8</w:t>
+            </w:r>
+            <w:r>
+              <w:t xml:space="preserve">,</w:t>
+            </w:r>
+            <w:r>
+              <w:t xml:space="preserve"> </w:t>
+            </w:r>
+            <w:r>
+              <w:rPr>
+                <w:i/>
+                <w:iCs/>
+              </w:rPr>
+              <w:t xml:space="preserve">172.16.0.0/12</w:t>
+            </w:r>
+            <w:r>
+              <w:t xml:space="preserve">,</w:t>
+            </w:r>
+            <w:r>
+              <w:t xml:space="preserve"> </w:t>
+            </w:r>
+            <w:r>
+              <w:rPr>
+                <w:i/>
+                <w:iCs/>
+              </w:rPr>
+              <w:t xml:space="preserve">192.168.0.0/16</w:t>
+            </w:r>
+            <w:r>
+              <w:t xml:space="preserve">,</w:t>
+            </w:r>
+            <w:r>
+              <w:t xml:space="preserve"> </w:t>
+            </w:r>
+            <w:r>
+              <w:rPr>
+                <w:i/>
+                <w:iCs/>
+              </w:rPr>
+              <w:t xml:space="preserve">::1</w:t>
+            </w:r>
+            <w:r>
+              <w:t xml:space="preserve">, and</w:t>
+            </w:r>
+            <w:r>
+              <w:t xml:space="preserve"> </w:t>
+            </w:r>
+            <w:r>
+              <w:rPr>
+                <w:i/>
+                <w:iCs/>
+              </w:rPr>
+              <w:t xml:space="preserve">fc00::/7</w:t>
+            </w:r>
+            <w:r>
+              <w:t xml:space="preserve">). With Caddy in front, it does not need to be changed.</w:t>
+            </w:r>
+          </w:p>
+        </w:tc>
+      </w:tr>
+      <w:tr>
+        <w:tc>
+          <w:tcPr/>
+          <w:p>
+            <w:pPr>
+              <w:pStyle w:val="Compact"/>
+            </w:pPr>
+            <w:r>
+              <w:t xml:space="preserve">ROUTE_CONNECT_TIMEOUT, ROUTE_READ_TIMEOUT</w:t>
+            </w:r>
+          </w:p>
+        </w:tc>
+        <w:tc>
+          <w:tcPr/>
+          <w:p>
+            <w:pPr>
+              <w:pStyle w:val="Compact"/>
+            </w:pPr>
+            <w:r>
+              <w:t xml:space="preserve">api-gateway</w:t>
+            </w:r>
+          </w:p>
+        </w:tc>
+        <w:tc>
+          <w:tcPr/>
+          <w:p>
+            <w:pPr>
+              <w:pStyle w:val="Compact"/>
+            </w:pPr>
+            <w:r>
+              <w:t xml:space="preserve">Time to connect and to read the answer of each service (since October 24, 2026):</w:t>
+            </w:r>
+            <w:r>
+              <w:t xml:space="preserve"> </w:t>
+            </w:r>
+            <w:r>
+              <w:rPr>
+                <w:i/>
+                <w:iCs/>
+              </w:rPr>
+              <w:t xml:space="preserve">5s</w:t>
+            </w:r>
+            <w:r>
               <w:t xml:space="preserve"> </w:t>
             </w:r>
             <w:r>
               <w:t xml:space="preserve">and</w:t>
+            </w:r>
+            <w:r>
+              <w:t xml:space="preserve"> </w:t>
+            </w:r>
+            <w:r>
+              <w:rPr>
+                <w:i/>
+                <w:iCs/>
+              </w:rPr>
+              <w:t xml:space="preserve">60s</w:t>
+            </w:r>
+            <w:r>
+              <w:t xml:space="preserve"> </w:t>
+            </w:r>
+            <w:r>
+              <w:t xml:space="preserve">by default; if exceeded, the gateway answers 500.</w:t>
+            </w:r>
+          </w:p>
+        </w:tc>
+      </w:tr>
+      <w:tr>
+        <w:tc>
+          <w:tcPr/>
+          <w:p>
+            <w:pPr>
+              <w:pStyle w:val="Compact"/>
+            </w:pPr>
+            <w:r>
+              <w:t xml:space="preserve">BOOKING_EXPIRY_CHECK_ENABLED, BOOKING_EXPIRY_CHECK_INTERVAL</w:t>
+            </w:r>
+          </w:p>
+        </w:tc>
+        <w:tc>
+          <w:tcPr/>
+          <w:p>
+            <w:pPr>
+              <w:pStyle w:val="Compact"/>
+            </w:pPr>
+            <w:r>
+              <w:t xml:space="preserve">booking-service</w:t>
+            </w:r>
+          </w:p>
+        </w:tc>
+        <w:tc>
+          <w:tcPr/>
+          <w:p>
+            <w:pPr>
+              <w:pStyle w:val="Compact"/>
+            </w:pPr>
+            <w:r>
+              <w:rPr>
+                <w:b/>
+                <w:bCs/>
+              </w:rPr>
+              <w:t xml:space="preserve">No effect since October 24, 2026</w:t>
+            </w:r>
+            <w:r>
+              <w:t xml:space="preserve"> </w:t>
+            </w:r>
+            <w:r>
+              <w:t xml:space="preserve">(B-07): the task that cancelled expired scheduled bookings was removed, because every booking is created and rescheduled as confirmed. The Compose file still passes them; they can be deleted from</w:t>
+            </w:r>
+            <w:r>
+              <w:t xml:space="preserve"> </w:t>
+            </w:r>
+            <w:r>
+              <w:rPr>
+                <w:i/>
+                <w:iCs/>
+              </w:rPr>
+              <w:t xml:space="preserve">.env</w:t>
+            </w:r>
+            <w:r>
+              <w:t xml:space="preserve">.</w:t>
+            </w:r>
+          </w:p>
+        </w:tc>
+      </w:tr>
+      <w:tr>
+        <w:tc>
+          <w:tcPr/>
+          <w:p>
+            <w:pPr>
+              <w:pStyle w:val="Compact"/>
+            </w:pPr>
+            <w:r>
+              <w:t xml:space="preserve">BOOKING_EXPIRY_GRACE_MINUTES</w:t>
+            </w:r>
+          </w:p>
+        </w:tc>
+        <w:tc>
+          <w:tcPr/>
+          <w:p>
+            <w:pPr>
+              <w:pStyle w:val="Compact"/>
+            </w:pPr>
+            <w:r>
+              <w:t xml:space="preserve">booking-service and operations-service</w:t>
+            </w:r>
+          </w:p>
+        </w:tc>
+        <w:tc>
+          <w:tcPr/>
+          <w:p>
+            <w:pPr>
+              <w:pStyle w:val="Compact"/>
+            </w:pPr>
+            <w:r>
+              <w:t xml:space="preserve">Minutes after the end time before an expired booking is closed;</w:t>
+            </w:r>
+            <w:r>
+              <w:t xml:space="preserve"> </w:t>
+            </w:r>
+            <w:r>
+              <w:rPr>
+                <w:i/>
+                <w:iCs/>
+              </w:rPr>
+              <w:t xml:space="preserve">60</w:t>
+            </w:r>
+            <w:r>
+              <w:t xml:space="preserve"> </w:t>
+            </w:r>
+            <w:r>
+              <w:t xml:space="preserve">by default. Both services use it, so if it is changed it must have the same value in both; the Compose file passes it to both.</w:t>
+            </w:r>
+          </w:p>
+        </w:tc>
+      </w:tr>
+      <w:tr>
+        <w:tc>
+          <w:tcPr/>
+          <w:p>
+            <w:pPr>
+              <w:pStyle w:val="Compact"/>
+            </w:pPr>
+            <w:r>
+              <w:t xml:space="preserve">FOLLOW_UP_ENABLED, FOLLOW_UP_INTERVAL, FOLLOW_UP_LOOK_BACK_DAYS</w:t>
+            </w:r>
+          </w:p>
+        </w:tc>
+        <w:tc>
+          <w:tcPr/>
+          <w:p>
+            <w:pPr>
+              <w:pStyle w:val="Compact"/>
+            </w:pPr>
+            <w:r>
+              <w:t xml:space="preserve">operations-service</w:t>
+            </w:r>
+          </w:p>
+        </w:tc>
+        <w:tc>
+          <w:tcPr/>
+          <w:p>
+            <w:pPr>
+              <w:pStyle w:val="Compact"/>
+            </w:pPr>
+            <w:r>
+              <w:t xml:space="preserve">Review of the bookings that ended without being closed (since the night of October 21, 2026): a confirmed booking that never had an operator becomes No-show, and one that had an operator and nobody recorded stays in "To close".</w:t>
+            </w:r>
+            <w:r>
+              <w:t xml:space="preserve"> </w:t>
+            </w:r>
+            <w:r>
+              <w:rPr>
+                <w:i/>
+                <w:iCs/>
+              </w:rPr>
+              <w:t xml:space="preserve">true</w:t>
+            </w:r>
+            <w:r>
+              <w:t xml:space="preserve">,</w:t>
             </w:r>
             <w:r>
               <w:t xml:space="preserve"> </w:t>
@@ -7399,45 +8957,7 @@
               <w:t xml:space="preserve">PT5M</w:t>
             </w:r>
             <w:r>
-              <w:t xml:space="preserve"> </w:t>
-            </w:r>
-            <w:r>
-              <w:t xml:space="preserve">(every 5 minutes) by default. Like the previous ones, they do not go through the Compose file.</w:t>
-            </w:r>
-          </w:p>
-        </w:tc>
-      </w:tr>
-      <w:tr>
-        <w:tc>
-          <w:tcPr/>
-          <w:p>
-            <w:pPr>
-              <w:pStyle w:val="Compact"/>
-            </w:pPr>
-            <w:r>
-              <w:t xml:space="preserve">BOOKING_EXPIRY_GRACE_MINUTES</w:t>
-            </w:r>
-          </w:p>
-        </w:tc>
-        <w:tc>
-          <w:tcPr/>
-          <w:p>
-            <w:pPr>
-              <w:pStyle w:val="Compact"/>
-            </w:pPr>
-            <w:r>
-              <w:t xml:space="preserve">booking-service and operations-service</w:t>
-            </w:r>
-          </w:p>
-        </w:tc>
-        <w:tc>
-          <w:tcPr/>
-          <w:p>
-            <w:pPr>
-              <w:pStyle w:val="Compact"/>
-            </w:pPr>
-            <w:r>
-              <w:t xml:space="preserve">Minutes after the end time before an expired booking is closed;</w:t>
+              <w:t xml:space="preserve">, and</w:t>
             </w:r>
             <w:r>
               <w:t xml:space="preserve"> </w:t>
@@ -7447,13 +8967,26 @@
                 <w:i/>
                 <w:iCs/>
               </w:rPr>
-              <w:t xml:space="preserve">60</w:t>
-            </w:r>
-            <w:r>
-              <w:t xml:space="preserve"> </w:t>
-            </w:r>
-            <w:r>
-              <w:t xml:space="preserve">by default. Both services use it, so if it is changed it must have the same value in both. It does not go through the Compose file.</w:t>
+              <w:t xml:space="preserve">28</w:t>
+            </w:r>
+            <w:r>
+              <w:t xml:space="preserve"> </w:t>
+            </w:r>
+            <w:r>
+              <w:t xml:space="preserve">(days it looks back, because the server can stay off for weeks) by default; needs</w:t>
+            </w:r>
+            <w:r>
+              <w:t xml:space="preserve"> </w:t>
+            </w:r>
+            <w:r>
+              <w:rPr>
+                <w:i/>
+                <w:iCs/>
+              </w:rPr>
+              <w:t xml:space="preserve">INTERNAL_API_KEY</w:t>
+            </w:r>
+            <w:r>
+              <w:t xml:space="preserve">. They go through the Compose file.</w:t>
             </w:r>
           </w:p>
         </w:tc>
@@ -7466,7 +8999,7 @@
               <w:pStyle w:val="Compact"/>
             </w:pPr>
             <w:r>
-              <w:t xml:space="preserve">FOLLOW_UP_ENABLED, FOLLOW_UP_INTERVAL</w:t>
+              <w:t xml:space="preserve">START_LATE_LIMIT</w:t>
             </w:r>
           </w:p>
         </w:tc>
@@ -7488,7 +9021,235 @@
               <w:pStyle w:val="Compact"/>
             </w:pPr>
             <w:r>
-              <w:t xml:space="preserve">Review of the bookings that ended without being closed (since the night of October 21, 2026): a confirmed booking that never had an operator becomes No-show, and one that had an operator and nobody recorded stays in "To close".</w:t>
+              <w:t xml:space="preserve">How long after the end time the operator can start a service (since October 24, 2026):</w:t>
+            </w:r>
+            <w:r>
+              <w:t xml:space="preserve"> </w:t>
+            </w:r>
+            <w:r>
+              <w:rPr>
+                <w:i/>
+                <w:iCs/>
+              </w:rPr>
+              <w:t xml:space="preserve">PT4H</w:t>
+            </w:r>
+            <w:r>
+              <w:t xml:space="preserve"> </w:t>
+            </w:r>
+            <w:r>
+              <w:t xml:space="preserve">by default; afterwards it answers 409</w:t>
+            </w:r>
+            <w:r>
+              <w:t xml:space="preserve"> </w:t>
+            </w:r>
+            <w:r>
+              <w:rPr>
+                <w:i/>
+                <w:iCs/>
+              </w:rPr>
+              <w:t xml:space="preserve">SERVICE_TOO_LATE</w:t>
+            </w:r>
+            <w:r>
+              <w:t xml:space="preserve">. It does not go through the compose file.</w:t>
+            </w:r>
+          </w:p>
+        </w:tc>
+      </w:tr>
+      <w:tr>
+        <w:tc>
+          <w:tcPr/>
+          <w:p>
+            <w:pPr>
+              <w:pStyle w:val="Compact"/>
+            </w:pPr>
+            <w:r>
+              <w:t xml:space="preserve">BOOKING_CASH_ACTIVE_LIMIT</w:t>
+            </w:r>
+          </w:p>
+        </w:tc>
+        <w:tc>
+          <w:tcPr/>
+          <w:p>
+            <w:pPr>
+              <w:pStyle w:val="Compact"/>
+            </w:pPr>
+            <w:r>
+              <w:t xml:space="preserve">booking-service</w:t>
+            </w:r>
+          </w:p>
+        </w:tc>
+        <w:tc>
+          <w:tcPr/>
+          <w:p>
+            <w:pPr>
+              <w:pStyle w:val="Compact"/>
+            </w:pPr>
+            <w:r>
+              <w:t xml:space="preserve">Maximum active cash bookings per customer (since October 26, 2026);</w:t>
+            </w:r>
+            <w:r>
+              <w:t xml:space="preserve"> </w:t>
+            </w:r>
+            <w:r>
+              <w:rPr>
+                <w:i/>
+                <w:iCs/>
+              </w:rPr>
+              <w:t xml:space="preserve">1</w:t>
+            </w:r>
+            <w:r>
+              <w:t xml:space="preserve"> </w:t>
+            </w:r>
+            <w:r>
+              <w:t xml:space="preserve">by default; beyond it, 409</w:t>
+            </w:r>
+            <w:r>
+              <w:t xml:space="preserve"> </w:t>
+            </w:r>
+            <w:r>
+              <w:rPr>
+                <w:i/>
+                <w:iCs/>
+              </w:rPr>
+              <w:t xml:space="preserve">CASH_BOOKING_LIMIT</w:t>
+            </w:r>
+            <w:r>
+              <w:t xml:space="preserve">. Commented out in</w:t>
+            </w:r>
+            <w:r>
+              <w:t xml:space="preserve"> </w:t>
+            </w:r>
+            <w:r>
+              <w:rPr>
+                <w:i/>
+                <w:iCs/>
+              </w:rPr>
+              <w:t xml:space="preserve">.env.example</w:t>
+            </w:r>
+            <w:r>
+              <w:t xml:space="preserve">; the compose file passes it to the container.</w:t>
+            </w:r>
+          </w:p>
+        </w:tc>
+      </w:tr>
+      <w:tr>
+        <w:tc>
+          <w:tcPr/>
+          <w:p>
+            <w:pPr>
+              <w:pStyle w:val="Compact"/>
+            </w:pPr>
+            <w:r>
+              <w:t xml:space="preserve">BOOKING_PAYMENT_WINDOW</w:t>
+            </w:r>
+          </w:p>
+        </w:tc>
+        <w:tc>
+          <w:tcPr/>
+          <w:p>
+            <w:pPr>
+              <w:pStyle w:val="Compact"/>
+            </w:pPr>
+            <w:r>
+              <w:t xml:space="preserve">booking-service</w:t>
+            </w:r>
+          </w:p>
+        </w:tc>
+        <w:tc>
+          <w:tcPr/>
+          <w:p>
+            <w:pPr>
+              <w:pStyle w:val="Compact"/>
+            </w:pPr>
+            <w:r>
+              <w:t xml:space="preserve">Deadline to upload the receipt of a booking with digital payment (or the start time, if that comes first);</w:t>
+            </w:r>
+            <w:r>
+              <w:t xml:space="preserve"> </w:t>
+            </w:r>
+            <w:r>
+              <w:rPr>
+                <w:i/>
+                <w:iCs/>
+              </w:rPr>
+              <w:t xml:space="preserve">30m</w:t>
+            </w:r>
+            <w:r>
+              <w:t xml:space="preserve"> </w:t>
+            </w:r>
+            <w:r>
+              <w:t xml:space="preserve">by default. To test the expiry locally without waiting, it can be lowered (for example, to</w:t>
+            </w:r>
+            <w:r>
+              <w:t xml:space="preserve"> </w:t>
+            </w:r>
+            <w:r>
+              <w:rPr>
+                <w:i/>
+                <w:iCs/>
+              </w:rPr>
+              <w:t xml:space="preserve">1m</w:t>
+            </w:r>
+            <w:r>
+              <w:t xml:space="preserve">).</w:t>
+            </w:r>
+          </w:p>
+        </w:tc>
+      </w:tr>
+      <w:tr>
+        <w:tc>
+          <w:tcPr/>
+          <w:p>
+            <w:pPr>
+              <w:pStyle w:val="Compact"/>
+            </w:pPr>
+            <w:r>
+              <w:t xml:space="preserve">BOOKING_PAYMENT_EXPIRY_ENABLED, BOOKING_PAYMENT_EXPIRY_INTERVAL</w:t>
+            </w:r>
+          </w:p>
+        </w:tc>
+        <w:tc>
+          <w:tcPr/>
+          <w:p>
+            <w:pPr>
+              <w:pStyle w:val="Compact"/>
+            </w:pPr>
+            <w:r>
+              <w:t xml:space="preserve">booking-service</w:t>
+            </w:r>
+          </w:p>
+        </w:tc>
+        <w:tc>
+          <w:tcPr/>
+          <w:p>
+            <w:pPr>
+              <w:pStyle w:val="Compact"/>
+            </w:pPr>
+            <w:r>
+              <w:rPr>
+                <w:i/>
+                <w:iCs/>
+              </w:rPr>
+              <w:t xml:space="preserve">PaymentDeadlineJob</w:t>
+            </w:r>
+            <w:r>
+              <w:t xml:space="preserve">, which cancels overdue digital bookings with</w:t>
+            </w:r>
+            <w:r>
+              <w:t xml:space="preserve"> </w:t>
+            </w:r>
+            <w:r>
+              <w:rPr>
+                <w:i/>
+                <w:iCs/>
+              </w:rPr>
+              <w:t xml:space="preserve">PAYMENT_TIMEOUT</w:t>
+            </w:r>
+            <w:r>
+              <w:t xml:space="preserve"> </w:t>
+            </w:r>
+            <w:r>
+              <w:t xml:space="preserve">after asking payment-service:</w:t>
             </w:r>
             <w:r>
               <w:t xml:space="preserve"> </w:t>
@@ -7514,61 +9275,151 @@
                 <w:i/>
                 <w:iCs/>
               </w:rPr>
-              <w:t xml:space="preserve">PT5M</w:t>
-            </w:r>
-            <w:r>
-              <w:t xml:space="preserve"> </w:t>
-            </w:r>
-            <w:r>
-              <w:t xml:space="preserve">by default; needs</w:t>
-            </w:r>
-            <w:r>
-              <w:t xml:space="preserve"> </w:t>
+              <w:t xml:space="preserve">60s</w:t>
+            </w:r>
+            <w:r>
+              <w:t xml:space="preserve"> </w:t>
+            </w:r>
+            <w:r>
+              <w:t xml:space="preserve">by default. They go through the compose file.</w:t>
+            </w:r>
+          </w:p>
+        </w:tc>
+      </w:tr>
+      <w:tr>
+        <w:tc>
+          <w:tcPr/>
+          <w:p>
+            <w:pPr>
+              <w:pStyle w:val="Compact"/>
+            </w:pPr>
+            <w:r>
+              <w:t xml:space="preserve">SECURITY_SERVICE_URL, CUSTOMER_SERVICE_URL, BOOKING_SERVICE_URL, PAYMENT_SERVICE_URL</w:t>
+            </w:r>
+          </w:p>
+        </w:tc>
+        <w:tc>
+          <w:tcPr/>
+          <w:p>
+            <w:pPr>
+              <w:pStyle w:val="Compact"/>
+            </w:pPr>
+            <w:r>
+              <w:t xml:space="preserve">Services that call others</w:t>
+            </w:r>
+          </w:p>
+        </w:tc>
+        <w:tc>
+          <w:tcPr/>
+          <w:p>
+            <w:pPr>
+              <w:pStyle w:val="Compact"/>
+            </w:pPr>
+            <w:r>
+              <w:t xml:space="preserve">Addresses of the services; they have defaults for the local environment. payment-service needs BOOKING_SERVICE_URL to read the total and to credit the points of a booking. Since October 24, 2026 customer-service also uses it, but with the service root (</w:t>
             </w:r>
             <w:r>
               <w:rPr>
                 <w:i/>
                 <w:iCs/>
               </w:rPr>
-              <w:t xml:space="preserve">INTERNAL_API_KEY</w:t>
-            </w:r>
-            <w:r>
-              <w:t xml:space="preserve">. They do not go through the Compose file.</w:t>
-            </w:r>
-          </w:p>
-        </w:tc>
-      </w:tr>
-      <w:tr>
-        <w:tc>
-          <w:tcPr/>
-          <w:p>
-            <w:pPr>
-              <w:pStyle w:val="Compact"/>
-            </w:pPr>
-            <w:r>
-              <w:t xml:space="preserve">SECURITY_SERVICE_URL, CUSTOMER_SERVICE_URL, BOOKING_SERVICE_URL</w:t>
-            </w:r>
-          </w:p>
-        </w:tc>
-        <w:tc>
-          <w:tcPr/>
-          <w:p>
-            <w:pPr>
-              <w:pStyle w:val="Compact"/>
-            </w:pPr>
-            <w:r>
-              <w:t xml:space="preserve">Services that call others</w:t>
-            </w:r>
-          </w:p>
-        </w:tc>
-        <w:tc>
-          <w:tcPr/>
-          <w:p>
-            <w:pPr>
-              <w:pStyle w:val="Compact"/>
-            </w:pPr>
-            <w:r>
-              <w:t xml:space="preserve">Addresses of the services; they have defaults for the local environment. payment-service needs BOOKING_SERVICE_URL to read the total and to credit the points of a booking.</w:t>
+              <w:t xml:space="preserve">http://booking-service:3003</w:t>
+            </w:r>
+            <w:r>
+              <w:t xml:space="preserve"> </w:t>
+            </w:r>
+            <w:r>
+              <w:t xml:space="preserve">in Docker,</w:t>
+            </w:r>
+            <w:r>
+              <w:t xml:space="preserve"> </w:t>
+            </w:r>
+            <w:r>
+              <w:rPr>
+                <w:i/>
+                <w:iCs/>
+              </w:rPr>
+              <w:t xml:space="preserve">http://localhost:3003</w:t>
+            </w:r>
+            <w:r>
+              <w:t xml:space="preserve"> </w:t>
+            </w:r>
+            <w:r>
+              <w:t xml:space="preserve">locally, without</w:t>
+            </w:r>
+            <w:r>
+              <w:t xml:space="preserve"> </w:t>
+            </w:r>
+            <w:r>
+              <w:rPr>
+                <w:i/>
+                <w:iCs/>
+              </w:rPr>
+              <w:t xml:space="preserve">/api/v1</w:t>
+            </w:r>
+            <w:r>
+              <w:t xml:space="preserve">), fixed in the compose file; optional,</w:t>
+            </w:r>
+            <w:r>
+              <w:t xml:space="preserve"> </w:t>
+            </w:r>
+            <w:r>
+              <w:rPr>
+                <w:i/>
+                <w:iCs/>
+              </w:rPr>
+              <w:t xml:space="preserve">BOOKING_SERVICE_TIMEOUT</w:t>
+            </w:r>
+            <w:r>
+              <w:t xml:space="preserve"> </w:t>
+            </w:r>
+            <w:r>
+              <w:t xml:space="preserve">(3 s). Since October 26, 2026 booking-service uses</w:t>
+            </w:r>
+            <w:r>
+              <w:t xml:space="preserve"> </w:t>
+            </w:r>
+            <w:r>
+              <w:rPr>
+                <w:i/>
+                <w:iCs/>
+              </w:rPr>
+              <w:t xml:space="preserve">PAYMENT_SERVICE_URL</w:t>
+            </w:r>
+            <w:r>
+              <w:t xml:space="preserve"> </w:t>
+            </w:r>
+            <w:r>
+              <w:t xml:space="preserve">(</w:t>
+            </w:r>
+            <w:r>
+              <w:rPr>
+                <w:i/>
+                <w:iCs/>
+              </w:rPr>
+              <w:t xml:space="preserve">http://payment-service:3005</w:t>
+            </w:r>
+            <w:r>
+              <w:t xml:space="preserve"> </w:t>
+            </w:r>
+            <w:r>
+              <w:t xml:space="preserve">in Docker, fixed in the compose file;</w:t>
+            </w:r>
+            <w:r>
+              <w:t xml:space="preserve"> </w:t>
+            </w:r>
+            <w:r>
+              <w:rPr>
+                <w:i/>
+                <w:iCs/>
+              </w:rPr>
+              <w:t xml:space="preserve">http://localhost:3005</w:t>
+            </w:r>
+            <w:r>
+              <w:t xml:space="preserve"> </w:t>
+            </w:r>
+            <w:r>
+              <w:t xml:space="preserve">by default locally) for the internal query to payment-service.</w:t>
             </w:r>
           </w:p>
         </w:tc>
@@ -7618,8 +9469,8 @@
         <w:t xml:space="preserve">, and the configuration files of the services.</w:t>
       </w:r>
     </w:p>
-    <w:bookmarkEnd w:id="63"/>
-    <w:bookmarkStart w:id="64" w:name="X2e1ffb4895483973fe4570e97fa99a2ea8b924d"/>
+    <w:bookmarkEnd w:id="55"/>
+    <w:bookmarkStart w:id="56" w:name="X2e1ffb4895483973fe4570e97fa99a2ea8b924d"/>
     <w:p>
       <w:pPr>
         <w:pStyle w:val="Heading3"/>
@@ -7756,8 +9607,8 @@
         <w:t xml:space="preserve">file, never in a message, a shared document, or a repository.</w:t>
       </w:r>
     </w:p>
-    <w:bookmarkEnd w:id="64"/>
-    <w:bookmarkStart w:id="65" w:name="X9301cc838d050b36b06de5ab5c466da59030450"/>
+    <w:bookmarkEnd w:id="56"/>
+    <w:bookmarkStart w:id="57" w:name="X9301cc838d050b36b06de5ab5c466da59030450"/>
     <w:p>
       <w:pPr>
         <w:pStyle w:val="Heading3"/>
@@ -8175,8 +10026,8 @@
         <w:t xml:space="preserve">********</w:t>
       </w:r>
     </w:p>
-    <w:bookmarkEnd w:id="65"/>
-    <w:bookmarkStart w:id="71" w:name="X52f5cc4e05f028c895cf236714767db402e9ac4"/>
+    <w:bookmarkEnd w:id="57"/>
+    <w:bookmarkStart w:id="63" w:name="X52f5cc4e05f028c895cf236714767db402e9ac4"/>
     <w:p>
       <w:pPr>
         <w:pStyle w:val="Heading3"/>
@@ -8331,7 +10182,7 @@
       <w:r>
         <w:t xml:space="preserve"> </w:t>
       </w:r>
-      <w:hyperlink r:id="rId66">
+      <w:hyperlink r:id="rId58">
         <w:r>
           <w:rPr>
             <w:rStyle w:val="Hyperlink"/>
@@ -8350,7 +10201,7 @@
       <w:r>
         <w:t xml:space="preserve"> </w:t>
       </w:r>
-      <w:hyperlink r:id="rId67">
+      <w:hyperlink r:id="rId59">
         <w:r>
           <w:rPr>
             <w:rStyle w:val="Hyperlink"/>
@@ -8439,18 +10290,18 @@
           <wp:inline>
             <wp:extent cx="5334000" cy="2939902"/>
             <wp:effectExtent b="0" l="0" r="0" t="0"/>
-            <wp:docPr descr="Configured .env File With Hidden Secrets" title="" id="69" name="Picture"/>
+            <wp:docPr descr="Configured .env File With Hidden Secrets" title="" id="61" name="Picture"/>
             <a:graphic>
               <a:graphicData uri="http://schemas.openxmlformats.org/drawingml/2006/picture">
                 <pic:pic>
                   <pic:nvPicPr>
-                    <pic:cNvPr descr="capturas/installation-04-configured-env-file-with-hidden-secrets.png" id="70" name="Picture"/>
+                    <pic:cNvPr descr="capturas/installation-04-configured-env-file-with-hidden-secrets.png" id="62" name="Picture"/>
                     <pic:cNvPicPr>
                       <a:picLocks noChangeArrowheads="1" noChangeAspect="1"/>
                     </pic:cNvPicPr>
                   </pic:nvPicPr>
                   <pic:blipFill>
-                    <a:blip r:embed="rId68"/>
+                    <a:blip r:embed="rId60"/>
                     <a:stretch>
                       <a:fillRect/>
                     </a:stretch>
@@ -8495,9 +10346,9 @@
         <w:t xml:space="preserve">Do not capture real values of secrets.</w:t>
       </w:r>
     </w:p>
-    <w:bookmarkEnd w:id="71"/>
-    <w:bookmarkEnd w:id="72"/>
-    <w:bookmarkStart w:id="82" w:name="X16f67841b4fe6f82837ec344e78439997e5c1ac"/>
+    <w:bookmarkEnd w:id="63"/>
+    <w:bookmarkEnd w:id="64"/>
+    <w:bookmarkStart w:id="74" w:name="X16f67841b4fe6f82837ec344e78439997e5c1ac"/>
     <w:p>
       <w:pPr>
         <w:pStyle w:val="Heading2"/>
@@ -8662,7 +10513,7 @@
         <w:t xml:space="preserve">(Vehicle Washing Development Team, 2026a).</w:t>
       </w:r>
     </w:p>
-    <w:bookmarkStart w:id="76" w:name="X566fdd73302b50085bf41ecd30a7648c64d566d"/>
+    <w:bookmarkStart w:id="68" w:name="X566fdd73302b50085bf41ecd30a7648c64d566d"/>
     <w:p>
       <w:pPr>
         <w:pStyle w:val="Heading3"/>
@@ -9048,18 +10899,18 @@
           <wp:inline>
             <wp:extent cx="5334000" cy="1067392"/>
             <wp:effectExtent b="0" l="0" r="0" t="0"/>
-            <wp:docPr descr="Infrastructure Containers Running" title="" id="74" name="Picture"/>
+            <wp:docPr descr="Infrastructure Containers Running" title="" id="66" name="Picture"/>
             <a:graphic>
               <a:graphicData uri="http://schemas.openxmlformats.org/drawingml/2006/picture">
                 <pic:pic>
                   <pic:nvPicPr>
-                    <pic:cNvPr descr="capturas/installation-05-infrastructure-containers-running.png" id="75" name="Picture"/>
+                    <pic:cNvPr descr="capturas/installation-05-infrastructure-containers-running.png" id="67" name="Picture"/>
                     <pic:cNvPicPr>
                       <a:picLocks noChangeArrowheads="1" noChangeAspect="1"/>
                     </pic:cNvPicPr>
                   </pic:nvPicPr>
                   <pic:blipFill>
-                    <a:blip r:embed="rId73"/>
+                    <a:blip r:embed="rId65"/>
                     <a:stretch>
                       <a:fillRect/>
                     </a:stretch>
@@ -9086,8 +10937,8 @@
         </w:drawing>
       </w:r>
     </w:p>
-    <w:bookmarkEnd w:id="76"/>
-    <w:bookmarkStart w:id="77" w:name="Xc1b4ad88e2d12c1e91b4ecffb5ac76aecda1054"/>
+    <w:bookmarkEnd w:id="68"/>
+    <w:bookmarkStart w:id="69" w:name="Xc1b4ad88e2d12c1e91b4ecffb5ac76aecda1054"/>
     <w:p>
       <w:pPr>
         <w:pStyle w:val="Heading3"/>
@@ -9386,7 +11237,72 @@
               <w:t xml:space="preserve"> </w:t>
             </w:r>
             <w:r>
-              <w:t xml:space="preserve">reason of the automatic close of expired bookings.</w:t>
+              <w:t xml:space="preserve">reason of the automatic close of expired bookings; since October 24, 2026, 044 price greater than 0, 045 optimistic locking of the booking, and seed 113 removal of the sample data of the site; since October 26, 2026, 049 payment mode and deadline of the booking (</w:t>
+            </w:r>
+            <w:r>
+              <w:rPr>
+                <w:i/>
+                <w:iCs/>
+              </w:rPr>
+              <w:t xml:space="preserve">payment_mode</w:t>
+            </w:r>
+            <w:r>
+              <w:t xml:space="preserve">,</w:t>
+            </w:r>
+            <w:r>
+              <w:t xml:space="preserve"> </w:t>
+            </w:r>
+            <w:r>
+              <w:rPr>
+                <w:i/>
+                <w:iCs/>
+              </w:rPr>
+              <w:t xml:space="preserve">payment_deadline</w:t>
+            </w:r>
+            <w:r>
+              <w:t xml:space="preserve">,</w:t>
+            </w:r>
+            <w:r>
+              <w:t xml:space="preserve"> </w:t>
+            </w:r>
+            <w:r>
+              <w:rPr>
+                <w:i/>
+                <w:iCs/>
+              </w:rPr>
+              <w:t xml:space="preserve">payment_reported_at</w:t>
+            </w:r>
+            <w:r>
+              <w:t xml:space="preserve">, and index</w:t>
+            </w:r>
+            <w:r>
+              <w:t xml:space="preserve"> </w:t>
+            </w:r>
+            <w:r>
+              <w:rPr>
+                <w:i/>
+                <w:iCs/>
+              </w:rPr>
+              <w:t xml:space="preserve">ix_booking_payment_pending</w:t>
+            </w:r>
+            <w:r>
+              <w:t xml:space="preserve">) and seed 117</w:t>
+            </w:r>
+            <w:r>
+              <w:t xml:space="preserve"> </w:t>
+            </w:r>
+            <w:r>
+              <w:rPr>
+                <w:i/>
+                <w:iCs/>
+              </w:rPr>
+              <w:t xml:space="preserve">PAYMENT_TIMEOUT</w:t>
+            </w:r>
+            <w:r>
+              <w:t xml:space="preserve"> </w:t>
+            </w:r>
+            <w:r>
+              <w:t xml:space="preserve">reason.</w:t>
             </w:r>
           </w:p>
         </w:tc>
@@ -9644,8 +11560,8 @@
         <w:t xml:space="preserve">.</w:t>
       </w:r>
     </w:p>
-    <w:bookmarkEnd w:id="77"/>
-    <w:bookmarkStart w:id="78" w:name="X47257843046c81a8b607c9dfc99cd5ba3ce4505"/>
+    <w:bookmarkEnd w:id="69"/>
+    <w:bookmarkStart w:id="70" w:name="X47257843046c81a8b607c9dfc99cd5ba3ce4505"/>
     <w:p>
       <w:pPr>
         <w:pStyle w:val="Heading3"/>
@@ -9659,20 +11575,47 @@
         <w:pStyle w:val="FirstParagraph"/>
       </w:pPr>
       <w:r>
-        <w:t xml:space="preserve">The documentation repository keeps the script</w:t>
-      </w:r>
-      <w:r>
-        <w:t xml:space="preserve"> </w:t>
-      </w:r>
-      <w:r>
-        <w:rPr>
+        <w:rPr>
+          <w:b/>
+          <w:bCs/>
+        </w:rPr>
+        <w:t xml:space="preserve">As of October 23, 2026 the script</w:t>
+      </w:r>
+      <w:r>
+        <w:rPr>
+          <w:b/>
+          <w:bCs/>
+        </w:rPr>
+        <w:t xml:space="preserve"> </w:t>
+      </w:r>
+      <w:r>
+        <w:rPr>
+          <w:b/>
+          <w:bCs/>
           <w:i/>
           <w:iCs/>
         </w:rPr>
         <w:t xml:space="preserve">lavarapido-6-services-sqlserver.sql</w:t>
       </w:r>
       <w:r>
-        <w:t xml:space="preserve">, with the full model for people who create the database by hand. Because every changeset has a precondition, the services can start afterwards on a database created with that script: Liquibase marks as run the objects that already exist. The script is run on the empty database:</w:t>
+        <w:rPr>
+          <w:b/>
+          <w:bCs/>
+        </w:rPr>
+        <w:t xml:space="preserve"> </w:t>
+      </w:r>
+      <w:r>
+        <w:rPr>
+          <w:b/>
+          <w:bCs/>
+        </w:rPr>
+        <w:t xml:space="preserve">is not versioned in any of the repositories</w:t>
+      </w:r>
+      <w:r>
+        <w:t xml:space="preserve"> </w:t>
+      </w:r>
+      <w:r>
+        <w:t xml:space="preserve">(not in their history either), so this method cannot be followed: the database is created only with the Liquibase changelogs each service applies on startup (section 11.2). If the team publishes the script again, it is run on the empty database and, because every changeset has a precondition, Liquibase marks as run the objects that already exist:</w:t>
       </w:r>
     </w:p>
     <w:p>
@@ -9796,8 +11739,8 @@
         <w:t xml:space="preserve">The recommended method is the one of section 11.2, because it leaves the history of each service in its control table.</w:t>
       </w:r>
     </w:p>
-    <w:bookmarkEnd w:id="78"/>
-    <w:bookmarkStart w:id="79" w:name="X110c2ec0ff2ec20586211d27b565f2dad17bab9"/>
+    <w:bookmarkEnd w:id="70"/>
+    <w:bookmarkStart w:id="71" w:name="X110c2ec0ff2ec20586211d27b565f2dad17bab9"/>
     <w:p>
       <w:pPr>
         <w:pStyle w:val="Heading3"/>
@@ -10239,8 +12182,8 @@
         <w:t xml:space="preserve">, the migrations must be run with a separate account.</w:t>
       </w:r>
     </w:p>
-    <w:bookmarkEnd w:id="79"/>
-    <w:bookmarkStart w:id="80" w:name="X9f0663557e2ce2f364157ca9de47e1b91750491"/>
+    <w:bookmarkEnd w:id="71"/>
+    <w:bookmarkStart w:id="72" w:name="X9f0663557e2ce2f364157ca9de47e1b91750491"/>
     <w:p>
       <w:pPr>
         <w:pStyle w:val="Heading3"/>
@@ -11339,8 +13282,8 @@
         <w:t xml:space="preserve">If a catalog table is empty, the service that owns it has not started yet or its seed changeset did not run.</w:t>
       </w:r>
     </w:p>
-    <w:bookmarkEnd w:id="80"/>
-    <w:bookmarkStart w:id="81" w:name="X5cbba5f6e39554bad5c7ad2eb22418d67d2c613"/>
+    <w:bookmarkEnd w:id="72"/>
+    <w:bookmarkStart w:id="73" w:name="X5cbba5f6e39554bad5c7ad2eb22418d67d2c613"/>
     <w:p>
       <w:pPr>
         <w:pStyle w:val="Heading3"/>
@@ -11591,9 +13534,9 @@
         <w:t xml:space="preserve">-v</w:t>
       </w:r>
     </w:p>
-    <w:bookmarkEnd w:id="81"/>
-    <w:bookmarkEnd w:id="82"/>
-    <w:bookmarkStart w:id="92" w:name="X9ca6e53eba08a4213e581f14fccc0440d45d7cb"/>
+    <w:bookmarkEnd w:id="73"/>
+    <w:bookmarkEnd w:id="74"/>
+    <w:bookmarkStart w:id="84" w:name="X9ca6e53eba08a4213e581f14fccc0440d45d7cb"/>
     <w:p>
       <w:pPr>
         <w:pStyle w:val="Heading2"/>
@@ -11602,7 +13545,7 @@
         <w:t xml:space="preserve">12. Running the Backend</w:t>
       </w:r>
     </w:p>
-    <w:bookmarkStart w:id="83" w:name="Xca28ce89e8b1e1557046df4a5daa93b067b9570"/>
+    <w:bookmarkStart w:id="75" w:name="Xca28ce89e8b1e1557046df4a5daa93b067b9570"/>
     <w:p>
       <w:pPr>
         <w:pStyle w:val="Heading3"/>
@@ -12014,8 +13957,8 @@
         <w:t xml:space="preserve">The first start of each Java service takes longer because it downloads dependencies and creates its tables.</w:t>
       </w:r>
     </w:p>
-    <w:bookmarkEnd w:id="83"/>
-    <w:bookmarkStart w:id="87" w:name="Xfb0dd9d77dc9d7a554d70b4b2f3e6eb93ad5410"/>
+    <w:bookmarkEnd w:id="75"/>
+    <w:bookmarkStart w:id="79" w:name="Xfb0dd9d77dc9d7a554d70b4b2f3e6eb93ad5410"/>
     <w:p>
       <w:pPr>
         <w:pStyle w:val="Heading3"/>
@@ -12224,18 +14167,18 @@
           <wp:inline>
             <wp:extent cx="5334000" cy="1617406"/>
             <wp:effectExtent b="0" l="0" r="0" t="0"/>
-            <wp:docPr descr="Environment Containers Running" title="" id="85" name="Picture"/>
+            <wp:docPr descr="Environment Containers Running" title="" id="77" name="Picture"/>
             <a:graphic>
               <a:graphicData uri="http://schemas.openxmlformats.org/drawingml/2006/picture">
                 <pic:pic>
                   <pic:nvPicPr>
-                    <pic:cNvPr descr="capturas/installation-06-environment-containers-running.png" id="86" name="Picture"/>
+                    <pic:cNvPr descr="capturas/installation-06-environment-containers-running.png" id="78" name="Picture"/>
                     <pic:cNvPicPr>
                       <a:picLocks noChangeArrowheads="1" noChangeAspect="1"/>
                     </pic:cNvPicPr>
                   </pic:nvPicPr>
                   <pic:blipFill>
-                    <a:blip r:embed="rId84"/>
+                    <a:blip r:embed="rId76"/>
                     <a:stretch>
                       <a:fillRect/>
                     </a:stretch>
@@ -12262,8 +14205,8 @@
         </w:drawing>
       </w:r>
     </w:p>
-    <w:bookmarkEnd w:id="87"/>
-    <w:bookmarkStart w:id="88" w:name="X1abd4413bb5514539023801d909bc0e289c402a"/>
+    <w:bookmarkEnd w:id="79"/>
+    <w:bookmarkStart w:id="80" w:name="X1abd4413bb5514539023801d909bc0e289c402a"/>
     <w:p>
       <w:pPr>
         <w:pStyle w:val="Heading3"/>
@@ -12423,8 +14366,8 @@
         <w:t xml:space="preserve">. Do not run the same service in Docker and on the host at the same time, because both would try to use the same port.</w:t>
       </w:r>
     </w:p>
-    <w:bookmarkEnd w:id="88"/>
-    <w:bookmarkStart w:id="89" w:name="Xc71aec12004841ae9e11de4cdf606b251ea69ff"/>
+    <w:bookmarkEnd w:id="80"/>
+    <w:bookmarkStart w:id="81" w:name="Xc71aec12004841ae9e11de4cdf606b251ea69ff"/>
     <w:p>
       <w:pPr>
         <w:pStyle w:val="Heading3"/>
@@ -12591,8 +14534,8 @@
         <w:t xml:space="preserve">) only to test the migrations; it must not be used to run the system.</w:t>
       </w:r>
     </w:p>
-    <w:bookmarkEnd w:id="89"/>
-    <w:bookmarkStart w:id="90" w:name="X1b65d0ff6fe4c77b0097f8e62613fa66a9c11fb"/>
+    <w:bookmarkEnd w:id="81"/>
+    <w:bookmarkStart w:id="82" w:name="X1b65d0ff6fe4c77b0097f8e62613fa66a9c11fb"/>
     <w:p>
       <w:pPr>
         <w:pStyle w:val="Heading3"/>
@@ -12671,7 +14614,110 @@
         <w:t xml:space="preserve">.dlq</w:t>
       </w:r>
       <w:r>
-        <w:t xml:space="preserve">), to which a message moves after three failed retries. With</w:t>
+        <w:t xml:space="preserve">), to which a message moves after three failed retries. Since October 26, 2026 booking-service also consumes: it creates the</w:t>
+      </w:r>
+      <w:r>
+        <w:t xml:space="preserve"> </w:t>
+      </w:r>
+      <w:r>
+        <w:rPr>
+          <w:i/>
+          <w:iCs/>
+        </w:rPr>
+        <w:t xml:space="preserve">booking.payment-events</w:t>
+      </w:r>
+      <w:r>
+        <w:t xml:space="preserve"> </w:t>
+      </w:r>
+      <w:r>
+        <w:t xml:space="preserve">queue (keys</w:t>
+      </w:r>
+      <w:r>
+        <w:t xml:space="preserve"> </w:t>
+      </w:r>
+      <w:r>
+        <w:rPr>
+          <w:i/>
+          <w:iCs/>
+        </w:rPr>
+        <w:t xml:space="preserve">payment.reported</w:t>
+      </w:r>
+      <w:r>
+        <w:t xml:space="preserve"> </w:t>
+      </w:r>
+      <w:r>
+        <w:t xml:space="preserve">and</w:t>
+      </w:r>
+      <w:r>
+        <w:t xml:space="preserve"> </w:t>
+      </w:r>
+      <w:r>
+        <w:rPr>
+          <w:i/>
+          <w:iCs/>
+        </w:rPr>
+        <w:t xml:space="preserve">payment.confirmed</w:t>
+      </w:r>
+      <w:r>
+        <w:t xml:space="preserve">) and its</w:t>
+      </w:r>
+      <w:r>
+        <w:t xml:space="preserve"> </w:t>
+      </w:r>
+      <w:r>
+        <w:rPr>
+          <w:i/>
+          <w:iCs/>
+        </w:rPr>
+        <w:t xml:space="preserve">booking.payment-events.dlq</w:t>
+      </w:r>
+      <w:r>
+        <w:t xml:space="preserve">. If payment-service runs outside Docker on Windows and does not connect to RabbitMQ, use</w:t>
+      </w:r>
+      <w:r>
+        <w:t xml:space="preserve"> </w:t>
+      </w:r>
+      <w:r>
+        <w:rPr>
+          <w:i/>
+          <w:iCs/>
+        </w:rPr>
+        <w:t xml:space="preserve">RABBITMQ_HOST=127.0.0.1</w:t>
+      </w:r>
+      <w:r>
+        <w:t xml:space="preserve"> </w:t>
+      </w:r>
+      <w:r>
+        <w:t xml:space="preserve">instead of</w:t>
+      </w:r>
+      <w:r>
+        <w:t xml:space="preserve"> </w:t>
+      </w:r>
+      <w:r>
+        <w:rPr>
+          <w:i/>
+          <w:iCs/>
+        </w:rPr>
+        <w:t xml:space="preserve">localhost</w:t>
+      </w:r>
+      <w:r>
+        <w:t xml:space="preserve">: .NET may resolve</w:t>
+      </w:r>
+      <w:r>
+        <w:t xml:space="preserve"> </w:t>
+      </w:r>
+      <w:r>
+        <w:rPr>
+          <w:i/>
+          <w:iCs/>
+        </w:rPr>
+        <w:t xml:space="preserve">localhost</w:t>
+      </w:r>
+      <w:r>
+        <w:t xml:space="preserve"> </w:t>
+      </w:r>
+      <w:r>
+        <w:t xml:space="preserve">over IPv6 and Docker Desktop cuts the AMQP connection (finding of the test of October 26, 2026). With</w:t>
       </w:r>
       <w:r>
         <w:t xml:space="preserve"> </w:t>
@@ -12737,8 +14783,8 @@
         <w:t xml:space="preserve">, the recovery code is written in the log of security-service.</w:t>
       </w:r>
     </w:p>
-    <w:bookmarkEnd w:id="90"/>
-    <w:bookmarkStart w:id="91" w:name="X44064701f168176ecfda4e1301ed65922e2e6f5"/>
+    <w:bookmarkEnd w:id="82"/>
+    <w:bookmarkStart w:id="83" w:name="X44064701f168176ecfda4e1301ed65922e2e6f5"/>
     <w:p>
       <w:pPr>
         <w:pStyle w:val="Heading3"/>
@@ -12967,9 +15013,9 @@
         <w:t xml:space="preserve">The logs include the time, the level, the service name, and the correlation identifier. A log must never contain passwords, tokens, or receipt content; if they appear, it is a defect that must be reported.</w:t>
       </w:r>
     </w:p>
-    <w:bookmarkEnd w:id="91"/>
-    <w:bookmarkEnd w:id="92"/>
-    <w:bookmarkStart w:id="102" w:name="Xcf895b63f92e5f8b1fcffb2ae974ef21eed76b8"/>
+    <w:bookmarkEnd w:id="83"/>
+    <w:bookmarkEnd w:id="84"/>
+    <w:bookmarkStart w:id="94" w:name="Xcf895b63f92e5f8b1fcffb2ae974ef21eed76b8"/>
     <w:p>
       <w:pPr>
         <w:pStyle w:val="Heading2"/>
@@ -12978,7 +15024,7 @@
         <w:t xml:space="preserve">13. Running the Frontend</w:t>
       </w:r>
     </w:p>
-    <w:bookmarkStart w:id="96" w:name="X4ebc89373d50eddbda19a1dbb93740c47ba5e7d"/>
+    <w:bookmarkStart w:id="88" w:name="X4ebc89373d50eddbda19a1dbb93740c47ba5e7d"/>
     <w:p>
       <w:pPr>
         <w:pStyle w:val="Heading3"/>
@@ -13127,18 +15173,18 @@
           <wp:inline>
             <wp:extent cx="5334000" cy="3346251"/>
             <wp:effectExtent b="0" l="0" r="0" t="0"/>
-            <wp:docPr descr="Web Application Running" title="" id="94" name="Picture"/>
+            <wp:docPr descr="Web Application Running" title="" id="86" name="Picture"/>
             <a:graphic>
               <a:graphicData uri="http://schemas.openxmlformats.org/drawingml/2006/picture">
                 <pic:pic>
                   <pic:nvPicPr>
-                    <pic:cNvPr descr="capturas/installation-07-web-application-running.png" id="95" name="Picture"/>
+                    <pic:cNvPr descr="capturas/installation-07-web-application-running.png" id="87" name="Picture"/>
                     <pic:cNvPicPr>
                       <a:picLocks noChangeArrowheads="1" noChangeAspect="1"/>
                     </pic:cNvPicPr>
                   </pic:nvPicPr>
                   <pic:blipFill>
-                    <a:blip r:embed="rId93"/>
+                    <a:blip r:embed="rId85"/>
                     <a:stretch>
                       <a:fillRect/>
                     </a:stretch>
@@ -13165,8 +15211,8 @@
         </w:drawing>
       </w:r>
     </w:p>
-    <w:bookmarkEnd w:id="96"/>
-    <w:bookmarkStart w:id="100" w:name="X180f031fb96bf7cb338e0e925d30f92d0dfca73"/>
+    <w:bookmarkEnd w:id="88"/>
+    <w:bookmarkStart w:id="92" w:name="X180f031fb96bf7cb338e0e925d30f92d0dfca73"/>
     <w:p>
       <w:pPr>
         <w:pStyle w:val="Heading3"/>
@@ -13386,7 +15432,68 @@
         <w:t xml:space="preserve"> </w:t>
       </w:r>
       <w:r>
-        <w:t xml:space="preserve">Expo Go does not receive remote push notifications. To test them, build a development version with EAS and set</w:t>
+        <w:t xml:space="preserve">Expo Go does not receive remote push notifications. To test them, build the APK with the EAS</w:t>
+      </w:r>
+      <w:r>
+        <w:t xml:space="preserve"> </w:t>
+      </w:r>
+      <w:r>
+        <w:rPr>
+          <w:i/>
+          <w:iCs/>
+        </w:rPr>
+        <w:t xml:space="preserve">preview</w:t>
+      </w:r>
+      <w:r>
+        <w:t xml:space="preserve"> </w:t>
+      </w:r>
+      <w:r>
+        <w:t xml:space="preserve">profile (the only one defined in</w:t>
+      </w:r>
+      <w:r>
+        <w:t xml:space="preserve"> </w:t>
+      </w:r>
+      <w:r>
+        <w:rPr>
+          <w:i/>
+          <w:iCs/>
+        </w:rPr>
+        <w:t xml:space="preserve">eas.json</w:t>
+      </w:r>
+      <w:r>
+        <w:t xml:space="preserve"> </w:t>
+      </w:r>
+      <w:r>
+        <w:t xml:space="preserve">besides</w:t>
+      </w:r>
+      <w:r>
+        <w:t xml:space="preserve"> </w:t>
+      </w:r>
+      <w:r>
+        <w:rPr>
+          <w:i/>
+          <w:iCs/>
+        </w:rPr>
+        <w:t xml:space="preserve">production</w:t>
+      </w:r>
+      <w:r>
+        <w:t xml:space="preserve">; there is no</w:t>
+      </w:r>
+      <w:r>
+        <w:t xml:space="preserve"> </w:t>
+      </w:r>
+      <w:r>
+        <w:rPr>
+          <w:i/>
+          <w:iCs/>
+        </w:rPr>
+        <w:t xml:space="preserve">development</w:t>
+      </w:r>
+      <w:r>
+        <w:t xml:space="preserve"> </w:t>
+      </w:r>
+      <w:r>
+        <w:t xml:space="preserve">profile) and set</w:t>
       </w:r>
       <w:r>
         <w:t xml:space="preserve"> </w:t>
@@ -13446,7 +15553,7 @@
         <w:rPr>
           <w:rStyle w:val="NormalTok"/>
         </w:rPr>
-        <w:t xml:space="preserve"> development </w:t>
+        <w:t xml:space="preserve"> preview </w:t>
       </w:r>
       <w:r>
         <w:rPr>
@@ -13494,18 +15601,18 @@
           <wp:inline>
             <wp:extent cx="5334000" cy="3437466"/>
             <wp:effectExtent b="0" l="0" r="0" t="0"/>
-            <wp:docPr descr="Expo Development Server" title="" id="98" name="Picture"/>
+            <wp:docPr descr="Expo Development Server" title="" id="90" name="Picture"/>
             <a:graphic>
               <a:graphicData uri="http://schemas.openxmlformats.org/drawingml/2006/picture">
                 <pic:pic>
                   <pic:nvPicPr>
-                    <pic:cNvPr descr="capturas/installation-08-expo-development-server.png" id="99" name="Picture"/>
+                    <pic:cNvPr descr="capturas/installation-08-expo-development-server.png" id="91" name="Picture"/>
                     <pic:cNvPicPr>
                       <a:picLocks noChangeArrowheads="1" noChangeAspect="1"/>
                     </pic:cNvPicPr>
                   </pic:nvPicPr>
                   <pic:blipFill>
-                    <a:blip r:embed="rId97"/>
+                    <a:blip r:embed="rId89"/>
                     <a:stretch>
                       <a:fillRect/>
                     </a:stretch>
@@ -13532,8 +15639,8 @@
         </w:drawing>
       </w:r>
     </w:p>
-    <w:bookmarkEnd w:id="100"/>
-    <w:bookmarkStart w:id="101" w:name="X67018c30dca7920b9d5c20d6049bbaee4e97a22"/>
+    <w:bookmarkEnd w:id="92"/>
+    <w:bookmarkStart w:id="93" w:name="X67018c30dca7920b9d5c20d6049bbaee4e97a22"/>
     <w:p>
       <w:pPr>
         <w:pStyle w:val="Heading3"/>
@@ -13563,9 +15670,9 @@
         <w:t xml:space="preserve">. They are opened directly in the browser and do not require the backend; they must not be confused with the real application.</w:t>
       </w:r>
     </w:p>
-    <w:bookmarkEnd w:id="101"/>
-    <w:bookmarkEnd w:id="102"/>
-    <w:bookmarkStart w:id="104" w:name="X0bc519113f2cf56ecf2c5fb9aab80844b376376"/>
+    <w:bookmarkEnd w:id="93"/>
+    <w:bookmarkEnd w:id="94"/>
+    <w:bookmarkStart w:id="96" w:name="X0bc519113f2cf56ecf2c5fb9aab80844b376376"/>
     <w:p>
       <w:pPr>
         <w:pStyle w:val="Heading2"/>
@@ -13954,7 +16061,7 @@
         <w:t xml:space="preserve">Values taken from the configuration of the services and the team guide.</w:t>
       </w:r>
     </w:p>
-    <w:bookmarkStart w:id="103" w:name="X64950114608e577ba6848d0640bc5bc92f9c29d"/>
+    <w:bookmarkStart w:id="95" w:name="X64950114608e577ba6848d0640bc5bc92f9c29d"/>
     <w:p>
       <w:pPr>
         <w:pStyle w:val="Heading3"/>
@@ -14124,9 +16231,9 @@
         <w:t xml:space="preserve">.</w:t>
       </w:r>
     </w:p>
-    <w:bookmarkEnd w:id="103"/>
-    <w:bookmarkEnd w:id="104"/>
-    <w:bookmarkStart w:id="109" w:name="X5510acd32cb2b147900331a797be15c6ccf94b4"/>
+    <w:bookmarkEnd w:id="95"/>
+    <w:bookmarkEnd w:id="96"/>
+    <w:bookmarkStart w:id="101" w:name="X5510acd32cb2b147900331a797be15c6ccf94b4"/>
     <w:p>
       <w:pPr>
         <w:pStyle w:val="Heading2"/>
@@ -14135,7 +16242,7 @@
         <w:t xml:space="preserve">15. Test Users</w:t>
       </w:r>
     </w:p>
-    <w:bookmarkStart w:id="105" w:name="X24325d3d4d4e5647d26c7283e5caecab4871b9a"/>
+    <w:bookmarkStart w:id="97" w:name="X24325d3d4d4e5647d26c7283e5caecab4871b9a"/>
     <w:p>
       <w:pPr>
         <w:pStyle w:val="Heading3"/>
@@ -14165,7 +16272,129 @@
         <w:t xml:space="preserve"> </w:t>
       </w:r>
       <w:r>
-        <w:t xml:space="preserve">profile (the default one in local), it creates one demonstration account per role (administrator, operator, and customer) if they do not exist. Their emails and passwords are documented in section 5 of the team guide (</w:t>
+        <w:t xml:space="preserve">profile (the default one in local), it creates one demonstration account per role (administrator</w:t>
+      </w:r>
+      <w:r>
+        <w:t xml:space="preserve"> </w:t>
+      </w:r>
+      <w:hyperlink r:id="rId52">
+        <w:r>
+          <w:rPr>
+            <w:rStyle w:val="Hyperlink"/>
+            <w:i/>
+            <w:iCs/>
+          </w:rPr>
+          <w:t xml:space="preserve">admin@gmail.com</w:t>
+        </w:r>
+      </w:hyperlink>
+      <w:r>
+        <w:t xml:space="preserve">, operator</w:t>
+      </w:r>
+      <w:r>
+        <w:t xml:space="preserve"> </w:t>
+      </w:r>
+      <w:hyperlink r:id="rId53">
+        <w:r>
+          <w:rPr>
+            <w:rStyle w:val="Hyperlink"/>
+            <w:i/>
+            <w:iCs/>
+          </w:rPr>
+          <w:t xml:space="preserve">operador@gmail.com</w:t>
+        </w:r>
+      </w:hyperlink>
+      <w:r>
+        <w:t xml:space="preserve">, and customer</w:t>
+      </w:r>
+      <w:r>
+        <w:t xml:space="preserve"> </w:t>
+      </w:r>
+      <w:hyperlink r:id="rId54">
+        <w:r>
+          <w:rPr>
+            <w:rStyle w:val="Hyperlink"/>
+            <w:i/>
+            <w:iCs/>
+          </w:rPr>
+          <w:t xml:space="preserve">cliente@gmail.com</w:t>
+        </w:r>
+      </w:hyperlink>
+      <w:r>
+        <w:t xml:space="preserve">) if they do not exist. Since</w:t>
+      </w:r>
+      <w:r>
+        <w:t xml:space="preserve"> </w:t>
+      </w:r>
+      <w:r>
+        <w:rPr>
+          <w:i/>
+          <w:iCs/>
+        </w:rPr>
+        <w:t xml:space="preserve">develop</w:t>
+      </w:r>
+      <w:r>
+        <w:t xml:space="preserve"> </w:t>
+      </w:r>
+      <w:r>
+        <w:t xml:space="preserve">of October 23, 2026 (E-05) their passwords are not in the code or in any document: each person defines them in their</w:t>
+      </w:r>
+      <w:r>
+        <w:t xml:space="preserve"> </w:t>
+      </w:r>
+      <w:r>
+        <w:rPr>
+          <w:i/>
+          <w:iCs/>
+        </w:rPr>
+        <w:t xml:space="preserve">lavarapido-infra/.env</w:t>
+      </w:r>
+      <w:r>
+        <w:t xml:space="preserve"> </w:t>
+      </w:r>
+      <w:r>
+        <w:t xml:space="preserve">with</w:t>
+      </w:r>
+      <w:r>
+        <w:t xml:space="preserve"> </w:t>
+      </w:r>
+      <w:r>
+        <w:rPr>
+          <w:i/>
+          <w:iCs/>
+        </w:rPr>
+        <w:t xml:space="preserve">DEMO_ADMIN_PASSWORD</w:t>
+      </w:r>
+      <w:r>
+        <w:t xml:space="preserve">,</w:t>
+      </w:r>
+      <w:r>
+        <w:t xml:space="preserve"> </w:t>
+      </w:r>
+      <w:r>
+        <w:rPr>
+          <w:i/>
+          <w:iCs/>
+        </w:rPr>
+        <w:t xml:space="preserve">DEMO_OPERATOR_PASSWORD</w:t>
+      </w:r>
+      <w:r>
+        <w:t xml:space="preserve">, and</w:t>
+      </w:r>
+      <w:r>
+        <w:t xml:space="preserve"> </w:t>
+      </w:r>
+      <w:r>
+        <w:rPr>
+          <w:i/>
+          <w:iCs/>
+        </w:rPr>
+        <w:t xml:space="preserve">DEMO_CLIENT_PASSWORD</w:t>
+      </w:r>
+      <w:r>
+        <w:t xml:space="preserve">, and the account whose variable is empty is not created (team guide,</w:t>
+      </w:r>
+      <w:r>
+        <w:t xml:space="preserve"> </w:t>
       </w:r>
       <w:r>
         <w:rPr>
@@ -14175,11 +16404,11 @@
         <w:t xml:space="preserve">lavarapido-infra/GUIA-EQUIPO.md</w:t>
       </w:r>
       <w:r>
-        <w:t xml:space="preserve">). This manual does not reproduce them, because the security policy forbids publishing credentials; those accounts must never exist in a shared environment.</w:t>
-      </w:r>
-    </w:p>
-    <w:bookmarkEnd w:id="105"/>
-    <w:bookmarkStart w:id="106" w:name="X00148bb6aeda27f4a2ffc763aa6215303bb34a1"/>
+        <w:t xml:space="preserve">, section 5). Accounts already created with the old passwords keep working until they are changed. Those accounts must never exist in a shared environment.</w:t>
+      </w:r>
+    </w:p>
+    <w:bookmarkEnd w:id="97"/>
+    <w:bookmarkStart w:id="98" w:name="X00148bb6aeda27f4a2ffc763aa6215303bb34a1"/>
     <w:p>
       <w:pPr>
         <w:pStyle w:val="Heading3"/>
@@ -14436,8 +16665,8 @@
         <w:t xml:space="preserve">Source: validations of the registration form and the password policy of security-service.</w:t>
       </w:r>
     </w:p>
-    <w:bookmarkEnd w:id="106"/>
-    <w:bookmarkStart w:id="107" w:name="X5cf329c21571fa2d23ab12d169c0bc551307cf2"/>
+    <w:bookmarkEnd w:id="98"/>
+    <w:bookmarkStart w:id="99" w:name="X5cf329c21571fa2d23ab12d169c0bc551307cf2"/>
     <w:p>
       <w:pPr>
         <w:pStyle w:val="Heading3"/>
@@ -14613,8 +16842,8 @@
         <w:t xml:space="preserve">) opens.</w:t>
       </w:r>
     </w:p>
-    <w:bookmarkEnd w:id="107"/>
-    <w:bookmarkStart w:id="108" w:name="X768467d47a31c7c1762a79750ff9211ceb01087"/>
+    <w:bookmarkEnd w:id="99"/>
+    <w:bookmarkStart w:id="100" w:name="X768467d47a31c7c1762a79750ff9211ceb01087"/>
     <w:p>
       <w:pPr>
         <w:pStyle w:val="Heading3"/>
@@ -14676,9 +16905,9 @@
         <w:t xml:space="preserve">profile is created with the procedure of section 8.4 of the Administrator Manual.</w:t>
       </w:r>
     </w:p>
-    <w:bookmarkEnd w:id="108"/>
-    <w:bookmarkEnd w:id="109"/>
-    <w:bookmarkStart w:id="121" w:name="Xe35165451bb90f0ec3914f2e0673dde6b63d8aa"/>
+    <w:bookmarkEnd w:id="100"/>
+    <w:bookmarkEnd w:id="101"/>
+    <w:bookmarkStart w:id="113" w:name="Xe35165451bb90f0ec3914f2e0673dde6b63d8aa"/>
     <w:p>
       <w:pPr>
         <w:pStyle w:val="Heading2"/>
@@ -15306,7 +17535,7 @@
         <w:t xml:space="preserve">Prepared by the authors from the integration checks of the project documentation.</w:t>
       </w:r>
     </w:p>
-    <w:bookmarkStart w:id="110" w:name="X8af0eba09ae7f98c1caf587e95644e93c6e505b"/>
+    <w:bookmarkStart w:id="102" w:name="X8af0eba09ae7f98c1caf587e95644e93c6e505b"/>
     <w:p>
       <w:pPr>
         <w:pStyle w:val="Heading3"/>
@@ -15445,8 +17674,8 @@
         <w:t xml:space="preserve">Then run the queries of section 11.5. If the results do not match, do not continue with the following tests.</w:t>
       </w:r>
     </w:p>
-    <w:bookmarkEnd w:id="110"/>
-    <w:bookmarkStart w:id="111" w:name="Xa7cd43930564150627504c1831699229666b223"/>
+    <w:bookmarkEnd w:id="102"/>
+    <w:bookmarkStart w:id="103" w:name="Xa7cd43930564150627504c1831699229666b223"/>
     <w:p>
       <w:pPr>
         <w:pStyle w:val="Heading3"/>
@@ -15643,8 +17872,8 @@
         <w:t xml:space="preserve">file if they were changed.</w:t>
       </w:r>
     </w:p>
-    <w:bookmarkEnd w:id="111"/>
-    <w:bookmarkStart w:id="115" w:name="Xad131dc587d17e917ef43dca712bd40e373124b"/>
+    <w:bookmarkEnd w:id="103"/>
+    <w:bookmarkStart w:id="107" w:name="Xad131dc587d17e917ef43dca712bd40e373124b"/>
     <w:p>
       <w:pPr>
         <w:pStyle w:val="Heading3"/>
@@ -15944,18 +18173,18 @@
           <wp:inline>
             <wp:extent cx="5334000" cy="3102239"/>
             <wp:effectExtent b="0" l="0" r="0" t="0"/>
-            <wp:docPr descr="Response of the Health Endpoints" title="" id="113" name="Picture"/>
+            <wp:docPr descr="Response of the Health Endpoints" title="" id="105" name="Picture"/>
             <a:graphic>
               <a:graphicData uri="http://schemas.openxmlformats.org/drawingml/2006/picture">
                 <pic:pic>
                   <pic:nvPicPr>
-                    <pic:cNvPr descr="capturas/installation-09-response-of-the-health-endpoints.png" id="114" name="Picture"/>
+                    <pic:cNvPr descr="capturas/installation-09-response-of-the-health-endpoints.png" id="106" name="Picture"/>
                     <pic:cNvPicPr>
                       <a:picLocks noChangeArrowheads="1" noChangeAspect="1"/>
                     </pic:cNvPicPr>
                   </pic:nvPicPr>
                   <pic:blipFill>
-                    <a:blip r:embed="rId112"/>
+                    <a:blip r:embed="rId104"/>
                     <a:stretch>
                       <a:fillRect/>
                     </a:stretch>
@@ -15982,8 +18211,8 @@
         </w:drawing>
       </w:r>
     </w:p>
-    <w:bookmarkEnd w:id="115"/>
-    <w:bookmarkStart w:id="116" w:name="X291c594b141740efd43701f4ff4ea5d13a4a4fa"/>
+    <w:bookmarkEnd w:id="107"/>
+    <w:bookmarkStart w:id="108" w:name="X291c594b141740efd43701f4ff4ea5d13a4a4fa"/>
     <w:p>
       <w:pPr>
         <w:pStyle w:val="Heading3"/>
@@ -16177,8 +18406,8 @@
         <w:t xml:space="preserve">) and check that the data remains.</w:t>
       </w:r>
     </w:p>
-    <w:bookmarkEnd w:id="116"/>
-    <w:bookmarkStart w:id="120" w:name="X9d94d12cbfc3f9ae7533498d77b6aea0e921cb8"/>
+    <w:bookmarkEnd w:id="108"/>
+    <w:bookmarkStart w:id="112" w:name="X9d94d12cbfc3f9ae7533498d77b6aea0e921cb8"/>
     <w:p>
       <w:pPr>
         <w:pStyle w:val="Heading3"/>
@@ -16363,18 +18592,18 @@
           <wp:inline>
             <wp:extent cx="5334000" cy="1972339"/>
             <wp:effectExtent b="0" l="0" r="0" t="0"/>
-            <wp:docPr descr="Session Records" title="" id="118" name="Picture"/>
+            <wp:docPr descr="Session Records" title="" id="110" name="Picture"/>
             <a:graphic>
               <a:graphicData uri="http://schemas.openxmlformats.org/drawingml/2006/picture">
                 <pic:pic>
                   <pic:nvPicPr>
-                    <pic:cNvPr descr="capturas/installation-10-session-records.png" id="119" name="Picture"/>
+                    <pic:cNvPr descr="capturas/installation-10-session-records.png" id="111" name="Picture"/>
                     <pic:cNvPicPr>
                       <a:picLocks noChangeArrowheads="1" noChangeAspect="1"/>
                     </pic:cNvPicPr>
                   </pic:nvPicPr>
                   <pic:blipFill>
-                    <a:blip r:embed="rId117"/>
+                    <a:blip r:embed="rId109"/>
                     <a:stretch>
                       <a:fillRect/>
                     </a:stretch>
@@ -16401,9 +18630,9 @@
         </w:drawing>
       </w:r>
     </w:p>
-    <w:bookmarkEnd w:id="120"/>
-    <w:bookmarkEnd w:id="121"/>
-    <w:bookmarkStart w:id="122" w:name="X23459bfbe87cc71f244b73af936149dbb1c6263"/>
+    <w:bookmarkEnd w:id="112"/>
+    <w:bookmarkEnd w:id="113"/>
+    <w:bookmarkStart w:id="114" w:name="X23459bfbe87cc71f244b73af936149dbb1c6263"/>
     <w:p>
       <w:pPr>
         <w:pStyle w:val="Heading2"/>
@@ -17714,8 +19943,8 @@
         <w:t xml:space="preserve">Prepared by the authors from the infrastructure repository, the runbooks of the services, and the technical backlog.</w:t>
       </w:r>
     </w:p>
-    <w:bookmarkEnd w:id="122"/>
-    <w:bookmarkStart w:id="123" w:name="X6cb5874b4dca1f069fcc4e14c2e778616fd467e"/>
+    <w:bookmarkEnd w:id="114"/>
+    <w:bookmarkStart w:id="115" w:name="X6cb5874b4dca1f069fcc4e14c2e778616fd467e"/>
     <w:p>
       <w:pPr>
         <w:pStyle w:val="Heading2"/>
@@ -18208,8 +20437,8 @@
         <w:t xml:space="preserve">Prepared by the authors from the project documentation.</w:t>
       </w:r>
     </w:p>
-    <w:bookmarkEnd w:id="123"/>
-    <w:bookmarkStart w:id="126" w:name="references"/>
+    <w:bookmarkEnd w:id="115"/>
+    <w:bookmarkStart w:id="118" w:name="references"/>
     <w:p>
       <w:pPr>
         <w:pStyle w:val="Heading2"/>
@@ -18265,7 +20494,7 @@
       <w:r>
         <w:t xml:space="preserve"> </w:t>
       </w:r>
-      <w:hyperlink r:id="rId124">
+      <w:hyperlink r:id="rId116">
         <w:r>
           <w:rPr>
             <w:rStyle w:val="Hyperlink"/>
@@ -18324,7 +20553,7 @@
       <w:r>
         <w:t xml:space="preserve"> </w:t>
       </w:r>
-      <w:hyperlink r:id="rId46">
+      <w:hyperlink r:id="rId35">
         <w:r>
           <w:rPr>
             <w:rStyle w:val="Hyperlink"/>
@@ -18359,7 +20588,7 @@
       <w:r>
         <w:t xml:space="preserve"> </w:t>
       </w:r>
-      <w:hyperlink r:id="rId36">
+      <w:hyperlink r:id="rId25">
         <w:r>
           <w:rPr>
             <w:rStyle w:val="Hyperlink"/>
@@ -18391,7 +20620,7 @@
       <w:r>
         <w:t xml:space="preserve"> </w:t>
       </w:r>
-      <w:hyperlink r:id="rId125">
+      <w:hyperlink r:id="rId117">
         <w:r>
           <w:rPr>
             <w:rStyle w:val="Hyperlink"/>
@@ -18400,8 +20629,8 @@
         </w:r>
       </w:hyperlink>
     </w:p>
-    <w:bookmarkEnd w:id="126"/>
-    <w:bookmarkStart w:id="132" w:name="X3ebececf266e1d58a5da7182dd2ea53c277ac9c"/>
+    <w:bookmarkEnd w:id="118"/>
+    <w:bookmarkStart w:id="124" w:name="X3ebececf266e1d58a5da7182dd2ea53c277ac9c"/>
     <w:p>
       <w:pPr>
         <w:pStyle w:val="Heading2"/>
@@ -18410,7 +20639,7 @@
         <w:t xml:space="preserve">19. Annexes</w:t>
       </w:r>
     </w:p>
-    <w:bookmarkStart w:id="127" w:name="annex-a-source-of-the-screenshots"/>
+    <w:bookmarkStart w:id="119" w:name="annex-a-source-of-the-screenshots"/>
     <w:p>
       <w:pPr>
         <w:pStyle w:val="Heading3"/>
@@ -18456,8 +20685,8 @@
         <w:t xml:space="preserve">file are never shown.</w:t>
       </w:r>
     </w:p>
-    <w:bookmarkEnd w:id="127"/>
-    <w:bookmarkStart w:id="128" w:name="X719a53e5da98359ae1512a7bf320875fef9c36a"/>
+    <w:bookmarkEnd w:id="119"/>
+    <w:bookmarkStart w:id="120" w:name="X719a53e5da98359ae1512a7bf320875fef9c36a"/>
     <w:p>
       <w:pPr>
         <w:pStyle w:val="Heading3"/>
@@ -18593,6 +20822,9 @@
               <w:pStyle w:val="Compact"/>
             </w:pPr>
             <w:r>
+              <w:t xml:space="preserve">Resolved on October 22, 2026: the nine of them (</w:t>
+            </w:r>
+            <w:r>
               <w:rPr>
                 <w:i/>
                 <w:iCs/>
@@ -18626,10 +20858,7 @@
               <w:t xml:space="preserve">FOLLOW_UP_*</w:t>
             </w:r>
             <w:r>
-              <w:t xml:space="preserve"> </w:t>
-            </w:r>
-            <w:r>
-              <w:t xml:space="preserve">are not in</w:t>
+              <w:t xml:space="preserve">) are in</w:t>
             </w:r>
             <w:r>
               <w:t xml:space="preserve"> </w:t>
@@ -18645,7 +20874,7 @@
               <w:t xml:space="preserve"> </w:t>
             </w:r>
             <w:r>
-              <w:t xml:space="preserve">or in</w:t>
+              <w:t xml:space="preserve">and</w:t>
             </w:r>
             <w:r>
               <w:t xml:space="preserve"> </w:t>
@@ -18661,7 +20890,7 @@
               <w:t xml:space="preserve"> </w:t>
             </w:r>
             <w:r>
-              <w:t xml:space="preserve">(action ACO-14).</w:t>
+              <w:t xml:space="preserve">(action ACO-14, closed).</w:t>
             </w:r>
           </w:p>
         </w:tc>
@@ -18673,6 +20902,231 @@
             </w:pPr>
             <w:r>
               <w:t xml:space="preserve">10.2</w:t>
+            </w:r>
+          </w:p>
+        </w:tc>
+      </w:tr>
+      <w:tr>
+        <w:tc>
+          <w:tcPr/>
+          <w:p>
+            <w:pPr>
+              <w:pStyle w:val="Compact"/>
+            </w:pPr>
+            <w:r>
+              <w:t xml:space="preserve">Variables of October 24, 2026</w:t>
+            </w:r>
+          </w:p>
+        </w:tc>
+        <w:tc>
+          <w:tcPr/>
+          <w:p>
+            <w:pPr>
+              <w:pStyle w:val="Compact"/>
+            </w:pPr>
+            <w:r>
+              <w:rPr>
+                <w:i/>
+                <w:iCs/>
+              </w:rPr>
+              <w:t xml:space="preserve">AUTH_RATE_LIMIT_*</w:t>
+            </w:r>
+            <w:r>
+              <w:t xml:space="preserve">,</w:t>
+            </w:r>
+            <w:r>
+              <w:t xml:space="preserve"> </w:t>
+            </w:r>
+            <w:r>
+              <w:rPr>
+                <w:i/>
+                <w:iCs/>
+              </w:rPr>
+              <w:t xml:space="preserve">TRUSTED_PROXIES</w:t>
+            </w:r>
+            <w:r>
+              <w:t xml:space="preserve">,</w:t>
+            </w:r>
+            <w:r>
+              <w:t xml:space="preserve"> </w:t>
+            </w:r>
+            <w:r>
+              <w:rPr>
+                <w:i/>
+                <w:iCs/>
+              </w:rPr>
+              <w:t xml:space="preserve">ROUTE_*_TIMEOUT</w:t>
+            </w:r>
+            <w:r>
+              <w:t xml:space="preserve">, and</w:t>
+            </w:r>
+            <w:r>
+              <w:t xml:space="preserve"> </w:t>
+            </w:r>
+            <w:r>
+              <w:rPr>
+                <w:i/>
+                <w:iCs/>
+              </w:rPr>
+              <w:t xml:space="preserve">START_LATE_LIMIT</w:t>
+            </w:r>
+            <w:r>
+              <w:t xml:space="preserve"> </w:t>
+            </w:r>
+            <w:r>
+              <w:t xml:space="preserve">have a default value but are not yet in</w:t>
+            </w:r>
+            <w:r>
+              <w:t xml:space="preserve"> </w:t>
+            </w:r>
+            <w:r>
+              <w:rPr>
+                <w:i/>
+                <w:iCs/>
+              </w:rPr>
+              <w:t xml:space="preserve">.env.example</w:t>
+            </w:r>
+            <w:r>
+              <w:t xml:space="preserve"> </w:t>
+            </w:r>
+            <w:r>
+              <w:t xml:space="preserve">or the compose file (ACO-40).</w:t>
+            </w:r>
+          </w:p>
+        </w:tc>
+        <w:tc>
+          <w:tcPr/>
+          <w:p>
+            <w:pPr>
+              <w:pStyle w:val="Compact"/>
+            </w:pPr>
+            <w:r>
+              <w:t xml:space="preserve">10.2</w:t>
+            </w:r>
+          </w:p>
+        </w:tc>
+      </w:tr>
+      <w:tr>
+        <w:tc>
+          <w:tcPr/>
+          <w:p>
+            <w:pPr>
+              <w:pStyle w:val="Compact"/>
+            </w:pPr>
+            <w:r>
+              <w:t xml:space="preserve">Published web</w:t>
+            </w:r>
+          </w:p>
+        </w:tc>
+        <w:tc>
+          <w:tcPr/>
+          <w:p>
+            <w:pPr>
+              <w:pStyle w:val="Compact"/>
+            </w:pPr>
+            <w:r>
+              <w:t xml:space="preserve">Since October 24, 2026 the web image runs nginx without</w:t>
+            </w:r>
+            <w:r>
+              <w:t xml:space="preserve"> </w:t>
+            </w:r>
+            <w:r>
+              <w:rPr>
+                <w:i/>
+                <w:iCs/>
+              </w:rPr>
+              <w:t xml:space="preserve">root</w:t>
+            </w:r>
+            <w:r>
+              <w:t xml:space="preserve"> </w:t>
+            </w:r>
+            <w:r>
+              <w:t xml:space="preserve">on port 8080 (formerly 80); Caddy points to</w:t>
+            </w:r>
+            <w:r>
+              <w:t xml:space="preserve"> </w:t>
+            </w:r>
+            <w:r>
+              <w:rPr>
+                <w:i/>
+                <w:iCs/>
+              </w:rPr>
+              <w:t xml:space="preserve">web:8080</w:t>
+            </w:r>
+            <w:r>
+              <w:t xml:space="preserve">. Nothing changes locally:</w:t>
+            </w:r>
+            <w:r>
+              <w:t xml:space="preserve"> </w:t>
+            </w:r>
+            <w:r>
+              <w:rPr>
+                <w:i/>
+                <w:iCs/>
+              </w:rPr>
+              <w:t xml:space="preserve">ng serve</w:t>
+            </w:r>
+            <w:r>
+              <w:t xml:space="preserve"> </w:t>
+            </w:r>
+            <w:r>
+              <w:t xml:space="preserve">stays on 4200.</w:t>
+            </w:r>
+          </w:p>
+        </w:tc>
+        <w:tc>
+          <w:tcPr/>
+          <w:p>
+            <w:pPr>
+              <w:pStyle w:val="Compact"/>
+            </w:pPr>
+            <w:r>
+              <w:t xml:space="preserve">9</w:t>
+            </w:r>
+          </w:p>
+        </w:tc>
+      </w:tr>
+      <w:tr>
+        <w:tc>
+          <w:tcPr/>
+          <w:p>
+            <w:pPr>
+              <w:pStyle w:val="Compact"/>
+            </w:pPr>
+            <w:r>
+              <w:t xml:space="preserve">Global database script</w:t>
+            </w:r>
+          </w:p>
+        </w:tc>
+        <w:tc>
+          <w:tcPr/>
+          <w:p>
+            <w:pPr>
+              <w:pStyle w:val="Compact"/>
+            </w:pPr>
+            <w:r>
+              <w:rPr>
+                <w:i/>
+                <w:iCs/>
+              </w:rPr>
+              <w:t xml:space="preserve">lavarapido-6-services-sqlserver.sql</w:t>
+            </w:r>
+            <w:r>
+              <w:t xml:space="preserve"> </w:t>
+            </w:r>
+            <w:r>
+              <w:t xml:space="preserve">is not versioned; the database is only created with Liquibase.</w:t>
+            </w:r>
+          </w:p>
+        </w:tc>
+        <w:tc>
+          <w:tcPr/>
+          <w:p>
+            <w:pPr>
+              <w:pStyle w:val="Compact"/>
+            </w:pPr>
+            <w:r>
+              <w:t xml:space="preserve">11.3</w:t>
             </w:r>
           </w:p>
         </w:tc>
@@ -18696,8 +21150,8 @@
         <w:t xml:space="preserve">Prepared by the authors from the verification of the repositories and the technical backlog.</w:t>
       </w:r>
     </w:p>
-    <w:bookmarkEnd w:id="128"/>
-    <w:bookmarkStart w:id="129" w:name="annex-c-summary-of-installation-commands"/>
+    <w:bookmarkEnd w:id="120"/>
+    <w:bookmarkStart w:id="121" w:name="annex-c-summary-of-installation-commands"/>
     <w:p>
       <w:pPr>
         <w:pStyle w:val="Heading3"/>
@@ -19098,8 +21552,8 @@
         <w:t xml:space="preserve"> http://localhost:8080/actuator/health</w:t>
       </w:r>
     </w:p>
-    <w:bookmarkEnd w:id="129"/>
-    <w:bookmarkStart w:id="130" w:name="X00561215e6a4ce81d9ecc8ae07d18b616395770"/>
+    <w:bookmarkEnd w:id="121"/>
+    <w:bookmarkStart w:id="122" w:name="X00561215e6a4ce81d9ecc8ae07d18b616395770"/>
     <w:p>
       <w:pPr>
         <w:pStyle w:val="Heading3"/>
@@ -19404,8 +21858,8 @@
         <w:t xml:space="preserve">Prepared by the authors from the security policy of the project.</w:t>
       </w:r>
     </w:p>
-    <w:bookmarkEnd w:id="130"/>
-    <w:bookmarkStart w:id="131" w:name="annex-e-delivery-checklist"/>
+    <w:bookmarkEnd w:id="122"/>
+    <w:bookmarkStart w:id="123" w:name="annex-e-delivery-checklist"/>
     <w:p>
       <w:pPr>
         <w:pStyle w:val="Heading3"/>
@@ -19710,9 +22164,9 @@
         <w:t xml:space="preserve">Adapted from the checklist of the guide for writing software manuals (SENA, 2026).</w:t>
       </w:r>
     </w:p>
-    <w:bookmarkEnd w:id="131"/>
-    <w:bookmarkEnd w:id="132"/>
-    <w:bookmarkEnd w:id="133"/>
+    <w:bookmarkEnd w:id="123"/>
+    <w:bookmarkEnd w:id="124"/>
+    <w:bookmarkEnd w:id="125"/>
     <w:sectPr>
       <w:footnotePr>
         <w:numRestart w:val="eachSect"/>

--- a/09_MANUALES/EN/WORD/09_Installation_Manual.docx
+++ b/09_MANUALES/EN/WORD/09_Installation_Manual.docx
@@ -64,7 +64,7 @@
         <w:pStyle w:val="BodyText"/>
       </w:pPr>
       <w:r>
-        <w:t xml:space="preserve">October 26, 2026</w:t>
+        <w:t xml:space="preserve">October 27, 2026</w:t>
       </w:r>
     </w:p>
     <w:p>
@@ -72,7 +72,7 @@
         <w:pStyle w:val="BodyText"/>
       </w:pPr>
       <w:r>
-        <w:t xml:space="preserve">Manual Type: Installation Manual (Infrastructure and DevOps Staff) · Version 4.9</w:t>
+        <w:t xml:space="preserve">Manual Type: Installation Manual (Infrastructure and DevOps Staff) · Version 4.10</w:t>
       </w:r>
     </w:p>
     <w:bookmarkStart w:id="9" w:name="version-control"/>
@@ -1378,6 +1378,100 @@
             </w:r>
             <w:r>
               <w:t xml:space="preserve">(web, mobile app, payment-service, and infra) of October 26, 2026, and recommended tag for an evaluation installation (8.1).</w:t>
+            </w:r>
+          </w:p>
+        </w:tc>
+        <w:tc>
+          <w:tcPr/>
+          <w:p>
+            <w:pPr>
+              <w:pStyle w:val="Compact"/>
+            </w:pPr>
+            <w:r>
+              <w:t xml:space="preserve">Development team</w:t>
+            </w:r>
+          </w:p>
+        </w:tc>
+      </w:tr>
+      <w:tr>
+        <w:tc>
+          <w:tcPr/>
+          <w:p>
+            <w:pPr>
+              <w:pStyle w:val="Compact"/>
+            </w:pPr>
+            <w:r>
+              <w:t xml:space="preserve">4.10</w:t>
+            </w:r>
+          </w:p>
+        </w:tc>
+        <w:tc>
+          <w:tcPr/>
+          <w:p>
+            <w:pPr>
+              <w:pStyle w:val="Compact"/>
+            </w:pPr>
+            <w:r>
+              <w:t xml:space="preserve">2026-10-27</w:t>
+            </w:r>
+          </w:p>
+        </w:tc>
+        <w:tc>
+          <w:tcPr/>
+          <w:p>
+            <w:pPr>
+              <w:pStyle w:val="Compact"/>
+            </w:pPr>
+            <w:r>
+              <w:t xml:space="preserve">Versions</w:t>
+            </w:r>
+            <w:r>
+              <w:t xml:space="preserve"> </w:t>
+            </w:r>
+            <w:r>
+              <w:rPr>
+                <w:i/>
+                <w:iCs/>
+              </w:rPr>
+              <w:t xml:space="preserve">v1.1.1</w:t>
+            </w:r>
+            <w:r>
+              <w:t xml:space="preserve"> </w:t>
+            </w:r>
+            <w:r>
+              <w:t xml:space="preserve">(customer and booking) and</w:t>
+            </w:r>
+            <w:r>
+              <w:t xml:space="preserve"> </w:t>
+            </w:r>
+            <w:r>
+              <w:rPr>
+                <w:i/>
+                <w:iCs/>
+              </w:rPr>
+              <w:t xml:space="preserve">v1.1.2</w:t>
+            </w:r>
+            <w:r>
+              <w:t xml:space="preserve"> </w:t>
+            </w:r>
+            <w:r>
+              <w:t xml:space="preserve">(web, mobile app, payment-service, and infra) of October 27, 2026 and tags to use (8.1); 58 tables (11.1, 11.5, and checklist);</w:t>
+            </w:r>
+            <w:r>
+              <w:t xml:space="preserve"> </w:t>
+            </w:r>
+            <w:r>
+              <w:rPr>
+                <w:i/>
+                <w:iCs/>
+              </w:rPr>
+              <w:t xml:space="preserve">operations-service.booking-confirmed</w:t>
+            </w:r>
+            <w:r>
+              <w:t xml:space="preserve"> </w:t>
+            </w:r>
+            <w:r>
+              <w:t xml:space="preserve">queue in the RabbitMQ topology (12.5).</w:t>
             </w:r>
           </w:p>
         </w:tc>
@@ -5674,7 +5768,10 @@
         <w:t xml:space="preserve"> </w:t>
       </w:r>
       <w:r>
-        <w:t xml:space="preserve">in the web, the mobile app, payment-service, and infra. For an evaluation installation, use the most recent tag of each repository (</w:t>
+        <w:t xml:space="preserve">in the web, the mobile app, payment-service, and infra. On October 27, 2026</w:t>
+      </w:r>
+      <w:r>
+        <w:t xml:space="preserve"> </w:t>
       </w:r>
       <w:r>
         <w:rPr>
@@ -5687,7 +5784,55 @@
         <w:t xml:space="preserve"> </w:t>
       </w:r>
       <w:r>
-        <w:t xml:space="preserve">where it exists and</w:t>
+        <w:t xml:space="preserve">shipped in customer-service and booking-service and</w:t>
+      </w:r>
+      <w:r>
+        <w:t xml:space="preserve"> </w:t>
+      </w:r>
+      <w:r>
+        <w:rPr>
+          <w:i/>
+          <w:iCs/>
+        </w:rPr>
+        <w:t xml:space="preserve">v1.1.2</w:t>
+      </w:r>
+      <w:r>
+        <w:t xml:space="preserve"> </w:t>
+      </w:r>
+      <w:r>
+        <w:t xml:space="preserve">in the web, the mobile app, payment-service, and infra. For an evaluation installation, use the most recent tag of each repository:</w:t>
+      </w:r>
+      <w:r>
+        <w:t xml:space="preserve"> </w:t>
+      </w:r>
+      <w:r>
+        <w:rPr>
+          <w:i/>
+          <w:iCs/>
+        </w:rPr>
+        <w:t xml:space="preserve">v1.1.2</w:t>
+      </w:r>
+      <w:r>
+        <w:t xml:space="preserve"> </w:t>
+      </w:r>
+      <w:r>
+        <w:t xml:space="preserve">in the web, the mobile app, payment-service, and infra;</w:t>
+      </w:r>
+      <w:r>
+        <w:t xml:space="preserve"> </w:t>
+      </w:r>
+      <w:r>
+        <w:rPr>
+          <w:i/>
+          <w:iCs/>
+        </w:rPr>
+        <w:t xml:space="preserve">v1.1.1</w:t>
+      </w:r>
+      <w:r>
+        <w:t xml:space="preserve"> </w:t>
+      </w:r>
+      <w:r>
+        <w:t xml:space="preserve">in customer-service and booking-service; and</w:t>
       </w:r>
       <w:r>
         <w:t xml:space="preserve"> </w:t>
@@ -5703,7 +5848,20 @@
         <w:t xml:space="preserve"> </w:t>
       </w:r>
       <w:r>
-        <w:t xml:space="preserve">in the others), or</w:t>
+        <w:t xml:space="preserve">in the API Gateway, security-service, operations-service, and notification-service. Each one is the tip of</w:t>
+      </w:r>
+      <w:r>
+        <w:t xml:space="preserve"> </w:t>
+      </w:r>
+      <w:r>
+        <w:rPr>
+          <w:i/>
+          <w:iCs/>
+        </w:rPr>
+        <w:t xml:space="preserve">main</w:t>
+      </w:r>
+      <w:r>
+        <w:t xml:space="preserve">, which is protected in the 10 repositories and is what the public server runs;</w:t>
       </w:r>
       <w:r>
         <w:t xml:space="preserve"> </w:t>
@@ -5719,7 +5877,7 @@
         <w:t xml:space="preserve"> </w:t>
       </w:r>
       <w:r>
-        <w:t xml:space="preserve">in all of them to see the latest.</w:t>
+        <w:t xml:space="preserve">has the latest work not yet released in a version.</w:t>
       </w:r>
     </w:p>
     <w:p>
@@ -10495,7 +10653,7 @@
         <w:t xml:space="preserve"> </w:t>
       </w:r>
       <w:r>
-        <w:t xml:space="preserve">(57 tables). Each service owns its schemas and migrates only them with Liquibase, with its own control tables</w:t>
+        <w:t xml:space="preserve">(58 tables). Each service owns its schemas and migrates only them with Liquibase, with its own control tables</w:t>
       </w:r>
       <w:r>
         <w:t xml:space="preserve"> </w:t>
@@ -12343,7 +12501,7 @@
         <w:rPr>
           <w:rStyle w:val="CommentTok"/>
         </w:rPr>
-        <w:t xml:space="preserve">-- 1) Tables per schema (57 in total when all the services have started)</w:t>
+        <w:t xml:space="preserve">-- 1) Tables per schema (58 in total when all the services have started)</w:t>
       </w:r>
       <w:r>
         <w:br/>
@@ -14588,10 +14746,7 @@
         <w:t xml:space="preserve">customer-service.events</w:t>
       </w:r>
       <w:r>
-        <w:t xml:space="preserve"> </w:t>
-      </w:r>
-      <w:r>
-        <w:t xml:space="preserve">and</w:t>
+        <w:t xml:space="preserve">,</w:t>
       </w:r>
       <w:r>
         <w:t xml:space="preserve"> </w:t>
@@ -14604,7 +14759,49 @@
         <w:t xml:space="preserve">notification-service.events</w:t>
       </w:r>
       <w:r>
-        <w:t xml:space="preserve">; and their dead-letter queues (</w:t>
+        <w:t xml:space="preserve">, and</w:t>
+      </w:r>
+      <w:r>
+        <w:t xml:space="preserve"> </w:t>
+      </w:r>
+      <w:r>
+        <w:rPr>
+          <w:i/>
+          <w:iCs/>
+        </w:rPr>
+        <w:t xml:space="preserve">operations-service.booking-confirmed</w:t>
+      </w:r>
+      <w:r>
+        <w:t xml:space="preserve"> </w:t>
+      </w:r>
+      <w:r>
+        <w:t xml:space="preserve">(only</w:t>
+      </w:r>
+      <w:r>
+        <w:t xml:space="preserve"> </w:t>
+      </w:r>
+      <w:r>
+        <w:rPr>
+          <w:i/>
+          <w:iCs/>
+        </w:rPr>
+        <w:t xml:space="preserve">booking.confirmed</w:t>
+      </w:r>
+      <w:r>
+        <w:t xml:space="preserve">; it replaced the old</w:t>
+      </w:r>
+      <w:r>
+        <w:t xml:space="preserve"> </w:t>
+      </w:r>
+      <w:r>
+        <w:rPr>
+          <w:i/>
+          <w:iCs/>
+        </w:rPr>
+        <w:t xml:space="preserve">operations-service.events</w:t>
+      </w:r>
+      <w:r>
+        <w:t xml:space="preserve">, which operations-service empties and deletes at start-up); and their dead-letter queues (</w:t>
       </w:r>
       <w:r>
         <w:rPr>
@@ -14614,7 +14811,23 @@
         <w:t xml:space="preserve">.dlq</w:t>
       </w:r>
       <w:r>
-        <w:t xml:space="preserve">), to which a message moves after three failed retries. Since October 26, 2026 booking-service also consumes: it creates the</w:t>
+        <w:t xml:space="preserve">, through the</w:t>
+      </w:r>
+      <w:r>
+        <w:t xml:space="preserve"> </w:t>
+      </w:r>
+      <w:r>
+        <w:rPr>
+          <w:i/>
+          <w:iCs/>
+        </w:rPr>
+        <w:t xml:space="preserve">carwash.events.dlx</w:t>
+      </w:r>
+      <w:r>
+        <w:t xml:space="preserve"> </w:t>
+      </w:r>
+      <w:r>
+        <w:t xml:space="preserve">exchange), to which a message moves after three failed retries. Since October 26, 2026 booking-service also consumes: it creates the</w:t>
       </w:r>
       <w:r>
         <w:t xml:space="preserve"> </w:t>
@@ -17075,7 +17288,7 @@
               <w:pStyle w:val="Compact"/>
             </w:pPr>
             <w:r>
-              <w:t xml:space="preserve">The 57 tables in the nine schemas (section 11.5).</w:t>
+              <w:t xml:space="preserve">The 58 tables in the nine schemas (section 11.5).</w:t>
             </w:r>
           </w:p>
         </w:tc>

--- a/09_MANUALES/EN/WORD/09_Installation_Manual.docx
+++ b/09_MANUALES/EN/WORD/09_Installation_Manual.docx
@@ -72,7 +72,7 @@
         <w:pStyle w:val="BodyText"/>
       </w:pPr>
       <w:r>
-        <w:t xml:space="preserve">Manual Type: Installation Manual (Infrastructure and DevOps Staff) · Version 4.10</w:t>
+        <w:t xml:space="preserve">Manual Type: Installation Manual (Infrastructure and DevOps Staff) · Version 4.11</w:t>
       </w:r>
     </w:p>
     <w:bookmarkStart w:id="9" w:name="version-control"/>
@@ -1472,6 +1472,100 @@
             </w:r>
             <w:r>
               <w:t xml:space="preserve">queue in the RabbitMQ topology (12.5).</w:t>
+            </w:r>
+          </w:p>
+        </w:tc>
+        <w:tc>
+          <w:tcPr/>
+          <w:p>
+            <w:pPr>
+              <w:pStyle w:val="Compact"/>
+            </w:pPr>
+            <w:r>
+              <w:t xml:space="preserve">Development team</w:t>
+            </w:r>
+          </w:p>
+        </w:tc>
+      </w:tr>
+      <w:tr>
+        <w:tc>
+          <w:tcPr/>
+          <w:p>
+            <w:pPr>
+              <w:pStyle w:val="Compact"/>
+            </w:pPr>
+            <w:r>
+              <w:t xml:space="preserve">4.11</w:t>
+            </w:r>
+          </w:p>
+        </w:tc>
+        <w:tc>
+          <w:tcPr/>
+          <w:p>
+            <w:pPr>
+              <w:pStyle w:val="Compact"/>
+            </w:pPr>
+            <w:r>
+              <w:t xml:space="preserve">2026-10-27</w:t>
+            </w:r>
+          </w:p>
+        </w:tc>
+        <w:tc>
+          <w:tcPr/>
+          <w:p>
+            <w:pPr>
+              <w:pStyle w:val="Compact"/>
+            </w:pPr>
+            <w:r>
+              <w:t xml:space="preserve">payment-service</w:t>
+            </w:r>
+            <w:r>
+              <w:t xml:space="preserve"> </w:t>
+            </w:r>
+            <w:r>
+              <w:rPr>
+                <w:i/>
+                <w:iCs/>
+              </w:rPr>
+              <w:t xml:space="preserve">v1.1.3</w:t>
+            </w:r>
+            <w:r>
+              <w:t xml:space="preserve"> </w:t>
+            </w:r>
+            <w:r>
+              <w:t xml:space="preserve">(approved, pending publication):</w:t>
+            </w:r>
+            <w:r>
+              <w:t xml:space="preserve"> </w:t>
+            </w:r>
+            <w:r>
+              <w:rPr>
+                <w:i/>
+                <w:iCs/>
+              </w:rPr>
+              <w:t xml:space="preserve">DB_PASSWORD</w:t>
+            </w:r>
+            <w:r>
+              <w:t xml:space="preserve"> </w:t>
+            </w:r>
+            <w:r>
+              <w:t xml:space="preserve">required, RabbitMQ credentials required against a remote RabbitMQ, and local test database</w:t>
+            </w:r>
+            <w:r>
+              <w:t xml:space="preserve"> </w:t>
+            </w:r>
+            <w:r>
+              <w:rPr>
+                <w:i/>
+                <w:iCs/>
+              </w:rPr>
+              <w:t xml:space="preserve">LavaRapidoPaymentIT</w:t>
+            </w:r>
+            <w:r>
+              <w:t xml:space="preserve"> </w:t>
+            </w:r>
+            <w:r>
+              <w:t xml:space="preserve">with SQL Server 2022 (variables and payment section).</w:t>
             </w:r>
           </w:p>
         </w:tc>
@@ -7417,7 +7511,23 @@
               <w:t xml:space="preserve"> </w:t>
             </w:r>
             <w:r>
-              <w:t xml:space="preserve">account. Required; at least 8 characters with uppercase, lowercase, number, and symbol, or SQL Server does not start.</w:t>
+              <w:t xml:space="preserve">account. Required; at least 8 characters with uppercase, lowercase, number, and symbol, or SQL Server does not start. With</w:t>
+            </w:r>
+            <w:r>
+              <w:t xml:space="preserve"> </w:t>
+            </w:r>
+            <w:r>
+              <w:rPr>
+                <w:i/>
+                <w:iCs/>
+              </w:rPr>
+              <w:t xml:space="preserve">v1.1.3</w:t>
+            </w:r>
+            <w:r>
+              <w:t xml:space="preserve"> </w:t>
+            </w:r>
+            <w:r>
+              <w:t xml:space="preserve">payment-service does not start without it either.</w:t>
             </w:r>
           </w:p>
         </w:tc>
@@ -8268,7 +8378,68 @@
               <w:pStyle w:val="Compact"/>
             </w:pPr>
             <w:r>
-              <w:t xml:space="preserve">localhost, 5672, guest, guest in the local environment.</w:t>
+              <w:t xml:space="preserve">localhost, 5672, guest, guest in the local environment. With</w:t>
+            </w:r>
+            <w:r>
+              <w:t xml:space="preserve"> </w:t>
+            </w:r>
+            <w:r>
+              <w:rPr>
+                <w:i/>
+                <w:iCs/>
+              </w:rPr>
+              <w:t xml:space="preserve">v1.1.3</w:t>
+            </w:r>
+            <w:r>
+              <w:t xml:space="preserve">, if</w:t>
+            </w:r>
+            <w:r>
+              <w:t xml:space="preserve"> </w:t>
+            </w:r>
+            <w:r>
+              <w:rPr>
+                <w:i/>
+                <w:iCs/>
+              </w:rPr>
+              <w:t xml:space="preserve">MESSAGING_ENABLED=true</w:t>
+            </w:r>
+            <w:r>
+              <w:t xml:space="preserve"> </w:t>
+            </w:r>
+            <w:r>
+              <w:t xml:space="preserve">and RabbitMQ is not on</w:t>
+            </w:r>
+            <w:r>
+              <w:t xml:space="preserve"> </w:t>
+            </w:r>
+            <w:r>
+              <w:rPr>
+                <w:i/>
+                <w:iCs/>
+              </w:rPr>
+              <w:t xml:space="preserve">localhost</w:t>
+            </w:r>
+            <w:r>
+              <w:t xml:space="preserve"> </w:t>
+            </w:r>
+            <w:r>
+              <w:t xml:space="preserve">(Docker or server), payment-service does not start without a username and password:</w:t>
+            </w:r>
+            <w:r>
+              <w:t xml:space="preserve"> </w:t>
+            </w:r>
+            <w:r>
+              <w:rPr>
+                <w:i/>
+                <w:iCs/>
+              </w:rPr>
+              <w:t xml:space="preserve">guest</w:t>
+            </w:r>
+            <w:r>
+              <w:t xml:space="preserve"> </w:t>
+            </w:r>
+            <w:r>
+              <w:t xml:space="preserve">is only accepted with a local RabbitMQ.</w:t>
             </w:r>
           </w:p>
         </w:tc>
@@ -14644,7 +14815,39 @@
         <w:t xml:space="preserve">JWT_SECRET</w:t>
       </w:r>
       <w:r>
-        <w:t xml:space="preserve">. It never creates its tables: they are created by the</w:t>
+        <w:t xml:space="preserve"> </w:t>
+      </w:r>
+      <w:r>
+        <w:t xml:space="preserve">(since</w:t>
+      </w:r>
+      <w:r>
+        <w:t xml:space="preserve"> </w:t>
+      </w:r>
+      <w:r>
+        <w:rPr>
+          <w:i/>
+          <w:iCs/>
+        </w:rPr>
+        <w:t xml:space="preserve">v1.1.3</w:t>
+      </w:r>
+      <w:r>
+        <w:t xml:space="preserve">, not without</w:t>
+      </w:r>
+      <w:r>
+        <w:t xml:space="preserve"> </w:t>
+      </w:r>
+      <w:r>
+        <w:rPr>
+          <w:i/>
+          <w:iCs/>
+        </w:rPr>
+        <w:t xml:space="preserve">DB_PASSWORD</w:t>
+      </w:r>
+      <w:r>
+        <w:t xml:space="preserve"> </w:t>
+      </w:r>
+      <w:r>
+        <w:t xml:space="preserve">either). It never creates its tables: they are created by the</w:t>
       </w:r>
       <w:r>
         <w:t xml:space="preserve"> </w:t>
@@ -14676,20 +14879,62 @@
         <w:t xml:space="preserve"> </w:t>
       </w:r>
       <w:r>
-        <w:t xml:space="preserve">(SQL Server on port 1434 with the database</w:t>
-      </w:r>
-      <w:r>
-        <w:t xml:space="preserve"> </w:t>
-      </w:r>
-      <w:r>
-        <w:rPr>
-          <w:i/>
-          <w:iCs/>
-        </w:rPr>
-        <w:t xml:space="preserve">lavado_vehicular</w:t>
-      </w:r>
-      <w:r>
-        <w:t xml:space="preserve">) only to test the migrations; it must not be used to run the system.</w:t>
+        <w:t xml:space="preserve">(since</w:t>
+      </w:r>
+      <w:r>
+        <w:t xml:space="preserve"> </w:t>
+      </w:r>
+      <w:r>
+        <w:rPr>
+          <w:i/>
+          <w:iCs/>
+        </w:rPr>
+        <w:t xml:space="preserve">v1.1.3</w:t>
+      </w:r>
+      <w:r>
+        <w:t xml:space="preserve">, SQL Server 2022 on port 1434 with the database</w:t>
+      </w:r>
+      <w:r>
+        <w:t xml:space="preserve"> </w:t>
+      </w:r>
+      <w:r>
+        <w:rPr>
+          <w:i/>
+          <w:iCs/>
+        </w:rPr>
+        <w:t xml:space="preserve">LavaRapidoPaymentIT</w:t>
+      </w:r>
+      <w:r>
+        <w:t xml:space="preserve">, the same as the CI "Pruebas de integración" job; its password is</w:t>
+      </w:r>
+      <w:r>
+        <w:t xml:space="preserve"> </w:t>
+      </w:r>
+      <w:r>
+        <w:rPr>
+          <w:i/>
+          <w:iCs/>
+        </w:rPr>
+        <w:t xml:space="preserve">MSSQL_SA_PASSWORD</w:t>
+      </w:r>
+      <w:r>
+        <w:t xml:space="preserve"> </w:t>
+      </w:r>
+      <w:r>
+        <w:t xml:space="preserve">in that repository's</w:t>
+      </w:r>
+      <w:r>
+        <w:t xml:space="preserve"> </w:t>
+      </w:r>
+      <w:r>
+        <w:rPr>
+          <w:i/>
+          <w:iCs/>
+        </w:rPr>
+        <w:t xml:space="preserve">.env</w:t>
+      </w:r>
+      <w:r>
+        <w:t xml:space="preserve">) only to test the migrations and the integration tests; it must not be used to run the system.</w:t>
       </w:r>
     </w:p>
     <w:bookmarkEnd w:id="81"/>
